--- a/Quanta, Actually - SERIES/The Quantum Conversation/manuscript_draft.docx
+++ b/Quanta, Actually - SERIES/The Quantum Conversation/manuscript_draft.docx
@@ -17,6 +17,24 @@
           <w:sz w:val="36"/>
           <w:szCs w:val="36"/>
         </w:rPr>
+        <w:t xml:space="preserve">Quanta, Actually</w:t>
+      </w:r>
+    </w:p>
+    <w:p>
+      <w:pPr>
+        <w:pStyle w:val="Heading1"/>
+        <w:spacing w:after="240" w:before="240"/>
+        <w:jc w:val="center"/>
+      </w:pPr>
+      <w:r>
+        <w:rPr>
+          <w:rFonts w:ascii="Amazon Ember" w:cs="Amazon Ember" w:eastAsia="Amazon Ember" w:hAnsi="Amazon Ember"/>
+          <w:b/>
+          <w:bCs/>
+          <w:color w:val="0000FF"/>
+          <w:sz w:val="36"/>
+          <w:szCs w:val="36"/>
+        </w:rPr>
         <w:t xml:space="preserve">The Quantum Conversation</w:t>
       </w:r>
     </w:p>
@@ -38,27 +56,45 @@
     </w:p>
     <w:p>
       <w:pPr>
-        <w:spacing w:after="260" w:line="360" w:lineRule="auto"/>
+        <w:spacing w:after="160" w:line="360" w:lineRule="auto"/>
         <w:jc w:val="center"/>
       </w:pPr>
       <w:r>
         <w:rPr>
-          <w:rFonts w:ascii="Cambria Math" w:cs="Cambria Math" w:eastAsia="Cambria Math" w:hAnsi="Cambria Math"/>
-          <w:i/>
-          <w:iCs/>
-          <w:sz w:val="24"/>
-          <w:szCs w:val="24"/>
-        </w:rPr>
-        <w:t xml:space="preserve">by Lothar J. Musiol</w:t>
-      </w:r>
-    </w:p>
-    <w:p>
-      <w:pPr>
-        <w:spacing w:after="260" w:line="360" w:lineRule="auto"/>
+          <w:rFonts w:ascii="Cambria" w:cs="Cambria" w:eastAsia="Cambria" w:hAnsi="Cambria"/>
+          <w:b/>
+          <w:bCs/>
+          <w:color w:val="4F81BD"/>
+          <w:sz w:val="26"/>
+          <w:szCs w:val="26"/>
+        </w:rPr>
+        <w:t xml:space="preserve">Volume 2 in the Quanta, Actually Series</w:t>
+      </w:r>
+    </w:p>
+    <w:p>
+      <w:pPr>
+        <w:spacing w:after="160" w:line="360" w:lineRule="auto"/>
         <w:jc w:val="center"/>
       </w:pPr>
       <w:r>
         <w:rPr>
+          <w:rFonts w:ascii="Cambria" w:cs="Cambria" w:eastAsia="Cambria" w:hAnsi="Cambria"/>
+          <w:b/>
+          <w:bCs/>
+          <w:color w:val="4F81BD"/>
+          <w:sz w:val="26"/>
+          <w:szCs w:val="26"/>
+        </w:rPr>
+        <w:t xml:space="preserve">Lothar J. Musiol</w:t>
+      </w:r>
+    </w:p>
+    <w:p>
+      <w:pPr>
+        <w:spacing w:after="260" w:line="360" w:lineRule="auto"/>
+        <w:jc w:val="center"/>
+      </w:pPr>
+      <w:r>
+        <w:rPr>
           <w:rFonts w:ascii="Cambria Math" w:cs="Cambria Math" w:eastAsia="Cambria Math" w:hAnsi="Cambria Math"/>
           <w:i/>
           <w:iCs/>
@@ -69,24 +105,69 @@
       </w:r>
     </w:p>
     <w:p>
-      <w:pPr>
-        <w:spacing w:after="260" w:line="360" w:lineRule="auto"/>
-        <w:jc w:val="center"/>
-      </w:pPr>
-      <w:r>
-        <w:rPr>
-          <w:rFonts w:ascii="Cambria Math" w:cs="Cambria Math" w:eastAsia="Cambria Math" w:hAnsi="Cambria Math"/>
-          <w:i/>
-          <w:iCs/>
-          <w:sz w:val="24"/>
-          <w:szCs w:val="24"/>
+      <w:r>
+        <w:br w:type="page"/>
+      </w:r>
+    </w:p>
+    <w:p>
+      <w:pPr>
+        <w:spacing w:after="120"/>
+        <w:jc w:val="left"/>
+      </w:pPr>
+      <w:r>
+        <w:rPr>
+          <w:rFonts w:ascii="Cambria" w:cs="Cambria" w:eastAsia="Cambria" w:hAnsi="Cambria"/>
+          <w:sz w:val="18"/>
+          <w:szCs w:val="18"/>
+        </w:rPr>
+        <w:t xml:space="preserve">Quanta, Actually</w:t>
+      </w:r>
+    </w:p>
+    <w:p>
+      <w:pPr>
+        <w:spacing w:after="120"/>
+        <w:jc w:val="left"/>
+      </w:pPr>
+      <w:r>
+        <w:rPr>
+          <w:rFonts w:ascii="Cambria" w:cs="Cambria" w:eastAsia="Cambria" w:hAnsi="Cambria"/>
+          <w:sz w:val="18"/>
+          <w:szCs w:val="18"/>
+        </w:rPr>
+        <w:t xml:space="preserve">The Quantum Conversation — Phase, Light, and the Hidden Architecture of Electromagnetism</w:t>
+      </w:r>
+    </w:p>
+    <w:p>
+      <w:pPr>
+        <w:spacing w:after="120"/>
+        <w:jc w:val="left"/>
+      </w:pPr>
+      <w:r>
+        <w:rPr>
+          <w:rFonts w:ascii="Cambria" w:cs="Cambria" w:eastAsia="Cambria" w:hAnsi="Cambria"/>
+          <w:sz w:val="18"/>
+          <w:szCs w:val="18"/>
         </w:rPr>
         <w:t xml:space="preserve">Copyright © 2026 Lothar J. Musiol. All rights reserved. First edition, 2026.</w:t>
       </w:r>
     </w:p>
     <w:p>
       <w:pPr>
-        <w:pStyle w:val="Heading2"/>
+        <w:spacing w:after="120"/>
+        <w:jc w:val="left"/>
+      </w:pPr>
+      <w:r>
+        <w:rPr>
+          <w:rFonts w:ascii="Cambria" w:cs="Cambria" w:eastAsia="Cambria" w:hAnsi="Cambria"/>
+          <w:sz w:val="18"/>
+          <w:szCs w:val="18"/>
+        </w:rPr>
+        <w:t xml:space="preserve">Quanta, Actually series, Volume 2</w:t>
+      </w:r>
+    </w:p>
+    <w:p>
+      <w:pPr>
+        <w:pStyle w:val="Heading1"/>
         <w:pageBreakBefore/>
         <w:spacing w:after="400" w:before="0"/>
         <w:jc w:val="center"/>
@@ -139,7 +220,7 @@
           <w:sz w:val="22"/>
           <w:szCs w:val="22"/>
         </w:rPr>
-        <w:t xml:space="preserve">5</w:t>
+        <w:t xml:space="preserve">7</w:t>
       </w:r>
     </w:p>
     <w:p>
@@ -178,7 +259,7 @@
           <w:sz w:val="22"/>
           <w:szCs w:val="22"/>
         </w:rPr>
-        <w:t xml:space="preserve">10</w:t>
+        <w:t xml:space="preserve">12</w:t>
       </w:r>
     </w:p>
     <w:p>
@@ -196,7 +277,7 @@
             <w:szCs w:val="24"/>
             <w:u w:val="single"/>
           </w:rPr>
-          <w:t xml:space="preserve">PART ONE — Phase, Not Force</w:t>
+          <w:t xml:space="preserve">Part One — Phase, Not Force</w:t>
         </w:r>
       </w:hyperlink>
       <w:r>
@@ -217,7 +298,7 @@
           <w:sz w:val="24"/>
           <w:szCs w:val="24"/>
         </w:rPr>
-        <w:t xml:space="preserve">14</w:t>
+        <w:t xml:space="preserve">16</w:t>
       </w:r>
     </w:p>
     <w:p>
@@ -236,7 +317,7 @@
             <w:szCs w:val="22"/>
             <w:u w:val="single"/>
           </w:rPr>
-          <w:t xml:space="preserve">1. The Invisible Interaction</w:t>
+          <w:t xml:space="preserve">Chapter 1: The Invisible Interaction</w:t>
         </w:r>
       </w:hyperlink>
       <w:r>
@@ -257,7 +338,7 @@
           <w:sz w:val="22"/>
           <w:szCs w:val="22"/>
         </w:rPr>
-        <w:t xml:space="preserve">18</w:t>
+        <w:t xml:space="preserve">20</w:t>
       </w:r>
     </w:p>
     <w:p>
@@ -276,7 +357,7 @@
             <w:szCs w:val="22"/>
             <w:u w:val="single"/>
           </w:rPr>
-          <w:t xml:space="preserve">2. The Phase of a Charged Particle</w:t>
+          <w:t xml:space="preserve">Chapter 2: The Phase of a Charged Particle</w:t>
         </w:r>
       </w:hyperlink>
       <w:r>
@@ -297,7 +378,7 @@
           <w:sz w:val="22"/>
           <w:szCs w:val="22"/>
         </w:rPr>
-        <w:t xml:space="preserve">19</w:t>
+        <w:t xml:space="preserve">21</w:t>
       </w:r>
     </w:p>
     <w:p>
@@ -316,7 +397,7 @@
             <w:szCs w:val="22"/>
             <w:u w:val="single"/>
           </w:rPr>
-          <w:t xml:space="preserve">3. The Loop</w:t>
+          <w:t xml:space="preserve">Chapter 3: The Loop</w:t>
         </w:r>
       </w:hyperlink>
       <w:r>
@@ -337,7 +418,7 @@
           <w:sz w:val="22"/>
           <w:szCs w:val="22"/>
         </w:rPr>
-        <w:t xml:space="preserve">25</w:t>
+        <w:t xml:space="preserve">27</w:t>
       </w:r>
     </w:p>
     <w:p>
@@ -356,7 +437,7 @@
             <w:szCs w:val="22"/>
             <w:u w:val="single"/>
           </w:rPr>
-          <w:t xml:space="preserve">4. Not Just Bookkeeping</w:t>
+          <w:t xml:space="preserve">Chapter 4: Not Just Bookkeeping</w:t>
         </w:r>
       </w:hyperlink>
       <w:r>
@@ -377,7 +458,7 @@
           <w:sz w:val="22"/>
           <w:szCs w:val="22"/>
         </w:rPr>
-        <w:t xml:space="preserve">30</w:t>
+        <w:t xml:space="preserve">32</w:t>
       </w:r>
     </w:p>
     <w:p>
@@ -395,7 +476,7 @@
             <w:szCs w:val="24"/>
             <w:u w:val="single"/>
           </w:rPr>
-          <w:t xml:space="preserve">PART TWO — When Many Become One</w:t>
+          <w:t xml:space="preserve">Part Two — When Many Become One</w:t>
         </w:r>
       </w:hyperlink>
       <w:r>
@@ -416,7 +497,7 @@
           <w:sz w:val="24"/>
           <w:szCs w:val="24"/>
         </w:rPr>
-        <w:t xml:space="preserve">34</w:t>
+        <w:t xml:space="preserve">36</w:t>
       </w:r>
     </w:p>
     <w:p>
@@ -435,7 +516,7 @@
             <w:szCs w:val="22"/>
             <w:u w:val="single"/>
           </w:rPr>
-          <w:t xml:space="preserve">5. One Electron Is Not a Superconductor</w:t>
+          <w:t xml:space="preserve">Chapter 5: One Electron Is Not a Superconductor</w:t>
         </w:r>
       </w:hyperlink>
       <w:r>
@@ -456,7 +537,7 @@
           <w:sz w:val="22"/>
           <w:szCs w:val="22"/>
         </w:rPr>
-        <w:t xml:space="preserve">40</w:t>
+        <w:t xml:space="preserve">42</w:t>
       </w:r>
     </w:p>
     <w:p>
@@ -475,7 +556,7 @@
             <w:szCs w:val="22"/>
             <w:u w:val="single"/>
           </w:rPr>
-          <w:t xml:space="preserve">6. Coherence Changes the Rules</w:t>
+          <w:t xml:space="preserve">Chapter 6: Coherence Changes the Rules</w:t>
         </w:r>
       </w:hyperlink>
       <w:r>
@@ -496,7 +577,7 @@
           <w:sz w:val="22"/>
           <w:szCs w:val="22"/>
         </w:rPr>
-        <w:t xml:space="preserve">41</w:t>
+        <w:t xml:space="preserve">43</w:t>
       </w:r>
     </w:p>
     <w:p>
@@ -515,7 +596,7 @@
             <w:szCs w:val="22"/>
             <w:u w:val="single"/>
           </w:rPr>
-          <w:t xml:space="preserve">7. Momentum in the Presence of a Potential</w:t>
+          <w:t xml:space="preserve">Chapter 7: Momentum in the Presence of a Potential</w:t>
         </w:r>
       </w:hyperlink>
       <w:r>
@@ -536,7 +617,7 @@
           <w:sz w:val="22"/>
           <w:szCs w:val="22"/>
         </w:rPr>
-        <w:t xml:space="preserve">48</w:t>
+        <w:t xml:space="preserve">50</w:t>
       </w:r>
     </w:p>
     <w:p>
@@ -555,7 +636,7 @@
             <w:szCs w:val="22"/>
             <w:u w:val="single"/>
           </w:rPr>
-          <w:t xml:space="preserve">8. Where Does the Potential Come From?</w:t>
+          <w:t xml:space="preserve">Chapter 8: Where Does the Potential Come From?</w:t>
         </w:r>
       </w:hyperlink>
       <w:r>
@@ -576,7 +657,7 @@
           <w:sz w:val="22"/>
           <w:szCs w:val="22"/>
         </w:rPr>
-        <w:t xml:space="preserve">52</w:t>
+        <w:t xml:space="preserve">54</w:t>
       </w:r>
     </w:p>
     <w:p>
@@ -594,7 +675,7 @@
             <w:szCs w:val="24"/>
             <w:u w:val="single"/>
           </w:rPr>
-          <w:t xml:space="preserve">PART THREE — The Photon and the Path</w:t>
+          <w:t xml:space="preserve">Part Three — The Photon and the Path</w:t>
         </w:r>
       </w:hyperlink>
       <w:r>
@@ -615,7 +696,7 @@
           <w:sz w:val="24"/>
           <w:szCs w:val="24"/>
         </w:rPr>
-        <w:t xml:space="preserve">56</w:t>
+        <w:t xml:space="preserve">58</w:t>
       </w:r>
     </w:p>
     <w:p>
@@ -634,7 +715,7 @@
             <w:szCs w:val="22"/>
             <w:u w:val="single"/>
           </w:rPr>
-          <w:t xml:space="preserve">9. The Photon</w:t>
+          <w:t xml:space="preserve">Chapter 9: The Photon</w:t>
         </w:r>
       </w:hyperlink>
       <w:r>
@@ -655,7 +736,7 @@
           <w:sz w:val="22"/>
           <w:szCs w:val="22"/>
         </w:rPr>
-        <w:t xml:space="preserve">62</w:t>
+        <w:t xml:space="preserve">64</w:t>
       </w:r>
     </w:p>
     <w:p>
@@ -674,7 +755,7 @@
             <w:szCs w:val="22"/>
             <w:u w:val="single"/>
           </w:rPr>
-          <w:t xml:space="preserve">10. The Path Is Not a Track</w:t>
+          <w:t xml:space="preserve">Chapter 10: The Path Is Not a Track</w:t>
         </w:r>
       </w:hyperlink>
       <w:r>
@@ -695,7 +776,7 @@
           <w:sz w:val="22"/>
           <w:szCs w:val="22"/>
         </w:rPr>
-        <w:t xml:space="preserve">63</w:t>
+        <w:t xml:space="preserve">65</w:t>
       </w:r>
     </w:p>
     <w:p>
@@ -714,7 +795,7 @@
             <w:szCs w:val="22"/>
             <w:u w:val="single"/>
           </w:rPr>
-          <w:t xml:space="preserve">11. From Individual Histories to Collective Phase</w:t>
+          <w:t xml:space="preserve">Chapter 11: From Individual Histories to Collective Phase</w:t>
         </w:r>
       </w:hyperlink>
       <w:r>
@@ -735,7 +816,7 @@
           <w:sz w:val="22"/>
           <w:szCs w:val="22"/>
         </w:rPr>
-        <w:t xml:space="preserve">68</w:t>
+        <w:t xml:space="preserve">70</w:t>
       </w:r>
     </w:p>
     <w:p>
@@ -753,7 +834,7 @@
             <w:szCs w:val="24"/>
             <w:u w:val="single"/>
           </w:rPr>
-          <w:t xml:space="preserve">PART FOUR — Finding Maxwell Again</w:t>
+          <w:t xml:space="preserve">Part Four — Finding Maxwell Again</w:t>
         </w:r>
       </w:hyperlink>
       <w:r>
@@ -774,7 +855,7 @@
           <w:sz w:val="24"/>
           <w:szCs w:val="24"/>
         </w:rPr>
-        <w:t xml:space="preserve">72</w:t>
+        <w:t xml:space="preserve">74</w:t>
       </w:r>
     </w:p>
     <w:p>
@@ -793,7 +874,7 @@
             <w:szCs w:val="22"/>
             <w:u w:val="single"/>
           </w:rPr>
-          <w:t xml:space="preserve">12. Where Did the Fields Go?</w:t>
+          <w:t xml:space="preserve">Chapter 12: Where Did the Fields Go?</w:t>
         </w:r>
       </w:hyperlink>
       <w:r>
@@ -814,7 +895,7 @@
           <w:sz w:val="22"/>
           <w:szCs w:val="22"/>
         </w:rPr>
-        <w:t xml:space="preserve">77</w:t>
+        <w:t xml:space="preserve">79</w:t>
       </w:r>
     </w:p>
     <w:p>
@@ -833,7 +914,7 @@
             <w:szCs w:val="22"/>
             <w:u w:val="single"/>
           </w:rPr>
-          <w:t xml:space="preserve">13. Maxwell Appears</w:t>
+          <w:t xml:space="preserve">Chapter 13: Maxwell Appears</w:t>
         </w:r>
       </w:hyperlink>
       <w:r>
@@ -854,7 +935,7 @@
           <w:sz w:val="22"/>
           <w:szCs w:val="22"/>
         </w:rPr>
-        <w:t xml:space="preserve">78</w:t>
+        <w:t xml:space="preserve">80</w:t>
       </w:r>
     </w:p>
     <w:p>
@@ -873,7 +954,7 @@
             <w:szCs w:val="22"/>
             <w:u w:val="single"/>
           </w:rPr>
-          <w:t xml:space="preserve">14. The Classical World Is a Limit, Not a Different Universe</w:t>
+          <w:t xml:space="preserve">Chapter 14: The Classical World Is a Limit, Not a Different Universe</w:t>
         </w:r>
       </w:hyperlink>
       <w:r>
@@ -894,7 +975,7 @@
           <w:sz w:val="22"/>
           <w:szCs w:val="22"/>
         </w:rPr>
-        <w:t xml:space="preserve">82</w:t>
+        <w:t xml:space="preserve">84</w:t>
       </w:r>
     </w:p>
     <w:p>
@@ -912,7 +993,7 @@
             <w:szCs w:val="24"/>
             <w:u w:val="single"/>
           </w:rPr>
-          <w:t xml:space="preserve">PART FIVE — The Field That May Not Be a Thing</w:t>
+          <w:t xml:space="preserve">Part Five — The Field That May Not Be a Thing</w:t>
         </w:r>
       </w:hyperlink>
       <w:r>
@@ -933,7 +1014,7 @@
           <w:sz w:val="24"/>
           <w:szCs w:val="24"/>
         </w:rPr>
-        <w:t xml:space="preserve">86</w:t>
+        <w:t xml:space="preserve">88</w:t>
       </w:r>
     </w:p>
     <w:p>
@@ -952,7 +1033,7 @@
             <w:szCs w:val="22"/>
             <w:u w:val="single"/>
           </w:rPr>
-          <w:t xml:space="preserve">15. What If the Field Isn’t Independent?</w:t>
+          <w:t xml:space="preserve">Chapter 15: What If the Field Isn’t Independent?</w:t>
         </w:r>
       </w:hyperlink>
       <w:r>
@@ -973,7 +1054,7 @@
           <w:sz w:val="22"/>
           <w:szCs w:val="22"/>
         </w:rPr>
-        <w:t xml:space="preserve">93</w:t>
+        <w:t xml:space="preserve">95</w:t>
       </w:r>
     </w:p>
     <w:p>
@@ -992,7 +1073,7 @@
             <w:szCs w:val="22"/>
             <w:u w:val="single"/>
           </w:rPr>
-          <w:t xml:space="preserve">16. Wheeler and Feynman: The Universe Talks Back</w:t>
+          <w:t xml:space="preserve">Chapter 16: Wheeler and Feynman — The Universe Talks Back</w:t>
         </w:r>
       </w:hyperlink>
       <w:r>
@@ -1013,7 +1094,7 @@
           <w:sz w:val="22"/>
           <w:szCs w:val="22"/>
         </w:rPr>
-        <w:t xml:space="preserve">94</w:t>
+        <w:t xml:space="preserve">96</w:t>
       </w:r>
     </w:p>
     <w:p>
@@ -1032,7 +1113,7 @@
             <w:szCs w:val="22"/>
             <w:u w:val="single"/>
           </w:rPr>
-          <w:t xml:space="preserve">17. Radiation Is Where Things Get Serious</w:t>
+          <w:t xml:space="preserve">Chapter 17: Radiation Is Where Things Get Serious</w:t>
         </w:r>
       </w:hyperlink>
       <w:r>
@@ -1053,7 +1134,7 @@
           <w:sz w:val="22"/>
           <w:szCs w:val="22"/>
         </w:rPr>
-        <w:t xml:space="preserve">97</w:t>
+        <w:t xml:space="preserve">99</w:t>
       </w:r>
     </w:p>
     <w:p>
@@ -1072,7 +1153,7 @@
             <w:szCs w:val="22"/>
             <w:u w:val="single"/>
           </w:rPr>
-          <w:t xml:space="preserve">18. Where Is the Energy?</w:t>
+          <w:t xml:space="preserve">Chapter 18: Where Is the Energy?</w:t>
         </w:r>
       </w:hyperlink>
       <w:r>
@@ -1093,7 +1174,7 @@
           <w:sz w:val="22"/>
           <w:szCs w:val="22"/>
         </w:rPr>
-        <w:t xml:space="preserve">101</w:t>
+        <w:t xml:space="preserve">103</w:t>
       </w:r>
     </w:p>
     <w:p>
@@ -1111,7 +1192,7 @@
             <w:szCs w:val="24"/>
             <w:u w:val="single"/>
           </w:rPr>
-          <w:t xml:space="preserve">PART SIX — What Survives the Merger</w:t>
+          <w:t xml:space="preserve">Part Six — What Survives the Merger</w:t>
         </w:r>
       </w:hyperlink>
       <w:r>
@@ -1132,7 +1213,7 @@
           <w:sz w:val="24"/>
           <w:szCs w:val="24"/>
         </w:rPr>
-        <w:t xml:space="preserve">104</w:t>
+        <w:t xml:space="preserve">106</w:t>
       </w:r>
     </w:p>
     <w:p>
@@ -1151,7 +1232,7 @@
             <w:szCs w:val="22"/>
             <w:u w:val="single"/>
           </w:rPr>
-          <w:t xml:space="preserve">19. What QED Adds</w:t>
+          <w:t xml:space="preserve">Chapter 19: What QED Adds</w:t>
         </w:r>
       </w:hyperlink>
       <w:r>
@@ -1172,7 +1253,7 @@
           <w:sz w:val="22"/>
           <w:szCs w:val="22"/>
         </w:rPr>
-        <w:t xml:space="preserve">108</w:t>
+        <w:t xml:space="preserve">110</w:t>
       </w:r>
     </w:p>
     <w:p>
@@ -1191,7 +1272,7 @@
             <w:szCs w:val="22"/>
             <w:u w:val="single"/>
           </w:rPr>
-          <w:t xml:space="preserve">20. The Geometry of the Potential</w:t>
+          <w:t xml:space="preserve">Chapter 20: The Geometry of the Potential</w:t>
         </w:r>
       </w:hyperlink>
       <w:r>
@@ -1212,7 +1293,7 @@
           <w:sz w:val="22"/>
           <w:szCs w:val="22"/>
         </w:rPr>
-        <w:t xml:space="preserve">115</w:t>
+        <w:t xml:space="preserve">117</w:t>
       </w:r>
     </w:p>
     <w:p>
@@ -1231,7 +1312,7 @@
             <w:szCs w:val="22"/>
             <w:u w:val="single"/>
           </w:rPr>
-          <w:t xml:space="preserve">21. The Art of Forgetting</w:t>
+          <w:t xml:space="preserve">Chapter 21: The Art of Forgetting</w:t>
         </w:r>
       </w:hyperlink>
       <w:r>
@@ -1252,7 +1333,7 @@
           <w:sz w:val="22"/>
           <w:szCs w:val="22"/>
         </w:rPr>
-        <w:t xml:space="preserve">116</w:t>
+        <w:t xml:space="preserve">118</w:t>
       </w:r>
     </w:p>
     <w:p>
@@ -1271,7 +1352,7 @@
             <w:szCs w:val="22"/>
             <w:u w:val="single"/>
           </w:rPr>
-          <w:t xml:space="preserve">22. The Meaning of “Fundamental”</w:t>
+          <w:t xml:space="preserve">Chapter 22: The Meaning of “Fundamental”</w:t>
         </w:r>
       </w:hyperlink>
       <w:r>
@@ -1292,7 +1373,7 @@
           <w:sz w:val="22"/>
           <w:szCs w:val="22"/>
         </w:rPr>
-        <w:t xml:space="preserve">121</w:t>
+        <w:t xml:space="preserve">123</w:t>
       </w:r>
     </w:p>
     <w:p>
@@ -1310,7 +1391,7 @@
             <w:szCs w:val="24"/>
             <w:u w:val="single"/>
           </w:rPr>
-          <w:t xml:space="preserve">PART SEVEN — Geometry, Symmetry, Vacuum</w:t>
+          <w:t xml:space="preserve">Part Seven — Geometry, Symmetry, Vacuum</w:t>
         </w:r>
       </w:hyperlink>
       <w:r>
@@ -1331,7 +1412,7 @@
           <w:sz w:val="24"/>
           <w:szCs w:val="24"/>
         </w:rPr>
-        <w:t xml:space="preserve">125</w:t>
+        <w:t xml:space="preserve">127</w:t>
       </w:r>
     </w:p>
     <w:p>
@@ -1350,7 +1431,7 @@
             <w:szCs w:val="22"/>
             <w:u w:val="single"/>
           </w:rPr>
-          <w:t xml:space="preserve">23. Charge Is the Price of Changing Phase Locally</w:t>
+          <w:t xml:space="preserve">Chapter 23: Charge Is the Price of Changing Phase Locally</w:t>
         </w:r>
       </w:hyperlink>
       <w:r>
@@ -1371,7 +1452,7 @@
           <w:sz w:val="22"/>
           <w:szCs w:val="22"/>
         </w:rPr>
-        <w:t xml:space="preserve">129</w:t>
+        <w:t xml:space="preserve">131</w:t>
       </w:r>
     </w:p>
     <w:p>
@@ -1390,7 +1471,7 @@
             <w:szCs w:val="22"/>
             <w:u w:val="single"/>
           </w:rPr>
-          <w:t xml:space="preserve">24. Why the Classical Path Wins</w:t>
+          <w:t xml:space="preserve">Chapter 24: Why the Classical Path Wins</w:t>
         </w:r>
       </w:hyperlink>
       <w:r>
@@ -1411,7 +1492,7 @@
           <w:sz w:val="22"/>
           <w:szCs w:val="22"/>
         </w:rPr>
-        <w:t xml:space="preserve">134</w:t>
+        <w:t xml:space="preserve">136</w:t>
       </w:r>
     </w:p>
     <w:p>
@@ -1430,7 +1511,7 @@
             <w:szCs w:val="22"/>
             <w:u w:val="single"/>
           </w:rPr>
-          <w:t xml:space="preserve">25. Magnetism, Light, and Empty Space</w:t>
+          <w:t xml:space="preserve">Chapter 25: Magnetism, Light, and Empty Space</w:t>
         </w:r>
       </w:hyperlink>
       <w:r>
@@ -1451,7 +1532,7 @@
           <w:sz w:val="22"/>
           <w:szCs w:val="22"/>
         </w:rPr>
-        <w:t xml:space="preserve">135</w:t>
+        <w:t xml:space="preserve">137</w:t>
       </w:r>
     </w:p>
     <w:p>
@@ -1470,7 +1551,7 @@
             <w:szCs w:val="22"/>
             <w:u w:val="single"/>
           </w:rPr>
-          <w:t xml:space="preserve">26. The Phase Can Wind</w:t>
+          <w:t xml:space="preserve">Chapter 26: The Phase Can Wind</w:t>
         </w:r>
       </w:hyperlink>
       <w:r>
@@ -1491,7 +1572,7 @@
           <w:sz w:val="22"/>
           <w:szCs w:val="22"/>
         </w:rPr>
-        <w:t xml:space="preserve">140</w:t>
+        <w:t xml:space="preserve">142</w:t>
       </w:r>
     </w:p>
     <w:p>
@@ -1509,7 +1590,7 @@
             <w:szCs w:val="24"/>
             <w:u w:val="single"/>
           </w:rPr>
-          <w:t xml:space="preserve">PART EIGHT — Following an Electron</w:t>
+          <w:t xml:space="preserve">Part Eight — Following an Electron</w:t>
         </w:r>
       </w:hyperlink>
       <w:r>
@@ -1530,7 +1611,7 @@
           <w:sz w:val="24"/>
           <w:szCs w:val="24"/>
         </w:rPr>
-        <w:t xml:space="preserve">143</w:t>
+        <w:t xml:space="preserve">145</w:t>
       </w:r>
     </w:p>
     <w:p>
@@ -1549,7 +1630,7 @@
             <w:szCs w:val="22"/>
             <w:u w:val="single"/>
           </w:rPr>
-          <w:t xml:space="preserve">27. The Equation Behind the Conversation</w:t>
+          <w:t xml:space="preserve">Chapter 27: The Equation Behind the Conversation</w:t>
         </w:r>
       </w:hyperlink>
       <w:r>
@@ -1570,7 +1651,7 @@
           <w:sz w:val="22"/>
           <w:szCs w:val="22"/>
         </w:rPr>
-        <w:t xml:space="preserve">150</w:t>
+        <w:t xml:space="preserve">152</w:t>
       </w:r>
     </w:p>
     <w:p>
@@ -1589,7 +1670,7 @@
             <w:szCs w:val="22"/>
             <w:u w:val="single"/>
           </w:rPr>
-          <w:t xml:space="preserve">28. Feynman’s Diagrams Become Less Mysterious</w:t>
+          <w:t xml:space="preserve">Chapter 28: Feynman’s Diagrams Become Less Mysterious</w:t>
         </w:r>
       </w:hyperlink>
       <w:r>
@@ -1610,7 +1691,7 @@
           <w:sz w:val="22"/>
           <w:szCs w:val="22"/>
         </w:rPr>
-        <w:t xml:space="preserve">156</w:t>
+        <w:t xml:space="preserve">158</w:t>
       </w:r>
     </w:p>
     <w:p>
@@ -1629,7 +1710,7 @@
             <w:szCs w:val="22"/>
             <w:u w:val="single"/>
           </w:rPr>
-          <w:t xml:space="preserve">29. The Classical Coulomb Force Emerges</w:t>
+          <w:t xml:space="preserve">Chapter 29: The Classical Coulomb Force Emerges</w:t>
         </w:r>
       </w:hyperlink>
       <w:r>
@@ -1650,7 +1731,7 @@
           <w:sz w:val="22"/>
           <w:szCs w:val="22"/>
         </w:rPr>
-        <w:t xml:space="preserve">157</w:t>
+        <w:t xml:space="preserve">159</w:t>
       </w:r>
     </w:p>
     <w:p>
@@ -1669,7 +1750,7 @@
             <w:szCs w:val="22"/>
             <w:u w:val="single"/>
           </w:rPr>
-          <w:t xml:space="preserve">30. Now Add Many Electrons</w:t>
+          <w:t xml:space="preserve">Chapter 30: Now Add Many Electrons</w:t>
         </w:r>
       </w:hyperlink>
       <w:r>
@@ -1690,7 +1771,7 @@
           <w:sz w:val="22"/>
           <w:szCs w:val="22"/>
         </w:rPr>
-        <w:t xml:space="preserve">162</w:t>
+        <w:t xml:space="preserve">164</w:t>
       </w:r>
     </w:p>
     <w:p>
@@ -1709,7 +1790,7 @@
             <w:szCs w:val="22"/>
             <w:u w:val="single"/>
           </w:rPr>
-          <w:t xml:space="preserve">31. The Book’s Central Bridge</w:t>
+          <w:t xml:space="preserve">Chapter 31: The Book’s Central Bridge</w:t>
         </w:r>
       </w:hyperlink>
       <w:r>
@@ -1730,7 +1811,7 @@
           <w:sz w:val="22"/>
           <w:szCs w:val="22"/>
         </w:rPr>
-        <w:t xml:space="preserve">166</w:t>
+        <w:t xml:space="preserve">168</w:t>
       </w:r>
     </w:p>
     <w:p>
@@ -1748,7 +1829,7 @@
             <w:szCs w:val="24"/>
             <w:u w:val="single"/>
           </w:rPr>
-          <w:t xml:space="preserve">PART NINE — Light Meets Matter</w:t>
+          <w:t xml:space="preserve">Part Nine — Light Meets Matter</w:t>
         </w:r>
       </w:hyperlink>
       <w:r>
@@ -1769,7 +1850,7 @@
           <w:sz w:val="24"/>
           <w:szCs w:val="24"/>
         </w:rPr>
-        <w:t xml:space="preserve">172</w:t>
+        <w:t xml:space="preserve">174</w:t>
       </w:r>
     </w:p>
     <w:p>
@@ -1788,7 +1869,7 @@
             <w:szCs w:val="22"/>
             <w:u w:val="single"/>
           </w:rPr>
-          <w:t xml:space="preserve">32. The Photon Is Not the Opposite of the Phase</w:t>
+          <w:t xml:space="preserve">Chapter 32: The Photon Is Not the Opposite of the Phase</w:t>
         </w:r>
       </w:hyperlink>
       <w:r>
@@ -1809,7 +1890,7 @@
           <w:sz w:val="22"/>
           <w:szCs w:val="22"/>
         </w:rPr>
-        <w:t xml:space="preserve">176</w:t>
+        <w:t xml:space="preserve">178</w:t>
       </w:r>
     </w:p>
     <w:p>
@@ -1828,7 +1909,7 @@
             <w:szCs w:val="22"/>
             <w:u w:val="single"/>
           </w:rPr>
-          <w:t xml:space="preserve">33. When Matter Meets Light</w:t>
+          <w:t xml:space="preserve">Chapter 33: When Matter Meets Light</w:t>
         </w:r>
       </w:hyperlink>
       <w:r>
@@ -1849,7 +1930,7 @@
           <w:sz w:val="22"/>
           <w:szCs w:val="22"/>
         </w:rPr>
-        <w:t xml:space="preserve">182</w:t>
+        <w:t xml:space="preserve">184</w:t>
       </w:r>
     </w:p>
     <w:p>
@@ -1868,7 +1949,7 @@
             <w:szCs w:val="22"/>
             <w:u w:val="single"/>
           </w:rPr>
-          <w:t xml:space="preserve">34. The Loop, Formalized</w:t>
+          <w:t xml:space="preserve">Chapter 34: The Loop, Formalized</w:t>
         </w:r>
       </w:hyperlink>
       <w:r>
@@ -1889,7 +1970,7 @@
           <w:sz w:val="22"/>
           <w:szCs w:val="22"/>
         </w:rPr>
-        <w:t xml:space="preserve">183</w:t>
+        <w:t xml:space="preserve">185</w:t>
       </w:r>
     </w:p>
     <w:p>
@@ -1907,7 +1988,7 @@
             <w:szCs w:val="24"/>
             <w:u w:val="single"/>
           </w:rPr>
-          <w:t xml:space="preserve">PART TEN — Renormalization, Done Once, Done Right</w:t>
+          <w:t xml:space="preserve">Part Ten — Renormalization, Done Once, Done Right</w:t>
         </w:r>
       </w:hyperlink>
       <w:r>
@@ -1928,7 +2009,7 @@
           <w:sz w:val="24"/>
           <w:szCs w:val="24"/>
         </w:rPr>
-        <w:t xml:space="preserve">188</w:t>
+        <w:t xml:space="preserve">190</w:t>
       </w:r>
     </w:p>
     <w:p>
@@ -1947,7 +2028,7 @@
             <w:szCs w:val="22"/>
             <w:u w:val="single"/>
           </w:rPr>
-          <w:t xml:space="preserve">35. Vacuum Polarization: The Electron Is Not Quite Alone</w:t>
+          <w:t xml:space="preserve">Chapter 35: Vacuum Polarization — The Electron Is Not Quite Alone</w:t>
         </w:r>
       </w:hyperlink>
       <w:r>
@@ -1968,7 +2049,7 @@
           <w:sz w:val="22"/>
           <w:szCs w:val="22"/>
         </w:rPr>
-        <w:t xml:space="preserve">193</w:t>
+        <w:t xml:space="preserve">195</w:t>
       </w:r>
     </w:p>
     <w:p>
@@ -1987,7 +2068,7 @@
             <w:szCs w:val="22"/>
             <w:u w:val="single"/>
           </w:rPr>
-          <w:t xml:space="preserve">36. The Terrible Reputation of Renormalization</w:t>
+          <w:t xml:space="preserve">Chapter 36: The Terrible Reputation of Renormalization</w:t>
         </w:r>
       </w:hyperlink>
       <w:r>
@@ -2008,7 +2089,7 @@
           <w:sz w:val="22"/>
           <w:szCs w:val="22"/>
         </w:rPr>
-        <w:t xml:space="preserve">196</w:t>
+        <w:t xml:space="preserve">198</w:t>
       </w:r>
     </w:p>
     <w:p>
@@ -2027,7 +2108,7 @@
             <w:szCs w:val="22"/>
             <w:u w:val="single"/>
           </w:rPr>
-          <w:t xml:space="preserve">37. A Resolution Dial</w:t>
+          <w:t xml:space="preserve">Chapter 37: A Resolution Dial</w:t>
         </w:r>
       </w:hyperlink>
       <w:r>
@@ -2048,7 +2129,7 @@
           <w:sz w:val="22"/>
           <w:szCs w:val="22"/>
         </w:rPr>
-        <w:t xml:space="preserve">197</w:t>
+        <w:t xml:space="preserve">199</w:t>
       </w:r>
     </w:p>
     <w:p>
@@ -2067,7 +2148,7 @@
             <w:szCs w:val="22"/>
             <w:u w:val="single"/>
           </w:rPr>
-          <w:t xml:space="preserve">38. Renormalization Is a Translation System</w:t>
+          <w:t xml:space="preserve">Chapter 38: Renormalization Is a Translation System</w:t>
         </w:r>
       </w:hyperlink>
       <w:r>
@@ -2088,7 +2169,7 @@
           <w:sz w:val="22"/>
           <w:szCs w:val="22"/>
         </w:rPr>
-        <w:t xml:space="preserve">202</w:t>
+        <w:t xml:space="preserve">204</w:t>
       </w:r>
     </w:p>
     <w:p>
@@ -2106,7 +2187,7 @@
             <w:szCs w:val="24"/>
             <w:u w:val="single"/>
           </w:rPr>
-          <w:t xml:space="preserve">PART ELEVEN — The World at the End of the Wire</w:t>
+          <w:t xml:space="preserve">Part Eleven — The World at the End of the Wire</w:t>
         </w:r>
       </w:hyperlink>
       <w:r>
@@ -2127,7 +2208,7 @@
           <w:sz w:val="24"/>
           <w:szCs w:val="24"/>
         </w:rPr>
-        <w:t xml:space="preserve">209</w:t>
+        <w:t xml:space="preserve">211</w:t>
       </w:r>
     </w:p>
     <w:p>
@@ -2146,7 +2227,7 @@
             <w:szCs w:val="22"/>
             <w:u w:val="single"/>
           </w:rPr>
-          <w:t xml:space="preserve">39. From QED to a Superconducting Circuit</w:t>
+          <w:t xml:space="preserve">Chapter 39: From QED to a Superconducting Circuit</w:t>
         </w:r>
       </w:hyperlink>
       <w:r>
@@ -2167,7 +2248,7 @@
           <w:sz w:val="22"/>
           <w:szCs w:val="22"/>
         </w:rPr>
-        <w:t xml:space="preserve">215</w:t>
+        <w:t xml:space="preserve">217</w:t>
       </w:r>
     </w:p>
     <w:p>
@@ -2186,7 +2267,7 @@
             <w:szCs w:val="22"/>
             <w:u w:val="single"/>
           </w:rPr>
-          <w:t xml:space="preserve">40. One System, Several Descriptions</w:t>
+          <w:t xml:space="preserve">Chapter 40: One System, Several Descriptions</w:t>
         </w:r>
       </w:hyperlink>
       <w:r>
@@ -2207,7 +2288,7 @@
           <w:sz w:val="22"/>
           <w:szCs w:val="22"/>
         </w:rPr>
-        <w:t xml:space="preserve">223</w:t>
+        <w:t xml:space="preserve">225</w:t>
       </w:r>
     </w:p>
     <w:p>
@@ -2226,7 +2307,7 @@
             <w:szCs w:val="22"/>
             <w:u w:val="single"/>
           </w:rPr>
-          <w:t xml:space="preserve">41. The Same Wire Contains All Four Worlds</w:t>
+          <w:t xml:space="preserve">Chapter 41: The Same Wire Contains All Four Worlds</w:t>
         </w:r>
       </w:hyperlink>
       <w:r>
@@ -2247,7 +2328,7 @@
           <w:sz w:val="22"/>
           <w:szCs w:val="22"/>
         </w:rPr>
-        <w:t xml:space="preserve">224</w:t>
+        <w:t xml:space="preserve">226</w:t>
       </w:r>
     </w:p>
     <w:p>
@@ -2265,7 +2346,7 @@
             <w:szCs w:val="24"/>
             <w:u w:val="single"/>
           </w:rPr>
-          <w:t xml:space="preserve">PART TWELVE — What the Electron Knows</w:t>
+          <w:t xml:space="preserve">Part Twelve — What the Electron Knows</w:t>
         </w:r>
       </w:hyperlink>
       <w:r>
@@ -2286,7 +2367,7 @@
           <w:sz w:val="24"/>
           <w:szCs w:val="24"/>
         </w:rPr>
-        <w:t xml:space="preserve">230</w:t>
+        <w:t xml:space="preserve">232</w:t>
       </w:r>
     </w:p>
     <w:p>
@@ -2305,7 +2386,7 @@
             <w:szCs w:val="22"/>
             <w:u w:val="single"/>
           </w:rPr>
-          <w:t xml:space="preserve">42. A Tiny Charge With a Huge Story</w:t>
+          <w:t xml:space="preserve">Chapter 42: A Tiny Charge With a Huge Story</w:t>
         </w:r>
       </w:hyperlink>
       <w:r>
@@ -2326,7 +2407,7 @@
           <w:sz w:val="22"/>
           <w:szCs w:val="22"/>
         </w:rPr>
-        <w:t xml:space="preserve">235</w:t>
+        <w:t xml:space="preserve">237</w:t>
       </w:r>
     </w:p>
     <w:p>
@@ -2345,7 +2426,7 @@
             <w:szCs w:val="22"/>
             <w:u w:val="single"/>
           </w:rPr>
-          <w:t xml:space="preserve">43. The Electron in a Superconductor</w:t>
+          <w:t xml:space="preserve">Chapter 43: The Electron in a Superconductor</w:t>
         </w:r>
       </w:hyperlink>
       <w:r>
@@ -2366,7 +2447,7 @@
           <w:sz w:val="22"/>
           <w:szCs w:val="22"/>
         </w:rPr>
-        <w:t xml:space="preserve">240</w:t>
+        <w:t xml:space="preserve">242</w:t>
       </w:r>
     </w:p>
     <w:p>
@@ -2385,7 +2466,7 @@
             <w:szCs w:val="22"/>
             <w:u w:val="single"/>
           </w:rPr>
-          <w:t xml:space="preserve">44. Is the Field Real?</w:t>
+          <w:t xml:space="preserve">Chapter 44: Is the Field Real?</w:t>
         </w:r>
       </w:hyperlink>
       <w:r>
@@ -2406,7 +2487,7 @@
           <w:sz w:val="22"/>
           <w:szCs w:val="22"/>
         </w:rPr>
-        <w:t xml:space="preserve">241</w:t>
+        <w:t xml:space="preserve">243</w:t>
       </w:r>
     </w:p>
     <w:p>
@@ -2424,7 +2505,7 @@
             <w:szCs w:val="24"/>
             <w:u w:val="single"/>
           </w:rPr>
-          <w:t xml:space="preserve">PART THIRTEEN — The Honest Ending</w:t>
+          <w:t xml:space="preserve">Part Thirteen — The Honest Ending</w:t>
         </w:r>
       </w:hyperlink>
       <w:r>
@@ -2445,7 +2526,7 @@
           <w:sz w:val="24"/>
           <w:szCs w:val="24"/>
         </w:rPr>
-        <w:t xml:space="preserve">245</w:t>
+        <w:t xml:space="preserve">247</w:t>
       </w:r>
     </w:p>
     <w:p>
@@ -2464,7 +2545,7 @@
             <w:szCs w:val="22"/>
             <w:u w:val="single"/>
           </w:rPr>
-          <w:t xml:space="preserve">45. The Ladder of Descriptions: Electron to Eye</w:t>
+          <w:t xml:space="preserve">Chapter 45: The Ladder of Descriptions — Electron to Eye</w:t>
         </w:r>
       </w:hyperlink>
       <w:r>
@@ -2485,7 +2566,7 @@
           <w:sz w:val="22"/>
           <w:szCs w:val="22"/>
         </w:rPr>
-        <w:t xml:space="preserve">249</w:t>
+        <w:t xml:space="preserve">251</w:t>
       </w:r>
     </w:p>
     <w:p>
@@ -2504,7 +2585,7 @@
             <w:szCs w:val="22"/>
             <w:u w:val="single"/>
           </w:rPr>
-          <w:t xml:space="preserve">46. What We Have Learned, and What We Have Not Proven</w:t>
+          <w:t xml:space="preserve">Chapter 46: What We Have Learned, and What We Have Not Proven</w:t>
         </w:r>
       </w:hyperlink>
       <w:r>
@@ -2525,7 +2606,7 @@
           <w:sz w:val="22"/>
           <w:szCs w:val="22"/>
         </w:rPr>
-        <w:t xml:space="preserve">256</w:t>
+        <w:t xml:space="preserve">258</w:t>
       </w:r>
     </w:p>
     <w:p>
@@ -2544,7 +2625,7 @@
             <w:szCs w:val="22"/>
             <w:u w:val="single"/>
           </w:rPr>
-          <w:t xml:space="preserve">47. Epilogue: The Law Becomes Visible</w:t>
+          <w:t xml:space="preserve">Chapter 47: Epilogue — The Law Becomes Visible</w:t>
         </w:r>
       </w:hyperlink>
       <w:r>
@@ -2565,7 +2646,7 @@
           <w:sz w:val="22"/>
           <w:szCs w:val="22"/>
         </w:rPr>
-        <w:t xml:space="preserve">257</w:t>
+        <w:t xml:space="preserve">259</w:t>
       </w:r>
     </w:p>
     <w:p>
@@ -2604,7 +2685,7 @@
           <w:sz w:val="24"/>
           <w:szCs w:val="24"/>
         </w:rPr>
-        <w:t xml:space="preserve">264</w:t>
+        <w:t xml:space="preserve">266</w:t>
       </w:r>
     </w:p>
     <w:p>
@@ -2643,7 +2724,7 @@
           <w:sz w:val="24"/>
           <w:szCs w:val="24"/>
         </w:rPr>
-        <w:t xml:space="preserve">273</w:t>
+        <w:t xml:space="preserve">275</w:t>
       </w:r>
     </w:p>
     <w:p>
@@ -2682,7 +2763,7 @@
           <w:sz w:val="24"/>
           <w:szCs w:val="24"/>
         </w:rPr>
-        <w:t xml:space="preserve">278</w:t>
+        <w:t xml:space="preserve">280</w:t>
       </w:r>
     </w:p>
     <w:p>
@@ -2721,7 +2802,7 @@
           <w:sz w:val="24"/>
           <w:szCs w:val="24"/>
         </w:rPr>
-        <w:t xml:space="preserve">284</w:t>
+        <w:t xml:space="preserve">286</w:t>
       </w:r>
     </w:p>
     <w:p>
@@ -2760,7 +2841,7 @@
           <w:sz w:val="24"/>
           <w:szCs w:val="24"/>
         </w:rPr>
-        <w:t xml:space="preserve">289</w:t>
+        <w:t xml:space="preserve">291</w:t>
       </w:r>
     </w:p>
     <w:p>
@@ -2799,7 +2880,7 @@
           <w:sz w:val="24"/>
           <w:szCs w:val="24"/>
         </w:rPr>
-        <w:t xml:space="preserve">290</w:t>
+        <w:t xml:space="preserve">292</w:t>
       </w:r>
     </w:p>
     <w:p>
@@ -2838,7 +2919,7 @@
           <w:sz w:val="24"/>
           <w:szCs w:val="24"/>
         </w:rPr>
-        <w:t xml:space="preserve">291</w:t>
+        <w:t xml:space="preserve">293</w:t>
       </w:r>
     </w:p>
     <w:p>
@@ -2877,7 +2958,7 @@
           <w:sz w:val="24"/>
           <w:szCs w:val="24"/>
         </w:rPr>
-        <w:t xml:space="preserve">292</w:t>
+        <w:t xml:space="preserve">294</w:t>
       </w:r>
     </w:p>
     <w:p>
@@ -2921,12 +3002,11 @@
     </w:p>
     <w:p>
       <w:pPr>
-        <w:pStyle w:val="Heading2"/>
+        <w:pStyle w:val="Heading1"/>
         <w:pageBreakBefore/>
         <w:spacing w:after="240" w:before="0"/>
         <w:jc w:val="center"/>
       </w:pPr>
-      <w:bookmarkStart w:name="toc0" w:id="1"/>
       <w:r>
         <w:rPr>
           <w:rFonts w:ascii="Amazon Ember" w:cs="Amazon Ember" w:eastAsia="Amazon Ember" w:hAnsi="Amazon Ember"/>
@@ -2936,6 +3016,134 @@
           <w:sz w:val="36"/>
           <w:szCs w:val="36"/>
         </w:rPr>
+        <w:t xml:space="preserve">Also in This Series</w:t>
+      </w:r>
+    </w:p>
+    <w:p>
+      <w:pPr>
+        <w:spacing w:after="260" w:line="360" w:lineRule="auto"/>
+        <w:jc w:val="left"/>
+      </w:pPr>
+      <w:r>
+        <w:rPr>
+          <w:rFonts w:ascii="Cambria" w:cs="Cambria" w:eastAsia="Cambria" w:hAnsi="Cambria"/>
+          <w:i w:val="false"/>
+          <w:iCs w:val="false"/>
+          <w:sz w:val="24"/>
+          <w:szCs w:val="24"/>
+        </w:rPr>
+        <w:t xml:space="preserve">Volume 1 — </w:t>
+      </w:r>
+      <w:r>
+        <w:rPr>
+          <w:rFonts w:ascii="Cambria Math" w:cs="Cambria Math" w:eastAsia="Cambria Math" w:hAnsi="Cambria Math"/>
+          <w:i/>
+          <w:iCs/>
+          <w:sz w:val="24"/>
+          <w:szCs w:val="24"/>
+        </w:rPr>
+        <w:t xml:space="preserve">The Quantum World: From Quanta and Entanglement to Quantum Fields, Gravity, and the Future of Computing</w:t>
+      </w:r>
+      <w:r>
+        <w:rPr>
+          <w:rFonts w:ascii="Cambria" w:cs="Cambria" w:eastAsia="Cambria" w:hAnsi="Cambria"/>
+          <w:i w:val="false"/>
+          <w:iCs w:val="false"/>
+          <w:sz w:val="24"/>
+          <w:szCs w:val="24"/>
+        </w:rPr>
+        <w:t xml:space="preserve">. The survey: what quantum mechanics says, how entanglement and Bell tests settled the argument, and how quantum fields, QED, cryptography, and computing grow out of it.</w:t>
+      </w:r>
+    </w:p>
+    <w:p>
+      <w:pPr>
+        <w:spacing w:after="260" w:line="360" w:lineRule="auto"/>
+        <w:jc w:val="left"/>
+      </w:pPr>
+      <w:r>
+        <w:rPr>
+          <w:rFonts w:ascii="Cambria" w:cs="Cambria" w:eastAsia="Cambria" w:hAnsi="Cambria"/>
+          <w:i w:val="false"/>
+          <w:iCs w:val="false"/>
+          <w:sz w:val="24"/>
+          <w:szCs w:val="24"/>
+        </w:rPr>
+        <w:t xml:space="preserve">Volume 2 — </w:t>
+      </w:r>
+      <w:r>
+        <w:rPr>
+          <w:rFonts w:ascii="Cambria Math" w:cs="Cambria Math" w:eastAsia="Cambria Math" w:hAnsi="Cambria Math"/>
+          <w:i/>
+          <w:iCs/>
+          <w:sz w:val="24"/>
+          <w:szCs w:val="24"/>
+        </w:rPr>
+        <w:t xml:space="preserve">The Quantum Conversation: Phase, Light, and the Hidden Architecture of Electromagnetism</w:t>
+      </w:r>
+      <w:r>
+        <w:rPr>
+          <w:rFonts w:ascii="Cambria" w:cs="Cambria" w:eastAsia="Cambria" w:hAnsi="Cambria"/>
+          <w:i w:val="false"/>
+          <w:iCs w:val="false"/>
+          <w:sz w:val="24"/>
+          <w:szCs w:val="24"/>
+        </w:rPr>
+        <w:t xml:space="preserve">. This book.</w:t>
+      </w:r>
+    </w:p>
+    <w:p>
+      <w:pPr>
+        <w:spacing w:after="260" w:line="360" w:lineRule="auto"/>
+        <w:jc w:val="left"/>
+      </w:pPr>
+      <w:r>
+        <w:rPr>
+          <w:rFonts w:ascii="Cambria" w:cs="Cambria" w:eastAsia="Cambria" w:hAnsi="Cambria"/>
+          <w:i w:val="false"/>
+          <w:iCs w:val="false"/>
+          <w:sz w:val="24"/>
+          <w:szCs w:val="24"/>
+        </w:rPr>
+        <w:t xml:space="preserve">Volume 3 — </w:t>
+      </w:r>
+      <w:r>
+        <w:rPr>
+          <w:rFonts w:ascii="Cambria Math" w:cs="Cambria Math" w:eastAsia="Cambria Math" w:hAnsi="Cambria Math"/>
+          <w:i/>
+          <w:iCs/>
+          <w:sz w:val="24"/>
+          <w:szCs w:val="24"/>
+        </w:rPr>
+        <w:t xml:space="preserve">Complete Quantum Electrodynamics Course: From Mathematical Foundations to One-Loop QED</w:t>
+      </w:r>
+      <w:r>
+        <w:rPr>
+          <w:rFonts w:ascii="Cambria" w:cs="Cambria" w:eastAsia="Cambria" w:hAnsi="Cambria"/>
+          <w:i w:val="false"/>
+          <w:iCs w:val="false"/>
+          <w:sz w:val="24"/>
+          <w:szCs w:val="24"/>
+        </w:rPr>
+        <w:t xml:space="preserve">. The calculation course: from complex numbers and the Dirac equation to Feynman rules, renormalization, the electron’s anomalous magnetic moment, and the Lamb shift.</w:t>
+      </w:r>
+    </w:p>
+    <w:p>
+      <w:pPr>
+        <w:pStyle w:val="Heading1"/>
+        <w:pageBreakBefore/>
+        <w:spacing w:after="240" w:before="0"/>
+        <w:jc w:val="center"/>
+      </w:pPr>
+      <w:bookmarkStart w:name="toc0" w:id="1"/>
+      <w:r>
+        <w:rPr>
+          <w:rFonts w:ascii="Amazon Ember" w:cs="Amazon Ember" w:eastAsia="Amazon Ember" w:hAnsi="Amazon Ember"/>
+          <w:b/>
+          <w:bCs/>
+          <w:color w:val="0000FF"/>
+          <w:sz w:val="36"/>
+          <w:szCs w:val="36"/>
+        </w:rPr>
         <w:t xml:space="preserve">Prologue: A Different Way of Thinking</w:t>
       </w:r>
       <w:bookmarkEnd w:id="1"/>
@@ -3154,7 +3362,7 @@
     </w:p>
     <w:p>
       <w:pPr>
-        <w:pStyle w:val="Heading2"/>
+        <w:pStyle w:val="Heading1"/>
         <w:pageBreakBefore/>
         <w:spacing w:after="240" w:before="0"/>
         <w:jc w:val="center"/>
@@ -3372,27 +3580,7 @@
           <w:sz w:val="24"/>
           <w:szCs w:val="24"/>
         </w:rPr>
-        <w:t xml:space="preserve">, the companion book to the </w:t>
-      </w:r>
-      <w:r>
-        <w:rPr>
-          <w:rFonts w:ascii="Cambria Math" w:cs="Cambria Math" w:eastAsia="Cambria Math" w:hAnsi="Cambria Math"/>
-          <w:i/>
-          <w:iCs/>
-          <w:sz w:val="24"/>
-          <w:szCs w:val="24"/>
-        </w:rPr>
-        <w:t xml:space="preserve">Physics, Actually</w:t>
-      </w:r>
-      <w:r>
-        <w:rPr>
-          <w:rFonts w:ascii="Cambria" w:cs="Cambria" w:eastAsia="Cambria" w:hAnsi="Cambria"/>
-          <w:i w:val="false"/>
-          <w:iCs w:val="false"/>
-          <w:sz w:val="24"/>
-          <w:szCs w:val="24"/>
-        </w:rPr>
-        <w:t xml:space="preserve"> series, will recognize the seed: an appendix on collective electrodynamics, placed after the chapters on QED, cryptography, and computing, that asked for a book of its own.</w:t>
+        <w:t xml:space="preserve"> (Volume 1) will recognize the seed: an appendix on collective electrodynamics, placed after the chapters on QED, cryptography, and computing, that asked for a book of its own.</w:t>
       </w:r>
     </w:p>
     <w:p>
@@ -3520,7 +3708,27 @@
           <w:sz w:val="24"/>
           <w:szCs w:val="24"/>
         </w:rPr>
-        <w:t xml:space="preserve">, you should have met electric and magnetic fields, and you should know that an electron can be described by a wave that interferes. This book does not teach calculus, Maxwell’s equations from nothing, or quantum field theory. It does stop to say what a phase, a potential, and a gauge transformation are doing. When a formula appears, the sentence in front of it is the part to hold onto if the symbols are new.</w:t>
+        <w:t xml:space="preserve">, you should have met electric and magnetic fields, and you should know that an electron can be described by a wave that interferes. This book does not teach calculus, Maxwell’s equations from nothing, or quantum field theory; the full calculation, from the Lagrangian to the loop corrections, is the job of the </w:t>
+      </w:r>
+      <w:r>
+        <w:rPr>
+          <w:rFonts w:ascii="Cambria Math" w:cs="Cambria Math" w:eastAsia="Cambria Math" w:hAnsi="Cambria Math"/>
+          <w:i/>
+          <w:iCs/>
+          <w:sz w:val="24"/>
+          <w:szCs w:val="24"/>
+        </w:rPr>
+        <w:t xml:space="preserve">Complete Quantum Electrodynamics Course</w:t>
+      </w:r>
+      <w:r>
+        <w:rPr>
+          <w:rFonts w:ascii="Cambria" w:cs="Cambria" w:eastAsia="Cambria" w:hAnsi="Cambria"/>
+          <w:i w:val="false"/>
+          <w:iCs w:val="false"/>
+          <w:sz w:val="24"/>
+          <w:szCs w:val="24"/>
+        </w:rPr>
+        <w:t xml:space="preserve"> (Volume 3). It does stop to say what a phase, a potential, and a gauge transformation are doing. When a formula appears, the sentence in front of it is the part to hold onto if the symbols are new.</w:t>
       </w:r>
     </w:p>
     <w:p>
@@ -3615,7 +3823,7 @@
           <w:sz w:val="36"/>
           <w:szCs w:val="36"/>
         </w:rPr>
-        <w:t xml:space="preserve">PART ONE — Phase, Not Force</w:t>
+        <w:t xml:space="preserve">Part One — Phase, Not Force</w:t>
       </w:r>
       <w:bookmarkEnd w:id="1"/>
     </w:p>
@@ -3648,7 +3856,7 @@
           <w:sz w:val="36"/>
           <w:szCs w:val="36"/>
         </w:rPr>
-        <w:t xml:space="preserve">1. The Invisible Interaction</w:t>
+        <w:t xml:space="preserve">Chapter 1: The Invisible Interaction</w:t>
       </w:r>
       <w:bookmarkEnd w:id="1"/>
     </w:p>
@@ -4138,7 +4346,7 @@
           <w:sz w:val="36"/>
           <w:szCs w:val="36"/>
         </w:rPr>
-        <w:t xml:space="preserve">2. The Phase of a Charged Particle</w:t>
+        <w:t xml:space="preserve">Chapter 2: The Phase of a Charged Particle</w:t>
       </w:r>
       <w:bookmarkEnd w:id="1"/>
     </w:p>
@@ -4772,7 +4980,7 @@
           <w:sz w:val="36"/>
           <w:szCs w:val="36"/>
         </w:rPr>
-        <w:t xml:space="preserve">3. The Loop</w:t>
+        <w:t xml:space="preserve">Chapter 3: The Loop</w:t>
       </w:r>
       <w:bookmarkEnd w:id="1"/>
     </w:p>
@@ -5583,7 +5791,7 @@
           <w:sz w:val="36"/>
           <w:szCs w:val="36"/>
         </w:rPr>
-        <w:t xml:space="preserve">4. Not Just Bookkeeping</w:t>
+        <w:t xml:space="preserve">Chapter 4: Not Just Bookkeeping</w:t>
       </w:r>
       <w:bookmarkEnd w:id="1"/>
     </w:p>
@@ -6627,7 +6835,7 @@
           <w:sz w:val="36"/>
           <w:szCs w:val="36"/>
         </w:rPr>
-        <w:t xml:space="preserve">PART TWO — When Many Become One</w:t>
+        <w:t xml:space="preserve">Part Two — When Many Become One</w:t>
       </w:r>
       <w:bookmarkEnd w:id="1"/>
     </w:p>
@@ -6660,7 +6868,7 @@
           <w:sz w:val="36"/>
           <w:szCs w:val="36"/>
         </w:rPr>
-        <w:t xml:space="preserve">5. One Electron Is Not a Superconductor</w:t>
+        <w:t xml:space="preserve">Chapter 5: One Electron Is Not a Superconductor</w:t>
       </w:r>
       <w:bookmarkEnd w:id="1"/>
     </w:p>
@@ -7208,7 +7416,7 @@
           <w:sz w:val="36"/>
           <w:szCs w:val="36"/>
         </w:rPr>
-        <w:t xml:space="preserve">6. Coherence Changes the Rules</w:t>
+        <w:t xml:space="preserve">Chapter 6: Coherence Changes the Rules</w:t>
       </w:r>
       <w:bookmarkEnd w:id="1"/>
     </w:p>
@@ -7987,7 +8195,7 @@
           <w:sz w:val="36"/>
           <w:szCs w:val="36"/>
         </w:rPr>
-        <w:t xml:space="preserve">7. Momentum in the Presence of a Potential</w:t>
+        <w:t xml:space="preserve">Chapter 7: Momentum in the Presence of a Potential</w:t>
       </w:r>
       <w:bookmarkEnd w:id="1"/>
     </w:p>
@@ -8536,7 +8744,7 @@
           <w:sz w:val="36"/>
           <w:szCs w:val="36"/>
         </w:rPr>
-        <w:t xml:space="preserve">8. Where Does the Potential Come From?</w:t>
+        <w:t xml:space="preserve">Chapter 8: Where Does the Potential Come From?</w:t>
       </w:r>
       <w:bookmarkEnd w:id="1"/>
     </w:p>
@@ -8868,7 +9076,7 @@
           <w:sz w:val="36"/>
           <w:szCs w:val="36"/>
         </w:rPr>
-        <w:t xml:space="preserve">PART THREE — The Photon and the Path</w:t>
+        <w:t xml:space="preserve">Part Three — The Photon and the Path</w:t>
       </w:r>
       <w:bookmarkEnd w:id="1"/>
     </w:p>
@@ -8901,7 +9109,7 @@
           <w:sz w:val="36"/>
           <w:szCs w:val="36"/>
         </w:rPr>
-        <w:t xml:space="preserve">9. The Photon</w:t>
+        <w:t xml:space="preserve">Chapter 9: The Photon</w:t>
       </w:r>
       <w:bookmarkEnd w:id="1"/>
     </w:p>
@@ -9379,7 +9587,7 @@
           <w:sz w:val="36"/>
           <w:szCs w:val="36"/>
         </w:rPr>
-        <w:t xml:space="preserve">10. The Path Is Not a Track</w:t>
+        <w:t xml:space="preserve">Chapter 10: The Path Is Not a Track</w:t>
       </w:r>
       <w:bookmarkEnd w:id="1"/>
     </w:p>
@@ -9865,7 +10073,7 @@
           <w:sz w:val="36"/>
           <w:szCs w:val="36"/>
         </w:rPr>
-        <w:t xml:space="preserve">11. From Individual Histories to Collective Phase</w:t>
+        <w:t xml:space="preserve">Chapter 11: From Individual Histories to Collective Phase</w:t>
       </w:r>
       <w:bookmarkEnd w:id="1"/>
     </w:p>
@@ -10337,7 +10545,7 @@
           <w:sz w:val="36"/>
           <w:szCs w:val="36"/>
         </w:rPr>
-        <w:t xml:space="preserve">PART FOUR — Finding Maxwell Again</w:t>
+        <w:t xml:space="preserve">Part Four — Finding Maxwell Again</w:t>
       </w:r>
       <w:bookmarkEnd w:id="1"/>
     </w:p>
@@ -10370,7 +10578,7 @@
           <w:sz w:val="36"/>
           <w:szCs w:val="36"/>
         </w:rPr>
-        <w:t xml:space="preserve">12. Where Did the Fields Go?</w:t>
+        <w:t xml:space="preserve">Chapter 12: Where Did the Fields Go?</w:t>
       </w:r>
       <w:bookmarkEnd w:id="1"/>
     </w:p>
@@ -10785,7 +10993,7 @@
           <w:sz w:val="36"/>
           <w:szCs w:val="36"/>
         </w:rPr>
-        <w:t xml:space="preserve">13. Maxwell Appears</w:t>
+        <w:t xml:space="preserve">Chapter 13: Maxwell Appears</w:t>
       </w:r>
       <w:bookmarkEnd w:id="1"/>
     </w:p>
@@ -11532,7 +11740,7 @@
           <w:sz w:val="36"/>
           <w:szCs w:val="36"/>
         </w:rPr>
-        <w:t xml:space="preserve">14. The Classical World Is a Limit, Not a Different Universe</w:t>
+        <w:t xml:space="preserve">Chapter 14: The Classical World Is a Limit, Not a Different Universe</w:t>
       </w:r>
       <w:bookmarkEnd w:id="1"/>
     </w:p>
@@ -12132,7 +12340,7 @@
           <w:sz w:val="36"/>
           <w:szCs w:val="36"/>
         </w:rPr>
-        <w:t xml:space="preserve">PART FIVE — The Field That May Not Be a Thing</w:t>
+        <w:t xml:space="preserve">Part Five — The Field That May Not Be a Thing</w:t>
       </w:r>
       <w:bookmarkEnd w:id="1"/>
     </w:p>
@@ -12165,7 +12373,7 @@
           <w:sz w:val="36"/>
           <w:szCs w:val="36"/>
         </w:rPr>
-        <w:t xml:space="preserve">15. What If the Field Isn’t Independent?</w:t>
+        <w:t xml:space="preserve">Chapter 15: What If the Field Isn’t Independent?</w:t>
       </w:r>
       <w:bookmarkEnd w:id="1"/>
     </w:p>
@@ -12352,7 +12560,7 @@
           <w:sz w:val="36"/>
           <w:szCs w:val="36"/>
         </w:rPr>
-        <w:t xml:space="preserve">16. Wheeler and Feynman: The Universe Talks Back</w:t>
+        <w:t xml:space="preserve">Chapter 16: Wheeler and Feynman — The Universe Talks Back</w:t>
       </w:r>
       <w:bookmarkEnd w:id="1"/>
     </w:p>
@@ -12747,7 +12955,7 @@
           <w:sz w:val="36"/>
           <w:szCs w:val="36"/>
         </w:rPr>
-        <w:t xml:space="preserve">17. Radiation Is Where Things Get Serious</w:t>
+        <w:t xml:space="preserve">Chapter 17: Radiation Is Where Things Get Serious</w:t>
       </w:r>
       <w:bookmarkEnd w:id="1"/>
     </w:p>
@@ -13082,7 +13290,7 @@
           <w:sz w:val="36"/>
           <w:szCs w:val="36"/>
         </w:rPr>
-        <w:t xml:space="preserve">18. Where Is the Energy?</w:t>
+        <w:t xml:space="preserve">Chapter 18: Where Is the Energy?</w:t>
       </w:r>
       <w:bookmarkEnd w:id="1"/>
     </w:p>
@@ -13662,7 +13870,7 @@
           <w:sz w:val="36"/>
           <w:szCs w:val="36"/>
         </w:rPr>
-        <w:t xml:space="preserve">PART SIX — What Survives the Merger</w:t>
+        <w:t xml:space="preserve">Part Six — What Survives the Merger</w:t>
       </w:r>
       <w:bookmarkEnd w:id="1"/>
     </w:p>
@@ -13695,7 +13903,7 @@
           <w:sz w:val="36"/>
           <w:szCs w:val="36"/>
         </w:rPr>
-        <w:t xml:space="preserve">19. What QED Adds</w:t>
+        <w:t xml:space="preserve">Chapter 19: What QED Adds</w:t>
       </w:r>
       <w:bookmarkEnd w:id="1"/>
     </w:p>
@@ -14237,7 +14445,7 @@
           <w:sz w:val="36"/>
           <w:szCs w:val="36"/>
         </w:rPr>
-        <w:t xml:space="preserve">20. The Geometry of the Potential</w:t>
+        <w:t xml:space="preserve">Chapter 20: The Geometry of the Potential</w:t>
       </w:r>
       <w:bookmarkEnd w:id="1"/>
     </w:p>
@@ -14530,7 +14738,7 @@
           <w:sz w:val="36"/>
           <w:szCs w:val="36"/>
         </w:rPr>
-        <w:t xml:space="preserve">21. The Art of Forgetting</w:t>
+        <w:t xml:space="preserve">Chapter 21: The Art of Forgetting</w:t>
       </w:r>
       <w:bookmarkEnd w:id="1"/>
     </w:p>
@@ -14715,7 +14923,7 @@
           <w:sz w:val="36"/>
           <w:szCs w:val="36"/>
         </w:rPr>
-        <w:t xml:space="preserve">22. The Meaning of “Fundamental”</w:t>
+        <w:t xml:space="preserve">Chapter 22: The Meaning of “Fundamental”</w:t>
       </w:r>
       <w:bookmarkEnd w:id="1"/>
     </w:p>
@@ -15159,7 +15367,7 @@
           <w:sz w:val="36"/>
           <w:szCs w:val="36"/>
         </w:rPr>
-        <w:t xml:space="preserve">PART SEVEN — Geometry, Symmetry, Vacuum</w:t>
+        <w:t xml:space="preserve">Part Seven — Geometry, Symmetry, Vacuum</w:t>
       </w:r>
       <w:bookmarkEnd w:id="1"/>
     </w:p>
@@ -15192,7 +15400,7 @@
           <w:sz w:val="36"/>
           <w:szCs w:val="36"/>
         </w:rPr>
-        <w:t xml:space="preserve">23. Charge Is the Price of Changing Phase Locally</w:t>
+        <w:t xml:space="preserve">Chapter 23: Charge Is the Price of Changing Phase Locally</w:t>
       </w:r>
       <w:bookmarkEnd w:id="1"/>
     </w:p>
@@ -15675,7 +15883,7 @@
           <w:sz w:val="36"/>
           <w:szCs w:val="36"/>
         </w:rPr>
-        <w:t xml:space="preserve">24. Why the Classical Path Wins</w:t>
+        <w:t xml:space="preserve">Chapter 24: Why the Classical Path Wins</w:t>
       </w:r>
       <w:bookmarkEnd w:id="1"/>
     </w:p>
@@ -16042,7 +16250,7 @@
           <w:sz w:val="36"/>
           <w:szCs w:val="36"/>
         </w:rPr>
-        <w:t xml:space="preserve">25. Magnetism, Light, and Empty Space</w:t>
+        <w:t xml:space="preserve">Chapter 25: Magnetism, Light, and Empty Space</w:t>
       </w:r>
       <w:bookmarkEnd w:id="1"/>
     </w:p>
@@ -16492,7 +16700,7 @@
           <w:sz w:val="36"/>
           <w:szCs w:val="36"/>
         </w:rPr>
-        <w:t xml:space="preserve">26. The Phase Can Wind</w:t>
+        <w:t xml:space="preserve">Chapter 26: The Phase Can Wind</w:t>
       </w:r>
       <w:bookmarkEnd w:id="1"/>
     </w:p>
@@ -17010,7 +17218,7 @@
           <w:sz w:val="36"/>
           <w:szCs w:val="36"/>
         </w:rPr>
-        <w:t xml:space="preserve">PART EIGHT — Following an Electron</w:t>
+        <w:t xml:space="preserve">Part Eight — Following an Electron</w:t>
       </w:r>
       <w:bookmarkEnd w:id="1"/>
     </w:p>
@@ -17043,7 +17251,7 @@
           <w:sz w:val="36"/>
           <w:szCs w:val="36"/>
         </w:rPr>
-        <w:t xml:space="preserve">27. The Equation Behind the Conversation</w:t>
+        <w:t xml:space="preserve">Chapter 27: The Equation Behind the Conversation</w:t>
       </w:r>
       <w:bookmarkEnd w:id="1"/>
     </w:p>
@@ -18273,7 +18481,7 @@
           <w:sz w:val="36"/>
           <w:szCs w:val="36"/>
         </w:rPr>
-        <w:t xml:space="preserve">28. Feynman’s Diagrams Become Less Mysterious</w:t>
+        <w:t xml:space="preserve">Chapter 28: Feynman’s Diagrams Become Less Mysterious</w:t>
       </w:r>
       <w:bookmarkEnd w:id="1"/>
     </w:p>
@@ -18626,7 +18834,7 @@
           <w:sz w:val="36"/>
           <w:szCs w:val="36"/>
         </w:rPr>
-        <w:t xml:space="preserve">29. The Classical Coulomb Force Emerges</w:t>
+        <w:t xml:space="preserve">Chapter 29: The Classical Coulomb Force Emerges</w:t>
       </w:r>
       <w:bookmarkEnd w:id="1"/>
     </w:p>
@@ -19415,7 +19623,7 @@
           <w:sz w:val="36"/>
           <w:szCs w:val="36"/>
         </w:rPr>
-        <w:t xml:space="preserve">30. Now Add Many Electrons</w:t>
+        <w:t xml:space="preserve">Chapter 30: Now Add Many Electrons</w:t>
       </w:r>
       <w:bookmarkEnd w:id="1"/>
     </w:p>
@@ -19875,7 +20083,7 @@
           <w:sz w:val="36"/>
           <w:szCs w:val="36"/>
         </w:rPr>
-        <w:t xml:space="preserve">31. The Book’s Central Bridge</w:t>
+        <w:t xml:space="preserve">Chapter 31: The Book’s Central Bridge</w:t>
       </w:r>
       <w:bookmarkEnd w:id="1"/>
     </w:p>
@@ -20285,7 +20493,7 @@
           <w:sz w:val="36"/>
           <w:szCs w:val="36"/>
         </w:rPr>
-        <w:t xml:space="preserve">PART NINE — Light Meets Matter</w:t>
+        <w:t xml:space="preserve">Part Nine — Light Meets Matter</w:t>
       </w:r>
       <w:bookmarkEnd w:id="1"/>
     </w:p>
@@ -20318,7 +20526,7 @@
           <w:sz w:val="36"/>
           <w:szCs w:val="36"/>
         </w:rPr>
-        <w:t xml:space="preserve">32. The Photon Is Not the Opposite of the Phase</w:t>
+        <w:t xml:space="preserve">Chapter 32: The Photon Is Not the Opposite of the Phase</w:t>
       </w:r>
       <w:bookmarkEnd w:id="1"/>
     </w:p>
@@ -20708,7 +20916,7 @@
           <w:sz w:val="36"/>
           <w:szCs w:val="36"/>
         </w:rPr>
-        <w:t xml:space="preserve">33. When Matter Meets Light</w:t>
+        <w:t xml:space="preserve">Chapter 33: When Matter Meets Light</w:t>
       </w:r>
       <w:bookmarkEnd w:id="1"/>
     </w:p>
@@ -20997,7 +21205,7 @@
           <w:sz w:val="36"/>
           <w:szCs w:val="36"/>
         </w:rPr>
-        <w:t xml:space="preserve">34. The Loop, Formalized</w:t>
+        <w:t xml:space="preserve">Chapter 34: The Loop, Formalized</w:t>
       </w:r>
       <w:bookmarkEnd w:id="1"/>
     </w:p>
@@ -21250,7 +21458,7 @@
           <w:sz w:val="36"/>
           <w:szCs w:val="36"/>
         </w:rPr>
-        <w:t xml:space="preserve">PART TEN — Renormalization, Done Once, Done Right</w:t>
+        <w:t xml:space="preserve">Part Ten — Renormalization, Done Once, Done Right</w:t>
       </w:r>
       <w:bookmarkEnd w:id="1"/>
     </w:p>
@@ -21283,7 +21491,7 @@
           <w:sz w:val="36"/>
           <w:szCs w:val="36"/>
         </w:rPr>
-        <w:t xml:space="preserve">35. Vacuum Polarization: The Electron Is Not Quite Alone</w:t>
+        <w:t xml:space="preserve">Chapter 35: Vacuum Polarization — The Electron Is Not Quite Alone</w:t>
       </w:r>
       <w:bookmarkEnd w:id="1"/>
     </w:p>
@@ -21646,7 +21854,7 @@
           <w:sz w:val="36"/>
           <w:szCs w:val="36"/>
         </w:rPr>
-        <w:t xml:space="preserve">36. The Terrible Reputation of Renormalization</w:t>
+        <w:t xml:space="preserve">Chapter 36: The Terrible Reputation of Renormalization</w:t>
       </w:r>
       <w:bookmarkEnd w:id="1"/>
     </w:p>
@@ -22438,7 +22646,7 @@
           <w:sz w:val="36"/>
           <w:szCs w:val="36"/>
         </w:rPr>
-        <w:t xml:space="preserve">37. A Resolution Dial</w:t>
+        <w:t xml:space="preserve">Chapter 37: A Resolution Dial</w:t>
       </w:r>
       <w:bookmarkEnd w:id="1"/>
     </w:p>
@@ -22865,7 +23073,7 @@
           <w:sz w:val="36"/>
           <w:szCs w:val="36"/>
         </w:rPr>
-        <w:t xml:space="preserve">38. Renormalization Is a Translation System</w:t>
+        <w:t xml:space="preserve">Chapter 38: Renormalization Is a Translation System</w:t>
       </w:r>
       <w:bookmarkEnd w:id="1"/>
     </w:p>
@@ -23265,7 +23473,7 @@
           <w:sz w:val="36"/>
           <w:szCs w:val="36"/>
         </w:rPr>
-        <w:t xml:space="preserve">PART ELEVEN — The World at the End of the Wire</w:t>
+        <w:t xml:space="preserve">Part Eleven — The World at the End of the Wire</w:t>
       </w:r>
       <w:bookmarkEnd w:id="1"/>
     </w:p>
@@ -23298,7 +23506,7 @@
           <w:sz w:val="36"/>
           <w:szCs w:val="36"/>
         </w:rPr>
-        <w:t xml:space="preserve">39. From QED to a Superconducting Circuit</w:t>
+        <w:t xml:space="preserve">Chapter 39: From QED to a Superconducting Circuit</w:t>
       </w:r>
       <w:bookmarkEnd w:id="1"/>
     </w:p>
@@ -24229,7 +24437,7 @@
           <w:sz w:val="36"/>
           <w:szCs w:val="36"/>
         </w:rPr>
-        <w:t xml:space="preserve">40. One System, Several Descriptions</w:t>
+        <w:t xml:space="preserve">Chapter 40: One System, Several Descriptions</w:t>
       </w:r>
       <w:bookmarkEnd w:id="1"/>
     </w:p>
@@ -24603,7 +24811,7 @@
           <w:sz w:val="36"/>
           <w:szCs w:val="36"/>
         </w:rPr>
-        <w:t xml:space="preserve">41. The Same Wire Contains All Four Worlds</w:t>
+        <w:t xml:space="preserve">Chapter 41: The Same Wire Contains All Four Worlds</w:t>
       </w:r>
       <w:bookmarkEnd w:id="1"/>
     </w:p>
@@ -24795,7 +25003,7 @@
           <w:sz w:val="36"/>
           <w:szCs w:val="36"/>
         </w:rPr>
-        <w:t xml:space="preserve">PART TWELVE — What the Electron Knows</w:t>
+        <w:t xml:space="preserve">Part Twelve — What the Electron Knows</w:t>
       </w:r>
       <w:bookmarkEnd w:id="1"/>
     </w:p>
@@ -24828,7 +25036,7 @@
           <w:sz w:val="36"/>
           <w:szCs w:val="36"/>
         </w:rPr>
-        <w:t xml:space="preserve">42. A Tiny Charge With a Huge Story</w:t>
+        <w:t xml:space="preserve">Chapter 42: A Tiny Charge With a Huge Story</w:t>
       </w:r>
       <w:bookmarkEnd w:id="1"/>
     </w:p>
@@ -25173,7 +25381,7 @@
           <w:sz w:val="36"/>
           <w:szCs w:val="36"/>
         </w:rPr>
-        <w:t xml:space="preserve">43. The Electron in a Superconductor</w:t>
+        <w:t xml:space="preserve">Chapter 43: The Electron in a Superconductor</w:t>
       </w:r>
       <w:bookmarkEnd w:id="1"/>
     </w:p>
@@ -25538,7 +25746,7 @@
           <w:sz w:val="36"/>
           <w:szCs w:val="36"/>
         </w:rPr>
-        <w:t xml:space="preserve">44. Is the Field Real?</w:t>
+        <w:t xml:space="preserve">Chapter 44: Is the Field Real?</w:t>
       </w:r>
       <w:bookmarkEnd w:id="1"/>
     </w:p>
@@ -26134,7 +26342,7 @@
           <w:sz w:val="36"/>
           <w:szCs w:val="36"/>
         </w:rPr>
-        <w:t xml:space="preserve">PART THIRTEEN — The Honest Ending</w:t>
+        <w:t xml:space="preserve">Part Thirteen — The Honest Ending</w:t>
       </w:r>
       <w:bookmarkEnd w:id="1"/>
     </w:p>
@@ -26167,7 +26375,7 @@
           <w:sz w:val="36"/>
           <w:szCs w:val="36"/>
         </w:rPr>
-        <w:t xml:space="preserve">45. The Ladder of Descriptions: Electron to Eye</w:t>
+        <w:t xml:space="preserve">Chapter 45: The Ladder of Descriptions — Electron to Eye</w:t>
       </w:r>
       <w:bookmarkEnd w:id="1"/>
     </w:p>
@@ -26782,7 +26990,7 @@
           <w:sz w:val="36"/>
           <w:szCs w:val="36"/>
         </w:rPr>
-        <w:t xml:space="preserve">46. What We Have Learned, and What We Have Not Proven</w:t>
+        <w:t xml:space="preserve">Chapter 46: What We Have Learned, and What We Have Not Proven</w:t>
       </w:r>
       <w:bookmarkEnd w:id="1"/>
     </w:p>
@@ -27519,7 +27727,7 @@
           <w:sz w:val="36"/>
           <w:szCs w:val="36"/>
         </w:rPr>
-        <w:t xml:space="preserve">47. Epilogue: The Law Becomes Visible</w:t>
+        <w:t xml:space="preserve">Chapter 47: Epilogue — The Law Becomes Visible</w:t>
       </w:r>
       <w:bookmarkEnd w:id="1"/>
     </w:p>
@@ -27755,7 +27963,7 @@
     </w:p>
     <w:p>
       <w:pPr>
-        <w:pStyle w:val="Heading2"/>
+        <w:pStyle w:val="Heading1"/>
         <w:pageBreakBefore/>
         <w:spacing w:after="240" w:before="0"/>
         <w:jc w:val="center"/>
@@ -29697,7 +29905,7 @@
     </w:p>
     <w:p>
       <w:pPr>
-        <w:pStyle w:val="Heading2"/>
+        <w:pStyle w:val="Heading1"/>
         <w:pageBreakBefore/>
         <w:spacing w:after="240" w:before="0"/>
         <w:jc w:val="center"/>
@@ -29812,7 +30020,7 @@
         </w:rPr>
         <w:t xml:space="preserve"> 115, 485, 1959), </w:t>
       </w:r>
-      <w:hyperlink w:history="1" r:id="rId2wkew0protf93i1smwhaq">
+      <w:hyperlink w:history="1" r:id="rIdvknnnoyvpnd8-nnoz7tis">
         <w:r>
           <w:rPr>
             <w:rFonts w:ascii="Cambria" w:cs="Cambria" w:eastAsia="Cambria" w:hAnsi="Cambria"/>
@@ -29856,7 +30064,7 @@
         </w:rPr>
         <w:t xml:space="preserve"> 56, 792, 1986), </w:t>
       </w:r>
-      <w:hyperlink w:history="1" r:id="rId0ccxog3l_lnhdz1eo8iju">
+      <w:hyperlink w:history="1" r:id="rIdgfsr4qvwj0aqcyrpcqath">
         <w:r>
           <w:rPr>
             <w:rFonts w:ascii="Cambria" w:cs="Cambria" w:eastAsia="Cambria" w:hAnsi="Cambria"/>
@@ -30000,7 +30208,7 @@
         </w:rPr>
         <w:t xml:space="preserve">, 1905), </w:t>
       </w:r>
-      <w:hyperlink w:history="1" r:id="rIdwasqcsvxl0t8_zbq6ufzd">
+      <w:hyperlink w:history="1" r:id="rId_x3wnip-qucz0etlnv9je">
         <w:r>
           <w:rPr>
             <w:rFonts w:ascii="Cambria" w:cs="Cambria" w:eastAsia="Cambria" w:hAnsi="Cambria"/>
@@ -30072,7 +30280,7 @@
         </w:rPr>
         <w:t xml:space="preserve"> 20, 367, 1948), </w:t>
       </w:r>
-      <w:hyperlink w:history="1" r:id="rIdifivkhevnqc3rtkpdqpdh">
+      <w:hyperlink w:history="1" r:id="rIdr2zjr1t5xugc7nqt8xpym">
         <w:r>
           <w:rPr>
             <w:rFonts w:ascii="Cambria" w:cs="Cambria" w:eastAsia="Cambria" w:hAnsi="Cambria"/>
@@ -30134,7 +30342,7 @@
         </w:rPr>
         <w:t xml:space="preserve"> 17, 157, 1945), </w:t>
       </w:r>
-      <w:hyperlink w:history="1" r:id="rIdt92pghhxdbb5hvwot8fpi">
+      <w:hyperlink w:history="1" r:id="rIdlfnzraxrspjhhpghjkrwg">
         <w:r>
           <w:rPr>
             <w:rFonts w:ascii="Cambria" w:cs="Cambria" w:eastAsia="Cambria" w:hAnsi="Cambria"/>
@@ -30178,7 +30386,7 @@
         </w:rPr>
         <w:t xml:space="preserve"> 21, 425, 1949), </w:t>
       </w:r>
-      <w:hyperlink w:history="1" r:id="rIdocppryhrtetvczcjf8xnb">
+      <w:hyperlink w:history="1" r:id="rIddwlfcvkefld0y6slsyhj5">
         <w:r>
           <w:rPr>
             <w:rFonts w:ascii="Cambria" w:cs="Cambria" w:eastAsia="Cambria" w:hAnsi="Cambria"/>
@@ -30240,7 +30448,7 @@
         </w:rPr>
         <w:t xml:space="preserve"> 72, 241, 1947), </w:t>
       </w:r>
-      <w:hyperlink w:history="1" r:id="rIdvxszt--c3qyftbrkchwxf">
+      <w:hyperlink w:history="1" r:id="rIdaz7ydsmandamqzfq4fcsw">
         <w:r>
           <w:rPr>
             <w:rFonts w:ascii="Cambria" w:cs="Cambria" w:eastAsia="Cambria" w:hAnsi="Cambria"/>
@@ -30332,7 +30540,7 @@
         </w:rPr>
         <w:t xml:space="preserve"> 1, 186 (1971), </w:t>
       </w:r>
-      <w:hyperlink w:history="1" r:id="rIdebcshntpvgfpig5-_qnhw">
+      <w:hyperlink w:history="1" r:id="rIdwtxfnlvqozanne-5bhgk8">
         <w:r>
           <w:rPr>
             <w:rFonts w:ascii="Cambria" w:cs="Cambria" w:eastAsia="Cambria" w:hAnsi="Cambria"/>
@@ -30394,7 +30602,7 @@
         </w:rPr>
         <w:t xml:space="preserve"> B51, 793, 1948). The academy’s scan of that paper is at </w:t>
       </w:r>
-      <w:hyperlink w:history="1" r:id="rIdbwysszii6gby9w3qllfft">
+      <w:hyperlink w:history="1" r:id="rIdkldiw6z6iqsagmjcaizwd">
         <w:r>
           <w:rPr>
             <w:rFonts w:ascii="Cambria" w:cs="Cambria" w:eastAsia="Cambria" w:hAnsi="Cambria"/>
@@ -30438,7 +30646,7 @@
         </w:rPr>
         <w:t xml:space="preserve"> 78, 5, 1997), </w:t>
       </w:r>
-      <w:hyperlink w:history="1" r:id="rId1n6eppiqravrxnrgiylgk">
+      <w:hyperlink w:history="1" r:id="rIdkl3-8e9csstizn5aomitw">
         <w:r>
           <w:rPr>
             <w:rFonts w:ascii="Cambria" w:cs="Cambria" w:eastAsia="Cambria" w:hAnsi="Cambria"/>
@@ -30500,7 +30708,7 @@
         </w:rPr>
         <w:t xml:space="preserve"> 5, 1174, 1957). The journal’s English PDF is at </w:t>
       </w:r>
-      <w:hyperlink w:history="1" r:id="rIdkj9giy6az4vchgnqtmu3i">
+      <w:hyperlink w:history="1" r:id="rId8avcjb1f7ynydlouioa1b">
         <w:r>
           <w:rPr>
             <w:rFonts w:ascii="Cambria" w:cs="Cambria" w:eastAsia="Cambria" w:hAnsi="Cambria"/>
@@ -30572,7 +30780,7 @@
         </w:rPr>
         <w:t xml:space="preserve"> 133, 60, 1931), </w:t>
       </w:r>
-      <w:hyperlink w:history="1" r:id="rIduzcyn7b3-cip9g-wwbhr-">
+      <w:hyperlink w:history="1" r:id="rIdmfk5kmhmcxeaa7ftq13gb">
         <w:r>
           <w:rPr>
             <w:rFonts w:ascii="Cambria" w:cs="Cambria" w:eastAsia="Cambria" w:hAnsi="Cambria"/>
@@ -30678,7 +30886,7 @@
         </w:rPr>
         <w:t xml:space="preserve"> 1, 173, 1986), </w:t>
       </w:r>
-      <w:hyperlink w:history="1" r:id="rIdst1vjuetyxdkiyo0zznvi">
+      <w:hyperlink w:history="1" r:id="rIdisgb-exmejeljar-p9d5b">
         <w:r>
           <w:rPr>
             <w:rFonts w:ascii="Cambria" w:cs="Cambria" w:eastAsia="Cambria" w:hAnsi="Cambria"/>
@@ -30760,7 +30968,7 @@
         </w:rPr>
         <w:t xml:space="preserve"> 73, 416, 1948), </w:t>
       </w:r>
-      <w:hyperlink w:history="1" r:id="rIdrlzvjx5a7xuusepvngxnu">
+      <w:hyperlink w:history="1" r:id="rIdijqw0oxbxjc08udknxj3j">
         <w:r>
           <w:rPr>
             <w:rFonts w:ascii="Cambria" w:cs="Cambria" w:eastAsia="Cambria" w:hAnsi="Cambria"/>
@@ -30804,7 +31012,7 @@
         </w:rPr>
         <w:t xml:space="preserve"> 130, 071801, 2023), </w:t>
       </w:r>
-      <w:hyperlink w:history="1" r:id="rId9hrprldvaandqu_q85uew">
+      <w:hyperlink w:history="1" r:id="rIdyexsasvmupzhdtlxde3fc">
         <w:r>
           <w:rPr>
             <w:rFonts w:ascii="Cambria" w:cs="Cambria" w:eastAsia="Cambria" w:hAnsi="Cambria"/>
@@ -30943,7 +31151,7 @@
         </w:rPr>
         <w:t xml:space="preserve"> 1, 251, 1962), </w:t>
       </w:r>
-      <w:hyperlink w:history="1" r:id="rId4la-mdt47w5qos5zlkwsc">
+      <w:hyperlink w:history="1" r:id="rIdnni0y-srxu8iaqufxv4tl">
         <w:r>
           <w:rPr>
             <w:rFonts w:ascii="Cambria" w:cs="Cambria" w:eastAsia="Cambria" w:hAnsi="Cambria"/>
@@ -31266,7 +31474,7 @@
         </w:rPr>
         <w:t xml:space="preserve"> 93, 025005, 2021), </w:t>
       </w:r>
-      <w:hyperlink w:history="1" r:id="rIdkdabrhmp5nxqqifswhrc6">
+      <w:hyperlink w:history="1" r:id="rIdktj8pocvllqgpnvumhal7">
         <w:r>
           <w:rPr>
             <w:rFonts w:ascii="Cambria" w:cs="Cambria" w:eastAsia="Cambria" w:hAnsi="Cambria"/>
@@ -31283,7 +31491,7 @@
     </w:p>
     <w:p>
       <w:pPr>
-        <w:pStyle w:val="Heading2"/>
+        <w:pStyle w:val="Heading1"/>
         <w:pageBreakBefore/>
         <w:spacing w:after="240" w:before="0"/>
         <w:jc w:val="center"/>
@@ -34760,7 +34968,7 @@
     </w:p>
     <w:p>
       <w:pPr>
-        <w:pStyle w:val="Heading2"/>
+        <w:pStyle w:val="Heading1"/>
         <w:pageBreakBefore/>
         <w:spacing w:after="240" w:before="0"/>
         <w:jc w:val="center"/>
@@ -34989,7 +35197,7 @@
     </w:p>
     <w:p>
       <w:pPr>
-        <w:pStyle w:val="Heading2"/>
+        <w:pStyle w:val="Heading1"/>
         <w:pageBreakBefore/>
         <w:spacing w:after="240" w:before="0"/>
         <w:jc w:val="center"/>
@@ -37096,7 +37304,7 @@
     </w:p>
     <w:p>
       <w:pPr>
-        <w:pStyle w:val="Heading2"/>
+        <w:pStyle w:val="Heading1"/>
         <w:pageBreakBefore/>
         <w:spacing w:after="240" w:before="0"/>
         <w:jc w:val="center"/>
@@ -37128,7 +37336,7 @@
           <w:sz w:val="24"/>
           <w:szCs w:val="24"/>
         </w:rPr>
-        <w:t xml:space="preserve">Read </w:t>
+        <w:t xml:space="preserve">If you came to this book first, read </w:t>
       </w:r>
       <w:r>
         <w:rPr>
@@ -37148,7 +37356,63 @@
           <w:sz w:val="24"/>
           <w:szCs w:val="24"/>
         </w:rPr>
-        <w:t xml:space="preserve"> next. It is the map this book grew out of: entanglement, Bell tests, interpretations, quantum fields, the strong force, QED, cryptography, and computing. This book began there, as an appendix on collective electrodynamics that outgrew its pages.</w:t>
+        <w:t xml:space="preserve"> (Volume 1) next. It is the map this book grew out of: entanglement, Bell tests, interpretations, quantum fields, the strong force, QED, cryptography, and computing. This book began there, as an appendix on collective electrodynamics that outgrew its pages.</w:t>
+      </w:r>
+    </w:p>
+    <w:p>
+      <w:pPr>
+        <w:spacing w:after="260" w:line="360" w:lineRule="auto"/>
+        <w:jc w:val="left"/>
+      </w:pPr>
+      <w:r>
+        <w:rPr>
+          <w:rFonts w:ascii="Cambria" w:cs="Cambria" w:eastAsia="Cambria" w:hAnsi="Cambria"/>
+          <w:i w:val="false"/>
+          <w:iCs w:val="false"/>
+          <w:sz w:val="24"/>
+          <w:szCs w:val="24"/>
+        </w:rPr>
+        <w:t xml:space="preserve">If you want to calculate what this book describes, the </w:t>
+      </w:r>
+      <w:r>
+        <w:rPr>
+          <w:rFonts w:ascii="Cambria Math" w:cs="Cambria Math" w:eastAsia="Cambria Math" w:hAnsi="Cambria Math"/>
+          <w:i/>
+          <w:iCs/>
+          <w:sz w:val="24"/>
+          <w:szCs w:val="24"/>
+        </w:rPr>
+        <w:t xml:space="preserve">Complete Quantum Electrodynamics Course</w:t>
+      </w:r>
+      <w:r>
+        <w:rPr>
+          <w:rFonts w:ascii="Cambria" w:cs="Cambria" w:eastAsia="Cambria" w:hAnsi="Cambria"/>
+          <w:i w:val="false"/>
+          <w:iCs w:val="false"/>
+          <w:sz w:val="24"/>
+          <w:szCs w:val="24"/>
+        </w:rPr>
+        <w:t xml:space="preserve"> (Volume 3) derives it: Feynman rules, renormalization, Schwinger’s </w:t>
+      </w:r>
+      <w:r>
+        <w:rPr>
+          <w:rFonts w:ascii="Cambria Math" w:cs="Cambria Math" w:eastAsia="Cambria Math" w:hAnsi="Cambria Math"/>
+          <w:i/>
+          <w:iCs/>
+          <w:sz w:val="24"/>
+          <w:szCs w:val="24"/>
+        </w:rPr>
+        <w:t xml:space="preserve">α/(2π)</w:t>
+      </w:r>
+      <w:r>
+        <w:rPr>
+          <w:rFonts w:ascii="Cambria" w:cs="Cambria" w:eastAsia="Cambria" w:hAnsi="Cambria"/>
+          <w:i w:val="false"/>
+          <w:iCs w:val="false"/>
+          <w:sz w:val="24"/>
+          <w:szCs w:val="24"/>
+        </w:rPr>
+        <w:t xml:space="preserve">, and the Lamb shift, with exercises.</w:t>
       </w:r>
     </w:p>
     <w:p>
@@ -37209,7 +37473,7 @@
     </w:p>
     <w:p>
       <w:pPr>
-        <w:pStyle w:val="Heading2"/>
+        <w:pStyle w:val="Heading1"/>
         <w:pageBreakBefore/>
         <w:spacing w:after="240" w:before="0"/>
         <w:jc w:val="center"/>
@@ -37235,6 +37499,52 @@
       </w:pPr>
       <w:r>
         <w:rPr>
+          <w:rFonts w:ascii="Cambria" w:cs="Cambria" w:eastAsia="Cambria" w:hAnsi="Cambria"/>
+          <w:i w:val="false"/>
+          <w:iCs w:val="false"/>
+          <w:sz w:val="24"/>
+          <w:szCs w:val="24"/>
+        </w:rPr>
+        <w:t xml:space="preserve">The </w:t>
+      </w:r>
+      <w:r>
+        <w:rPr>
+          <w:rFonts w:ascii="Cambria Math" w:cs="Cambria Math" w:eastAsia="Cambria Math" w:hAnsi="Cambria Math"/>
+          <w:i/>
+          <w:iCs/>
+          <w:sz w:val="24"/>
+          <w:szCs w:val="24"/>
+        </w:rPr>
+        <w:t xml:space="preserve">Quanta, Actually</w:t>
+      </w:r>
+      <w:r>
+        <w:rPr>
+          <w:rFonts w:ascii="Cambria" w:cs="Cambria" w:eastAsia="Cambria" w:hAnsi="Cambria"/>
+          <w:i w:val="false"/>
+          <w:iCs w:val="false"/>
+          <w:sz w:val="24"/>
+          <w:szCs w:val="24"/>
+        </w:rPr>
+        <w:t xml:space="preserve"> series:</w:t>
+      </w:r>
+    </w:p>
+    <w:p>
+      <w:pPr>
+        <w:spacing w:after="260" w:line="360" w:lineRule="auto"/>
+        <w:jc w:val="left"/>
+      </w:pPr>
+      <w:r>
+        <w:rPr>
+          <w:rFonts w:ascii="Cambria" w:cs="Cambria" w:eastAsia="Cambria" w:hAnsi="Cambria"/>
+          <w:i w:val="false"/>
+          <w:iCs w:val="false"/>
+          <w:sz w:val="24"/>
+          <w:szCs w:val="24"/>
+        </w:rPr>
+        <w:t xml:space="preserve">Volume 1: </w:t>
+      </w:r>
+      <w:r>
+        <w:rPr>
           <w:rFonts w:ascii="Cambria Math" w:cs="Cambria Math" w:eastAsia="Cambria Math" w:hAnsi="Cambria Math"/>
           <w:i/>
           <w:iCs/>
@@ -37251,7 +37561,85 @@
           <w:sz w:val="24"/>
           <w:szCs w:val="24"/>
         </w:rPr>
-        <w:t xml:space="preserve">. The companion book to the </w:t>
+        <w:t xml:space="preserve">. The survey this book grew out of.</w:t>
+      </w:r>
+    </w:p>
+    <w:p>
+      <w:pPr>
+        <w:spacing w:after="260" w:line="360" w:lineRule="auto"/>
+        <w:jc w:val="left"/>
+      </w:pPr>
+      <w:r>
+        <w:rPr>
+          <w:rFonts w:ascii="Cambria" w:cs="Cambria" w:eastAsia="Cambria" w:hAnsi="Cambria"/>
+          <w:i w:val="false"/>
+          <w:iCs w:val="false"/>
+          <w:sz w:val="24"/>
+          <w:szCs w:val="24"/>
+        </w:rPr>
+        <w:t xml:space="preserve">Volume 2: </w:t>
+      </w:r>
+      <w:r>
+        <w:rPr>
+          <w:rFonts w:ascii="Cambria Math" w:cs="Cambria Math" w:eastAsia="Cambria Math" w:hAnsi="Cambria Math"/>
+          <w:i/>
+          <w:iCs/>
+          <w:sz w:val="24"/>
+          <w:szCs w:val="24"/>
+        </w:rPr>
+        <w:t xml:space="preserve">The Quantum Conversation</w:t>
+      </w:r>
+      <w:r>
+        <w:rPr>
+          <w:rFonts w:ascii="Cambria" w:cs="Cambria" w:eastAsia="Cambria" w:hAnsi="Cambria"/>
+          <w:i w:val="false"/>
+          <w:iCs w:val="false"/>
+          <w:sz w:val="24"/>
+          <w:szCs w:val="24"/>
+        </w:rPr>
+        <w:t xml:space="preserve">. This book.</w:t>
+      </w:r>
+    </w:p>
+    <w:p>
+      <w:pPr>
+        <w:spacing w:after="260" w:line="360" w:lineRule="auto"/>
+        <w:jc w:val="left"/>
+      </w:pPr>
+      <w:r>
+        <w:rPr>
+          <w:rFonts w:ascii="Cambria" w:cs="Cambria" w:eastAsia="Cambria" w:hAnsi="Cambria"/>
+          <w:i w:val="false"/>
+          <w:iCs w:val="false"/>
+          <w:sz w:val="24"/>
+          <w:szCs w:val="24"/>
+        </w:rPr>
+        <w:t xml:space="preserve">Volume 3: </w:t>
+      </w:r>
+      <w:r>
+        <w:rPr>
+          <w:rFonts w:ascii="Cambria Math" w:cs="Cambria Math" w:eastAsia="Cambria Math" w:hAnsi="Cambria Math"/>
+          <w:i/>
+          <w:iCs/>
+          <w:sz w:val="24"/>
+          <w:szCs w:val="24"/>
+        </w:rPr>
+        <w:t xml:space="preserve">Complete Quantum Electrodynamics Course: From Mathematical Foundations to One-Loop QED</w:t>
+      </w:r>
+    </w:p>
+    <w:p>
+      <w:pPr>
+        <w:spacing w:after="260" w:line="360" w:lineRule="auto"/>
+        <w:jc w:val="left"/>
+      </w:pPr>
+      <w:r>
+        <w:rPr>
+          <w:rFonts w:ascii="Cambria" w:cs="Cambria" w:eastAsia="Cambria" w:hAnsi="Cambria"/>
+          <w:i w:val="false"/>
+          <w:iCs w:val="false"/>
+          <w:sz w:val="24"/>
+          <w:szCs w:val="24"/>
+        </w:rPr>
+        <w:t xml:space="preserve">The </w:t>
       </w:r>
       <w:r>
         <w:rPr>
@@ -37271,42 +37659,6 @@
           <w:sz w:val="24"/>
           <w:szCs w:val="24"/>
         </w:rPr>
-        <w:t xml:space="preserve"> series, and the survey this book grew out of.</w:t>
-      </w:r>
-    </w:p>
-    <w:p>
-      <w:pPr>
-        <w:spacing w:after="260" w:line="360" w:lineRule="auto"/>
-        <w:jc w:val="left"/>
-      </w:pPr>
-      <w:r>
-        <w:rPr>
-          <w:rFonts w:ascii="Cambria" w:cs="Cambria" w:eastAsia="Cambria" w:hAnsi="Cambria"/>
-          <w:i w:val="false"/>
-          <w:iCs w:val="false"/>
-          <w:sz w:val="24"/>
-          <w:szCs w:val="24"/>
-        </w:rPr>
-        <w:t xml:space="preserve">The </w:t>
-      </w:r>
-      <w:r>
-        <w:rPr>
-          <w:rFonts w:ascii="Cambria Math" w:cs="Cambria Math" w:eastAsia="Cambria Math" w:hAnsi="Cambria Math"/>
-          <w:i/>
-          <w:iCs/>
-          <w:sz w:val="24"/>
-          <w:szCs w:val="24"/>
-        </w:rPr>
-        <w:t xml:space="preserve">Physics, Actually</w:t>
-      </w:r>
-      <w:r>
-        <w:rPr>
-          <w:rFonts w:ascii="Cambria" w:cs="Cambria" w:eastAsia="Cambria" w:hAnsi="Cambria"/>
-          <w:i w:val="false"/>
-          <w:iCs w:val="false"/>
-          <w:sz w:val="24"/>
-          <w:szCs w:val="24"/>
-        </w:rPr>
         <w:t xml:space="preserve"> series:</w:t>
       </w:r>
     </w:p>
@@ -37390,7 +37742,7 @@
     </w:p>
     <w:p>
       <w:pPr>
-        <w:pStyle w:val="Heading2"/>
+        <w:pStyle w:val="Heading1"/>
         <w:pageBreakBefore/>
         <w:spacing w:after="240" w:before="0"/>
         <w:jc w:val="center"/>
@@ -37459,7 +37811,7 @@
     </w:p>
     <w:p>
       <w:pPr>
-        <w:pStyle w:val="Heading2"/>
+        <w:pStyle w:val="Heading1"/>
         <w:pageBreakBefore/>
         <w:spacing w:after="240" w:before="0"/>
         <w:jc w:val="center"/>

--- a/Quanta, Actually - SERIES/The Quantum Conversation/manuscript_draft.docx
+++ b/Quanta, Actually - SERIES/The Quantum Conversation/manuscript_draft.docx
@@ -30020,7 +30020,7 @@
         </w:rPr>
         <w:t xml:space="preserve"> 115, 485, 1959), </w:t>
       </w:r>
-      <w:hyperlink w:history="1" r:id="rIdvknnnoyvpnd8-nnoz7tis">
+      <w:hyperlink w:history="1" r:id="rId8ipungr_jlo1_-siswigj">
         <w:r>
           <w:rPr>
             <w:rFonts w:ascii="Cambria" w:cs="Cambria" w:eastAsia="Cambria" w:hAnsi="Cambria"/>
@@ -30064,7 +30064,7 @@
         </w:rPr>
         <w:t xml:space="preserve"> 56, 792, 1986), </w:t>
       </w:r>
-      <w:hyperlink w:history="1" r:id="rIdgfsr4qvwj0aqcyrpcqath">
+      <w:hyperlink w:history="1" r:id="rIdcdonmzd-h5cvrzxnxtlft">
         <w:r>
           <w:rPr>
             <w:rFonts w:ascii="Cambria" w:cs="Cambria" w:eastAsia="Cambria" w:hAnsi="Cambria"/>
@@ -30208,7 +30208,7 @@
         </w:rPr>
         <w:t xml:space="preserve">, 1905), </w:t>
       </w:r>
-      <w:hyperlink w:history="1" r:id="rId_x3wnip-qucz0etlnv9je">
+      <w:hyperlink w:history="1" r:id="rIdhgmyuxbbepa0_wa8dv81v">
         <w:r>
           <w:rPr>
             <w:rFonts w:ascii="Cambria" w:cs="Cambria" w:eastAsia="Cambria" w:hAnsi="Cambria"/>
@@ -30280,7 +30280,7 @@
         </w:rPr>
         <w:t xml:space="preserve"> 20, 367, 1948), </w:t>
       </w:r>
-      <w:hyperlink w:history="1" r:id="rIdr2zjr1t5xugc7nqt8xpym">
+      <w:hyperlink w:history="1" r:id="rId1ixbjsmhgm-b7igyatay_">
         <w:r>
           <w:rPr>
             <w:rFonts w:ascii="Cambria" w:cs="Cambria" w:eastAsia="Cambria" w:hAnsi="Cambria"/>
@@ -30342,7 +30342,7 @@
         </w:rPr>
         <w:t xml:space="preserve"> 17, 157, 1945), </w:t>
       </w:r>
-      <w:hyperlink w:history="1" r:id="rIdlfnzraxrspjhhpghjkrwg">
+      <w:hyperlink w:history="1" r:id="rIdinw03xak0a1e9m2uhuipx">
         <w:r>
           <w:rPr>
             <w:rFonts w:ascii="Cambria" w:cs="Cambria" w:eastAsia="Cambria" w:hAnsi="Cambria"/>
@@ -30386,7 +30386,7 @@
         </w:rPr>
         <w:t xml:space="preserve"> 21, 425, 1949), </w:t>
       </w:r>
-      <w:hyperlink w:history="1" r:id="rIddwlfcvkefld0y6slsyhj5">
+      <w:hyperlink w:history="1" r:id="rId0glglsj0rinf5wwx7oh1n">
         <w:r>
           <w:rPr>
             <w:rFonts w:ascii="Cambria" w:cs="Cambria" w:eastAsia="Cambria" w:hAnsi="Cambria"/>
@@ -30448,7 +30448,7 @@
         </w:rPr>
         <w:t xml:space="preserve"> 72, 241, 1947), </w:t>
       </w:r>
-      <w:hyperlink w:history="1" r:id="rIdaz7ydsmandamqzfq4fcsw">
+      <w:hyperlink w:history="1" r:id="rIdnouw-z6_-pemljhm0rpmt">
         <w:r>
           <w:rPr>
             <w:rFonts w:ascii="Cambria" w:cs="Cambria" w:eastAsia="Cambria" w:hAnsi="Cambria"/>
@@ -30540,7 +30540,7 @@
         </w:rPr>
         <w:t xml:space="preserve"> 1, 186 (1971), </w:t>
       </w:r>
-      <w:hyperlink w:history="1" r:id="rIdwtxfnlvqozanne-5bhgk8">
+      <w:hyperlink w:history="1" r:id="rId1ndtple4zcek7eaiazwcz">
         <w:r>
           <w:rPr>
             <w:rFonts w:ascii="Cambria" w:cs="Cambria" w:eastAsia="Cambria" w:hAnsi="Cambria"/>
@@ -30602,7 +30602,7 @@
         </w:rPr>
         <w:t xml:space="preserve"> B51, 793, 1948). The academy’s scan of that paper is at </w:t>
       </w:r>
-      <w:hyperlink w:history="1" r:id="rIdkldiw6z6iqsagmjcaizwd">
+      <w:hyperlink w:history="1" r:id="rIdyzfwecmarwcasnc1bxgak">
         <w:r>
           <w:rPr>
             <w:rFonts w:ascii="Cambria" w:cs="Cambria" w:eastAsia="Cambria" w:hAnsi="Cambria"/>
@@ -30646,7 +30646,7 @@
         </w:rPr>
         <w:t xml:space="preserve"> 78, 5, 1997), </w:t>
       </w:r>
-      <w:hyperlink w:history="1" r:id="rIdkl3-8e9csstizn5aomitw">
+      <w:hyperlink w:history="1" r:id="rIdd-2waod4l4fawgo7h4rne">
         <w:r>
           <w:rPr>
             <w:rFonts w:ascii="Cambria" w:cs="Cambria" w:eastAsia="Cambria" w:hAnsi="Cambria"/>
@@ -30708,7 +30708,7 @@
         </w:rPr>
         <w:t xml:space="preserve"> 5, 1174, 1957). The journal’s English PDF is at </w:t>
       </w:r>
-      <w:hyperlink w:history="1" r:id="rId8avcjb1f7ynydlouioa1b">
+      <w:hyperlink w:history="1" r:id="rIdkgw4qshgp2lqd7ldrqqmg">
         <w:r>
           <w:rPr>
             <w:rFonts w:ascii="Cambria" w:cs="Cambria" w:eastAsia="Cambria" w:hAnsi="Cambria"/>
@@ -30780,7 +30780,7 @@
         </w:rPr>
         <w:t xml:space="preserve"> 133, 60, 1931), </w:t>
       </w:r>
-      <w:hyperlink w:history="1" r:id="rIdmfk5kmhmcxeaa7ftq13gb">
+      <w:hyperlink w:history="1" r:id="rId9mzvi46p_dikjhxqva3xj">
         <w:r>
           <w:rPr>
             <w:rFonts w:ascii="Cambria" w:cs="Cambria" w:eastAsia="Cambria" w:hAnsi="Cambria"/>
@@ -30886,7 +30886,7 @@
         </w:rPr>
         <w:t xml:space="preserve"> 1, 173, 1986), </w:t>
       </w:r>
-      <w:hyperlink w:history="1" r:id="rIdisgb-exmejeljar-p9d5b">
+      <w:hyperlink w:history="1" r:id="rId4lpaw1lihreoaehbfle30">
         <w:r>
           <w:rPr>
             <w:rFonts w:ascii="Cambria" w:cs="Cambria" w:eastAsia="Cambria" w:hAnsi="Cambria"/>
@@ -30968,7 +30968,7 @@
         </w:rPr>
         <w:t xml:space="preserve"> 73, 416, 1948), </w:t>
       </w:r>
-      <w:hyperlink w:history="1" r:id="rIdijqw0oxbxjc08udknxj3j">
+      <w:hyperlink w:history="1" r:id="rIdwye8bakvlc9lhdxexqadf">
         <w:r>
           <w:rPr>
             <w:rFonts w:ascii="Cambria" w:cs="Cambria" w:eastAsia="Cambria" w:hAnsi="Cambria"/>
@@ -31012,7 +31012,7 @@
         </w:rPr>
         <w:t xml:space="preserve"> 130, 071801, 2023), </w:t>
       </w:r>
-      <w:hyperlink w:history="1" r:id="rIdyexsasvmupzhdtlxde3fc">
+      <w:hyperlink w:history="1" r:id="rIdyy1cdxc6g6s6sy5ac29lq">
         <w:r>
           <w:rPr>
             <w:rFonts w:ascii="Cambria" w:cs="Cambria" w:eastAsia="Cambria" w:hAnsi="Cambria"/>
@@ -31151,7 +31151,7 @@
         </w:rPr>
         <w:t xml:space="preserve"> 1, 251, 1962), </w:t>
       </w:r>
-      <w:hyperlink w:history="1" r:id="rIdnni0y-srxu8iaqufxv4tl">
+      <w:hyperlink w:history="1" r:id="rIdweodgldycrdl36phfsmq0">
         <w:r>
           <w:rPr>
             <w:rFonts w:ascii="Cambria" w:cs="Cambria" w:eastAsia="Cambria" w:hAnsi="Cambria"/>
@@ -31474,7 +31474,7 @@
         </w:rPr>
         <w:t xml:space="preserve"> 93, 025005, 2021), </w:t>
       </w:r>
-      <w:hyperlink w:history="1" r:id="rIdktj8pocvllqgpnvumhal7">
+      <w:hyperlink w:history="1" r:id="rId6riad2cl3ijs2phlsyias">
         <w:r>
           <w:rPr>
             <w:rFonts w:ascii="Cambria" w:cs="Cambria" w:eastAsia="Cambria" w:hAnsi="Cambria"/>
@@ -37500,244 +37500,604 @@
       <w:r>
         <w:rPr>
           <w:rFonts w:ascii="Cambria" w:cs="Cambria" w:eastAsia="Cambria" w:hAnsi="Cambria"/>
-          <w:i w:val="false"/>
-          <w:iCs w:val="false"/>
-          <w:sz w:val="24"/>
-          <w:szCs w:val="24"/>
-        </w:rPr>
-        <w:t xml:space="preserve">The </w:t>
-      </w:r>
-      <w:r>
-        <w:rPr>
-          <w:rFonts w:ascii="Cambria Math" w:cs="Cambria Math" w:eastAsia="Cambria Math" w:hAnsi="Cambria Math"/>
-          <w:i/>
-          <w:iCs/>
+          <w:b/>
+          <w:bCs/>
+          <w:sz w:val="24"/>
+          <w:szCs w:val="24"/>
+        </w:rPr>
+        <w:t xml:space="preserve">Physics, Actually</w:t>
+      </w:r>
+    </w:p>
+    <w:p>
+      <w:pPr>
+        <w:spacing w:after="260" w:line="360" w:lineRule="auto"/>
+        <w:jc w:val="left"/>
+      </w:pPr>
+      <w:r>
+        <w:rPr>
+          <w:rFonts w:ascii="Cambria" w:cs="Cambria" w:eastAsia="Cambria" w:hAnsi="Cambria"/>
+          <w:i w:val="false"/>
+          <w:iCs w:val="false"/>
+          <w:sz w:val="24"/>
+          <w:szCs w:val="24"/>
+        </w:rPr>
+        <w:t xml:space="preserve">Physics, Actually, Volume 1: Motion, Forces, Time, and Relativity</w:t>
+      </w:r>
+    </w:p>
+    <w:p>
+      <w:pPr>
+        <w:spacing w:after="260" w:line="360" w:lineRule="auto"/>
+        <w:jc w:val="left"/>
+      </w:pPr>
+      <w:r>
+        <w:rPr>
+          <w:rFonts w:ascii="Cambria" w:cs="Cambria" w:eastAsia="Cambria" w:hAnsi="Cambria"/>
+          <w:i w:val="false"/>
+          <w:iCs w:val="false"/>
+          <w:sz w:val="24"/>
+          <w:szCs w:val="24"/>
+        </w:rPr>
+        <w:t xml:space="preserve">Physics, Actually, Volume 2: Gravity, Cosmology, and the Limits of Spacetime</w:t>
+      </w:r>
+    </w:p>
+    <w:p>
+      <w:pPr>
+        <w:spacing w:after="260" w:line="360" w:lineRule="auto"/>
+        <w:jc w:val="left"/>
+      </w:pPr>
+      <w:r>
+        <w:rPr>
+          <w:rFonts w:ascii="Cambria" w:cs="Cambria" w:eastAsia="Cambria" w:hAnsi="Cambria"/>
+          <w:i w:val="false"/>
+          <w:iCs w:val="false"/>
+          <w:sz w:val="24"/>
+          <w:szCs w:val="24"/>
+        </w:rPr>
+        <w:t xml:space="preserve">Physics, Actually, Volume 3: The Standard Model, Chaos, and the Edge of Knowledge</w:t>
+      </w:r>
+    </w:p>
+    <w:p>
+      <w:pPr>
+        <w:spacing w:after="260" w:line="360" w:lineRule="auto"/>
+        <w:jc w:val="left"/>
+      </w:pPr>
+      <w:r>
+        <w:rPr>
+          <w:rFonts w:ascii="Cambria" w:cs="Cambria" w:eastAsia="Cambria" w:hAnsi="Cambria"/>
+          <w:i w:val="false"/>
+          <w:iCs w:val="false"/>
+          <w:sz w:val="24"/>
+          <w:szCs w:val="24"/>
+        </w:rPr>
+        <w:t xml:space="preserve">Life, Actually: From the First Cell to the Edited Genome and the Search for Life Elsewhere</w:t>
+      </w:r>
+    </w:p>
+    <w:p>
+      <w:pPr>
+        <w:spacing w:after="260" w:line="360" w:lineRule="auto"/>
+        <w:jc w:val="left"/>
+      </w:pPr>
+      <w:r>
+        <w:rPr>
+          <w:rFonts w:ascii="Cambria" w:cs="Cambria" w:eastAsia="Cambria" w:hAnsi="Cambria"/>
+          <w:b/>
+          <w:bCs/>
+          <w:sz w:val="24"/>
+          <w:szCs w:val="24"/>
+        </w:rPr>
+        <w:t xml:space="preserve">Math, Actually</w:t>
+      </w:r>
+    </w:p>
+    <w:p>
+      <w:pPr>
+        <w:spacing w:after="260" w:line="360" w:lineRule="auto"/>
+        <w:jc w:val="left"/>
+      </w:pPr>
+      <w:r>
+        <w:rPr>
+          <w:rFonts w:ascii="Cambria" w:cs="Cambria" w:eastAsia="Cambria" w:hAnsi="Cambria"/>
+          <w:i w:val="false"/>
+          <w:iCs w:val="false"/>
+          <w:sz w:val="24"/>
+          <w:szCs w:val="24"/>
+        </w:rPr>
+        <w:t xml:space="preserve">Math, Actually, Volume 1: From Arithmetic to Calculus</w:t>
+      </w:r>
+    </w:p>
+    <w:p>
+      <w:pPr>
+        <w:spacing w:after="260" w:line="360" w:lineRule="auto"/>
+        <w:jc w:val="left"/>
+      </w:pPr>
+      <w:r>
+        <w:rPr>
+          <w:rFonts w:ascii="Cambria" w:cs="Cambria" w:eastAsia="Cambria" w:hAnsi="Cambria"/>
+          <w:i w:val="false"/>
+          <w:iCs w:val="false"/>
+          <w:sz w:val="24"/>
+          <w:szCs w:val="24"/>
+        </w:rPr>
+        <w:t xml:space="preserve">Math, Actually, Volume 2: From Multivariable Calculus to Set Theory &amp; Logic</w:t>
+      </w:r>
+    </w:p>
+    <w:p>
+      <w:pPr>
+        <w:spacing w:after="260" w:line="360" w:lineRule="auto"/>
+        <w:jc w:val="left"/>
+      </w:pPr>
+      <w:r>
+        <w:rPr>
+          <w:rFonts w:ascii="Cambria" w:cs="Cambria" w:eastAsia="Cambria" w:hAnsi="Cambria"/>
+          <w:i w:val="false"/>
+          <w:iCs w:val="false"/>
+          <w:sz w:val="24"/>
+          <w:szCs w:val="24"/>
+        </w:rPr>
+        <w:t xml:space="preserve">Math, Actually, Volume 3: From Differential Equations to Abstract Algebra</w:t>
+      </w:r>
+    </w:p>
+    <w:p>
+      <w:pPr>
+        <w:spacing w:after="260" w:line="360" w:lineRule="auto"/>
+        <w:jc w:val="left"/>
+      </w:pPr>
+      <w:r>
+        <w:rPr>
+          <w:rFonts w:ascii="Cambria" w:cs="Cambria" w:eastAsia="Cambria" w:hAnsi="Cambria"/>
+          <w:i w:val="false"/>
+          <w:iCs w:val="false"/>
+          <w:sz w:val="24"/>
+          <w:szCs w:val="24"/>
+        </w:rPr>
+        <w:t xml:space="preserve">Math, Actually, Volume 4: From Category Theory to the Frontier</w:t>
+      </w:r>
+    </w:p>
+    <w:p>
+      <w:pPr>
+        <w:spacing w:after="260" w:line="360" w:lineRule="auto"/>
+        <w:jc w:val="left"/>
+      </w:pPr>
+      <w:r>
+        <w:rPr>
+          <w:rFonts w:ascii="Cambria" w:cs="Cambria" w:eastAsia="Cambria" w:hAnsi="Cambria"/>
+          <w:b/>
+          <w:bCs/>
           <w:sz w:val="24"/>
           <w:szCs w:val="24"/>
         </w:rPr>
         <w:t xml:space="preserve">Quanta, Actually</w:t>
       </w:r>
-      <w:r>
-        <w:rPr>
-          <w:rFonts w:ascii="Cambria" w:cs="Cambria" w:eastAsia="Cambria" w:hAnsi="Cambria"/>
-          <w:i w:val="false"/>
-          <w:iCs w:val="false"/>
-          <w:sz w:val="24"/>
-          <w:szCs w:val="24"/>
-        </w:rPr>
-        <w:t xml:space="preserve"> series:</w:t>
-      </w:r>
-    </w:p>
-    <w:p>
-      <w:pPr>
-        <w:spacing w:after="260" w:line="360" w:lineRule="auto"/>
-        <w:jc w:val="left"/>
-      </w:pPr>
-      <w:r>
-        <w:rPr>
-          <w:rFonts w:ascii="Cambria" w:cs="Cambria" w:eastAsia="Cambria" w:hAnsi="Cambria"/>
-          <w:i w:val="false"/>
-          <w:iCs w:val="false"/>
-          <w:sz w:val="24"/>
-          <w:szCs w:val="24"/>
-        </w:rPr>
-        <w:t xml:space="preserve">Volume 1: </w:t>
-      </w:r>
-      <w:r>
-        <w:rPr>
-          <w:rFonts w:ascii="Cambria Math" w:cs="Cambria Math" w:eastAsia="Cambria Math" w:hAnsi="Cambria Math"/>
-          <w:i/>
-          <w:iCs/>
-          <w:sz w:val="24"/>
-          <w:szCs w:val="24"/>
-        </w:rPr>
-        <w:t xml:space="preserve">The Quantum World: From Quanta and Entanglement to Quantum Fields, Gravity, and the Future of Computing</w:t>
-      </w:r>
-      <w:r>
-        <w:rPr>
-          <w:rFonts w:ascii="Cambria" w:cs="Cambria" w:eastAsia="Cambria" w:hAnsi="Cambria"/>
-          <w:i w:val="false"/>
-          <w:iCs w:val="false"/>
-          <w:sz w:val="24"/>
-          <w:szCs w:val="24"/>
-        </w:rPr>
-        <w:t xml:space="preserve">. The survey this book grew out of.</w:t>
-      </w:r>
-    </w:p>
-    <w:p>
-      <w:pPr>
-        <w:spacing w:after="260" w:line="360" w:lineRule="auto"/>
-        <w:jc w:val="left"/>
-      </w:pPr>
-      <w:r>
-        <w:rPr>
-          <w:rFonts w:ascii="Cambria" w:cs="Cambria" w:eastAsia="Cambria" w:hAnsi="Cambria"/>
-          <w:i w:val="false"/>
-          <w:iCs w:val="false"/>
-          <w:sz w:val="24"/>
-          <w:szCs w:val="24"/>
-        </w:rPr>
-        <w:t xml:space="preserve">Volume 2: </w:t>
-      </w:r>
-      <w:r>
-        <w:rPr>
-          <w:rFonts w:ascii="Cambria Math" w:cs="Cambria Math" w:eastAsia="Cambria Math" w:hAnsi="Cambria Math"/>
-          <w:i/>
-          <w:iCs/>
-          <w:sz w:val="24"/>
-          <w:szCs w:val="24"/>
-        </w:rPr>
-        <w:t xml:space="preserve">The Quantum Conversation</w:t>
-      </w:r>
-      <w:r>
-        <w:rPr>
-          <w:rFonts w:ascii="Cambria" w:cs="Cambria" w:eastAsia="Cambria" w:hAnsi="Cambria"/>
-          <w:i w:val="false"/>
-          <w:iCs w:val="false"/>
-          <w:sz w:val="24"/>
-          <w:szCs w:val="24"/>
-        </w:rPr>
-        <w:t xml:space="preserve">. This book.</w:t>
-      </w:r>
-    </w:p>
-    <w:p>
-      <w:pPr>
-        <w:spacing w:after="260" w:line="360" w:lineRule="auto"/>
-        <w:jc w:val="left"/>
-      </w:pPr>
-      <w:r>
-        <w:rPr>
-          <w:rFonts w:ascii="Cambria" w:cs="Cambria" w:eastAsia="Cambria" w:hAnsi="Cambria"/>
-          <w:i w:val="false"/>
-          <w:iCs w:val="false"/>
-          <w:sz w:val="24"/>
-          <w:szCs w:val="24"/>
-        </w:rPr>
-        <w:t xml:space="preserve">Volume 3: </w:t>
-      </w:r>
-      <w:r>
-        <w:rPr>
-          <w:rFonts w:ascii="Cambria Math" w:cs="Cambria Math" w:eastAsia="Cambria Math" w:hAnsi="Cambria Math"/>
-          <w:i/>
-          <w:iCs/>
-          <w:sz w:val="24"/>
-          <w:szCs w:val="24"/>
-        </w:rPr>
-        <w:t xml:space="preserve">Complete Quantum Electrodynamics Course: From Mathematical Foundations to One-Loop QED</w:t>
-      </w:r>
-    </w:p>
-    <w:p>
-      <w:pPr>
-        <w:spacing w:after="260" w:line="360" w:lineRule="auto"/>
-        <w:jc w:val="left"/>
-      </w:pPr>
-      <w:r>
-        <w:rPr>
-          <w:rFonts w:ascii="Cambria" w:cs="Cambria" w:eastAsia="Cambria" w:hAnsi="Cambria"/>
-          <w:i w:val="false"/>
-          <w:iCs w:val="false"/>
-          <w:sz w:val="24"/>
-          <w:szCs w:val="24"/>
-        </w:rPr>
-        <w:t xml:space="preserve">The </w:t>
-      </w:r>
-      <w:r>
-        <w:rPr>
-          <w:rFonts w:ascii="Cambria Math" w:cs="Cambria Math" w:eastAsia="Cambria Math" w:hAnsi="Cambria Math"/>
-          <w:i/>
-          <w:iCs/>
-          <w:sz w:val="24"/>
-          <w:szCs w:val="24"/>
-        </w:rPr>
-        <w:t xml:space="preserve">Physics, Actually</w:t>
-      </w:r>
-      <w:r>
-        <w:rPr>
-          <w:rFonts w:ascii="Cambria" w:cs="Cambria" w:eastAsia="Cambria" w:hAnsi="Cambria"/>
-          <w:i w:val="false"/>
-          <w:iCs w:val="false"/>
-          <w:sz w:val="24"/>
-          <w:szCs w:val="24"/>
-        </w:rPr>
-        <w:t xml:space="preserve"> series:</w:t>
-      </w:r>
-    </w:p>
-    <w:p>
-      <w:pPr>
-        <w:spacing w:after="260" w:line="360" w:lineRule="auto"/>
-        <w:jc w:val="left"/>
-      </w:pPr>
-      <w:r>
-        <w:rPr>
-          <w:rFonts w:ascii="Cambria" w:cs="Cambria" w:eastAsia="Cambria" w:hAnsi="Cambria"/>
-          <w:i w:val="false"/>
-          <w:iCs w:val="false"/>
-          <w:sz w:val="24"/>
-          <w:szCs w:val="24"/>
-        </w:rPr>
-        <w:t xml:space="preserve">Volume 1: </w:t>
-      </w:r>
-      <w:r>
-        <w:rPr>
-          <w:rFonts w:ascii="Cambria Math" w:cs="Cambria Math" w:eastAsia="Cambria Math" w:hAnsi="Cambria Math"/>
-          <w:i/>
-          <w:iCs/>
-          <w:sz w:val="24"/>
-          <w:szCs w:val="24"/>
-        </w:rPr>
-        <w:t xml:space="preserve">Motion, Forces, Time, and Relativity</w:t>
-      </w:r>
-    </w:p>
-    <w:p>
-      <w:pPr>
-        <w:spacing w:after="260" w:line="360" w:lineRule="auto"/>
-        <w:jc w:val="left"/>
-      </w:pPr>
-      <w:r>
-        <w:rPr>
-          <w:rFonts w:ascii="Cambria" w:cs="Cambria" w:eastAsia="Cambria" w:hAnsi="Cambria"/>
-          <w:i w:val="false"/>
-          <w:iCs w:val="false"/>
-          <w:sz w:val="24"/>
-          <w:szCs w:val="24"/>
-        </w:rPr>
-        <w:t xml:space="preserve">Volume 2: </w:t>
-      </w:r>
-      <w:r>
-        <w:rPr>
-          <w:rFonts w:ascii="Cambria Math" w:cs="Cambria Math" w:eastAsia="Cambria Math" w:hAnsi="Cambria Math"/>
-          <w:i/>
-          <w:iCs/>
-          <w:sz w:val="24"/>
-          <w:szCs w:val="24"/>
-        </w:rPr>
-        <w:t xml:space="preserve">Gravity, Cosmology, and the Limits of Spacetime</w:t>
-      </w:r>
-    </w:p>
-    <w:p>
-      <w:pPr>
-        <w:spacing w:after="260" w:line="360" w:lineRule="auto"/>
-        <w:jc w:val="left"/>
-      </w:pPr>
-      <w:r>
-        <w:rPr>
-          <w:rFonts w:ascii="Cambria" w:cs="Cambria" w:eastAsia="Cambria" w:hAnsi="Cambria"/>
-          <w:i w:val="false"/>
-          <w:iCs w:val="false"/>
-          <w:sz w:val="24"/>
-          <w:szCs w:val="24"/>
-        </w:rPr>
-        <w:t xml:space="preserve">Volume 3: </w:t>
-      </w:r>
-      <w:r>
-        <w:rPr>
-          <w:rFonts w:ascii="Cambria Math" w:cs="Cambria Math" w:eastAsia="Cambria Math" w:hAnsi="Cambria Math"/>
-          <w:i/>
-          <w:iCs/>
-          <w:sz w:val="24"/>
-          <w:szCs w:val="24"/>
-        </w:rPr>
-        <w:t xml:space="preserve">The Standard Model, Chaos, and the Edge of Knowledge</w:t>
+    </w:p>
+    <w:p>
+      <w:pPr>
+        <w:spacing w:after="260" w:line="360" w:lineRule="auto"/>
+        <w:jc w:val="left"/>
+      </w:pPr>
+      <w:r>
+        <w:rPr>
+          <w:rFonts w:ascii="Cambria" w:cs="Cambria" w:eastAsia="Cambria" w:hAnsi="Cambria"/>
+          <w:i w:val="false"/>
+          <w:iCs w:val="false"/>
+          <w:sz w:val="24"/>
+          <w:szCs w:val="24"/>
+        </w:rPr>
+        <w:t xml:space="preserve">Quanta, Actually, Volume 1: The Quantum World</w:t>
+      </w:r>
+    </w:p>
+    <w:p>
+      <w:pPr>
+        <w:spacing w:after="260" w:line="360" w:lineRule="auto"/>
+        <w:jc w:val="left"/>
+      </w:pPr>
+      <w:r>
+        <w:rPr>
+          <w:rFonts w:ascii="Cambria" w:cs="Cambria" w:eastAsia="Cambria" w:hAnsi="Cambria"/>
+          <w:i w:val="false"/>
+          <w:iCs w:val="false"/>
+          <w:sz w:val="24"/>
+          <w:szCs w:val="24"/>
+        </w:rPr>
+        <w:t xml:space="preserve">Quanta, Actually, Volume 2: The Quantum Conversation</w:t>
+      </w:r>
+    </w:p>
+    <w:p>
+      <w:pPr>
+        <w:spacing w:after="260" w:line="360" w:lineRule="auto"/>
+        <w:jc w:val="left"/>
+      </w:pPr>
+      <w:r>
+        <w:rPr>
+          <w:rFonts w:ascii="Cambria" w:cs="Cambria" w:eastAsia="Cambria" w:hAnsi="Cambria"/>
+          <w:i w:val="false"/>
+          <w:iCs w:val="false"/>
+          <w:sz w:val="24"/>
+          <w:szCs w:val="24"/>
+        </w:rPr>
+        <w:t xml:space="preserve">Quanta, Actually, Volume 3: Complete Quantum Electrodynamics Course</w:t>
+      </w:r>
+    </w:p>
+    <w:p>
+      <w:pPr>
+        <w:spacing w:after="260" w:line="360" w:lineRule="auto"/>
+        <w:jc w:val="left"/>
+      </w:pPr>
+      <w:r>
+        <w:rPr>
+          <w:rFonts w:ascii="Cambria" w:cs="Cambria" w:eastAsia="Cambria" w:hAnsi="Cambria"/>
+          <w:b/>
+          <w:bCs/>
+          <w:sz w:val="24"/>
+          <w:szCs w:val="24"/>
+        </w:rPr>
+        <w:t xml:space="preserve">Science Sparks</w:t>
+      </w:r>
+    </w:p>
+    <w:p>
+      <w:pPr>
+        <w:spacing w:after="260" w:line="360" w:lineRule="auto"/>
+        <w:jc w:val="left"/>
+      </w:pPr>
+      <w:r>
+        <w:rPr>
+          <w:rFonts w:ascii="Cambria" w:cs="Cambria" w:eastAsia="Cambria" w:hAnsi="Cambria"/>
+          <w:i w:val="false"/>
+          <w:iCs w:val="false"/>
+          <w:sz w:val="24"/>
+          <w:szCs w:val="24"/>
+        </w:rPr>
+        <w:t xml:space="preserve">Science Sparks: Physics, Life, and Mathematics — The Same Few Rules, Told in Highlights</w:t>
+      </w:r>
+    </w:p>
+    <w:p>
+      <w:pPr>
+        <w:spacing w:after="260" w:line="360" w:lineRule="auto"/>
+        <w:jc w:val="left"/>
+      </w:pPr>
+      <w:r>
+        <w:rPr>
+          <w:rFonts w:ascii="Cambria" w:cs="Cambria" w:eastAsia="Cambria" w:hAnsi="Cambria"/>
+          <w:b/>
+          <w:bCs/>
+          <w:sz w:val="24"/>
+          <w:szCs w:val="24"/>
+        </w:rPr>
+        <w:t xml:space="preserve">Look First</w:t>
+      </w:r>
+    </w:p>
+    <w:p>
+      <w:pPr>
+        <w:spacing w:after="260" w:line="360" w:lineRule="auto"/>
+        <w:jc w:val="left"/>
+      </w:pPr>
+      <w:r>
+        <w:rPr>
+          <w:rFonts w:ascii="Cambria" w:cs="Cambria" w:eastAsia="Cambria" w:hAnsi="Cambria"/>
+          <w:i w:val="false"/>
+          <w:iCs w:val="false"/>
+          <w:sz w:val="24"/>
+          <w:szCs w:val="24"/>
+        </w:rPr>
+        <w:t xml:space="preserve">Look First, Volume 1: The Universe Has No Now</w:t>
+      </w:r>
+    </w:p>
+    <w:p>
+      <w:pPr>
+        <w:spacing w:after="260" w:line="360" w:lineRule="auto"/>
+        <w:jc w:val="left"/>
+      </w:pPr>
+      <w:r>
+        <w:rPr>
+          <w:rFonts w:ascii="Cambria" w:cs="Cambria" w:eastAsia="Cambria" w:hAnsi="Cambria"/>
+          <w:i w:val="false"/>
+          <w:iCs w:val="false"/>
+          <w:sz w:val="24"/>
+          <w:szCs w:val="24"/>
+        </w:rPr>
+        <w:t xml:space="preserve">Look First, Volume 2: A Trip Is Not a New Life</w:t>
+      </w:r>
+    </w:p>
+    <w:p>
+      <w:pPr>
+        <w:spacing w:after="260" w:line="360" w:lineRule="auto"/>
+        <w:jc w:val="left"/>
+      </w:pPr>
+      <w:r>
+        <w:rPr>
+          <w:rFonts w:ascii="Cambria" w:cs="Cambria" w:eastAsia="Cambria" w:hAnsi="Cambria"/>
+          <w:b/>
+          <w:bCs/>
+          <w:sz w:val="24"/>
+          <w:szCs w:val="24"/>
+        </w:rPr>
+        <w:t xml:space="preserve">Electrical Engineering Series</w:t>
+      </w:r>
+    </w:p>
+    <w:p>
+      <w:pPr>
+        <w:spacing w:after="260" w:line="360" w:lineRule="auto"/>
+        <w:jc w:val="left"/>
+      </w:pPr>
+      <w:r>
+        <w:rPr>
+          <w:rFonts w:ascii="Cambria" w:cs="Cambria" w:eastAsia="Cambria" w:hAnsi="Cambria"/>
+          <w:i w:val="false"/>
+          <w:iCs w:val="false"/>
+          <w:sz w:val="24"/>
+          <w:szCs w:val="24"/>
+        </w:rPr>
+        <w:t xml:space="preserve">Foundations of Electronics (Book 1)</w:t>
+      </w:r>
+    </w:p>
+    <w:p>
+      <w:pPr>
+        <w:spacing w:after="260" w:line="360" w:lineRule="auto"/>
+        <w:jc w:val="left"/>
+      </w:pPr>
+      <w:r>
+        <w:rPr>
+          <w:rFonts w:ascii="Cambria" w:cs="Cambria" w:eastAsia="Cambria" w:hAnsi="Cambria"/>
+          <w:i w:val="false"/>
+          <w:iCs w:val="false"/>
+          <w:sz w:val="24"/>
+          <w:szCs w:val="24"/>
+        </w:rPr>
+        <w:t xml:space="preserve">Circuits, Components, and Control (Book 2)</w:t>
+      </w:r>
+    </w:p>
+    <w:p>
+      <w:pPr>
+        <w:spacing w:after="260" w:line="360" w:lineRule="auto"/>
+        <w:jc w:val="left"/>
+      </w:pPr>
+      <w:r>
+        <w:rPr>
+          <w:rFonts w:ascii="Cambria" w:cs="Cambria" w:eastAsia="Cambria" w:hAnsi="Cambria"/>
+          <w:i w:val="false"/>
+          <w:iCs w:val="false"/>
+          <w:sz w:val="24"/>
+          <w:szCs w:val="24"/>
+        </w:rPr>
+        <w:t xml:space="preserve">Semiconductor Physics and Devices (Book 3)</w:t>
+      </w:r>
+    </w:p>
+    <w:p>
+      <w:pPr>
+        <w:spacing w:after="260" w:line="360" w:lineRule="auto"/>
+        <w:jc w:val="left"/>
+      </w:pPr>
+      <w:r>
+        <w:rPr>
+          <w:rFonts w:ascii="Cambria" w:cs="Cambria" w:eastAsia="Cambria" w:hAnsi="Cambria"/>
+          <w:i w:val="false"/>
+          <w:iCs w:val="false"/>
+          <w:sz w:val="24"/>
+          <w:szCs w:val="24"/>
+        </w:rPr>
+        <w:t xml:space="preserve">RF, Microwave, and Transceivers (Book 4)</w:t>
+      </w:r>
+    </w:p>
+    <w:p>
+      <w:pPr>
+        <w:spacing w:after="260" w:line="360" w:lineRule="auto"/>
+        <w:jc w:val="left"/>
+      </w:pPr>
+      <w:r>
+        <w:rPr>
+          <w:rFonts w:ascii="Cambria" w:cs="Cambria" w:eastAsia="Cambria" w:hAnsi="Cambria"/>
+          <w:i w:val="false"/>
+          <w:iCs w:val="false"/>
+          <w:sz w:val="24"/>
+          <w:szCs w:val="24"/>
+        </w:rPr>
+        <w:t xml:space="preserve">Communications, Wireless, and SDR (Book 5)</w:t>
+      </w:r>
+    </w:p>
+    <w:p>
+      <w:pPr>
+        <w:spacing w:after="260" w:line="360" w:lineRule="auto"/>
+        <w:jc w:val="left"/>
+      </w:pPr>
+      <w:r>
+        <w:rPr>
+          <w:rFonts w:ascii="Cambria" w:cs="Cambria" w:eastAsia="Cambria" w:hAnsi="Cambria"/>
+          <w:i w:val="false"/>
+          <w:iCs w:val="false"/>
+          <w:sz w:val="24"/>
+          <w:szCs w:val="24"/>
+        </w:rPr>
+        <w:t xml:space="preserve">Power and Energy (Book 6)</w:t>
+      </w:r>
+    </w:p>
+    <w:p>
+      <w:pPr>
+        <w:spacing w:after="260" w:line="360" w:lineRule="auto"/>
+        <w:jc w:val="left"/>
+      </w:pPr>
+      <w:r>
+        <w:rPr>
+          <w:rFonts w:ascii="Cambria" w:cs="Cambria" w:eastAsia="Cambria" w:hAnsi="Cambria"/>
+          <w:i w:val="false"/>
+          <w:iCs w:val="false"/>
+          <w:sz w:val="24"/>
+          <w:szCs w:val="24"/>
+        </w:rPr>
+        <w:t xml:space="preserve">Packaging, Layout, EMC, and Test (Book 7)</w:t>
+      </w:r>
+    </w:p>
+    <w:p>
+      <w:pPr>
+        <w:spacing w:after="260" w:line="360" w:lineRule="auto"/>
+        <w:jc w:val="left"/>
+      </w:pPr>
+      <w:r>
+        <w:rPr>
+          <w:rFonts w:ascii="Cambria" w:cs="Cambria" w:eastAsia="Cambria" w:hAnsi="Cambria"/>
+          <w:b/>
+          <w:bCs/>
+          <w:sz w:val="24"/>
+          <w:szCs w:val="24"/>
+        </w:rPr>
+        <w:t xml:space="preserve">History</w:t>
+      </w:r>
+    </w:p>
+    <w:p>
+      <w:pPr>
+        <w:spacing w:after="260" w:line="360" w:lineRule="auto"/>
+        <w:jc w:val="left"/>
+      </w:pPr>
+      <w:r>
+        <w:rPr>
+          <w:rFonts w:ascii="Cambria" w:cs="Cambria" w:eastAsia="Cambria" w:hAnsi="Cambria"/>
+          <w:i w:val="false"/>
+          <w:iCs w:val="false"/>
+          <w:sz w:val="24"/>
+          <w:szCs w:val="24"/>
+        </w:rPr>
+        <w:t xml:space="preserve">The Dolphins’ View of History</w:t>
+      </w:r>
+    </w:p>
+    <w:p>
+      <w:pPr>
+        <w:spacing w:after="260" w:line="360" w:lineRule="auto"/>
+        <w:jc w:val="left"/>
+      </w:pPr>
+      <w:r>
+        <w:rPr>
+          <w:rFonts w:ascii="Cambria" w:cs="Cambria" w:eastAsia="Cambria" w:hAnsi="Cambria"/>
+          <w:b/>
+          <w:bCs/>
+          <w:sz w:val="24"/>
+          <w:szCs w:val="24"/>
+        </w:rPr>
+        <w:t xml:space="preserve">Fiction</w:t>
+      </w:r>
+    </w:p>
+    <w:p>
+      <w:pPr>
+        <w:spacing w:after="260" w:line="360" w:lineRule="auto"/>
+        <w:jc w:val="left"/>
+      </w:pPr>
+      <w:r>
+        <w:rPr>
+          <w:rFonts w:ascii="Cambria" w:cs="Cambria" w:eastAsia="Cambria" w:hAnsi="Cambria"/>
+          <w:i w:val="false"/>
+          <w:iCs w:val="false"/>
+          <w:sz w:val="24"/>
+          <w:szCs w:val="24"/>
+        </w:rPr>
+        <w:t xml:space="preserve">The Murder That Hadn’t Happened Yet (The Relativistic Investigation Bureau, Book 1)</w:t>
+      </w:r>
+    </w:p>
+    <w:p>
+      <w:pPr>
+        <w:spacing w:after="260" w:line="360" w:lineRule="auto"/>
+        <w:jc w:val="left"/>
+      </w:pPr>
+      <w:r>
+        <w:rPr>
+          <w:rFonts w:ascii="Cambria" w:cs="Cambria" w:eastAsia="Cambria" w:hAnsi="Cambria"/>
+          <w:i w:val="false"/>
+          <w:iCs w:val="false"/>
+          <w:sz w:val="24"/>
+          <w:szCs w:val="24"/>
+        </w:rPr>
+        <w:t xml:space="preserve">The Warning That Was Sent Too Late (The Relativistic Investigation Bureau, Book 2)</w:t>
+      </w:r>
+    </w:p>
+    <w:p>
+      <w:pPr>
+        <w:spacing w:after="260" w:line="360" w:lineRule="auto"/>
+        <w:jc w:val="left"/>
+      </w:pPr>
+      <w:r>
+        <w:rPr>
+          <w:rFonts w:ascii="Cambria" w:cs="Cambria" w:eastAsia="Cambria" w:hAnsi="Cambria"/>
+          <w:i w:val="false"/>
+          <w:iCs w:val="false"/>
+          <w:sz w:val="24"/>
+          <w:szCs w:val="24"/>
+        </w:rPr>
+        <w:t xml:space="preserve">Schrödinger’s Paperwork (Lolly Wren’s Curious Science Adventures, Book 1)</w:t>
+      </w:r>
+    </w:p>
+    <w:p>
+      <w:pPr>
+        <w:spacing w:after="260" w:line="360" w:lineRule="auto"/>
+        <w:jc w:val="left"/>
+      </w:pPr>
+      <w:r>
+        <w:rPr>
+          <w:rFonts w:ascii="Cambria" w:cs="Cambria" w:eastAsia="Cambria" w:hAnsi="Cambria"/>
+          <w:i w:val="false"/>
+          <w:iCs w:val="false"/>
+          <w:sz w:val="24"/>
+          <w:szCs w:val="24"/>
+        </w:rPr>
+        <w:t xml:space="preserve">The Permitted Options (Lolly Wren’s Curious Science Adventures, Book 2)</w:t>
+      </w:r>
+    </w:p>
+    <w:p>
+      <w:pPr>
+        <w:spacing w:after="260" w:line="360" w:lineRule="auto"/>
+        <w:jc w:val="left"/>
+      </w:pPr>
+      <w:r>
+        <w:rPr>
+          <w:rFonts w:ascii="Cambria" w:cs="Cambria" w:eastAsia="Cambria" w:hAnsi="Cambria"/>
+          <w:i w:val="false"/>
+          <w:iCs w:val="false"/>
+          <w:sz w:val="24"/>
+          <w:szCs w:val="24"/>
+        </w:rPr>
+        <w:t xml:space="preserve">Protocol Flamingo (The Invasion Storybooks, Book 1), as George Herbert Fontaine</w:t>
+      </w:r>
+    </w:p>
+    <w:p>
+      <w:pPr>
+        <w:spacing w:after="260" w:line="360" w:lineRule="auto"/>
+        <w:jc w:val="left"/>
+      </w:pPr>
+      <w:r>
+        <w:rPr>
+          <w:rFonts w:ascii="Cambria" w:cs="Cambria" w:eastAsia="Cambria" w:hAnsi="Cambria"/>
+          <w:b/>
+          <w:bCs/>
+          <w:sz w:val="24"/>
+          <w:szCs w:val="24"/>
+        </w:rPr>
+        <w:t xml:space="preserve">How-To</w:t>
+      </w:r>
+    </w:p>
+    <w:p>
+      <w:pPr>
+        <w:spacing w:after="260" w:line="360" w:lineRule="auto"/>
+        <w:jc w:val="left"/>
+      </w:pPr>
+      <w:r>
+        <w:rPr>
+          <w:rFonts w:ascii="Cambria" w:cs="Cambria" w:eastAsia="Cambria" w:hAnsi="Cambria"/>
+          <w:i w:val="false"/>
+          <w:iCs w:val="false"/>
+          <w:sz w:val="24"/>
+          <w:szCs w:val="24"/>
+        </w:rPr>
+        <w:t xml:space="preserve">Your First Book That Sells</w:t>
+      </w:r>
+    </w:p>
+    <w:p>
+      <w:pPr>
+        <w:spacing w:after="260" w:line="360" w:lineRule="auto"/>
+        <w:jc w:val="left"/>
+      </w:pPr>
+      <w:r>
+        <w:rPr>
+          <w:rFonts w:ascii="Cambria" w:cs="Cambria" w:eastAsia="Cambria" w:hAnsi="Cambria"/>
+          <w:i w:val="false"/>
+          <w:iCs w:val="false"/>
+          <w:sz w:val="24"/>
+          <w:szCs w:val="24"/>
+        </w:rPr>
+        <w:t xml:space="preserve">Your First YouTube Channel That Rocks</w:t>
       </w:r>
     </w:p>
     <w:p>

--- a/Quanta, Actually - SERIES/The Quantum Conversation/manuscript_draft.docx
+++ b/Quanta, Actually - SERIES/The Quantum Conversation/manuscript_draft.docx
@@ -10,7 +10,7 @@
       </w:pPr>
       <w:r>
         <w:rPr>
-          <w:rFonts w:ascii="Amazon Ember" w:cs="Amazon Ember" w:eastAsia="Amazon Ember" w:hAnsi="Amazon Ember"/>
+          <w:rFonts w:ascii="Calibri" w:cs="Calibri" w:eastAsia="Calibri" w:hAnsi="Calibri"/>
           <w:b/>
           <w:bCs/>
           <w:color w:val="0000FF"/>
@@ -28,7 +28,7 @@
       </w:pPr>
       <w:r>
         <w:rPr>
-          <w:rFonts w:ascii="Amazon Ember" w:cs="Amazon Ember" w:eastAsia="Amazon Ember" w:hAnsi="Amazon Ember"/>
+          <w:rFonts w:ascii="Calibri" w:cs="Calibri" w:eastAsia="Calibri" w:hAnsi="Calibri"/>
           <w:b/>
           <w:bCs/>
           <w:color w:val="0000FF"/>
@@ -148,7 +148,7 @@
           <w:sz w:val="18"/>
           <w:szCs w:val="18"/>
         </w:rPr>
-        <w:t xml:space="preserve">Copyright © 2026 Lothar J. Musiol. All rights reserved. First edition, 2026.</w:t>
+        <w:t xml:space="preserve">Copyright © 2026 Lothar J. Musiol</w:t>
       </w:r>
     </w:p>
     <w:p>
@@ -162,7 +162,63 @@
           <w:sz w:val="18"/>
           <w:szCs w:val="18"/>
         </w:rPr>
-        <w:t xml:space="preserve">Quanta, Actually series, Volume 2</w:t>
+        <w:t xml:space="preserve">All rights reserved.</w:t>
+      </w:r>
+    </w:p>
+    <w:p>
+      <w:pPr>
+        <w:spacing w:after="120"/>
+        <w:jc w:val="left"/>
+      </w:pPr>
+      <w:r>
+        <w:rPr>
+          <w:rFonts w:ascii="Cambria" w:cs="Cambria" w:eastAsia="Cambria" w:hAnsi="Cambria"/>
+          <w:sz w:val="18"/>
+          <w:szCs w:val="18"/>
+        </w:rPr>
+        <w:t xml:space="preserve">No part of this publication may be reproduced, distributed, or transmitted in any form or by any means, including photocopying, recording, or other electronic or mechanical methods, without the prior written permission of the author, except in the case of brief quotations embodied in critical reviews and certain other noncommercial uses permitted by copyright law.</w:t>
+      </w:r>
+    </w:p>
+    <w:p>
+      <w:pPr>
+        <w:spacing w:after="120"/>
+        <w:jc w:val="left"/>
+      </w:pPr>
+      <w:r>
+        <w:rPr>
+          <w:rFonts w:ascii="Cambria" w:cs="Cambria" w:eastAsia="Cambria" w:hAnsi="Cambria"/>
+          <w:sz w:val="18"/>
+          <w:szCs w:val="18"/>
+        </w:rPr>
+        <w:t xml:space="preserve">This book is intended for general educational and informational purposes. Every effort has been made to ensure the accuracy of the science described; some topics discussed represent active or speculative areas of research, and this is noted in the text where relevant.</w:t>
+      </w:r>
+    </w:p>
+    <w:p>
+      <w:pPr>
+        <w:spacing w:after="120"/>
+        <w:jc w:val="left"/>
+      </w:pPr>
+      <w:r>
+        <w:rPr>
+          <w:rFonts w:ascii="Cambria" w:cs="Cambria" w:eastAsia="Cambria" w:hAnsi="Cambria"/>
+          <w:sz w:val="18"/>
+          <w:szCs w:val="18"/>
+        </w:rPr>
+        <w:t xml:space="preserve">First edition.</w:t>
+      </w:r>
+    </w:p>
+    <w:p>
+      <w:pPr>
+        <w:spacing w:after="120"/>
+        <w:jc w:val="left"/>
+      </w:pPr>
+      <w:r>
+        <w:rPr>
+          <w:rFonts w:ascii="Cambria" w:cs="Cambria" w:eastAsia="Cambria" w:hAnsi="Cambria"/>
+          <w:sz w:val="18"/>
+          <w:szCs w:val="18"/>
+        </w:rPr>
+        <w:t xml:space="preserve">Quanta, Actually series</w:t>
       </w:r>
     </w:p>
     <w:p>
@@ -174,7 +230,7 @@
       </w:pPr>
       <w:r>
         <w:rPr>
-          <w:rFonts w:ascii="Amazon Ember" w:cs="Amazon Ember" w:eastAsia="Amazon Ember" w:hAnsi="Amazon Ember"/>
+          <w:rFonts w:ascii="Calibri" w:cs="Calibri" w:eastAsia="Calibri" w:hAnsi="Calibri"/>
           <w:b/>
           <w:bCs/>
           <w:color w:val="0000FF"/>
@@ -259,7 +315,7 @@
           <w:sz w:val="22"/>
           <w:szCs w:val="22"/>
         </w:rPr>
-        <w:t xml:space="preserve">12</w:t>
+        <w:t xml:space="preserve">11</w:t>
       </w:r>
     </w:p>
     <w:p>
@@ -338,7 +394,7 @@
           <w:sz w:val="22"/>
           <w:szCs w:val="22"/>
         </w:rPr>
-        <w:t xml:space="preserve">20</w:t>
+        <w:t xml:space="preserve">17</w:t>
       </w:r>
     </w:p>
     <w:p>
@@ -378,7 +434,7 @@
           <w:sz w:val="22"/>
           <w:szCs w:val="22"/>
         </w:rPr>
-        <w:t xml:space="preserve">21</w:t>
+        <w:t xml:space="preserve">23</w:t>
       </w:r>
     </w:p>
     <w:p>
@@ -418,7 +474,7 @@
           <w:sz w:val="22"/>
           <w:szCs w:val="22"/>
         </w:rPr>
-        <w:t xml:space="preserve">27</w:t>
+        <w:t xml:space="preserve">28</w:t>
       </w:r>
     </w:p>
     <w:p>
@@ -458,7 +514,7 @@
           <w:sz w:val="22"/>
           <w:szCs w:val="22"/>
         </w:rPr>
-        <w:t xml:space="preserve">32</w:t>
+        <w:t xml:space="preserve">33</w:t>
       </w:r>
     </w:p>
     <w:p>
@@ -497,7 +553,7 @@
           <w:sz w:val="24"/>
           <w:szCs w:val="24"/>
         </w:rPr>
-        <w:t xml:space="preserve">36</w:t>
+        <w:t xml:space="preserve">39</w:t>
       </w:r>
     </w:p>
     <w:p>
@@ -537,7 +593,7 @@
           <w:sz w:val="22"/>
           <w:szCs w:val="22"/>
         </w:rPr>
-        <w:t xml:space="preserve">42</w:t>
+        <w:t xml:space="preserve">40</w:t>
       </w:r>
     </w:p>
     <w:p>
@@ -577,7 +633,7 @@
           <w:sz w:val="22"/>
           <w:szCs w:val="22"/>
         </w:rPr>
-        <w:t xml:space="preserve">43</w:t>
+        <w:t xml:space="preserve">47</w:t>
       </w:r>
     </w:p>
     <w:p>
@@ -617,7 +673,7 @@
           <w:sz w:val="22"/>
           <w:szCs w:val="22"/>
         </w:rPr>
-        <w:t xml:space="preserve">50</w:t>
+        <w:t xml:space="preserve">51</w:t>
       </w:r>
     </w:p>
     <w:p>
@@ -657,7 +713,7 @@
           <w:sz w:val="22"/>
           <w:szCs w:val="22"/>
         </w:rPr>
-        <w:t xml:space="preserve">54</w:t>
+        <w:t xml:space="preserve">55</w:t>
       </w:r>
     </w:p>
     <w:p>
@@ -696,7 +752,7 @@
           <w:sz w:val="24"/>
           <w:szCs w:val="24"/>
         </w:rPr>
-        <w:t xml:space="preserve">58</w:t>
+        <w:t xml:space="preserve">60</w:t>
       </w:r>
     </w:p>
     <w:p>
@@ -736,7 +792,7 @@
           <w:sz w:val="22"/>
           <w:szCs w:val="22"/>
         </w:rPr>
-        <w:t xml:space="preserve">64</w:t>
+        <w:t xml:space="preserve">61</w:t>
       </w:r>
     </w:p>
     <w:p>
@@ -776,7 +832,7 @@
           <w:sz w:val="22"/>
           <w:szCs w:val="22"/>
         </w:rPr>
-        <w:t xml:space="preserve">65</w:t>
+        <w:t xml:space="preserve">66</w:t>
       </w:r>
     </w:p>
     <w:p>
@@ -816,7 +872,7 @@
           <w:sz w:val="22"/>
           <w:szCs w:val="22"/>
         </w:rPr>
-        <w:t xml:space="preserve">70</w:t>
+        <w:t xml:space="preserve">71</w:t>
       </w:r>
     </w:p>
     <w:p>
@@ -855,7 +911,7 @@
           <w:sz w:val="24"/>
           <w:szCs w:val="24"/>
         </w:rPr>
-        <w:t xml:space="preserve">74</w:t>
+        <w:t xml:space="preserve">76</w:t>
       </w:r>
     </w:p>
     <w:p>
@@ -895,7 +951,7 @@
           <w:sz w:val="22"/>
           <w:szCs w:val="22"/>
         </w:rPr>
-        <w:t xml:space="preserve">79</w:t>
+        <w:t xml:space="preserve">77</w:t>
       </w:r>
     </w:p>
     <w:p>
@@ -935,7 +991,7 @@
           <w:sz w:val="22"/>
           <w:szCs w:val="22"/>
         </w:rPr>
-        <w:t xml:space="preserve">80</w:t>
+        <w:t xml:space="preserve">81</w:t>
       </w:r>
     </w:p>
     <w:p>
@@ -975,7 +1031,7 @@
           <w:sz w:val="22"/>
           <w:szCs w:val="22"/>
         </w:rPr>
-        <w:t xml:space="preserve">84</w:t>
+        <w:t xml:space="preserve">85</w:t>
       </w:r>
     </w:p>
     <w:p>
@@ -1014,7 +1070,7 @@
           <w:sz w:val="24"/>
           <w:szCs w:val="24"/>
         </w:rPr>
-        <w:t xml:space="preserve">88</w:t>
+        <w:t xml:space="preserve">92</w:t>
       </w:r>
     </w:p>
     <w:p>
@@ -1054,7 +1110,7 @@
           <w:sz w:val="22"/>
           <w:szCs w:val="22"/>
         </w:rPr>
-        <w:t xml:space="preserve">95</w:t>
+        <w:t xml:space="preserve">93</w:t>
       </w:r>
     </w:p>
     <w:p>
@@ -1134,7 +1190,7 @@
           <w:sz w:val="22"/>
           <w:szCs w:val="22"/>
         </w:rPr>
-        <w:t xml:space="preserve">99</w:t>
+        <w:t xml:space="preserve">101</w:t>
       </w:r>
     </w:p>
     <w:p>
@@ -1174,7 +1230,7 @@
           <w:sz w:val="22"/>
           <w:szCs w:val="22"/>
         </w:rPr>
-        <w:t xml:space="preserve">103</w:t>
+        <w:t xml:space="preserve">105</w:t>
       </w:r>
     </w:p>
     <w:p>
@@ -1213,7 +1269,7 @@
           <w:sz w:val="24"/>
           <w:szCs w:val="24"/>
         </w:rPr>
-        <w:t xml:space="preserve">106</w:t>
+        <w:t xml:space="preserve">111</w:t>
       </w:r>
     </w:p>
     <w:p>
@@ -1253,7 +1309,7 @@
           <w:sz w:val="22"/>
           <w:szCs w:val="22"/>
         </w:rPr>
-        <w:t xml:space="preserve">110</w:t>
+        <w:t xml:space="preserve">112</w:t>
       </w:r>
     </w:p>
     <w:p>
@@ -1293,7 +1349,7 @@
           <w:sz w:val="22"/>
           <w:szCs w:val="22"/>
         </w:rPr>
-        <w:t xml:space="preserve">117</w:t>
+        <w:t xml:space="preserve">118</w:t>
       </w:r>
     </w:p>
     <w:p>
@@ -1333,7 +1389,7 @@
           <w:sz w:val="22"/>
           <w:szCs w:val="22"/>
         </w:rPr>
-        <w:t xml:space="preserve">118</w:t>
+        <w:t xml:space="preserve">121</w:t>
       </w:r>
     </w:p>
     <w:p>
@@ -1373,7 +1429,7 @@
           <w:sz w:val="22"/>
           <w:szCs w:val="22"/>
         </w:rPr>
-        <w:t xml:space="preserve">123</w:t>
+        <w:t xml:space="preserve">125</w:t>
       </w:r>
     </w:p>
     <w:p>
@@ -1412,7 +1468,7 @@
           <w:sz w:val="24"/>
           <w:szCs w:val="24"/>
         </w:rPr>
-        <w:t xml:space="preserve">127</w:t>
+        <w:t xml:space="preserve">130</w:t>
       </w:r>
     </w:p>
     <w:p>
@@ -1532,7 +1588,7 @@
           <w:sz w:val="22"/>
           <w:szCs w:val="22"/>
         </w:rPr>
-        <w:t xml:space="preserve">137</w:t>
+        <w:t xml:space="preserve">139</w:t>
       </w:r>
     </w:p>
     <w:p>
@@ -1572,7 +1628,7 @@
           <w:sz w:val="22"/>
           <w:szCs w:val="22"/>
         </w:rPr>
-        <w:t xml:space="preserve">142</w:t>
+        <w:t xml:space="preserve">145</w:t>
       </w:r>
     </w:p>
     <w:p>
@@ -1611,7 +1667,7 @@
           <w:sz w:val="24"/>
           <w:szCs w:val="24"/>
         </w:rPr>
-        <w:t xml:space="preserve">145</w:t>
+        <w:t xml:space="preserve">151</w:t>
       </w:r>
     </w:p>
     <w:p>
@@ -1691,7 +1747,7 @@
           <w:sz w:val="22"/>
           <w:szCs w:val="22"/>
         </w:rPr>
-        <w:t xml:space="preserve">158</w:t>
+        <w:t xml:space="preserve">157</w:t>
       </w:r>
     </w:p>
     <w:p>
@@ -1731,7 +1787,7 @@
           <w:sz w:val="22"/>
           <w:szCs w:val="22"/>
         </w:rPr>
-        <w:t xml:space="preserve">159</w:t>
+        <w:t xml:space="preserve">161</w:t>
       </w:r>
     </w:p>
     <w:p>
@@ -1771,7 +1827,7 @@
           <w:sz w:val="22"/>
           <w:szCs w:val="22"/>
         </w:rPr>
-        <w:t xml:space="preserve">164</w:t>
+        <w:t xml:space="preserve">167</w:t>
       </w:r>
     </w:p>
     <w:p>
@@ -1811,7 +1867,7 @@
           <w:sz w:val="22"/>
           <w:szCs w:val="22"/>
         </w:rPr>
-        <w:t xml:space="preserve">168</w:t>
+        <w:t xml:space="preserve">171</w:t>
       </w:r>
     </w:p>
     <w:p>
@@ -1850,7 +1906,7 @@
           <w:sz w:val="24"/>
           <w:szCs w:val="24"/>
         </w:rPr>
-        <w:t xml:space="preserve">174</w:t>
+        <w:t xml:space="preserve">177</w:t>
       </w:r>
     </w:p>
     <w:p>
@@ -1930,7 +1986,7 @@
           <w:sz w:val="22"/>
           <w:szCs w:val="22"/>
         </w:rPr>
-        <w:t xml:space="preserve">184</w:t>
+        <w:t xml:space="preserve">183</w:t>
       </w:r>
     </w:p>
     <w:p>
@@ -1970,7 +2026,7 @@
           <w:sz w:val="22"/>
           <w:szCs w:val="22"/>
         </w:rPr>
-        <w:t xml:space="preserve">185</w:t>
+        <w:t xml:space="preserve">188</w:t>
       </w:r>
     </w:p>
     <w:p>
@@ -2009,7 +2065,7 @@
           <w:sz w:val="24"/>
           <w:szCs w:val="24"/>
         </w:rPr>
-        <w:t xml:space="preserve">190</w:t>
+        <w:t xml:space="preserve">191</w:t>
       </w:r>
     </w:p>
     <w:p>
@@ -2049,7 +2105,7 @@
           <w:sz w:val="22"/>
           <w:szCs w:val="22"/>
         </w:rPr>
-        <w:t xml:space="preserve">195</w:t>
+        <w:t xml:space="preserve">192</w:t>
       </w:r>
     </w:p>
     <w:p>
@@ -2089,7 +2145,7 @@
           <w:sz w:val="22"/>
           <w:szCs w:val="22"/>
         </w:rPr>
-        <w:t xml:space="preserve">198</w:t>
+        <w:t xml:space="preserve">197</w:t>
       </w:r>
     </w:p>
     <w:p>
@@ -2129,7 +2185,7 @@
           <w:sz w:val="22"/>
           <w:szCs w:val="22"/>
         </w:rPr>
-        <w:t xml:space="preserve">199</w:t>
+        <w:t xml:space="preserve">205</w:t>
       </w:r>
     </w:p>
     <w:p>
@@ -2169,7 +2225,7 @@
           <w:sz w:val="22"/>
           <w:szCs w:val="22"/>
         </w:rPr>
-        <w:t xml:space="preserve">204</w:t>
+        <w:t xml:space="preserve">211</w:t>
       </w:r>
     </w:p>
     <w:p>
@@ -2208,7 +2264,7 @@
           <w:sz w:val="24"/>
           <w:szCs w:val="24"/>
         </w:rPr>
-        <w:t xml:space="preserve">211</w:t>
+        <w:t xml:space="preserve">219</w:t>
       </w:r>
     </w:p>
     <w:p>
@@ -2248,7 +2304,7 @@
           <w:sz w:val="22"/>
           <w:szCs w:val="22"/>
         </w:rPr>
-        <w:t xml:space="preserve">217</w:t>
+        <w:t xml:space="preserve">220</w:t>
       </w:r>
     </w:p>
     <w:p>
@@ -2288,7 +2344,7 @@
           <w:sz w:val="22"/>
           <w:szCs w:val="22"/>
         </w:rPr>
-        <w:t xml:space="preserve">225</w:t>
+        <w:t xml:space="preserve">227</w:t>
       </w:r>
     </w:p>
     <w:p>
@@ -2328,7 +2384,7 @@
           <w:sz w:val="22"/>
           <w:szCs w:val="22"/>
         </w:rPr>
-        <w:t xml:space="preserve">226</w:t>
+        <w:t xml:space="preserve">232</w:t>
       </w:r>
     </w:p>
     <w:p>
@@ -2367,7 +2423,7 @@
           <w:sz w:val="24"/>
           <w:szCs w:val="24"/>
         </w:rPr>
-        <w:t xml:space="preserve">232</w:t>
+        <w:t xml:space="preserve">235</w:t>
       </w:r>
     </w:p>
     <w:p>
@@ -2407,7 +2463,7 @@
           <w:sz w:val="22"/>
           <w:szCs w:val="22"/>
         </w:rPr>
-        <w:t xml:space="preserve">237</w:t>
+        <w:t xml:space="preserve">236</w:t>
       </w:r>
     </w:p>
     <w:p>
@@ -2447,7 +2503,7 @@
           <w:sz w:val="22"/>
           <w:szCs w:val="22"/>
         </w:rPr>
-        <w:t xml:space="preserve">242</w:t>
+        <w:t xml:space="preserve">240</w:t>
       </w:r>
     </w:p>
     <w:p>
@@ -2487,7 +2543,7 @@
           <w:sz w:val="22"/>
           <w:szCs w:val="22"/>
         </w:rPr>
-        <w:t xml:space="preserve">243</w:t>
+        <w:t xml:space="preserve">244</w:t>
       </w:r>
     </w:p>
     <w:p>
@@ -2526,7 +2582,7 @@
           <w:sz w:val="24"/>
           <w:szCs w:val="24"/>
         </w:rPr>
-        <w:t xml:space="preserve">247</w:t>
+        <w:t xml:space="preserve">251</w:t>
       </w:r>
     </w:p>
     <w:p>
@@ -2566,7 +2622,7 @@
           <w:sz w:val="22"/>
           <w:szCs w:val="22"/>
         </w:rPr>
-        <w:t xml:space="preserve">251</w:t>
+        <w:t xml:space="preserve">252</w:t>
       </w:r>
     </w:p>
     <w:p>
@@ -2606,7 +2662,7 @@
           <w:sz w:val="22"/>
           <w:szCs w:val="22"/>
         </w:rPr>
-        <w:t xml:space="preserve">258</w:t>
+        <w:t xml:space="preserve">259</w:t>
       </w:r>
     </w:p>
     <w:p>
@@ -2646,7 +2702,7 @@
           <w:sz w:val="22"/>
           <w:szCs w:val="22"/>
         </w:rPr>
-        <w:t xml:space="preserve">259</w:t>
+        <w:t xml:space="preserve">268</w:t>
       </w:r>
     </w:p>
     <w:p>
@@ -2685,7 +2741,7 @@
           <w:sz w:val="24"/>
           <w:szCs w:val="24"/>
         </w:rPr>
-        <w:t xml:space="preserve">266</w:t>
+        <w:t xml:space="preserve">272</w:t>
       </w:r>
     </w:p>
     <w:p>
@@ -2724,7 +2780,7 @@
           <w:sz w:val="24"/>
           <w:szCs w:val="24"/>
         </w:rPr>
-        <w:t xml:space="preserve">275</w:t>
+        <w:t xml:space="preserve">278</w:t>
       </w:r>
     </w:p>
     <w:p>
@@ -2763,7 +2819,7 @@
           <w:sz w:val="24"/>
           <w:szCs w:val="24"/>
         </w:rPr>
-        <w:t xml:space="preserve">280</w:t>
+        <w:t xml:space="preserve">284</w:t>
       </w:r>
     </w:p>
     <w:p>
@@ -2802,7 +2858,7 @@
           <w:sz w:val="24"/>
           <w:szCs w:val="24"/>
         </w:rPr>
-        <w:t xml:space="preserve">286</w:t>
+        <w:t xml:space="preserve">291</w:t>
       </w:r>
     </w:p>
     <w:p>
@@ -2841,7 +2897,7 @@
           <w:sz w:val="24"/>
           <w:szCs w:val="24"/>
         </w:rPr>
-        <w:t xml:space="preserve">291</w:t>
+        <w:t xml:space="preserve">292</w:t>
       </w:r>
     </w:p>
     <w:p>
@@ -2880,7 +2936,7 @@
           <w:sz w:val="24"/>
           <w:szCs w:val="24"/>
         </w:rPr>
-        <w:t xml:space="preserve">292</w:t>
+        <w:t xml:space="preserve">296</w:t>
       </w:r>
     </w:p>
     <w:p>
@@ -2919,7 +2975,7 @@
           <w:sz w:val="24"/>
           <w:szCs w:val="24"/>
         </w:rPr>
-        <w:t xml:space="preserve">293</w:t>
+        <w:t xml:space="preserve">297</w:t>
       </w:r>
     </w:p>
     <w:p>
@@ -2958,7 +3014,7 @@
           <w:sz w:val="24"/>
           <w:szCs w:val="24"/>
         </w:rPr>
-        <w:t xml:space="preserve">294</w:t>
+        <w:t xml:space="preserve">300</w:t>
       </w:r>
     </w:p>
     <w:p>
@@ -2997,7 +3053,7 @@
           <w:sz w:val="24"/>
           <w:szCs w:val="24"/>
         </w:rPr>
-        <w:t xml:space="preserve"/>
+        <w:t xml:space="preserve">301</w:t>
       </w:r>
     </w:p>
     <w:p>
@@ -3009,7 +3065,7 @@
       </w:pPr>
       <w:r>
         <w:rPr>
-          <w:rFonts w:ascii="Amazon Ember" w:cs="Amazon Ember" w:eastAsia="Amazon Ember" w:hAnsi="Amazon Ember"/>
+          <w:rFonts w:ascii="Calibri" w:cs="Calibri" w:eastAsia="Calibri" w:hAnsi="Calibri"/>
           <w:b/>
           <w:bCs/>
           <w:color w:val="0000FF"/>
@@ -3022,7 +3078,7 @@
     <w:p>
       <w:pPr>
         <w:spacing w:after="260" w:line="360" w:lineRule="auto"/>
-        <w:jc w:val="left"/>
+        <w:jc w:val="both"/>
       </w:pPr>
       <w:r>
         <w:rPr>
@@ -3058,7 +3114,7 @@
     <w:p>
       <w:pPr>
         <w:spacing w:after="260" w:line="360" w:lineRule="auto"/>
-        <w:jc w:val="left"/>
+        <w:jc w:val="both"/>
       </w:pPr>
       <w:r>
         <w:rPr>
@@ -3094,7 +3150,7 @@
     <w:p>
       <w:pPr>
         <w:spacing w:after="260" w:line="360" w:lineRule="auto"/>
-        <w:jc w:val="left"/>
+        <w:jc w:val="both"/>
       </w:pPr>
       <w:r>
         <w:rPr>
@@ -3137,7 +3193,7 @@
       <w:bookmarkStart w:name="toc0" w:id="1"/>
       <w:r>
         <w:rPr>
-          <w:rFonts w:ascii="Amazon Ember" w:cs="Amazon Ember" w:eastAsia="Amazon Ember" w:hAnsi="Amazon Ember"/>
+          <w:rFonts w:ascii="Calibri" w:cs="Calibri" w:eastAsia="Calibri" w:hAnsi="Calibri"/>
           <w:b/>
           <w:bCs/>
           <w:color w:val="0000FF"/>
@@ -3151,7 +3207,7 @@
     <w:p>
       <w:pPr>
         <w:spacing w:after="260" w:line="360" w:lineRule="auto"/>
-        <w:jc w:val="left"/>
+        <w:jc w:val="both"/>
       </w:pPr>
       <w:r>
         <w:rPr>
@@ -3167,7 +3223,7 @@
     <w:p>
       <w:pPr>
         <w:spacing w:after="260" w:line="360" w:lineRule="auto"/>
-        <w:jc w:val="left"/>
+        <w:jc w:val="both"/>
       </w:pPr>
       <w:r>
         <w:rPr>
@@ -3203,7 +3259,7 @@
     <w:p>
       <w:pPr>
         <w:spacing w:after="260" w:line="360" w:lineRule="auto"/>
-        <w:jc w:val="left"/>
+        <w:jc w:val="both"/>
       </w:pPr>
       <w:r>
         <w:rPr>
@@ -3219,7 +3275,7 @@
     <w:p>
       <w:pPr>
         <w:spacing w:after="260" w:line="360" w:lineRule="auto"/>
-        <w:jc w:val="left"/>
+        <w:jc w:val="both"/>
       </w:pPr>
       <w:r>
         <w:rPr>
@@ -3235,7 +3291,7 @@
     <w:p>
       <w:pPr>
         <w:spacing w:after="260" w:line="360" w:lineRule="auto"/>
-        <w:jc w:val="left"/>
+        <w:jc w:val="both"/>
       </w:pPr>
       <w:r>
         <w:rPr>
@@ -3251,7 +3307,7 @@
     <w:p>
       <w:pPr>
         <w:spacing w:after="260" w:line="360" w:lineRule="auto"/>
-        <w:jc w:val="left"/>
+        <w:jc w:val="both"/>
       </w:pPr>
       <w:r>
         <w:rPr>
@@ -3267,7 +3323,7 @@
     <w:p>
       <w:pPr>
         <w:spacing w:after="260" w:line="360" w:lineRule="auto"/>
-        <w:jc w:val="left"/>
+        <w:jc w:val="both"/>
       </w:pPr>
       <w:r>
         <w:rPr>
@@ -3283,7 +3339,7 @@
     <w:p>
       <w:pPr>
         <w:spacing w:after="260" w:line="360" w:lineRule="auto"/>
-        <w:jc w:val="left"/>
+        <w:jc w:val="both"/>
       </w:pPr>
       <w:r>
         <w:rPr>
@@ -3299,7 +3355,7 @@
     <w:p>
       <w:pPr>
         <w:spacing w:after="260" w:line="360" w:lineRule="auto"/>
-        <w:jc w:val="left"/>
+        <w:jc w:val="both"/>
       </w:pPr>
       <w:r>
         <w:rPr>
@@ -3315,7 +3371,7 @@
     <w:p>
       <w:pPr>
         <w:spacing w:after="260" w:line="360" w:lineRule="auto"/>
-        <w:jc w:val="left"/>
+        <w:jc w:val="both"/>
       </w:pPr>
       <w:r>
         <w:rPr>
@@ -3331,7 +3387,7 @@
     <w:p>
       <w:pPr>
         <w:spacing w:after="260" w:line="360" w:lineRule="auto"/>
-        <w:jc w:val="left"/>
+        <w:jc w:val="both"/>
       </w:pPr>
       <w:r>
         <w:rPr>
@@ -3347,7 +3403,7 @@
     <w:p>
       <w:pPr>
         <w:spacing w:after="260" w:line="360" w:lineRule="auto"/>
-        <w:jc w:val="left"/>
+        <w:jc w:val="both"/>
       </w:pPr>
       <w:r>
         <w:rPr>
@@ -3370,7 +3426,7 @@
       <w:bookmarkStart w:name="toc1" w:id="1"/>
       <w:r>
         <w:rPr>
-          <w:rFonts w:ascii="Amazon Ember" w:cs="Amazon Ember" w:eastAsia="Amazon Ember" w:hAnsi="Amazon Ember"/>
+          <w:rFonts w:ascii="Calibri" w:cs="Calibri" w:eastAsia="Calibri" w:hAnsi="Calibri"/>
           <w:b/>
           <w:bCs/>
           <w:color w:val="0000FF"/>
@@ -3384,7 +3440,7 @@
     <w:p>
       <w:pPr>
         <w:spacing w:after="260" w:line="360" w:lineRule="auto"/>
-        <w:jc w:val="left"/>
+        <w:jc w:val="both"/>
       </w:pPr>
       <w:r>
         <w:rPr>
@@ -3400,7 +3456,7 @@
     <w:p>
       <w:pPr>
         <w:spacing w:after="260" w:line="360" w:lineRule="auto"/>
-        <w:jc w:val="left"/>
+        <w:jc w:val="both"/>
       </w:pPr>
       <w:r>
         <w:rPr>
@@ -3450,7 +3506,7 @@
     <w:p>
       <w:pPr>
         <w:spacing w:after="260" w:line="360" w:lineRule="auto"/>
-        <w:jc w:val="left"/>
+        <w:jc w:val="both"/>
       </w:pPr>
       <w:r>
         <w:rPr>
@@ -3486,7 +3542,7 @@
     <w:p>
       <w:pPr>
         <w:spacing w:after="260" w:line="360" w:lineRule="auto"/>
-        <w:jc w:val="left"/>
+        <w:jc w:val="both"/>
       </w:pPr>
       <w:r>
         <w:rPr>
@@ -3502,7 +3558,7 @@
     <w:p>
       <w:pPr>
         <w:spacing w:after="260" w:line="360" w:lineRule="auto"/>
-        <w:jc w:val="left"/>
+        <w:jc w:val="both"/>
       </w:pPr>
       <w:r>
         <w:rPr>
@@ -3518,7 +3574,7 @@
     <w:p>
       <w:pPr>
         <w:spacing w:after="260" w:line="360" w:lineRule="auto"/>
-        <w:jc w:val="left"/>
+        <w:jc w:val="both"/>
       </w:pPr>
       <w:r>
         <w:rPr>
@@ -3534,7 +3590,7 @@
     <w:p>
       <w:pPr>
         <w:spacing w:after="260" w:line="360" w:lineRule="auto"/>
-        <w:jc w:val="left"/>
+        <w:jc w:val="both"/>
       </w:pPr>
       <w:r>
         <w:rPr>
@@ -3550,7 +3606,7 @@
     <w:p>
       <w:pPr>
         <w:spacing w:after="260" w:line="360" w:lineRule="auto"/>
-        <w:jc w:val="left"/>
+        <w:jc w:val="both"/>
       </w:pPr>
       <w:r>
         <w:rPr>
@@ -3586,7 +3642,7 @@
     <w:p>
       <w:pPr>
         <w:spacing w:after="260" w:line="360" w:lineRule="auto"/>
-        <w:jc w:val="left"/>
+        <w:jc w:val="both"/>
       </w:pPr>
       <w:r>
         <w:rPr>
@@ -3664,7 +3720,7 @@
     <w:p>
       <w:pPr>
         <w:spacing w:after="260" w:line="360" w:lineRule="auto"/>
-        <w:jc w:val="left"/>
+        <w:jc w:val="both"/>
       </w:pPr>
       <w:r>
         <w:rPr>
@@ -3734,7 +3790,7 @@
     <w:p>
       <w:pPr>
         <w:spacing w:after="260" w:line="360" w:lineRule="auto"/>
-        <w:jc w:val="left"/>
+        <w:jc w:val="both"/>
       </w:pPr>
       <w:r>
         <w:rPr>
@@ -3784,7 +3840,7 @@
     <w:p>
       <w:pPr>
         <w:spacing w:after="260" w:line="360" w:lineRule="auto"/>
-        <w:jc w:val="left"/>
+        <w:jc w:val="both"/>
       </w:pPr>
       <w:r>
         <w:rPr>
@@ -3816,7 +3872,7 @@
       <w:bookmarkStart w:name="toc2" w:id="1"/>
       <w:r>
         <w:rPr>
-          <w:rFonts w:ascii="Amazon Ember" w:cs="Amazon Ember" w:eastAsia="Amazon Ember" w:hAnsi="Amazon Ember"/>
+          <w:rFonts w:ascii="Calibri" w:cs="Calibri" w:eastAsia="Calibri" w:hAnsi="Calibri"/>
           <w:b/>
           <w:bCs/>
           <w:color w:val="0000FF"/>
@@ -3849,7 +3905,7 @@
       <w:bookmarkStart w:name="toc3" w:id="1"/>
       <w:r>
         <w:rPr>
-          <w:rFonts w:ascii="Amazon Ember" w:cs="Amazon Ember" w:eastAsia="Amazon Ember" w:hAnsi="Amazon Ember"/>
+          <w:rFonts w:ascii="Calibri" w:cs="Calibri" w:eastAsia="Calibri" w:hAnsi="Calibri"/>
           <w:b/>
           <w:bCs/>
           <w:color w:val="0000FF"/>
@@ -3863,7 +3919,7 @@
     <w:p>
       <w:pPr>
         <w:spacing w:after="260" w:line="360" w:lineRule="auto"/>
-        <w:jc w:val="left"/>
+        <w:jc w:val="both"/>
       </w:pPr>
       <w:r>
         <w:rPr>
@@ -3879,7 +3935,7 @@
     <w:p>
       <w:pPr>
         <w:spacing w:after="260" w:line="360" w:lineRule="auto"/>
-        <w:jc w:val="left"/>
+        <w:jc w:val="both"/>
       </w:pPr>
       <w:r>
         <w:rPr>
@@ -3915,7 +3971,7 @@
     <w:p>
       <w:pPr>
         <w:spacing w:after="260" w:line="360" w:lineRule="auto"/>
-        <w:jc w:val="left"/>
+        <w:jc w:val="both"/>
       </w:pPr>
       <w:r>
         <w:rPr>
@@ -3931,7 +3987,7 @@
     <w:p>
       <w:pPr>
         <w:spacing w:after="260" w:line="360" w:lineRule="auto"/>
-        <w:jc w:val="left"/>
+        <w:jc w:val="both"/>
       </w:pPr>
       <w:r>
         <w:rPr>
@@ -3947,7 +4003,7 @@
     <w:p>
       <w:pPr>
         <w:spacing w:after="260" w:line="360" w:lineRule="auto"/>
-        <w:jc w:val="left"/>
+        <w:jc w:val="both"/>
       </w:pPr>
       <w:r>
         <w:rPr>
@@ -4006,7 +4062,7 @@
     <w:p>
       <w:pPr>
         <w:spacing w:after="260" w:line="360" w:lineRule="auto"/>
-        <w:jc w:val="left"/>
+        <w:jc w:val="both"/>
       </w:pPr>
       <w:r>
         <w:rPr>
@@ -4022,7 +4078,7 @@
     <w:p>
       <w:pPr>
         <w:spacing w:after="260" w:line="360" w:lineRule="auto"/>
-        <w:jc w:val="left"/>
+        <w:jc w:val="both"/>
       </w:pPr>
       <w:r>
         <w:rPr>
@@ -4038,7 +4094,7 @@
     <w:p>
       <w:pPr>
         <w:spacing w:after="260" w:line="360" w:lineRule="auto"/>
-        <w:jc w:val="left"/>
+        <w:jc w:val="both"/>
       </w:pPr>
       <w:r>
         <w:rPr>
@@ -4054,7 +4110,7 @@
     <w:p>
       <w:pPr>
         <w:spacing w:after="260" w:line="360" w:lineRule="auto"/>
-        <w:jc w:val="left"/>
+        <w:jc w:val="both"/>
       </w:pPr>
       <w:r>
         <w:rPr>
@@ -4070,7 +4126,7 @@
     <w:p>
       <w:pPr>
         <w:spacing w:after="260" w:line="360" w:lineRule="auto"/>
-        <w:jc w:val="left"/>
+        <w:jc w:val="both"/>
       </w:pPr>
       <w:r>
         <w:rPr>
@@ -4216,7 +4272,7 @@
     <w:p>
       <w:pPr>
         <w:spacing w:after="260" w:line="360" w:lineRule="auto"/>
-        <w:jc w:val="left"/>
+        <w:jc w:val="both"/>
       </w:pPr>
       <w:r>
         <w:rPr>
@@ -4232,7 +4288,7 @@
     <w:p>
       <w:pPr>
         <w:spacing w:after="260" w:line="360" w:lineRule="auto"/>
-        <w:jc w:val="left"/>
+        <w:jc w:val="both"/>
       </w:pPr>
       <w:r>
         <w:rPr>
@@ -4248,7 +4304,7 @@
     <w:p>
       <w:pPr>
         <w:spacing w:after="260" w:line="360" w:lineRule="auto"/>
-        <w:jc w:val="left"/>
+        <w:jc w:val="both"/>
       </w:pPr>
       <w:r>
         <w:rPr>
@@ -4284,7 +4340,7 @@
     <w:p>
       <w:pPr>
         <w:spacing w:after="260" w:line="360" w:lineRule="auto"/>
-        <w:jc w:val="left"/>
+        <w:jc w:val="both"/>
       </w:pPr>
       <w:r>
         <w:rPr>
@@ -4300,7 +4356,7 @@
     <w:p>
       <w:pPr>
         <w:spacing w:after="260" w:line="360" w:lineRule="auto"/>
-        <w:jc w:val="left"/>
+        <w:jc w:val="both"/>
       </w:pPr>
       <w:r>
         <w:rPr>
@@ -4316,7 +4372,7 @@
     <w:p>
       <w:pPr>
         <w:spacing w:after="260" w:line="360" w:lineRule="auto"/>
-        <w:jc w:val="left"/>
+        <w:jc w:val="both"/>
       </w:pPr>
       <w:r>
         <w:rPr>
@@ -4339,7 +4395,7 @@
       <w:bookmarkStart w:name="toc4" w:id="1"/>
       <w:r>
         <w:rPr>
-          <w:rFonts w:ascii="Amazon Ember" w:cs="Amazon Ember" w:eastAsia="Amazon Ember" w:hAnsi="Amazon Ember"/>
+          <w:rFonts w:ascii="Calibri" w:cs="Calibri" w:eastAsia="Calibri" w:hAnsi="Calibri"/>
           <w:b/>
           <w:bCs/>
           <w:color w:val="0000FF"/>
@@ -4353,7 +4409,7 @@
     <w:p>
       <w:pPr>
         <w:spacing w:after="260" w:line="360" w:lineRule="auto"/>
-        <w:jc w:val="left"/>
+        <w:jc w:val="both"/>
       </w:pPr>
       <w:r>
         <w:rPr>
@@ -4389,7 +4445,7 @@
     <w:p>
       <w:pPr>
         <w:spacing w:after="260" w:line="360" w:lineRule="auto"/>
-        <w:jc w:val="left"/>
+        <w:jc w:val="both"/>
       </w:pPr>
       <w:r>
         <w:rPr>
@@ -4605,7 +4661,7 @@
     <w:p>
       <w:pPr>
         <w:spacing w:after="260" w:line="360" w:lineRule="auto"/>
-        <w:jc w:val="left"/>
+        <w:jc w:val="both"/>
       </w:pPr>
       <w:r>
         <w:rPr>
@@ -4621,7 +4677,7 @@
     <w:p>
       <w:pPr>
         <w:spacing w:after="260" w:line="360" w:lineRule="auto"/>
-        <w:jc w:val="left"/>
+        <w:jc w:val="both"/>
       </w:pPr>
       <w:r>
         <w:rPr>
@@ -4637,7 +4693,7 @@
     <w:p>
       <w:pPr>
         <w:spacing w:after="260" w:line="360" w:lineRule="auto"/>
-        <w:jc w:val="left"/>
+        <w:jc w:val="both"/>
       </w:pPr>
       <w:r>
         <w:rPr>
@@ -4653,7 +4709,7 @@
     <w:p>
       <w:pPr>
         <w:spacing w:after="260" w:line="360" w:lineRule="auto"/>
-        <w:jc w:val="left"/>
+        <w:jc w:val="both"/>
       </w:pPr>
       <w:r>
         <w:rPr>
@@ -4731,7 +4787,7 @@
     <w:p>
       <w:pPr>
         <w:spacing w:after="260" w:line="360" w:lineRule="auto"/>
-        <w:jc w:val="left"/>
+        <w:jc w:val="both"/>
       </w:pPr>
       <w:r>
         <w:rPr>
@@ -4806,7 +4862,7 @@
     <w:p>
       <w:pPr>
         <w:spacing w:after="260" w:line="360" w:lineRule="auto"/>
-        <w:jc w:val="left"/>
+        <w:jc w:val="both"/>
       </w:pPr>
       <w:r>
         <w:rPr>
@@ -4822,7 +4878,7 @@
     <w:p>
       <w:pPr>
         <w:spacing w:after="260" w:line="360" w:lineRule="auto"/>
-        <w:jc w:val="left"/>
+        <w:jc w:val="both"/>
       </w:pPr>
       <w:r>
         <w:rPr>
@@ -4878,7 +4934,7 @@
     <w:p>
       <w:pPr>
         <w:spacing w:after="260" w:line="360" w:lineRule="auto"/>
-        <w:jc w:val="left"/>
+        <w:jc w:val="both"/>
       </w:pPr>
       <w:r>
         <w:rPr>
@@ -4934,7 +4990,7 @@
     <w:p>
       <w:pPr>
         <w:spacing w:after="260" w:line="360" w:lineRule="auto"/>
-        <w:jc w:val="left"/>
+        <w:jc w:val="both"/>
       </w:pPr>
       <w:r>
         <w:rPr>
@@ -4950,7 +5006,7 @@
     <w:p>
       <w:pPr>
         <w:spacing w:after="260" w:line="360" w:lineRule="auto"/>
-        <w:jc w:val="left"/>
+        <w:jc w:val="both"/>
       </w:pPr>
       <w:r>
         <w:rPr>
@@ -4973,7 +5029,7 @@
       <w:bookmarkStart w:name="toc5" w:id="1"/>
       <w:r>
         <w:rPr>
-          <w:rFonts w:ascii="Amazon Ember" w:cs="Amazon Ember" w:eastAsia="Amazon Ember" w:hAnsi="Amazon Ember"/>
+          <w:rFonts w:ascii="Calibri" w:cs="Calibri" w:eastAsia="Calibri" w:hAnsi="Calibri"/>
           <w:b/>
           <w:bCs/>
           <w:color w:val="0000FF"/>
@@ -4987,7 +5043,7 @@
     <w:p>
       <w:pPr>
         <w:spacing w:after="260" w:line="360" w:lineRule="auto"/>
-        <w:jc w:val="left"/>
+        <w:jc w:val="both"/>
       </w:pPr>
       <w:r>
         <w:rPr>
@@ -5003,7 +5059,7 @@
     <w:p>
       <w:pPr>
         <w:spacing w:after="260" w:line="360" w:lineRule="auto"/>
-        <w:jc w:val="left"/>
+        <w:jc w:val="both"/>
       </w:pPr>
       <w:r>
         <w:rPr>
@@ -5019,7 +5075,7 @@
     <w:p>
       <w:pPr>
         <w:spacing w:after="260" w:line="360" w:lineRule="auto"/>
-        <w:jc w:val="left"/>
+        <w:jc w:val="both"/>
       </w:pPr>
       <w:r>
         <w:rPr>
@@ -5095,7 +5151,7 @@
     <w:p>
       <w:pPr>
         <w:spacing w:after="260" w:line="360" w:lineRule="auto"/>
-        <w:jc w:val="left"/>
+        <w:jc w:val="both"/>
       </w:pPr>
       <w:r>
         <w:rPr>
@@ -5131,7 +5187,7 @@
     <w:p>
       <w:pPr>
         <w:spacing w:after="260" w:line="360" w:lineRule="auto"/>
-        <w:jc w:val="left"/>
+        <w:jc w:val="both"/>
       </w:pPr>
       <w:r>
         <w:rPr>
@@ -5147,7 +5203,7 @@
     <w:p>
       <w:pPr>
         <w:spacing w:after="260" w:line="360" w:lineRule="auto"/>
-        <w:jc w:val="left"/>
+        <w:jc w:val="both"/>
       </w:pPr>
       <w:r>
         <w:rPr>
@@ -5163,7 +5219,7 @@
     <w:p>
       <w:pPr>
         <w:spacing w:after="260" w:line="360" w:lineRule="auto"/>
-        <w:jc w:val="left"/>
+        <w:jc w:val="both"/>
       </w:pPr>
       <w:r>
         <w:rPr>
@@ -5219,7 +5275,7 @@
     <w:p>
       <w:pPr>
         <w:spacing w:after="260" w:line="360" w:lineRule="auto"/>
-        <w:jc w:val="left"/>
+        <w:jc w:val="both"/>
       </w:pPr>
       <w:r>
         <w:rPr>
@@ -5300,7 +5356,7 @@
     <w:p>
       <w:pPr>
         <w:spacing w:after="260" w:line="360" w:lineRule="auto"/>
-        <w:jc w:val="left"/>
+        <w:jc w:val="both"/>
       </w:pPr>
       <w:r>
         <w:rPr>
@@ -5433,7 +5489,7 @@
     <w:p>
       <w:pPr>
         <w:spacing w:after="260" w:line="360" w:lineRule="auto"/>
-        <w:jc w:val="left"/>
+        <w:jc w:val="both"/>
       </w:pPr>
       <w:r>
         <w:rPr>
@@ -5489,7 +5545,7 @@
     <w:p>
       <w:pPr>
         <w:spacing w:after="260" w:line="360" w:lineRule="auto"/>
-        <w:jc w:val="left"/>
+        <w:jc w:val="both"/>
       </w:pPr>
       <w:r>
         <w:rPr>
@@ -5725,7 +5781,7 @@
     <w:p>
       <w:pPr>
         <w:spacing w:after="260" w:line="360" w:lineRule="auto"/>
-        <w:jc w:val="left"/>
+        <w:jc w:val="both"/>
       </w:pPr>
       <w:r>
         <w:rPr>
@@ -5761,7 +5817,7 @@
     <w:p>
       <w:pPr>
         <w:spacing w:after="260" w:line="360" w:lineRule="auto"/>
-        <w:jc w:val="left"/>
+        <w:jc w:val="both"/>
       </w:pPr>
       <w:r>
         <w:rPr>
@@ -5784,7 +5840,7 @@
       <w:bookmarkStart w:name="toc6" w:id="1"/>
       <w:r>
         <w:rPr>
-          <w:rFonts w:ascii="Amazon Ember" w:cs="Amazon Ember" w:eastAsia="Amazon Ember" w:hAnsi="Amazon Ember"/>
+          <w:rFonts w:ascii="Calibri" w:cs="Calibri" w:eastAsia="Calibri" w:hAnsi="Calibri"/>
           <w:b/>
           <w:bCs/>
           <w:color w:val="0000FF"/>
@@ -5798,7 +5854,7 @@
     <w:p>
       <w:pPr>
         <w:spacing w:after="260" w:line="360" w:lineRule="auto"/>
-        <w:jc w:val="left"/>
+        <w:jc w:val="both"/>
       </w:pPr>
       <w:r>
         <w:rPr>
@@ -5884,7 +5940,7 @@
     <w:p>
       <w:pPr>
         <w:spacing w:after="260" w:line="360" w:lineRule="auto"/>
-        <w:jc w:val="left"/>
+        <w:jc w:val="both"/>
       </w:pPr>
       <w:r>
         <w:rPr>
@@ -5980,7 +6036,7 @@
     <w:p>
       <w:pPr>
         <w:spacing w:after="260" w:line="360" w:lineRule="auto"/>
-        <w:jc w:val="left"/>
+        <w:jc w:val="both"/>
       </w:pPr>
       <w:r>
         <w:rPr>
@@ -6036,7 +6092,7 @@
     <w:p>
       <w:pPr>
         <w:spacing w:after="260" w:line="360" w:lineRule="auto"/>
-        <w:jc w:val="left"/>
+        <w:jc w:val="both"/>
       </w:pPr>
       <w:r>
         <w:rPr>
@@ -6072,7 +6128,7 @@
     <w:p>
       <w:pPr>
         <w:spacing w:after="260" w:line="360" w:lineRule="auto"/>
-        <w:jc w:val="left"/>
+        <w:jc w:val="both"/>
       </w:pPr>
       <w:r>
         <w:rPr>
@@ -6162,7 +6218,7 @@
     <w:p>
       <w:pPr>
         <w:spacing w:after="260" w:line="360" w:lineRule="auto"/>
-        <w:jc w:val="left"/>
+        <w:jc w:val="both"/>
       </w:pPr>
       <w:r>
         <w:rPr>
@@ -6362,7 +6418,7 @@
     <w:p>
       <w:pPr>
         <w:spacing w:after="260" w:line="360" w:lineRule="auto"/>
-        <w:jc w:val="left"/>
+        <w:jc w:val="both"/>
       </w:pPr>
       <w:r>
         <w:rPr>
@@ -6378,7 +6434,7 @@
     <w:p>
       <w:pPr>
         <w:spacing w:after="260" w:line="360" w:lineRule="auto"/>
-        <w:jc w:val="left"/>
+        <w:jc w:val="both"/>
       </w:pPr>
       <w:r>
         <w:rPr>
@@ -6434,7 +6490,7 @@
     <w:p>
       <w:pPr>
         <w:spacing w:after="260" w:line="360" w:lineRule="auto"/>
-        <w:jc w:val="left"/>
+        <w:jc w:val="both"/>
       </w:pPr>
       <w:r>
         <w:rPr>
@@ -6450,7 +6506,7 @@
     <w:p>
       <w:pPr>
         <w:spacing w:after="260" w:line="360" w:lineRule="auto"/>
-        <w:jc w:val="left"/>
+        <w:jc w:val="both"/>
       </w:pPr>
       <w:r>
         <w:rPr>
@@ -6466,7 +6522,7 @@
     <w:p>
       <w:pPr>
         <w:spacing w:after="260" w:line="360" w:lineRule="auto"/>
-        <w:jc w:val="left"/>
+        <w:jc w:val="both"/>
       </w:pPr>
       <w:r>
         <w:rPr>
@@ -6502,7 +6558,7 @@
     <w:p>
       <w:pPr>
         <w:spacing w:after="260" w:line="360" w:lineRule="auto"/>
-        <w:jc w:val="left"/>
+        <w:jc w:val="both"/>
       </w:pPr>
       <w:r>
         <w:rPr>
@@ -6558,7 +6614,7 @@
     <w:p>
       <w:pPr>
         <w:spacing w:after="260" w:line="360" w:lineRule="auto"/>
-        <w:jc w:val="left"/>
+        <w:jc w:val="both"/>
       </w:pPr>
       <w:r>
         <w:rPr>
@@ -6654,7 +6710,7 @@
     <w:p>
       <w:pPr>
         <w:spacing w:after="260" w:line="360" w:lineRule="auto"/>
-        <w:jc w:val="left"/>
+        <w:jc w:val="both"/>
       </w:pPr>
       <w:r>
         <w:rPr>
@@ -6670,7 +6726,7 @@
     <w:p>
       <w:pPr>
         <w:spacing w:after="260" w:line="360" w:lineRule="auto"/>
-        <w:jc w:val="left"/>
+        <w:jc w:val="both"/>
       </w:pPr>
       <w:r>
         <w:rPr>
@@ -6706,7 +6762,7 @@
     <w:p>
       <w:pPr>
         <w:spacing w:after="260" w:line="360" w:lineRule="auto"/>
-        <w:jc w:val="left"/>
+        <w:jc w:val="both"/>
       </w:pPr>
       <w:r>
         <w:rPr>
@@ -6796,7 +6852,7 @@
     <w:p>
       <w:pPr>
         <w:spacing w:after="260" w:line="360" w:lineRule="auto"/>
-        <w:jc w:val="left"/>
+        <w:jc w:val="both"/>
       </w:pPr>
       <w:r>
         <w:rPr>
@@ -6828,7 +6884,7 @@
       <w:bookmarkStart w:name="toc7" w:id="1"/>
       <w:r>
         <w:rPr>
-          <w:rFonts w:ascii="Amazon Ember" w:cs="Amazon Ember" w:eastAsia="Amazon Ember" w:hAnsi="Amazon Ember"/>
+          <w:rFonts w:ascii="Calibri" w:cs="Calibri" w:eastAsia="Calibri" w:hAnsi="Calibri"/>
           <w:b/>
           <w:bCs/>
           <w:color w:val="0000FF"/>
@@ -6861,7 +6917,7 @@
       <w:bookmarkStart w:name="toc8" w:id="1"/>
       <w:r>
         <w:rPr>
-          <w:rFonts w:ascii="Amazon Ember" w:cs="Amazon Ember" w:eastAsia="Amazon Ember" w:hAnsi="Amazon Ember"/>
+          <w:rFonts w:ascii="Calibri" w:cs="Calibri" w:eastAsia="Calibri" w:hAnsi="Calibri"/>
           <w:b/>
           <w:bCs/>
           <w:color w:val="0000FF"/>
@@ -6875,7 +6931,7 @@
     <w:p>
       <w:pPr>
         <w:spacing w:after="260" w:line="360" w:lineRule="auto"/>
-        <w:jc w:val="left"/>
+        <w:jc w:val="both"/>
       </w:pPr>
       <w:r>
         <w:rPr>
@@ -6891,7 +6947,7 @@
     <w:p>
       <w:pPr>
         <w:spacing w:after="260" w:line="360" w:lineRule="auto"/>
-        <w:jc w:val="left"/>
+        <w:jc w:val="both"/>
       </w:pPr>
       <w:r>
         <w:rPr>
@@ -6907,7 +6963,7 @@
     <w:p>
       <w:pPr>
         <w:spacing w:after="260" w:line="360" w:lineRule="auto"/>
-        <w:jc w:val="left"/>
+        <w:jc w:val="both"/>
       </w:pPr>
       <w:r>
         <w:rPr>
@@ -6943,7 +6999,7 @@
     <w:p>
       <w:pPr>
         <w:spacing w:after="260" w:line="360" w:lineRule="auto"/>
-        <w:jc w:val="left"/>
+        <w:jc w:val="both"/>
       </w:pPr>
       <w:r>
         <w:rPr>
@@ -6959,7 +7015,7 @@
     <w:p>
       <w:pPr>
         <w:spacing w:after="260" w:line="360" w:lineRule="auto"/>
-        <w:jc w:val="left"/>
+        <w:jc w:val="both"/>
       </w:pPr>
       <w:r>
         <w:rPr>
@@ -6975,7 +7031,7 @@
     <w:p>
       <w:pPr>
         <w:spacing w:after="260" w:line="360" w:lineRule="auto"/>
-        <w:jc w:val="left"/>
+        <w:jc w:val="both"/>
       </w:pPr>
       <w:r>
         <w:rPr>
@@ -7044,7 +7100,7 @@
     <w:p>
       <w:pPr>
         <w:spacing w:after="260" w:line="360" w:lineRule="auto"/>
-        <w:jc w:val="left"/>
+        <w:jc w:val="both"/>
       </w:pPr>
       <w:r>
         <w:rPr>
@@ -7094,7 +7150,7 @@
     <w:p>
       <w:pPr>
         <w:spacing w:after="260" w:line="360" w:lineRule="auto"/>
-        <w:jc w:val="left"/>
+        <w:jc w:val="both"/>
       </w:pPr>
       <w:r>
         <w:rPr>
@@ -7110,7 +7166,7 @@
     <w:p>
       <w:pPr>
         <w:spacing w:after="260" w:line="360" w:lineRule="auto"/>
-        <w:jc w:val="left"/>
+        <w:jc w:val="both"/>
       </w:pPr>
       <w:r>
         <w:rPr>
@@ -7126,7 +7182,7 @@
     <w:p>
       <w:pPr>
         <w:spacing w:after="260" w:line="360" w:lineRule="auto"/>
-        <w:jc w:val="left"/>
+        <w:jc w:val="both"/>
       </w:pPr>
       <w:r>
         <w:rPr>
@@ -7142,7 +7198,7 @@
     <w:p>
       <w:pPr>
         <w:spacing w:after="260" w:line="360" w:lineRule="auto"/>
-        <w:jc w:val="left"/>
+        <w:jc w:val="both"/>
       </w:pPr>
       <w:r>
         <w:rPr>
@@ -7158,7 +7214,7 @@
     <w:p>
       <w:pPr>
         <w:spacing w:after="260" w:line="360" w:lineRule="auto"/>
-        <w:jc w:val="left"/>
+        <w:jc w:val="both"/>
       </w:pPr>
       <w:r>
         <w:rPr>
@@ -7194,7 +7250,7 @@
     <w:p>
       <w:pPr>
         <w:spacing w:after="260" w:line="360" w:lineRule="auto"/>
-        <w:jc w:val="left"/>
+        <w:jc w:val="both"/>
       </w:pPr>
       <w:r>
         <w:rPr>
@@ -7210,7 +7266,7 @@
     <w:p>
       <w:pPr>
         <w:spacing w:after="260" w:line="360" w:lineRule="auto"/>
-        <w:jc w:val="left"/>
+        <w:jc w:val="both"/>
       </w:pPr>
       <w:r>
         <w:rPr>
@@ -7226,7 +7282,7 @@
     <w:p>
       <w:pPr>
         <w:spacing w:after="260" w:line="360" w:lineRule="auto"/>
-        <w:jc w:val="left"/>
+        <w:jc w:val="both"/>
       </w:pPr>
       <w:r>
         <w:rPr>
@@ -7262,7 +7318,7 @@
     <w:p>
       <w:pPr>
         <w:spacing w:after="260" w:line="360" w:lineRule="auto"/>
-        <w:jc w:val="left"/>
+        <w:jc w:val="both"/>
       </w:pPr>
       <w:r>
         <w:rPr>
@@ -7278,7 +7334,7 @@
     <w:p>
       <w:pPr>
         <w:spacing w:after="260" w:line="360" w:lineRule="auto"/>
-        <w:jc w:val="left"/>
+        <w:jc w:val="both"/>
       </w:pPr>
       <w:r>
         <w:rPr>
@@ -7294,7 +7350,7 @@
     <w:p>
       <w:pPr>
         <w:spacing w:after="260" w:line="360" w:lineRule="auto"/>
-        <w:jc w:val="left"/>
+        <w:jc w:val="both"/>
       </w:pPr>
       <w:r>
         <w:rPr>
@@ -7350,7 +7406,7 @@
     <w:p>
       <w:pPr>
         <w:spacing w:after="260" w:line="360" w:lineRule="auto"/>
-        <w:jc w:val="left"/>
+        <w:jc w:val="both"/>
       </w:pPr>
       <w:r>
         <w:rPr>
@@ -7386,7 +7442,7 @@
     <w:p>
       <w:pPr>
         <w:spacing w:after="260" w:line="360" w:lineRule="auto"/>
-        <w:jc w:val="left"/>
+        <w:jc w:val="both"/>
       </w:pPr>
       <w:r>
         <w:rPr>
@@ -7409,7 +7465,7 @@
       <w:bookmarkStart w:name="toc9" w:id="1"/>
       <w:r>
         <w:rPr>
-          <w:rFonts w:ascii="Amazon Ember" w:cs="Amazon Ember" w:eastAsia="Amazon Ember" w:hAnsi="Amazon Ember"/>
+          <w:rFonts w:ascii="Calibri" w:cs="Calibri" w:eastAsia="Calibri" w:hAnsi="Calibri"/>
           <w:b/>
           <w:bCs/>
           <w:color w:val="0000FF"/>
@@ -7423,7 +7479,7 @@
     <w:p>
       <w:pPr>
         <w:spacing w:after="260" w:line="360" w:lineRule="auto"/>
-        <w:jc w:val="left"/>
+        <w:jc w:val="both"/>
       </w:pPr>
       <w:r>
         <w:rPr>
@@ -7479,7 +7535,7 @@
     <w:p>
       <w:pPr>
         <w:spacing w:after="260" w:line="360" w:lineRule="auto"/>
-        <w:jc w:val="left"/>
+        <w:jc w:val="both"/>
       </w:pPr>
       <w:r>
         <w:rPr>
@@ -7568,7 +7624,7 @@
     <w:p>
       <w:pPr>
         <w:spacing w:after="260" w:line="360" w:lineRule="auto"/>
-        <w:jc w:val="left"/>
+        <w:jc w:val="both"/>
       </w:pPr>
       <w:r>
         <w:rPr>
@@ -7629,7 +7685,7 @@
     <w:p>
       <w:pPr>
         <w:spacing w:after="260" w:line="360" w:lineRule="auto"/>
-        <w:jc w:val="left"/>
+        <w:jc w:val="both"/>
       </w:pPr>
       <w:r>
         <w:rPr>
@@ -7685,7 +7741,7 @@
     <w:p>
       <w:pPr>
         <w:spacing w:after="260" w:line="360" w:lineRule="auto"/>
-        <w:jc w:val="left"/>
+        <w:jc w:val="both"/>
       </w:pPr>
       <w:r>
         <w:rPr>
@@ -7849,7 +7905,7 @@
     <w:p>
       <w:pPr>
         <w:spacing w:after="260" w:line="360" w:lineRule="auto"/>
-        <w:jc w:val="left"/>
+        <w:jc w:val="both"/>
       </w:pPr>
       <w:r>
         <w:rPr>
@@ -7925,7 +7981,7 @@
     <w:p>
       <w:pPr>
         <w:spacing w:after="260" w:line="360" w:lineRule="auto"/>
-        <w:jc w:val="left"/>
+        <w:jc w:val="both"/>
       </w:pPr>
       <w:r>
         <w:rPr>
@@ -7981,7 +8037,7 @@
     <w:p>
       <w:pPr>
         <w:spacing w:after="260" w:line="360" w:lineRule="auto"/>
-        <w:jc w:val="left"/>
+        <w:jc w:val="both"/>
       </w:pPr>
       <w:r>
         <w:rPr>
@@ -8017,7 +8073,7 @@
     <w:p>
       <w:pPr>
         <w:spacing w:after="260" w:line="360" w:lineRule="auto"/>
-        <w:jc w:val="left"/>
+        <w:jc w:val="both"/>
       </w:pPr>
       <w:r>
         <w:rPr>
@@ -8053,7 +8109,7 @@
     <w:p>
       <w:pPr>
         <w:spacing w:after="260" w:line="360" w:lineRule="auto"/>
-        <w:jc w:val="left"/>
+        <w:jc w:val="both"/>
       </w:pPr>
       <w:r>
         <w:rPr>
@@ -8109,7 +8165,7 @@
     <w:p>
       <w:pPr>
         <w:spacing w:after="260" w:line="360" w:lineRule="auto"/>
-        <w:jc w:val="left"/>
+        <w:jc w:val="both"/>
       </w:pPr>
       <w:r>
         <w:rPr>
@@ -8165,7 +8221,7 @@
     <w:p>
       <w:pPr>
         <w:spacing w:after="260" w:line="360" w:lineRule="auto"/>
-        <w:jc w:val="left"/>
+        <w:jc w:val="both"/>
       </w:pPr>
       <w:r>
         <w:rPr>
@@ -8188,7 +8244,7 @@
       <w:bookmarkStart w:name="toc10" w:id="1"/>
       <w:r>
         <w:rPr>
-          <w:rFonts w:ascii="Amazon Ember" w:cs="Amazon Ember" w:eastAsia="Amazon Ember" w:hAnsi="Amazon Ember"/>
+          <w:rFonts w:ascii="Calibri" w:cs="Calibri" w:eastAsia="Calibri" w:hAnsi="Calibri"/>
           <w:b/>
           <w:bCs/>
           <w:color w:val="0000FF"/>
@@ -8202,7 +8258,7 @@
     <w:p>
       <w:pPr>
         <w:spacing w:after="260" w:line="360" w:lineRule="auto"/>
-        <w:jc w:val="left"/>
+        <w:jc w:val="both"/>
       </w:pPr>
       <w:r>
         <w:rPr>
@@ -8242,7 +8298,7 @@
     <w:p>
       <w:pPr>
         <w:spacing w:after="260" w:line="360" w:lineRule="auto"/>
-        <w:jc w:val="left"/>
+        <w:jc w:val="both"/>
       </w:pPr>
       <w:r>
         <w:rPr>
@@ -8372,7 +8428,7 @@
     <w:p>
       <w:pPr>
         <w:spacing w:after="260" w:line="360" w:lineRule="auto"/>
-        <w:jc w:val="left"/>
+        <w:jc w:val="both"/>
       </w:pPr>
       <w:r>
         <w:rPr>
@@ -8464,7 +8520,7 @@
     <w:p>
       <w:pPr>
         <w:spacing w:after="260" w:line="360" w:lineRule="auto"/>
-        <w:jc w:val="left"/>
+        <w:jc w:val="both"/>
       </w:pPr>
       <w:r>
         <w:rPr>
@@ -8480,7 +8536,7 @@
     <w:p>
       <w:pPr>
         <w:spacing w:after="260" w:line="360" w:lineRule="auto"/>
-        <w:jc w:val="left"/>
+        <w:jc w:val="both"/>
       </w:pPr>
       <w:r>
         <w:rPr>
@@ -8496,7 +8552,7 @@
     <w:p>
       <w:pPr>
         <w:spacing w:after="260" w:line="360" w:lineRule="auto"/>
-        <w:jc w:val="left"/>
+        <w:jc w:val="both"/>
       </w:pPr>
       <w:r>
         <w:rPr>
@@ -8572,7 +8628,7 @@
     <w:p>
       <w:pPr>
         <w:spacing w:after="260" w:line="360" w:lineRule="auto"/>
-        <w:jc w:val="left"/>
+        <w:jc w:val="both"/>
       </w:pPr>
       <w:r>
         <w:rPr>
@@ -8608,7 +8664,7 @@
     <w:p>
       <w:pPr>
         <w:spacing w:after="260" w:line="360" w:lineRule="auto"/>
-        <w:jc w:val="left"/>
+        <w:jc w:val="both"/>
       </w:pPr>
       <w:r>
         <w:rPr>
@@ -8664,7 +8720,7 @@
     <w:p>
       <w:pPr>
         <w:spacing w:after="260" w:line="360" w:lineRule="auto"/>
-        <w:jc w:val="left"/>
+        <w:jc w:val="both"/>
       </w:pPr>
       <w:r>
         <w:rPr>
@@ -8714,7 +8770,7 @@
     <w:p>
       <w:pPr>
         <w:spacing w:after="260" w:line="360" w:lineRule="auto"/>
-        <w:jc w:val="left"/>
+        <w:jc w:val="both"/>
       </w:pPr>
       <w:r>
         <w:rPr>
@@ -8737,7 +8793,7 @@
       <w:bookmarkStart w:name="toc11" w:id="1"/>
       <w:r>
         <w:rPr>
-          <w:rFonts w:ascii="Amazon Ember" w:cs="Amazon Ember" w:eastAsia="Amazon Ember" w:hAnsi="Amazon Ember"/>
+          <w:rFonts w:ascii="Calibri" w:cs="Calibri" w:eastAsia="Calibri" w:hAnsi="Calibri"/>
           <w:b/>
           <w:bCs/>
           <w:color w:val="0000FF"/>
@@ -8751,7 +8807,7 @@
     <w:p>
       <w:pPr>
         <w:spacing w:after="260" w:line="360" w:lineRule="auto"/>
-        <w:jc w:val="left"/>
+        <w:jc w:val="both"/>
       </w:pPr>
       <w:r>
         <w:rPr>
@@ -8767,7 +8823,7 @@
     <w:p>
       <w:pPr>
         <w:spacing w:after="260" w:line="360" w:lineRule="auto"/>
-        <w:jc w:val="left"/>
+        <w:jc w:val="both"/>
       </w:pPr>
       <w:r>
         <w:rPr>
@@ -8783,7 +8839,7 @@
     <w:p>
       <w:pPr>
         <w:spacing w:after="260" w:line="360" w:lineRule="auto"/>
-        <w:jc w:val="left"/>
+        <w:jc w:val="both"/>
       </w:pPr>
       <w:r>
         <w:rPr>
@@ -8819,7 +8875,7 @@
     <w:p>
       <w:pPr>
         <w:spacing w:after="260" w:line="360" w:lineRule="auto"/>
-        <w:jc w:val="left"/>
+        <w:jc w:val="both"/>
       </w:pPr>
       <w:r>
         <w:rPr>
@@ -8835,7 +8891,7 @@
     <w:p>
       <w:pPr>
         <w:spacing w:after="260" w:line="360" w:lineRule="auto"/>
-        <w:jc w:val="left"/>
+        <w:jc w:val="both"/>
       </w:pPr>
       <w:r>
         <w:rPr>
@@ -8851,7 +8907,7 @@
     <w:p>
       <w:pPr>
         <w:spacing w:after="260" w:line="360" w:lineRule="auto"/>
-        <w:jc w:val="left"/>
+        <w:jc w:val="both"/>
       </w:pPr>
       <w:r>
         <w:rPr>
@@ -8887,7 +8943,7 @@
     <w:p>
       <w:pPr>
         <w:spacing w:after="260" w:line="360" w:lineRule="auto"/>
-        <w:jc w:val="left"/>
+        <w:jc w:val="both"/>
       </w:pPr>
       <w:r>
         <w:rPr>
@@ -8903,7 +8959,7 @@
     <w:p>
       <w:pPr>
         <w:spacing w:after="260" w:line="360" w:lineRule="auto"/>
-        <w:jc w:val="left"/>
+        <w:jc w:val="both"/>
       </w:pPr>
       <w:r>
         <w:rPr>
@@ -8919,7 +8975,7 @@
     <w:p>
       <w:pPr>
         <w:spacing w:after="260" w:line="360" w:lineRule="auto"/>
-        <w:jc w:val="left"/>
+        <w:jc w:val="both"/>
       </w:pPr>
       <w:r>
         <w:rPr>
@@ -8955,7 +9011,7 @@
     <w:p>
       <w:pPr>
         <w:spacing w:after="260" w:line="360" w:lineRule="auto"/>
-        <w:jc w:val="left"/>
+        <w:jc w:val="both"/>
       </w:pPr>
       <w:r>
         <w:rPr>
@@ -8971,7 +9027,7 @@
     <w:p>
       <w:pPr>
         <w:spacing w:after="260" w:line="360" w:lineRule="auto"/>
-        <w:jc w:val="left"/>
+        <w:jc w:val="both"/>
       </w:pPr>
       <w:r>
         <w:rPr>
@@ -8987,7 +9043,7 @@
     <w:p>
       <w:pPr>
         <w:spacing w:after="260" w:line="360" w:lineRule="auto"/>
-        <w:jc w:val="left"/>
+        <w:jc w:val="both"/>
       </w:pPr>
       <w:r>
         <w:rPr>
@@ -9003,7 +9059,7 @@
     <w:p>
       <w:pPr>
         <w:spacing w:after="260" w:line="360" w:lineRule="auto"/>
-        <w:jc w:val="left"/>
+        <w:jc w:val="both"/>
       </w:pPr>
       <w:r>
         <w:rPr>
@@ -9069,7 +9125,7 @@
       <w:bookmarkStart w:name="toc12" w:id="1"/>
       <w:r>
         <w:rPr>
-          <w:rFonts w:ascii="Amazon Ember" w:cs="Amazon Ember" w:eastAsia="Amazon Ember" w:hAnsi="Amazon Ember"/>
+          <w:rFonts w:ascii="Calibri" w:cs="Calibri" w:eastAsia="Calibri" w:hAnsi="Calibri"/>
           <w:b/>
           <w:bCs/>
           <w:color w:val="0000FF"/>
@@ -9102,7 +9158,7 @@
       <w:bookmarkStart w:name="toc13" w:id="1"/>
       <w:r>
         <w:rPr>
-          <w:rFonts w:ascii="Amazon Ember" w:cs="Amazon Ember" w:eastAsia="Amazon Ember" w:hAnsi="Amazon Ember"/>
+          <w:rFonts w:ascii="Calibri" w:cs="Calibri" w:eastAsia="Calibri" w:hAnsi="Calibri"/>
           <w:b/>
           <w:bCs/>
           <w:color w:val="0000FF"/>
@@ -9116,7 +9172,7 @@
     <w:p>
       <w:pPr>
         <w:spacing w:after="260" w:line="360" w:lineRule="auto"/>
-        <w:jc w:val="left"/>
+        <w:jc w:val="both"/>
       </w:pPr>
       <w:r>
         <w:rPr>
@@ -9152,7 +9208,7 @@
     <w:p>
       <w:pPr>
         <w:spacing w:after="260" w:line="360" w:lineRule="auto"/>
-        <w:jc w:val="left"/>
+        <w:jc w:val="both"/>
       </w:pPr>
       <w:r>
         <w:rPr>
@@ -9168,7 +9224,7 @@
     <w:p>
       <w:pPr>
         <w:spacing w:after="260" w:line="360" w:lineRule="auto"/>
-        <w:jc w:val="left"/>
+        <w:jc w:val="both"/>
       </w:pPr>
       <w:r>
         <w:rPr>
@@ -9184,7 +9240,7 @@
     <w:p>
       <w:pPr>
         <w:spacing w:after="260" w:line="360" w:lineRule="auto"/>
-        <w:jc w:val="left"/>
+        <w:jc w:val="both"/>
       </w:pPr>
       <w:r>
         <w:rPr>
@@ -9234,7 +9290,7 @@
     <w:p>
       <w:pPr>
         <w:spacing w:after="260" w:line="360" w:lineRule="auto"/>
-        <w:jc w:val="left"/>
+        <w:jc w:val="both"/>
       </w:pPr>
       <w:r>
         <w:rPr>
@@ -9265,7 +9321,7 @@
     <w:p>
       <w:pPr>
         <w:spacing w:after="260" w:line="360" w:lineRule="auto"/>
-        <w:jc w:val="left"/>
+        <w:jc w:val="both"/>
       </w:pPr>
       <w:r>
         <w:rPr>
@@ -9281,7 +9337,7 @@
     <w:p>
       <w:pPr>
         <w:spacing w:after="260" w:line="360" w:lineRule="auto"/>
-        <w:jc w:val="left"/>
+        <w:jc w:val="both"/>
       </w:pPr>
       <w:r>
         <w:rPr>
@@ -9297,7 +9353,7 @@
     <w:p>
       <w:pPr>
         <w:spacing w:after="260" w:line="360" w:lineRule="auto"/>
-        <w:jc w:val="left"/>
+        <w:jc w:val="both"/>
       </w:pPr>
       <w:r>
         <w:rPr>
@@ -9313,7 +9369,7 @@
     <w:p>
       <w:pPr>
         <w:spacing w:after="260" w:line="360" w:lineRule="auto"/>
-        <w:jc w:val="left"/>
+        <w:jc w:val="both"/>
       </w:pPr>
       <w:r>
         <w:rPr>
@@ -9329,7 +9385,7 @@
     <w:p>
       <w:pPr>
         <w:spacing w:after="260" w:line="360" w:lineRule="auto"/>
-        <w:jc w:val="left"/>
+        <w:jc w:val="both"/>
       </w:pPr>
       <w:r>
         <w:rPr>
@@ -9345,7 +9401,7 @@
     <w:p>
       <w:pPr>
         <w:spacing w:after="260" w:line="360" w:lineRule="auto"/>
-        <w:jc w:val="left"/>
+        <w:jc w:val="both"/>
       </w:pPr>
       <w:r>
         <w:rPr>
@@ -9435,7 +9491,7 @@
     <w:p>
       <w:pPr>
         <w:spacing w:after="260" w:line="360" w:lineRule="auto"/>
-        <w:jc w:val="left"/>
+        <w:jc w:val="both"/>
       </w:pPr>
       <w:r>
         <w:rPr>
@@ -9451,7 +9507,7 @@
     <w:p>
       <w:pPr>
         <w:spacing w:after="260" w:line="360" w:lineRule="auto"/>
-        <w:jc w:val="left"/>
+        <w:jc w:val="both"/>
       </w:pPr>
       <w:r>
         <w:rPr>
@@ -9487,7 +9543,7 @@
     <w:p>
       <w:pPr>
         <w:spacing w:after="260" w:line="360" w:lineRule="auto"/>
-        <w:jc w:val="left"/>
+        <w:jc w:val="both"/>
       </w:pPr>
       <w:r>
         <w:rPr>
@@ -9537,7 +9593,7 @@
     <w:p>
       <w:pPr>
         <w:spacing w:after="260" w:line="360" w:lineRule="auto"/>
-        <w:jc w:val="left"/>
+        <w:jc w:val="both"/>
       </w:pPr>
       <w:r>
         <w:rPr>
@@ -9580,7 +9636,7 @@
       <w:bookmarkStart w:name="toc14" w:id="1"/>
       <w:r>
         <w:rPr>
-          <w:rFonts w:ascii="Amazon Ember" w:cs="Amazon Ember" w:eastAsia="Amazon Ember" w:hAnsi="Amazon Ember"/>
+          <w:rFonts w:ascii="Calibri" w:cs="Calibri" w:eastAsia="Calibri" w:hAnsi="Calibri"/>
           <w:b/>
           <w:bCs/>
           <w:color w:val="0000FF"/>
@@ -9594,7 +9650,7 @@
     <w:p>
       <w:pPr>
         <w:spacing w:after="260" w:line="360" w:lineRule="auto"/>
-        <w:jc w:val="left"/>
+        <w:jc w:val="both"/>
       </w:pPr>
       <w:r>
         <w:rPr>
@@ -9655,7 +9711,7 @@
     <w:p>
       <w:pPr>
         <w:spacing w:after="260" w:line="360" w:lineRule="auto"/>
-        <w:jc w:val="left"/>
+        <w:jc w:val="both"/>
       </w:pPr>
       <w:r>
         <w:rPr>
@@ -9691,7 +9747,7 @@
     <w:p>
       <w:pPr>
         <w:spacing w:after="260" w:line="360" w:lineRule="auto"/>
-        <w:jc w:val="left"/>
+        <w:jc w:val="both"/>
       </w:pPr>
       <w:r>
         <w:rPr>
@@ -9707,7 +9763,7 @@
     <w:p>
       <w:pPr>
         <w:spacing w:after="260" w:line="360" w:lineRule="auto"/>
-        <w:jc w:val="left"/>
+        <w:jc w:val="both"/>
       </w:pPr>
       <w:r>
         <w:rPr>
@@ -9777,7 +9833,7 @@
     <w:p>
       <w:pPr>
         <w:spacing w:after="260" w:line="360" w:lineRule="auto"/>
-        <w:jc w:val="left"/>
+        <w:jc w:val="both"/>
       </w:pPr>
       <w:r>
         <w:rPr>
@@ -9793,7 +9849,7 @@
     <w:p>
       <w:pPr>
         <w:spacing w:after="260" w:line="360" w:lineRule="auto"/>
-        <w:jc w:val="left"/>
+        <w:jc w:val="both"/>
       </w:pPr>
       <w:r>
         <w:rPr>
@@ -9829,7 +9885,7 @@
     <w:p>
       <w:pPr>
         <w:spacing w:after="260" w:line="360" w:lineRule="auto"/>
-        <w:jc w:val="left"/>
+        <w:jc w:val="both"/>
       </w:pPr>
       <w:r>
         <w:rPr>
@@ -9879,7 +9935,7 @@
     <w:p>
       <w:pPr>
         <w:spacing w:after="260" w:line="360" w:lineRule="auto"/>
-        <w:jc w:val="left"/>
+        <w:jc w:val="both"/>
       </w:pPr>
       <w:r>
         <w:rPr>
@@ -9957,7 +10013,7 @@
     <w:p>
       <w:pPr>
         <w:spacing w:after="260" w:line="360" w:lineRule="auto"/>
-        <w:jc w:val="left"/>
+        <w:jc w:val="both"/>
       </w:pPr>
       <w:r>
         <w:rPr>
@@ -10027,7 +10083,7 @@
     <w:p>
       <w:pPr>
         <w:spacing w:after="260" w:line="360" w:lineRule="auto"/>
-        <w:jc w:val="left"/>
+        <w:jc w:val="both"/>
       </w:pPr>
       <w:r>
         <w:rPr>
@@ -10043,7 +10099,7 @@
     <w:p>
       <w:pPr>
         <w:spacing w:after="260" w:line="360" w:lineRule="auto"/>
-        <w:jc w:val="left"/>
+        <w:jc w:val="both"/>
       </w:pPr>
       <w:r>
         <w:rPr>
@@ -10066,7 +10122,7 @@
       <w:bookmarkStart w:name="toc15" w:id="1"/>
       <w:r>
         <w:rPr>
-          <w:rFonts w:ascii="Amazon Ember" w:cs="Amazon Ember" w:eastAsia="Amazon Ember" w:hAnsi="Amazon Ember"/>
+          <w:rFonts w:ascii="Calibri" w:cs="Calibri" w:eastAsia="Calibri" w:hAnsi="Calibri"/>
           <w:b/>
           <w:bCs/>
           <w:color w:val="0000FF"/>
@@ -10080,7 +10136,7 @@
     <w:p>
       <w:pPr>
         <w:spacing w:after="260" w:line="360" w:lineRule="auto"/>
-        <w:jc w:val="left"/>
+        <w:jc w:val="both"/>
       </w:pPr>
       <w:r>
         <w:rPr>
@@ -10184,7 +10240,7 @@
     <w:p>
       <w:pPr>
         <w:spacing w:after="260" w:line="360" w:lineRule="auto"/>
-        <w:jc w:val="left"/>
+        <w:jc w:val="both"/>
       </w:pPr>
       <w:r>
         <w:rPr>
@@ -10254,7 +10310,7 @@
     <w:p>
       <w:pPr>
         <w:spacing w:after="260" w:line="360" w:lineRule="auto"/>
-        <w:jc w:val="left"/>
+        <w:jc w:val="both"/>
       </w:pPr>
       <w:r>
         <w:rPr>
@@ -10270,7 +10326,7 @@
     <w:p>
       <w:pPr>
         <w:spacing w:after="260" w:line="360" w:lineRule="auto"/>
-        <w:jc w:val="left"/>
+        <w:jc w:val="both"/>
       </w:pPr>
       <w:r>
         <w:rPr>
@@ -10286,7 +10342,7 @@
     <w:p>
       <w:pPr>
         <w:spacing w:after="260" w:line="360" w:lineRule="auto"/>
-        <w:jc w:val="left"/>
+        <w:jc w:val="both"/>
       </w:pPr>
       <w:r>
         <w:rPr>
@@ -10302,7 +10358,7 @@
     <w:p>
       <w:pPr>
         <w:spacing w:after="260" w:line="360" w:lineRule="auto"/>
-        <w:jc w:val="left"/>
+        <w:jc w:val="both"/>
       </w:pPr>
       <w:r>
         <w:rPr>
@@ -10318,7 +10374,7 @@
     <w:p>
       <w:pPr>
         <w:spacing w:after="260" w:line="360" w:lineRule="auto"/>
-        <w:jc w:val="left"/>
+        <w:jc w:val="both"/>
       </w:pPr>
       <w:r>
         <w:rPr>
@@ -10422,7 +10478,7 @@
     <w:p>
       <w:pPr>
         <w:spacing w:after="260" w:line="360" w:lineRule="auto"/>
-        <w:jc w:val="left"/>
+        <w:jc w:val="both"/>
       </w:pPr>
       <w:r>
         <w:rPr>
@@ -10438,7 +10494,7 @@
     <w:p>
       <w:pPr>
         <w:spacing w:after="260" w:line="360" w:lineRule="auto"/>
-        <w:jc w:val="left"/>
+        <w:jc w:val="both"/>
       </w:pPr>
       <w:r>
         <w:rPr>
@@ -10454,7 +10510,7 @@
     <w:p>
       <w:pPr>
         <w:spacing w:after="260" w:line="360" w:lineRule="auto"/>
-        <w:jc w:val="left"/>
+        <w:jc w:val="both"/>
       </w:pPr>
       <w:r>
         <w:rPr>
@@ -10470,7 +10526,7 @@
     <w:p>
       <w:pPr>
         <w:spacing w:after="260" w:line="360" w:lineRule="auto"/>
-        <w:jc w:val="left"/>
+        <w:jc w:val="both"/>
       </w:pPr>
       <w:r>
         <w:rPr>
@@ -10486,7 +10542,7 @@
     <w:p>
       <w:pPr>
         <w:spacing w:after="260" w:line="360" w:lineRule="auto"/>
-        <w:jc w:val="left"/>
+        <w:jc w:val="both"/>
       </w:pPr>
       <w:r>
         <w:rPr>
@@ -10538,7 +10594,7 @@
       <w:bookmarkStart w:name="toc16" w:id="1"/>
       <w:r>
         <w:rPr>
-          <w:rFonts w:ascii="Amazon Ember" w:cs="Amazon Ember" w:eastAsia="Amazon Ember" w:hAnsi="Amazon Ember"/>
+          <w:rFonts w:ascii="Calibri" w:cs="Calibri" w:eastAsia="Calibri" w:hAnsi="Calibri"/>
           <w:b/>
           <w:bCs/>
           <w:color w:val="0000FF"/>
@@ -10571,7 +10627,7 @@
       <w:bookmarkStart w:name="toc17" w:id="1"/>
       <w:r>
         <w:rPr>
-          <w:rFonts w:ascii="Amazon Ember" w:cs="Amazon Ember" w:eastAsia="Amazon Ember" w:hAnsi="Amazon Ember"/>
+          <w:rFonts w:ascii="Calibri" w:cs="Calibri" w:eastAsia="Calibri" w:hAnsi="Calibri"/>
           <w:b/>
           <w:bCs/>
           <w:color w:val="0000FF"/>
@@ -10585,7 +10641,7 @@
     <w:p>
       <w:pPr>
         <w:spacing w:after="260" w:line="360" w:lineRule="auto"/>
-        <w:jc w:val="left"/>
+        <w:jc w:val="both"/>
       </w:pPr>
       <w:r>
         <w:rPr>
@@ -10641,7 +10697,7 @@
     <w:p>
       <w:pPr>
         <w:spacing w:after="260" w:line="360" w:lineRule="auto"/>
-        <w:jc w:val="left"/>
+        <w:jc w:val="both"/>
       </w:pPr>
       <w:r>
         <w:rPr>
@@ -10713,7 +10769,7 @@
     <w:p>
       <w:pPr>
         <w:spacing w:after="260" w:line="360" w:lineRule="auto"/>
-        <w:jc w:val="left"/>
+        <w:jc w:val="both"/>
       </w:pPr>
       <w:r>
         <w:rPr>
@@ -10753,7 +10809,7 @@
     <w:p>
       <w:pPr>
         <w:spacing w:after="260" w:line="360" w:lineRule="auto"/>
-        <w:jc w:val="left"/>
+        <w:jc w:val="both"/>
       </w:pPr>
       <w:r>
         <w:rPr>
@@ -10849,7 +10905,7 @@
     <w:p>
       <w:pPr>
         <w:spacing w:after="260" w:line="360" w:lineRule="auto"/>
-        <w:jc w:val="left"/>
+        <w:jc w:val="both"/>
       </w:pPr>
       <w:r>
         <w:rPr>
@@ -10899,7 +10955,7 @@
     <w:p>
       <w:pPr>
         <w:spacing w:after="260" w:line="360" w:lineRule="auto"/>
-        <w:jc w:val="left"/>
+        <w:jc w:val="both"/>
       </w:pPr>
       <w:r>
         <w:rPr>
@@ -10915,7 +10971,7 @@
     <w:p>
       <w:pPr>
         <w:spacing w:after="260" w:line="360" w:lineRule="auto"/>
-        <w:jc w:val="left"/>
+        <w:jc w:val="both"/>
       </w:pPr>
       <w:r>
         <w:rPr>
@@ -10931,7 +10987,7 @@
     <w:p>
       <w:pPr>
         <w:spacing w:after="260" w:line="360" w:lineRule="auto"/>
-        <w:jc w:val="left"/>
+        <w:jc w:val="both"/>
       </w:pPr>
       <w:r>
         <w:rPr>
@@ -10947,7 +11003,7 @@
     <w:p>
       <w:pPr>
         <w:spacing w:after="260" w:line="360" w:lineRule="auto"/>
-        <w:jc w:val="left"/>
+        <w:jc w:val="both"/>
       </w:pPr>
       <w:r>
         <w:rPr>
@@ -10963,7 +11019,7 @@
     <w:p>
       <w:pPr>
         <w:spacing w:after="260" w:line="360" w:lineRule="auto"/>
-        <w:jc w:val="left"/>
+        <w:jc w:val="both"/>
       </w:pPr>
       <w:r>
         <w:rPr>
@@ -10986,7 +11042,7 @@
       <w:bookmarkStart w:name="toc18" w:id="1"/>
       <w:r>
         <w:rPr>
-          <w:rFonts w:ascii="Amazon Ember" w:cs="Amazon Ember" w:eastAsia="Amazon Ember" w:hAnsi="Amazon Ember"/>
+          <w:rFonts w:ascii="Calibri" w:cs="Calibri" w:eastAsia="Calibri" w:hAnsi="Calibri"/>
           <w:b/>
           <w:bCs/>
           <w:color w:val="0000FF"/>
@@ -11000,7 +11056,7 @@
     <w:p>
       <w:pPr>
         <w:spacing w:after="260" w:line="360" w:lineRule="auto"/>
-        <w:jc w:val="left"/>
+        <w:jc w:val="both"/>
       </w:pPr>
       <w:r>
         <w:rPr>
@@ -11016,7 +11072,7 @@
     <w:p>
       <w:pPr>
         <w:spacing w:after="260" w:line="360" w:lineRule="auto"/>
-        <w:jc w:val="left"/>
+        <w:jc w:val="both"/>
       </w:pPr>
       <w:r>
         <w:rPr>
@@ -11066,7 +11122,7 @@
     <w:p>
       <w:pPr>
         <w:spacing w:after="260" w:line="360" w:lineRule="auto"/>
-        <w:jc w:val="left"/>
+        <w:jc w:val="both"/>
       </w:pPr>
       <w:r>
         <w:rPr>
@@ -11224,7 +11280,7 @@
     <w:p>
       <w:pPr>
         <w:spacing w:after="260" w:line="360" w:lineRule="auto"/>
-        <w:jc w:val="left"/>
+        <w:jc w:val="both"/>
       </w:pPr>
       <w:r>
         <w:rPr>
@@ -11304,7 +11360,7 @@
     <w:p>
       <w:pPr>
         <w:spacing w:after="260" w:line="360" w:lineRule="auto"/>
-        <w:jc w:val="left"/>
+        <w:jc w:val="both"/>
       </w:pPr>
       <w:r>
         <w:rPr>
@@ -11484,7 +11540,7 @@
     <w:p>
       <w:pPr>
         <w:spacing w:after="260" w:line="360" w:lineRule="auto"/>
-        <w:jc w:val="left"/>
+        <w:jc w:val="both"/>
       </w:pPr>
       <w:r>
         <w:rPr>
@@ -11500,7 +11556,7 @@
     <w:p>
       <w:pPr>
         <w:spacing w:after="260" w:line="360" w:lineRule="auto"/>
-        <w:jc w:val="left"/>
+        <w:jc w:val="both"/>
       </w:pPr>
       <w:r>
         <w:rPr>
@@ -11616,7 +11672,7 @@
     <w:p>
       <w:pPr>
         <w:spacing w:after="260" w:line="360" w:lineRule="auto"/>
-        <w:jc w:val="left"/>
+        <w:jc w:val="both"/>
       </w:pPr>
       <w:r>
         <w:rPr>
@@ -11694,7 +11750,7 @@
     <w:p>
       <w:pPr>
         <w:spacing w:after="260" w:line="360" w:lineRule="auto"/>
-        <w:jc w:val="left"/>
+        <w:jc w:val="both"/>
       </w:pPr>
       <w:r>
         <w:rPr>
@@ -11710,7 +11766,7 @@
     <w:p>
       <w:pPr>
         <w:spacing w:after="260" w:line="360" w:lineRule="auto"/>
-        <w:jc w:val="left"/>
+        <w:jc w:val="both"/>
       </w:pPr>
       <w:r>
         <w:rPr>
@@ -11733,7 +11789,7 @@
       <w:bookmarkStart w:name="toc19" w:id="1"/>
       <w:r>
         <w:rPr>
-          <w:rFonts w:ascii="Amazon Ember" w:cs="Amazon Ember" w:eastAsia="Amazon Ember" w:hAnsi="Amazon Ember"/>
+          <w:rFonts w:ascii="Calibri" w:cs="Calibri" w:eastAsia="Calibri" w:hAnsi="Calibri"/>
           <w:b/>
           <w:bCs/>
           <w:color w:val="0000FF"/>
@@ -11747,7 +11803,7 @@
     <w:p>
       <w:pPr>
         <w:spacing w:after="260" w:line="360" w:lineRule="auto"/>
-        <w:jc w:val="left"/>
+        <w:jc w:val="both"/>
       </w:pPr>
       <w:r>
         <w:rPr>
@@ -11763,7 +11819,7 @@
     <w:p>
       <w:pPr>
         <w:spacing w:after="260" w:line="360" w:lineRule="auto"/>
-        <w:jc w:val="left"/>
+        <w:jc w:val="both"/>
       </w:pPr>
       <w:r>
         <w:rPr>
@@ -11779,7 +11835,7 @@
     <w:p>
       <w:pPr>
         <w:spacing w:after="260" w:line="360" w:lineRule="auto"/>
-        <w:jc w:val="left"/>
+        <w:jc w:val="both"/>
       </w:pPr>
       <w:r>
         <w:rPr>
@@ -11795,7 +11851,7 @@
     <w:p>
       <w:pPr>
         <w:spacing w:after="260" w:line="360" w:lineRule="auto"/>
-        <w:jc w:val="left"/>
+        <w:jc w:val="both"/>
       </w:pPr>
       <w:r>
         <w:rPr>
@@ -11811,7 +11867,7 @@
     <w:p>
       <w:pPr>
         <w:spacing w:after="260" w:line="360" w:lineRule="auto"/>
-        <w:jc w:val="left"/>
+        <w:jc w:val="both"/>
       </w:pPr>
       <w:r>
         <w:rPr>
@@ -11827,7 +11883,7 @@
     <w:p>
       <w:pPr>
         <w:spacing w:after="260" w:line="360" w:lineRule="auto"/>
-        <w:jc w:val="left"/>
+        <w:jc w:val="both"/>
       </w:pPr>
       <w:r>
         <w:rPr>
@@ -11917,7 +11973,7 @@
     <w:p>
       <w:pPr>
         <w:spacing w:after="260" w:line="360" w:lineRule="auto"/>
-        <w:jc w:val="left"/>
+        <w:jc w:val="both"/>
       </w:pPr>
       <w:r>
         <w:rPr>
@@ -11953,7 +12009,7 @@
     <w:p>
       <w:pPr>
         <w:spacing w:after="260" w:line="360" w:lineRule="auto"/>
-        <w:jc w:val="left"/>
+        <w:jc w:val="both"/>
       </w:pPr>
       <w:r>
         <w:rPr>
@@ -11969,7 +12025,7 @@
     <w:p>
       <w:pPr>
         <w:spacing w:after="260" w:line="360" w:lineRule="auto"/>
-        <w:jc w:val="left"/>
+        <w:jc w:val="both"/>
       </w:pPr>
       <w:r>
         <w:rPr>
@@ -11985,7 +12041,7 @@
     <w:p>
       <w:pPr>
         <w:spacing w:after="260" w:line="360" w:lineRule="auto"/>
-        <w:jc w:val="left"/>
+        <w:jc w:val="both"/>
       </w:pPr>
       <w:r>
         <w:rPr>
@@ -12001,7 +12057,7 @@
     <w:p>
       <w:pPr>
         <w:spacing w:after="260" w:line="360" w:lineRule="auto"/>
-        <w:jc w:val="left"/>
+        <w:jc w:val="both"/>
       </w:pPr>
       <w:r>
         <w:rPr>
@@ -12017,7 +12073,7 @@
     <w:p>
       <w:pPr>
         <w:spacing w:after="260" w:line="360" w:lineRule="auto"/>
-        <w:jc w:val="left"/>
+        <w:jc w:val="both"/>
       </w:pPr>
       <w:r>
         <w:rPr>
@@ -12127,7 +12183,7 @@
     <w:p>
       <w:pPr>
         <w:spacing w:after="260" w:line="360" w:lineRule="auto"/>
-        <w:jc w:val="left"/>
+        <w:jc w:val="both"/>
       </w:pPr>
       <w:r>
         <w:rPr>
@@ -12183,7 +12239,7 @@
     <w:p>
       <w:pPr>
         <w:spacing w:after="260" w:line="360" w:lineRule="auto"/>
-        <w:jc w:val="left"/>
+        <w:jc w:val="both"/>
       </w:pPr>
       <w:r>
         <w:rPr>
@@ -12219,7 +12275,7 @@
     <w:p>
       <w:pPr>
         <w:spacing w:after="260" w:line="360" w:lineRule="auto"/>
-        <w:jc w:val="left"/>
+        <w:jc w:val="both"/>
       </w:pPr>
       <w:r>
         <w:rPr>
@@ -12235,7 +12291,7 @@
     <w:p>
       <w:pPr>
         <w:spacing w:after="260" w:line="360" w:lineRule="auto"/>
-        <w:jc w:val="left"/>
+        <w:jc w:val="both"/>
       </w:pPr>
       <w:r>
         <w:rPr>
@@ -12251,7 +12307,7 @@
     <w:p>
       <w:pPr>
         <w:spacing w:after="260" w:line="360" w:lineRule="auto"/>
-        <w:jc w:val="left"/>
+        <w:jc w:val="both"/>
       </w:pPr>
       <w:r>
         <w:rPr>
@@ -12267,7 +12323,7 @@
     <w:p>
       <w:pPr>
         <w:spacing w:after="260" w:line="360" w:lineRule="auto"/>
-        <w:jc w:val="left"/>
+        <w:jc w:val="both"/>
       </w:pPr>
       <w:r>
         <w:rPr>
@@ -12333,7 +12389,7 @@
       <w:bookmarkStart w:name="toc20" w:id="1"/>
       <w:r>
         <w:rPr>
-          <w:rFonts w:ascii="Amazon Ember" w:cs="Amazon Ember" w:eastAsia="Amazon Ember" w:hAnsi="Amazon Ember"/>
+          <w:rFonts w:ascii="Calibri" w:cs="Calibri" w:eastAsia="Calibri" w:hAnsi="Calibri"/>
           <w:b/>
           <w:bCs/>
           <w:color w:val="0000FF"/>
@@ -12366,7 +12422,7 @@
       <w:bookmarkStart w:name="toc21" w:id="1"/>
       <w:r>
         <w:rPr>
-          <w:rFonts w:ascii="Amazon Ember" w:cs="Amazon Ember" w:eastAsia="Amazon Ember" w:hAnsi="Amazon Ember"/>
+          <w:rFonts w:ascii="Calibri" w:cs="Calibri" w:eastAsia="Calibri" w:hAnsi="Calibri"/>
           <w:b/>
           <w:bCs/>
           <w:color w:val="0000FF"/>
@@ -12380,7 +12436,7 @@
     <w:p>
       <w:pPr>
         <w:spacing w:after="260" w:line="360" w:lineRule="auto"/>
-        <w:jc w:val="left"/>
+        <w:jc w:val="both"/>
       </w:pPr>
       <w:r>
         <w:rPr>
@@ -12396,7 +12452,7 @@
     <w:p>
       <w:pPr>
         <w:spacing w:after="260" w:line="360" w:lineRule="auto"/>
-        <w:jc w:val="left"/>
+        <w:jc w:val="both"/>
       </w:pPr>
       <w:r>
         <w:rPr>
@@ -12412,7 +12468,7 @@
     <w:p>
       <w:pPr>
         <w:spacing w:after="260" w:line="360" w:lineRule="auto"/>
-        <w:jc w:val="left"/>
+        <w:jc w:val="both"/>
       </w:pPr>
       <w:r>
         <w:rPr>
@@ -12428,7 +12484,7 @@
     <w:p>
       <w:pPr>
         <w:spacing w:after="260" w:line="360" w:lineRule="auto"/>
-        <w:jc w:val="left"/>
+        <w:jc w:val="both"/>
       </w:pPr>
       <w:r>
         <w:rPr>
@@ -12464,7 +12520,7 @@
     <w:p>
       <w:pPr>
         <w:spacing w:after="260" w:line="360" w:lineRule="auto"/>
-        <w:jc w:val="left"/>
+        <w:jc w:val="both"/>
       </w:pPr>
       <w:r>
         <w:rPr>
@@ -12514,7 +12570,7 @@
     <w:p>
       <w:pPr>
         <w:spacing w:after="260" w:line="360" w:lineRule="auto"/>
-        <w:jc w:val="left"/>
+        <w:jc w:val="both"/>
       </w:pPr>
       <w:r>
         <w:rPr>
@@ -12530,7 +12586,7 @@
     <w:p>
       <w:pPr>
         <w:spacing w:after="260" w:line="360" w:lineRule="auto"/>
-        <w:jc w:val="left"/>
+        <w:jc w:val="both"/>
       </w:pPr>
       <w:r>
         <w:rPr>
@@ -12553,7 +12609,7 @@
       <w:bookmarkStart w:name="toc22" w:id="1"/>
       <w:r>
         <w:rPr>
-          <w:rFonts w:ascii="Amazon Ember" w:cs="Amazon Ember" w:eastAsia="Amazon Ember" w:hAnsi="Amazon Ember"/>
+          <w:rFonts w:ascii="Calibri" w:cs="Calibri" w:eastAsia="Calibri" w:hAnsi="Calibri"/>
           <w:b/>
           <w:bCs/>
           <w:color w:val="0000FF"/>
@@ -12567,7 +12623,7 @@
     <w:p>
       <w:pPr>
         <w:spacing w:after="260" w:line="360" w:lineRule="auto"/>
-        <w:jc w:val="left"/>
+        <w:jc w:val="both"/>
       </w:pPr>
       <w:r>
         <w:rPr>
@@ -12583,7 +12639,7 @@
     <w:p>
       <w:pPr>
         <w:spacing w:after="260" w:line="360" w:lineRule="auto"/>
-        <w:jc w:val="left"/>
+        <w:jc w:val="both"/>
       </w:pPr>
       <w:r>
         <w:rPr>
@@ -12599,7 +12655,7 @@
     <w:p>
       <w:pPr>
         <w:spacing w:after="260" w:line="360" w:lineRule="auto"/>
-        <w:jc w:val="left"/>
+        <w:jc w:val="both"/>
       </w:pPr>
       <w:r>
         <w:rPr>
@@ -12665,7 +12721,7 @@
     <w:p>
       <w:pPr>
         <w:spacing w:after="260" w:line="360" w:lineRule="auto"/>
-        <w:jc w:val="left"/>
+        <w:jc w:val="both"/>
       </w:pPr>
       <w:r>
         <w:rPr>
@@ -12681,7 +12737,7 @@
     <w:p>
       <w:pPr>
         <w:spacing w:after="260" w:line="360" w:lineRule="auto"/>
-        <w:jc w:val="left"/>
+        <w:jc w:val="both"/>
       </w:pPr>
       <w:r>
         <w:rPr>
@@ -12697,7 +12753,7 @@
     <w:p>
       <w:pPr>
         <w:spacing w:after="260" w:line="360" w:lineRule="auto"/>
-        <w:jc w:val="left"/>
+        <w:jc w:val="both"/>
       </w:pPr>
       <w:r>
         <w:rPr>
@@ -12713,7 +12769,7 @@
     <w:p>
       <w:pPr>
         <w:spacing w:after="260" w:line="360" w:lineRule="auto"/>
-        <w:jc w:val="left"/>
+        <w:jc w:val="both"/>
       </w:pPr>
       <w:r>
         <w:rPr>
@@ -12729,7 +12785,7 @@
     <w:p>
       <w:pPr>
         <w:spacing w:after="260" w:line="360" w:lineRule="auto"/>
-        <w:jc w:val="left"/>
+        <w:jc w:val="both"/>
       </w:pPr>
       <w:r>
         <w:rPr>
@@ -12841,7 +12897,7 @@
     <w:p>
       <w:pPr>
         <w:spacing w:after="260" w:line="360" w:lineRule="auto"/>
-        <w:jc w:val="left"/>
+        <w:jc w:val="both"/>
       </w:pPr>
       <w:r>
         <w:rPr>
@@ -12857,7 +12913,7 @@
     <w:p>
       <w:pPr>
         <w:spacing w:after="260" w:line="360" w:lineRule="auto"/>
-        <w:jc w:val="left"/>
+        <w:jc w:val="both"/>
       </w:pPr>
       <w:r>
         <w:rPr>
@@ -12948,7 +13004,7 @@
       <w:bookmarkStart w:name="toc23" w:id="1"/>
       <w:r>
         <w:rPr>
-          <w:rFonts w:ascii="Amazon Ember" w:cs="Amazon Ember" w:eastAsia="Amazon Ember" w:hAnsi="Amazon Ember"/>
+          <w:rFonts w:ascii="Calibri" w:cs="Calibri" w:eastAsia="Calibri" w:hAnsi="Calibri"/>
           <w:b/>
           <w:bCs/>
           <w:color w:val="0000FF"/>
@@ -12962,7 +13018,7 @@
     <w:p>
       <w:pPr>
         <w:spacing w:after="260" w:line="360" w:lineRule="auto"/>
-        <w:jc w:val="left"/>
+        <w:jc w:val="both"/>
       </w:pPr>
       <w:r>
         <w:rPr>
@@ -12978,7 +13034,7 @@
     <w:p>
       <w:pPr>
         <w:spacing w:after="260" w:line="360" w:lineRule="auto"/>
-        <w:jc w:val="left"/>
+        <w:jc w:val="both"/>
       </w:pPr>
       <w:r>
         <w:rPr>
@@ -13014,7 +13070,7 @@
     <w:p>
       <w:pPr>
         <w:spacing w:after="260" w:line="360" w:lineRule="auto"/>
-        <w:jc w:val="left"/>
+        <w:jc w:val="both"/>
       </w:pPr>
       <w:r>
         <w:rPr>
@@ -13030,7 +13086,7 @@
     <w:p>
       <w:pPr>
         <w:spacing w:after="260" w:line="360" w:lineRule="auto"/>
-        <w:jc w:val="left"/>
+        <w:jc w:val="both"/>
       </w:pPr>
       <w:r>
         <w:rPr>
@@ -13046,7 +13102,7 @@
     <w:p>
       <w:pPr>
         <w:spacing w:after="260" w:line="360" w:lineRule="auto"/>
-        <w:jc w:val="left"/>
+        <w:jc w:val="both"/>
       </w:pPr>
       <w:r>
         <w:rPr>
@@ -13062,7 +13118,7 @@
     <w:p>
       <w:pPr>
         <w:spacing w:after="260" w:line="360" w:lineRule="auto"/>
-        <w:jc w:val="left"/>
+        <w:jc w:val="both"/>
       </w:pPr>
       <w:r>
         <w:rPr>
@@ -13168,7 +13224,7 @@
     <w:p>
       <w:pPr>
         <w:spacing w:after="260" w:line="360" w:lineRule="auto"/>
-        <w:jc w:val="left"/>
+        <w:jc w:val="both"/>
       </w:pPr>
       <w:r>
         <w:rPr>
@@ -13184,7 +13240,7 @@
     <w:p>
       <w:pPr>
         <w:spacing w:after="260" w:line="360" w:lineRule="auto"/>
-        <w:jc w:val="left"/>
+        <w:jc w:val="both"/>
       </w:pPr>
       <w:r>
         <w:rPr>
@@ -13200,7 +13256,7 @@
     <w:p>
       <w:pPr>
         <w:spacing w:after="260" w:line="360" w:lineRule="auto"/>
-        <w:jc w:val="left"/>
+        <w:jc w:val="both"/>
       </w:pPr>
       <w:r>
         <w:rPr>
@@ -13283,7 +13339,7 @@
       <w:bookmarkStart w:name="toc24" w:id="1"/>
       <w:r>
         <w:rPr>
-          <w:rFonts w:ascii="Amazon Ember" w:cs="Amazon Ember" w:eastAsia="Amazon Ember" w:hAnsi="Amazon Ember"/>
+          <w:rFonts w:ascii="Calibri" w:cs="Calibri" w:eastAsia="Calibri" w:hAnsi="Calibri"/>
           <w:b/>
           <w:bCs/>
           <w:color w:val="0000FF"/>
@@ -13297,7 +13353,7 @@
     <w:p>
       <w:pPr>
         <w:spacing w:after="260" w:line="360" w:lineRule="auto"/>
-        <w:jc w:val="left"/>
+        <w:jc w:val="both"/>
       </w:pPr>
       <w:r>
         <w:rPr>
@@ -13313,7 +13369,7 @@
     <w:p>
       <w:pPr>
         <w:spacing w:after="260" w:line="360" w:lineRule="auto"/>
-        <w:jc w:val="left"/>
+        <w:jc w:val="both"/>
       </w:pPr>
       <w:r>
         <w:rPr>
@@ -13353,7 +13409,7 @@
     <w:p>
       <w:pPr>
         <w:spacing w:after="260" w:line="360" w:lineRule="auto"/>
-        <w:jc w:val="left"/>
+        <w:jc w:val="both"/>
       </w:pPr>
       <w:r>
         <w:rPr>
@@ -13369,7 +13425,7 @@
     <w:p>
       <w:pPr>
         <w:spacing w:after="260" w:line="360" w:lineRule="auto"/>
-        <w:jc w:val="left"/>
+        <w:jc w:val="both"/>
       </w:pPr>
       <w:r>
         <w:rPr>
@@ -13385,7 +13441,7 @@
     <w:p>
       <w:pPr>
         <w:spacing w:after="260" w:line="360" w:lineRule="auto"/>
-        <w:jc w:val="left"/>
+        <w:jc w:val="both"/>
       </w:pPr>
       <w:r>
         <w:rPr>
@@ -13401,7 +13457,7 @@
     <w:p>
       <w:pPr>
         <w:spacing w:after="260" w:line="360" w:lineRule="auto"/>
-        <w:jc w:val="left"/>
+        <w:jc w:val="both"/>
       </w:pPr>
       <w:r>
         <w:rPr>
@@ -13451,7 +13507,7 @@
     <w:p>
       <w:pPr>
         <w:spacing w:after="260" w:line="360" w:lineRule="auto"/>
-        <w:jc w:val="left"/>
+        <w:jc w:val="both"/>
       </w:pPr>
       <w:r>
         <w:rPr>
@@ -13467,7 +13523,7 @@
     <w:p>
       <w:pPr>
         <w:spacing w:after="260" w:line="360" w:lineRule="auto"/>
-        <w:jc w:val="left"/>
+        <w:jc w:val="both"/>
       </w:pPr>
       <w:r>
         <w:rPr>
@@ -13607,7 +13663,7 @@
     <w:p>
       <w:pPr>
         <w:spacing w:after="260" w:line="360" w:lineRule="auto"/>
-        <w:jc w:val="left"/>
+        <w:jc w:val="both"/>
       </w:pPr>
       <w:r>
         <w:rPr>
@@ -13657,7 +13713,7 @@
     <w:p>
       <w:pPr>
         <w:spacing w:after="260" w:line="360" w:lineRule="auto"/>
-        <w:jc w:val="left"/>
+        <w:jc w:val="both"/>
       </w:pPr>
       <w:r>
         <w:rPr>
@@ -13673,7 +13729,7 @@
     <w:p>
       <w:pPr>
         <w:spacing w:after="260" w:line="360" w:lineRule="auto"/>
-        <w:jc w:val="left"/>
+        <w:jc w:val="both"/>
       </w:pPr>
       <w:r>
         <w:rPr>
@@ -13689,7 +13745,7 @@
     <w:p>
       <w:pPr>
         <w:spacing w:after="260" w:line="360" w:lineRule="auto"/>
-        <w:jc w:val="left"/>
+        <w:jc w:val="both"/>
       </w:pPr>
       <w:r>
         <w:rPr>
@@ -13739,7 +13795,7 @@
     <w:p>
       <w:pPr>
         <w:spacing w:after="260" w:line="360" w:lineRule="auto"/>
-        <w:jc w:val="left"/>
+        <w:jc w:val="both"/>
       </w:pPr>
       <w:r>
         <w:rPr>
@@ -13755,7 +13811,7 @@
     <w:p>
       <w:pPr>
         <w:spacing w:after="260" w:line="360" w:lineRule="auto"/>
-        <w:jc w:val="left"/>
+        <w:jc w:val="both"/>
       </w:pPr>
       <w:r>
         <w:rPr>
@@ -13811,7 +13867,7 @@
     <w:p>
       <w:pPr>
         <w:spacing w:after="260" w:line="360" w:lineRule="auto"/>
-        <w:jc w:val="left"/>
+        <w:jc w:val="both"/>
       </w:pPr>
       <w:r>
         <w:rPr>
@@ -13863,7 +13919,7 @@
       <w:bookmarkStart w:name="toc25" w:id="1"/>
       <w:r>
         <w:rPr>
-          <w:rFonts w:ascii="Amazon Ember" w:cs="Amazon Ember" w:eastAsia="Amazon Ember" w:hAnsi="Amazon Ember"/>
+          <w:rFonts w:ascii="Calibri" w:cs="Calibri" w:eastAsia="Calibri" w:hAnsi="Calibri"/>
           <w:b/>
           <w:bCs/>
           <w:color w:val="0000FF"/>
@@ -13896,7 +13952,7 @@
       <w:bookmarkStart w:name="toc26" w:id="1"/>
       <w:r>
         <w:rPr>
-          <w:rFonts w:ascii="Amazon Ember" w:cs="Amazon Ember" w:eastAsia="Amazon Ember" w:hAnsi="Amazon Ember"/>
+          <w:rFonts w:ascii="Calibri" w:cs="Calibri" w:eastAsia="Calibri" w:hAnsi="Calibri"/>
           <w:b/>
           <w:bCs/>
           <w:color w:val="0000FF"/>
@@ -13910,7 +13966,7 @@
     <w:p>
       <w:pPr>
         <w:spacing w:after="260" w:line="360" w:lineRule="auto"/>
-        <w:jc w:val="left"/>
+        <w:jc w:val="both"/>
       </w:pPr>
       <w:r>
         <w:rPr>
@@ -13926,7 +13982,7 @@
     <w:p>
       <w:pPr>
         <w:spacing w:after="260" w:line="360" w:lineRule="auto"/>
-        <w:jc w:val="left"/>
+        <w:jc w:val="both"/>
       </w:pPr>
       <w:r>
         <w:rPr>
@@ -13976,7 +14032,7 @@
     <w:p>
       <w:pPr>
         <w:spacing w:after="260" w:line="360" w:lineRule="auto"/>
-        <w:jc w:val="left"/>
+        <w:jc w:val="both"/>
       </w:pPr>
       <w:r>
         <w:rPr>
@@ -13992,7 +14048,7 @@
     <w:p>
       <w:pPr>
         <w:spacing w:after="260" w:line="360" w:lineRule="auto"/>
-        <w:jc w:val="left"/>
+        <w:jc w:val="both"/>
       </w:pPr>
       <w:r>
         <w:rPr>
@@ -14008,7 +14064,7 @@
     <w:p>
       <w:pPr>
         <w:spacing w:after="260" w:line="360" w:lineRule="auto"/>
-        <w:jc w:val="left"/>
+        <w:jc w:val="both"/>
       </w:pPr>
       <w:r>
         <w:rPr>
@@ -14024,7 +14080,7 @@
     <w:p>
       <w:pPr>
         <w:spacing w:after="260" w:line="360" w:lineRule="auto"/>
-        <w:jc w:val="left"/>
+        <w:jc w:val="both"/>
       </w:pPr>
       <w:r>
         <w:rPr>
@@ -14040,7 +14096,7 @@
     <w:p>
       <w:pPr>
         <w:spacing w:after="260" w:line="360" w:lineRule="auto"/>
-        <w:jc w:val="left"/>
+        <w:jc w:val="both"/>
       </w:pPr>
       <w:r>
         <w:rPr>
@@ -14090,7 +14146,7 @@
     <w:p>
       <w:pPr>
         <w:spacing w:after="260" w:line="360" w:lineRule="auto"/>
-        <w:jc w:val="left"/>
+        <w:jc w:val="both"/>
       </w:pPr>
       <w:r>
         <w:rPr>
@@ -14106,7 +14162,7 @@
     <w:p>
       <w:pPr>
         <w:spacing w:after="260" w:line="360" w:lineRule="auto"/>
-        <w:jc w:val="left"/>
+        <w:jc w:val="both"/>
       </w:pPr>
       <w:r>
         <w:rPr>
@@ -14181,7 +14237,7 @@
     <w:p>
       <w:pPr>
         <w:spacing w:after="260" w:line="360" w:lineRule="auto"/>
-        <w:jc w:val="left"/>
+        <w:jc w:val="both"/>
       </w:pPr>
       <w:r>
         <w:rPr>
@@ -14197,7 +14253,7 @@
     <w:p>
       <w:pPr>
         <w:spacing w:after="260" w:line="360" w:lineRule="auto"/>
-        <w:jc w:val="left"/>
+        <w:jc w:val="both"/>
       </w:pPr>
       <w:r>
         <w:rPr>
@@ -14253,7 +14309,7 @@
     <w:p>
       <w:pPr>
         <w:spacing w:after="260" w:line="360" w:lineRule="auto"/>
-        <w:jc w:val="left"/>
+        <w:jc w:val="both"/>
       </w:pPr>
       <w:r>
         <w:rPr>
@@ -14303,7 +14359,7 @@
     <w:p>
       <w:pPr>
         <w:spacing w:after="260" w:line="360" w:lineRule="auto"/>
-        <w:jc w:val="left"/>
+        <w:jc w:val="both"/>
       </w:pPr>
       <w:r>
         <w:rPr>
@@ -14319,7 +14375,7 @@
     <w:p>
       <w:pPr>
         <w:spacing w:after="260" w:line="360" w:lineRule="auto"/>
-        <w:jc w:val="left"/>
+        <w:jc w:val="both"/>
       </w:pPr>
       <w:r>
         <w:rPr>
@@ -14355,7 +14411,7 @@
     <w:p>
       <w:pPr>
         <w:spacing w:after="260" w:line="360" w:lineRule="auto"/>
-        <w:jc w:val="left"/>
+        <w:jc w:val="both"/>
       </w:pPr>
       <w:r>
         <w:rPr>
@@ -14438,7 +14494,7 @@
       <w:bookmarkStart w:name="toc27" w:id="1"/>
       <w:r>
         <w:rPr>
-          <w:rFonts w:ascii="Amazon Ember" w:cs="Amazon Ember" w:eastAsia="Amazon Ember" w:hAnsi="Amazon Ember"/>
+          <w:rFonts w:ascii="Calibri" w:cs="Calibri" w:eastAsia="Calibri" w:hAnsi="Calibri"/>
           <w:b/>
           <w:bCs/>
           <w:color w:val="0000FF"/>
@@ -14452,7 +14508,7 @@
     <w:p>
       <w:pPr>
         <w:spacing w:after="260" w:line="360" w:lineRule="auto"/>
-        <w:jc w:val="left"/>
+        <w:jc w:val="both"/>
       </w:pPr>
       <w:r>
         <w:rPr>
@@ -14468,7 +14524,7 @@
     <w:p>
       <w:pPr>
         <w:spacing w:after="260" w:line="360" w:lineRule="auto"/>
-        <w:jc w:val="left"/>
+        <w:jc w:val="both"/>
       </w:pPr>
       <w:r>
         <w:rPr>
@@ -14484,7 +14540,7 @@
     <w:p>
       <w:pPr>
         <w:spacing w:after="260" w:line="360" w:lineRule="auto"/>
-        <w:jc w:val="left"/>
+        <w:jc w:val="both"/>
       </w:pPr>
       <w:r>
         <w:rPr>
@@ -14500,7 +14556,7 @@
     <w:p>
       <w:pPr>
         <w:spacing w:after="260" w:line="360" w:lineRule="auto"/>
-        <w:jc w:val="left"/>
+        <w:jc w:val="both"/>
       </w:pPr>
       <w:r>
         <w:rPr>
@@ -14536,7 +14592,7 @@
     <w:p>
       <w:pPr>
         <w:spacing w:after="260" w:line="360" w:lineRule="auto"/>
-        <w:jc w:val="left"/>
+        <w:jc w:val="both"/>
       </w:pPr>
       <w:r>
         <w:rPr>
@@ -14552,7 +14608,7 @@
     <w:p>
       <w:pPr>
         <w:spacing w:after="260" w:line="360" w:lineRule="auto"/>
-        <w:jc w:val="left"/>
+        <w:jc w:val="both"/>
       </w:pPr>
       <w:r>
         <w:rPr>
@@ -14622,7 +14678,7 @@
     <w:p>
       <w:pPr>
         <w:spacing w:after="260" w:line="360" w:lineRule="auto"/>
-        <w:jc w:val="left"/>
+        <w:jc w:val="both"/>
       </w:pPr>
       <w:r>
         <w:rPr>
@@ -14638,7 +14694,7 @@
     <w:p>
       <w:pPr>
         <w:spacing w:after="260" w:line="360" w:lineRule="auto"/>
-        <w:jc w:val="left"/>
+        <w:jc w:val="both"/>
       </w:pPr>
       <w:r>
         <w:rPr>
@@ -14708,7 +14764,7 @@
     <w:p>
       <w:pPr>
         <w:spacing w:after="260" w:line="360" w:lineRule="auto"/>
-        <w:jc w:val="left"/>
+        <w:jc w:val="both"/>
       </w:pPr>
       <w:r>
         <w:rPr>
@@ -14731,7 +14787,7 @@
       <w:bookmarkStart w:name="toc28" w:id="1"/>
       <w:r>
         <w:rPr>
-          <w:rFonts w:ascii="Amazon Ember" w:cs="Amazon Ember" w:eastAsia="Amazon Ember" w:hAnsi="Amazon Ember"/>
+          <w:rFonts w:ascii="Calibri" w:cs="Calibri" w:eastAsia="Calibri" w:hAnsi="Calibri"/>
           <w:b/>
           <w:bCs/>
           <w:color w:val="0000FF"/>
@@ -14745,7 +14801,7 @@
     <w:p>
       <w:pPr>
         <w:spacing w:after="260" w:line="360" w:lineRule="auto"/>
-        <w:jc w:val="left"/>
+        <w:jc w:val="both"/>
       </w:pPr>
       <w:r>
         <w:rPr>
@@ -14761,7 +14817,7 @@
     <w:p>
       <w:pPr>
         <w:spacing w:after="260" w:line="360" w:lineRule="auto"/>
-        <w:jc w:val="left"/>
+        <w:jc w:val="both"/>
       </w:pPr>
       <w:r>
         <w:rPr>
@@ -14777,7 +14833,7 @@
     <w:p>
       <w:pPr>
         <w:spacing w:after="260" w:line="360" w:lineRule="auto"/>
-        <w:jc w:val="left"/>
+        <w:jc w:val="both"/>
       </w:pPr>
       <w:r>
         <w:rPr>
@@ -14813,7 +14869,7 @@
     <w:p>
       <w:pPr>
         <w:spacing w:after="260" w:line="360" w:lineRule="auto"/>
-        <w:jc w:val="left"/>
+        <w:jc w:val="both"/>
       </w:pPr>
       <w:r>
         <w:rPr>
@@ -14829,7 +14885,7 @@
     <w:p>
       <w:pPr>
         <w:spacing w:after="260" w:line="360" w:lineRule="auto"/>
-        <w:jc w:val="left"/>
+        <w:jc w:val="both"/>
       </w:pPr>
       <w:r>
         <w:rPr>
@@ -14845,7 +14901,7 @@
     <w:p>
       <w:pPr>
         <w:spacing w:after="260" w:line="360" w:lineRule="auto"/>
-        <w:jc w:val="left"/>
+        <w:jc w:val="both"/>
       </w:pPr>
       <w:r>
         <w:rPr>
@@ -14861,7 +14917,7 @@
     <w:p>
       <w:pPr>
         <w:spacing w:after="260" w:line="360" w:lineRule="auto"/>
-        <w:jc w:val="left"/>
+        <w:jc w:val="both"/>
       </w:pPr>
       <w:r>
         <w:rPr>
@@ -14877,7 +14933,7 @@
     <w:p>
       <w:pPr>
         <w:spacing w:after="260" w:line="360" w:lineRule="auto"/>
-        <w:jc w:val="left"/>
+        <w:jc w:val="both"/>
       </w:pPr>
       <w:r>
         <w:rPr>
@@ -14893,7 +14949,7 @@
     <w:p>
       <w:pPr>
         <w:spacing w:after="260" w:line="360" w:lineRule="auto"/>
-        <w:jc w:val="left"/>
+        <w:jc w:val="both"/>
       </w:pPr>
       <w:r>
         <w:rPr>
@@ -14916,7 +14972,7 @@
       <w:bookmarkStart w:name="toc29" w:id="1"/>
       <w:r>
         <w:rPr>
-          <w:rFonts w:ascii="Amazon Ember" w:cs="Amazon Ember" w:eastAsia="Amazon Ember" w:hAnsi="Amazon Ember"/>
+          <w:rFonts w:ascii="Calibri" w:cs="Calibri" w:eastAsia="Calibri" w:hAnsi="Calibri"/>
           <w:b/>
           <w:bCs/>
           <w:color w:val="0000FF"/>
@@ -14930,7 +14986,7 @@
     <w:p>
       <w:pPr>
         <w:spacing w:after="260" w:line="360" w:lineRule="auto"/>
-        <w:jc w:val="left"/>
+        <w:jc w:val="both"/>
       </w:pPr>
       <w:r>
         <w:rPr>
@@ -14966,7 +15022,7 @@
     <w:p>
       <w:pPr>
         <w:spacing w:after="260" w:line="360" w:lineRule="auto"/>
-        <w:jc w:val="left"/>
+        <w:jc w:val="both"/>
       </w:pPr>
       <w:r>
         <w:rPr>
@@ -15022,7 +15078,7 @@
     <w:p>
       <w:pPr>
         <w:spacing w:after="260" w:line="360" w:lineRule="auto"/>
-        <w:jc w:val="left"/>
+        <w:jc w:val="both"/>
       </w:pPr>
       <w:r>
         <w:rPr>
@@ -15058,7 +15114,7 @@
     <w:p>
       <w:pPr>
         <w:spacing w:after="260" w:line="360" w:lineRule="auto"/>
-        <w:jc w:val="left"/>
+        <w:jc w:val="both"/>
       </w:pPr>
       <w:r>
         <w:rPr>
@@ -15074,7 +15130,7 @@
     <w:p>
       <w:pPr>
         <w:spacing w:after="260" w:line="360" w:lineRule="auto"/>
-        <w:jc w:val="left"/>
+        <w:jc w:val="both"/>
       </w:pPr>
       <w:r>
         <w:rPr>
@@ -15090,7 +15146,7 @@
     <w:p>
       <w:pPr>
         <w:spacing w:after="260" w:line="360" w:lineRule="auto"/>
-        <w:jc w:val="left"/>
+        <w:jc w:val="both"/>
       </w:pPr>
       <w:r>
         <w:rPr>
@@ -15106,7 +15162,7 @@
     <w:p>
       <w:pPr>
         <w:spacing w:after="260" w:line="360" w:lineRule="auto"/>
-        <w:jc w:val="left"/>
+        <w:jc w:val="both"/>
       </w:pPr>
       <w:r>
         <w:rPr>
@@ -15162,7 +15218,7 @@
     <w:p>
       <w:pPr>
         <w:spacing w:after="260" w:line="360" w:lineRule="auto"/>
-        <w:jc w:val="left"/>
+        <w:jc w:val="both"/>
       </w:pPr>
       <w:r>
         <w:rPr>
@@ -15198,7 +15254,7 @@
     <w:p>
       <w:pPr>
         <w:spacing w:after="260" w:line="360" w:lineRule="auto"/>
-        <w:jc w:val="left"/>
+        <w:jc w:val="both"/>
       </w:pPr>
       <w:r>
         <w:rPr>
@@ -15214,7 +15270,7 @@
     <w:p>
       <w:pPr>
         <w:spacing w:after="260" w:line="360" w:lineRule="auto"/>
-        <w:jc w:val="left"/>
+        <w:jc w:val="both"/>
       </w:pPr>
       <w:r>
         <w:rPr>
@@ -15264,7 +15320,7 @@
     <w:p>
       <w:pPr>
         <w:spacing w:after="260" w:line="360" w:lineRule="auto"/>
-        <w:jc w:val="left"/>
+        <w:jc w:val="both"/>
       </w:pPr>
       <w:r>
         <w:rPr>
@@ -15280,7 +15336,7 @@
     <w:p>
       <w:pPr>
         <w:spacing w:after="260" w:line="360" w:lineRule="auto"/>
-        <w:jc w:val="left"/>
+        <w:jc w:val="both"/>
       </w:pPr>
       <w:r>
         <w:rPr>
@@ -15296,7 +15352,7 @@
     <w:p>
       <w:pPr>
         <w:spacing w:after="260" w:line="360" w:lineRule="auto"/>
-        <w:jc w:val="left"/>
+        <w:jc w:val="both"/>
       </w:pPr>
       <w:r>
         <w:rPr>
@@ -15312,7 +15368,7 @@
     <w:p>
       <w:pPr>
         <w:spacing w:after="260" w:line="360" w:lineRule="auto"/>
-        <w:jc w:val="left"/>
+        <w:jc w:val="both"/>
       </w:pPr>
       <w:r>
         <w:rPr>
@@ -15328,7 +15384,7 @@
     <w:p>
       <w:pPr>
         <w:spacing w:after="260" w:line="360" w:lineRule="auto"/>
-        <w:jc w:val="left"/>
+        <w:jc w:val="both"/>
       </w:pPr>
       <w:r>
         <w:rPr>
@@ -15360,7 +15416,7 @@
       <w:bookmarkStart w:name="toc30" w:id="1"/>
       <w:r>
         <w:rPr>
-          <w:rFonts w:ascii="Amazon Ember" w:cs="Amazon Ember" w:eastAsia="Amazon Ember" w:hAnsi="Amazon Ember"/>
+          <w:rFonts w:ascii="Calibri" w:cs="Calibri" w:eastAsia="Calibri" w:hAnsi="Calibri"/>
           <w:b/>
           <w:bCs/>
           <w:color w:val="0000FF"/>
@@ -15393,7 +15449,7 @@
       <w:bookmarkStart w:name="toc31" w:id="1"/>
       <w:r>
         <w:rPr>
-          <w:rFonts w:ascii="Amazon Ember" w:cs="Amazon Ember" w:eastAsia="Amazon Ember" w:hAnsi="Amazon Ember"/>
+          <w:rFonts w:ascii="Calibri" w:cs="Calibri" w:eastAsia="Calibri" w:hAnsi="Calibri"/>
           <w:b/>
           <w:bCs/>
           <w:color w:val="0000FF"/>
@@ -15407,7 +15463,7 @@
     <w:p>
       <w:pPr>
         <w:spacing w:after="260" w:line="360" w:lineRule="auto"/>
-        <w:jc w:val="left"/>
+        <w:jc w:val="both"/>
       </w:pPr>
       <w:r>
         <w:rPr>
@@ -15457,7 +15513,7 @@
     <w:p>
       <w:pPr>
         <w:spacing w:after="260" w:line="360" w:lineRule="auto"/>
-        <w:jc w:val="left"/>
+        <w:jc w:val="both"/>
       </w:pPr>
       <w:r>
         <w:rPr>
@@ -15473,7 +15529,7 @@
     <w:p>
       <w:pPr>
         <w:spacing w:after="260" w:line="360" w:lineRule="auto"/>
-        <w:jc w:val="left"/>
+        <w:jc w:val="both"/>
       </w:pPr>
       <w:r>
         <w:rPr>
@@ -15557,7 +15613,7 @@
     <w:p>
       <w:pPr>
         <w:spacing w:after="260" w:line="360" w:lineRule="auto"/>
-        <w:jc w:val="left"/>
+        <w:jc w:val="both"/>
       </w:pPr>
       <w:r>
         <w:rPr>
@@ -15573,7 +15629,7 @@
     <w:p>
       <w:pPr>
         <w:spacing w:after="260" w:line="360" w:lineRule="auto"/>
-        <w:jc w:val="left"/>
+        <w:jc w:val="both"/>
       </w:pPr>
       <w:r>
         <w:rPr>
@@ -15614,7 +15670,7 @@
     <w:p>
       <w:pPr>
         <w:spacing w:after="260" w:line="360" w:lineRule="auto"/>
-        <w:jc w:val="left"/>
+        <w:jc w:val="both"/>
       </w:pPr>
       <w:r>
         <w:rPr>
@@ -15630,7 +15686,7 @@
     <w:p>
       <w:pPr>
         <w:spacing w:after="260" w:line="360" w:lineRule="auto"/>
-        <w:jc w:val="left"/>
+        <w:jc w:val="both"/>
       </w:pPr>
       <w:r>
         <w:rPr>
@@ -15787,7 +15843,7 @@
     <w:p>
       <w:pPr>
         <w:spacing w:after="260" w:line="360" w:lineRule="auto"/>
-        <w:jc w:val="left"/>
+        <w:jc w:val="both"/>
       </w:pPr>
       <w:r>
         <w:rPr>
@@ -15803,7 +15859,7 @@
     <w:p>
       <w:pPr>
         <w:spacing w:after="260" w:line="360" w:lineRule="auto"/>
-        <w:jc w:val="left"/>
+        <w:jc w:val="both"/>
       </w:pPr>
       <w:r>
         <w:rPr>
@@ -15853,7 +15909,7 @@
     <w:p>
       <w:pPr>
         <w:spacing w:after="260" w:line="360" w:lineRule="auto"/>
-        <w:jc w:val="left"/>
+        <w:jc w:val="both"/>
       </w:pPr>
       <w:r>
         <w:rPr>
@@ -15876,7 +15932,7 @@
       <w:bookmarkStart w:name="toc32" w:id="1"/>
       <w:r>
         <w:rPr>
-          <w:rFonts w:ascii="Amazon Ember" w:cs="Amazon Ember" w:eastAsia="Amazon Ember" w:hAnsi="Amazon Ember"/>
+          <w:rFonts w:ascii="Calibri" w:cs="Calibri" w:eastAsia="Calibri" w:hAnsi="Calibri"/>
           <w:b/>
           <w:bCs/>
           <w:color w:val="0000FF"/>
@@ -15890,7 +15946,7 @@
     <w:p>
       <w:pPr>
         <w:spacing w:after="260" w:line="360" w:lineRule="auto"/>
-        <w:jc w:val="left"/>
+        <w:jc w:val="both"/>
       </w:pPr>
       <w:r>
         <w:rPr>
@@ -16000,7 +16056,7 @@
     <w:p>
       <w:pPr>
         <w:spacing w:after="260" w:line="360" w:lineRule="auto"/>
-        <w:jc w:val="left"/>
+        <w:jc w:val="both"/>
       </w:pPr>
       <w:r>
         <w:rPr>
@@ -16050,7 +16106,7 @@
     <w:p>
       <w:pPr>
         <w:spacing w:after="260" w:line="360" w:lineRule="auto"/>
-        <w:jc w:val="left"/>
+        <w:jc w:val="both"/>
       </w:pPr>
       <w:r>
         <w:rPr>
@@ -16066,7 +16122,7 @@
     <w:p>
       <w:pPr>
         <w:spacing w:after="260" w:line="360" w:lineRule="auto"/>
-        <w:jc w:val="left"/>
+        <w:jc w:val="both"/>
       </w:pPr>
       <w:r>
         <w:rPr>
@@ -16082,7 +16138,7 @@
     <w:p>
       <w:pPr>
         <w:spacing w:after="260" w:line="360" w:lineRule="auto"/>
-        <w:jc w:val="left"/>
+        <w:jc w:val="both"/>
       </w:pPr>
       <w:r>
         <w:rPr>
@@ -16132,7 +16188,7 @@
     <w:p>
       <w:pPr>
         <w:spacing w:after="260" w:line="360" w:lineRule="auto"/>
-        <w:jc w:val="left"/>
+        <w:jc w:val="both"/>
       </w:pPr>
       <w:r>
         <w:rPr>
@@ -16148,7 +16204,7 @@
     <w:p>
       <w:pPr>
         <w:spacing w:after="260" w:line="360" w:lineRule="auto"/>
-        <w:jc w:val="left"/>
+        <w:jc w:val="both"/>
       </w:pPr>
       <w:r>
         <w:rPr>
@@ -16220,7 +16276,7 @@
     <w:p>
       <w:pPr>
         <w:spacing w:after="260" w:line="360" w:lineRule="auto"/>
-        <w:jc w:val="left"/>
+        <w:jc w:val="both"/>
       </w:pPr>
       <w:r>
         <w:rPr>
@@ -16243,7 +16299,7 @@
       <w:bookmarkStart w:name="toc33" w:id="1"/>
       <w:r>
         <w:rPr>
-          <w:rFonts w:ascii="Amazon Ember" w:cs="Amazon Ember" w:eastAsia="Amazon Ember" w:hAnsi="Amazon Ember"/>
+          <w:rFonts w:ascii="Calibri" w:cs="Calibri" w:eastAsia="Calibri" w:hAnsi="Calibri"/>
           <w:b/>
           <w:bCs/>
           <w:color w:val="0000FF"/>
@@ -16257,7 +16313,7 @@
     <w:p>
       <w:pPr>
         <w:spacing w:after="260" w:line="360" w:lineRule="auto"/>
-        <w:jc w:val="left"/>
+        <w:jc w:val="both"/>
       </w:pPr>
       <w:r>
         <w:rPr>
@@ -16273,7 +16329,7 @@
     <w:p>
       <w:pPr>
         <w:spacing w:after="260" w:line="360" w:lineRule="auto"/>
-        <w:jc w:val="left"/>
+        <w:jc w:val="both"/>
       </w:pPr>
       <w:r>
         <w:rPr>
@@ -16309,7 +16365,7 @@
     <w:p>
       <w:pPr>
         <w:spacing w:after="260" w:line="360" w:lineRule="auto"/>
-        <w:jc w:val="left"/>
+        <w:jc w:val="both"/>
       </w:pPr>
       <w:r>
         <w:rPr>
@@ -16325,7 +16381,7 @@
     <w:p>
       <w:pPr>
         <w:spacing w:after="260" w:line="360" w:lineRule="auto"/>
-        <w:jc w:val="left"/>
+        <w:jc w:val="both"/>
       </w:pPr>
       <w:r>
         <w:rPr>
@@ -16341,7 +16397,7 @@
     <w:p>
       <w:pPr>
         <w:spacing w:after="260" w:line="360" w:lineRule="auto"/>
-        <w:jc w:val="left"/>
+        <w:jc w:val="both"/>
       </w:pPr>
       <w:r>
         <w:rPr>
@@ -16357,7 +16413,7 @@
     <w:p>
       <w:pPr>
         <w:spacing w:after="260" w:line="360" w:lineRule="auto"/>
-        <w:jc w:val="left"/>
+        <w:jc w:val="both"/>
       </w:pPr>
       <w:r>
         <w:rPr>
@@ -16373,7 +16429,7 @@
     <w:p>
       <w:pPr>
         <w:spacing w:after="260" w:line="360" w:lineRule="auto"/>
-        <w:jc w:val="left"/>
+        <w:jc w:val="both"/>
       </w:pPr>
       <w:r>
         <w:rPr>
@@ -16389,7 +16445,7 @@
     <w:p>
       <w:pPr>
         <w:spacing w:after="260" w:line="360" w:lineRule="auto"/>
-        <w:jc w:val="left"/>
+        <w:jc w:val="both"/>
       </w:pPr>
       <w:r>
         <w:rPr>
@@ -16439,7 +16495,7 @@
     <w:p>
       <w:pPr>
         <w:spacing w:after="260" w:line="360" w:lineRule="auto"/>
-        <w:jc w:val="left"/>
+        <w:jc w:val="both"/>
       </w:pPr>
       <w:r>
         <w:rPr>
@@ -16475,7 +16531,7 @@
     <w:p>
       <w:pPr>
         <w:spacing w:after="260" w:line="360" w:lineRule="auto"/>
-        <w:jc w:val="left"/>
+        <w:jc w:val="both"/>
       </w:pPr>
       <w:r>
         <w:rPr>
@@ -16511,7 +16567,7 @@
     <w:p>
       <w:pPr>
         <w:spacing w:after="260" w:line="360" w:lineRule="auto"/>
-        <w:jc w:val="left"/>
+        <w:jc w:val="both"/>
       </w:pPr>
       <w:r>
         <w:rPr>
@@ -16581,7 +16637,7 @@
     <w:p>
       <w:pPr>
         <w:spacing w:after="260" w:line="360" w:lineRule="auto"/>
-        <w:jc w:val="left"/>
+        <w:jc w:val="both"/>
       </w:pPr>
       <w:r>
         <w:rPr>
@@ -16597,7 +16653,7 @@
     <w:p>
       <w:pPr>
         <w:spacing w:after="260" w:line="360" w:lineRule="auto"/>
-        <w:jc w:val="left"/>
+        <w:jc w:val="both"/>
       </w:pPr>
       <w:r>
         <w:rPr>
@@ -16613,7 +16669,7 @@
     <w:p>
       <w:pPr>
         <w:spacing w:after="260" w:line="360" w:lineRule="auto"/>
-        <w:jc w:val="left"/>
+        <w:jc w:val="both"/>
       </w:pPr>
       <w:r>
         <w:rPr>
@@ -16629,7 +16685,7 @@
     <w:p>
       <w:pPr>
         <w:spacing w:after="260" w:line="360" w:lineRule="auto"/>
-        <w:jc w:val="left"/>
+        <w:jc w:val="both"/>
       </w:pPr>
       <w:r>
         <w:rPr>
@@ -16670,7 +16726,7 @@
     <w:p>
       <w:pPr>
         <w:spacing w:after="260" w:line="360" w:lineRule="auto"/>
-        <w:jc w:val="left"/>
+        <w:jc w:val="both"/>
       </w:pPr>
       <w:r>
         <w:rPr>
@@ -16693,7 +16749,7 @@
       <w:bookmarkStart w:name="toc34" w:id="1"/>
       <w:r>
         <w:rPr>
-          <w:rFonts w:ascii="Amazon Ember" w:cs="Amazon Ember" w:eastAsia="Amazon Ember" w:hAnsi="Amazon Ember"/>
+          <w:rFonts w:ascii="Calibri" w:cs="Calibri" w:eastAsia="Calibri" w:hAnsi="Calibri"/>
           <w:b/>
           <w:bCs/>
           <w:color w:val="0000FF"/>
@@ -16707,7 +16763,7 @@
     <w:p>
       <w:pPr>
         <w:spacing w:after="260" w:line="360" w:lineRule="auto"/>
-        <w:jc w:val="left"/>
+        <w:jc w:val="both"/>
       </w:pPr>
       <w:r>
         <w:rPr>
@@ -16743,7 +16799,7 @@
     <w:p>
       <w:pPr>
         <w:spacing w:after="260" w:line="360" w:lineRule="auto"/>
-        <w:jc w:val="left"/>
+        <w:jc w:val="both"/>
       </w:pPr>
       <w:r>
         <w:rPr>
@@ -16759,7 +16815,7 @@
     <w:p>
       <w:pPr>
         <w:spacing w:after="260" w:line="360" w:lineRule="auto"/>
-        <w:jc w:val="left"/>
+        <w:jc w:val="both"/>
       </w:pPr>
       <w:r>
         <w:rPr>
@@ -16775,7 +16831,7 @@
     <w:p>
       <w:pPr>
         <w:spacing w:after="260" w:line="360" w:lineRule="auto"/>
-        <w:jc w:val="left"/>
+        <w:jc w:val="both"/>
       </w:pPr>
       <w:r>
         <w:rPr>
@@ -16791,7 +16847,7 @@
     <w:p>
       <w:pPr>
         <w:spacing w:after="260" w:line="360" w:lineRule="auto"/>
-        <w:jc w:val="left"/>
+        <w:jc w:val="both"/>
       </w:pPr>
       <w:r>
         <w:rPr>
@@ -16894,7 +16950,7 @@
     <w:p>
       <w:pPr>
         <w:spacing w:after="260" w:line="360" w:lineRule="auto"/>
-        <w:jc w:val="left"/>
+        <w:jc w:val="both"/>
       </w:pPr>
       <w:r>
         <w:rPr>
@@ -16955,7 +17011,7 @@
     <w:p>
       <w:pPr>
         <w:spacing w:after="260" w:line="360" w:lineRule="auto"/>
-        <w:jc w:val="left"/>
+        <w:jc w:val="both"/>
       </w:pPr>
       <w:r>
         <w:rPr>
@@ -17039,7 +17095,7 @@
     <w:p>
       <w:pPr>
         <w:spacing w:after="260" w:line="360" w:lineRule="auto"/>
-        <w:jc w:val="left"/>
+        <w:jc w:val="both"/>
       </w:pPr>
       <w:r>
         <w:rPr>
@@ -17075,7 +17131,7 @@
     <w:p>
       <w:pPr>
         <w:spacing w:after="260" w:line="360" w:lineRule="auto"/>
-        <w:jc w:val="left"/>
+        <w:jc w:val="both"/>
       </w:pPr>
       <w:r>
         <w:rPr>
@@ -17091,7 +17147,7 @@
     <w:p>
       <w:pPr>
         <w:spacing w:after="260" w:line="360" w:lineRule="auto"/>
-        <w:jc w:val="left"/>
+        <w:jc w:val="both"/>
       </w:pPr>
       <w:r>
         <w:rPr>
@@ -17107,7 +17163,7 @@
     <w:p>
       <w:pPr>
         <w:spacing w:after="260" w:line="360" w:lineRule="auto"/>
-        <w:jc w:val="left"/>
+        <w:jc w:val="both"/>
       </w:pPr>
       <w:r>
         <w:rPr>
@@ -17143,7 +17199,7 @@
     <w:p>
       <w:pPr>
         <w:spacing w:after="260" w:line="360" w:lineRule="auto"/>
-        <w:jc w:val="left"/>
+        <w:jc w:val="both"/>
       </w:pPr>
       <w:r>
         <w:rPr>
@@ -17179,7 +17235,7 @@
     <w:p>
       <w:pPr>
         <w:spacing w:after="260" w:line="360" w:lineRule="auto"/>
-        <w:jc w:val="left"/>
+        <w:jc w:val="both"/>
       </w:pPr>
       <w:r>
         <w:rPr>
@@ -17211,7 +17267,7 @@
       <w:bookmarkStart w:name="toc35" w:id="1"/>
       <w:r>
         <w:rPr>
-          <w:rFonts w:ascii="Amazon Ember" w:cs="Amazon Ember" w:eastAsia="Amazon Ember" w:hAnsi="Amazon Ember"/>
+          <w:rFonts w:ascii="Calibri" w:cs="Calibri" w:eastAsia="Calibri" w:hAnsi="Calibri"/>
           <w:b/>
           <w:bCs/>
           <w:color w:val="0000FF"/>
@@ -17244,7 +17300,7 @@
       <w:bookmarkStart w:name="toc36" w:id="1"/>
       <w:r>
         <w:rPr>
-          <w:rFonts w:ascii="Amazon Ember" w:cs="Amazon Ember" w:eastAsia="Amazon Ember" w:hAnsi="Amazon Ember"/>
+          <w:rFonts w:ascii="Calibri" w:cs="Calibri" w:eastAsia="Calibri" w:hAnsi="Calibri"/>
           <w:b/>
           <w:bCs/>
           <w:color w:val="0000FF"/>
@@ -17258,7 +17314,7 @@
     <w:p>
       <w:pPr>
         <w:spacing w:after="260" w:line="360" w:lineRule="auto"/>
-        <w:jc w:val="left"/>
+        <w:jc w:val="both"/>
       </w:pPr>
       <w:r>
         <w:rPr>
@@ -17274,7 +17330,7 @@
     <w:p>
       <w:pPr>
         <w:spacing w:after="260" w:line="360" w:lineRule="auto"/>
-        <w:jc w:val="left"/>
+        <w:jc w:val="both"/>
       </w:pPr>
       <w:r>
         <w:rPr>
@@ -17378,7 +17434,7 @@
     <w:p>
       <w:pPr>
         <w:spacing w:after="260" w:line="360" w:lineRule="auto"/>
-        <w:jc w:val="left"/>
+        <w:jc w:val="both"/>
       </w:pPr>
       <w:r>
         <w:rPr>
@@ -17508,7 +17564,7 @@
     <w:p>
       <w:pPr>
         <w:spacing w:after="260" w:line="360" w:lineRule="auto"/>
-        <w:jc w:val="left"/>
+        <w:jc w:val="both"/>
       </w:pPr>
       <w:r>
         <w:rPr>
@@ -17684,7 +17740,7 @@
     <w:p>
       <w:pPr>
         <w:spacing w:after="260" w:line="360" w:lineRule="auto"/>
-        <w:jc w:val="left"/>
+        <w:jc w:val="both"/>
       </w:pPr>
       <w:r>
         <w:rPr>
@@ -17734,7 +17790,7 @@
     <w:p>
       <w:pPr>
         <w:spacing w:after="260" w:line="360" w:lineRule="auto"/>
-        <w:jc w:val="left"/>
+        <w:jc w:val="both"/>
       </w:pPr>
       <w:r>
         <w:rPr>
@@ -17804,7 +17860,7 @@
     <w:p>
       <w:pPr>
         <w:spacing w:after="260" w:line="360" w:lineRule="auto"/>
-        <w:jc w:val="left"/>
+        <w:jc w:val="both"/>
       </w:pPr>
       <w:r>
         <w:rPr>
@@ -17820,7 +17876,7 @@
     <w:p>
       <w:pPr>
         <w:spacing w:after="260" w:line="360" w:lineRule="auto"/>
-        <w:jc w:val="left"/>
+        <w:jc w:val="both"/>
       </w:pPr>
       <w:r>
         <w:rPr>
@@ -17980,7 +18036,7 @@
     <w:p>
       <w:pPr>
         <w:spacing w:after="260" w:line="360" w:lineRule="auto"/>
-        <w:jc w:val="left"/>
+        <w:jc w:val="both"/>
       </w:pPr>
       <w:r>
         <w:rPr>
@@ -18147,7 +18203,7 @@
     <w:p>
       <w:pPr>
         <w:spacing w:after="260" w:line="360" w:lineRule="auto"/>
-        <w:jc w:val="left"/>
+        <w:jc w:val="both"/>
       </w:pPr>
       <w:r>
         <w:rPr>
@@ -18277,7 +18333,7 @@
     <w:p>
       <w:pPr>
         <w:spacing w:after="260" w:line="360" w:lineRule="auto"/>
-        <w:jc w:val="left"/>
+        <w:jc w:val="both"/>
       </w:pPr>
       <w:r>
         <w:rPr>
@@ -18395,7 +18451,7 @@
     <w:p>
       <w:pPr>
         <w:spacing w:after="260" w:line="360" w:lineRule="auto"/>
-        <w:jc w:val="left"/>
+        <w:jc w:val="both"/>
       </w:pPr>
       <w:r>
         <w:rPr>
@@ -18431,7 +18487,7 @@
     <w:p>
       <w:pPr>
         <w:spacing w:after="260" w:line="360" w:lineRule="auto"/>
-        <w:jc w:val="left"/>
+        <w:jc w:val="both"/>
       </w:pPr>
       <w:r>
         <w:rPr>
@@ -18474,7 +18530,7 @@
       <w:bookmarkStart w:name="toc37" w:id="1"/>
       <w:r>
         <w:rPr>
-          <w:rFonts w:ascii="Amazon Ember" w:cs="Amazon Ember" w:eastAsia="Amazon Ember" w:hAnsi="Amazon Ember"/>
+          <w:rFonts w:ascii="Calibri" w:cs="Calibri" w:eastAsia="Calibri" w:hAnsi="Calibri"/>
           <w:b/>
           <w:bCs/>
           <w:color w:val="0000FF"/>
@@ -18488,7 +18544,7 @@
     <w:p>
       <w:pPr>
         <w:spacing w:after="260" w:line="360" w:lineRule="auto"/>
-        <w:jc w:val="left"/>
+        <w:jc w:val="both"/>
       </w:pPr>
       <w:r>
         <w:rPr>
@@ -18504,7 +18560,7 @@
     <w:p>
       <w:pPr>
         <w:spacing w:after="260" w:line="360" w:lineRule="auto"/>
-        <w:jc w:val="left"/>
+        <w:jc w:val="both"/>
       </w:pPr>
       <w:r>
         <w:rPr>
@@ -18520,7 +18576,7 @@
     <w:p>
       <w:pPr>
         <w:spacing w:after="260" w:line="360" w:lineRule="auto"/>
-        <w:jc w:val="left"/>
+        <w:jc w:val="both"/>
       </w:pPr>
       <w:r>
         <w:rPr>
@@ -18536,7 +18592,7 @@
     <w:p>
       <w:pPr>
         <w:spacing w:after="260" w:line="360" w:lineRule="auto"/>
-        <w:jc w:val="left"/>
+        <w:jc w:val="both"/>
       </w:pPr>
       <w:r>
         <w:rPr>
@@ -18552,7 +18608,7 @@
     <w:p>
       <w:pPr>
         <w:spacing w:after="260" w:line="360" w:lineRule="auto"/>
-        <w:jc w:val="left"/>
+        <w:jc w:val="both"/>
       </w:pPr>
       <w:r>
         <w:rPr>
@@ -18664,7 +18720,7 @@
     <w:p>
       <w:pPr>
         <w:spacing w:after="260" w:line="360" w:lineRule="auto"/>
-        <w:jc w:val="left"/>
+        <w:jc w:val="both"/>
       </w:pPr>
       <w:r>
         <w:rPr>
@@ -18714,7 +18770,7 @@
     <w:p>
       <w:pPr>
         <w:spacing w:after="260" w:line="360" w:lineRule="auto"/>
-        <w:jc w:val="left"/>
+        <w:jc w:val="both"/>
       </w:pPr>
       <w:r>
         <w:rPr>
@@ -18804,7 +18860,7 @@
     <w:p>
       <w:pPr>
         <w:spacing w:after="260" w:line="360" w:lineRule="auto"/>
-        <w:jc w:val="left"/>
+        <w:jc w:val="both"/>
       </w:pPr>
       <w:r>
         <w:rPr>
@@ -18827,7 +18883,7 @@
       <w:bookmarkStart w:name="toc38" w:id="1"/>
       <w:r>
         <w:rPr>
-          <w:rFonts w:ascii="Amazon Ember" w:cs="Amazon Ember" w:eastAsia="Amazon Ember" w:hAnsi="Amazon Ember"/>
+          <w:rFonts w:ascii="Calibri" w:cs="Calibri" w:eastAsia="Calibri" w:hAnsi="Calibri"/>
           <w:b/>
           <w:bCs/>
           <w:color w:val="0000FF"/>
@@ -18841,7 +18897,7 @@
     <w:p>
       <w:pPr>
         <w:spacing w:after="260" w:line="360" w:lineRule="auto"/>
-        <w:jc w:val="left"/>
+        <w:jc w:val="both"/>
       </w:pPr>
       <w:r>
         <w:rPr>
@@ -18967,7 +19023,7 @@
     <w:p>
       <w:pPr>
         <w:spacing w:after="260" w:line="360" w:lineRule="auto"/>
-        <w:jc w:val="left"/>
+        <w:jc w:val="both"/>
       </w:pPr>
       <w:r>
         <w:rPr>
@@ -18983,7 +19039,7 @@
     <w:p>
       <w:pPr>
         <w:spacing w:after="260" w:line="360" w:lineRule="auto"/>
-        <w:jc w:val="left"/>
+        <w:jc w:val="both"/>
       </w:pPr>
       <w:r>
         <w:rPr>
@@ -19019,7 +19075,7 @@
     <w:p>
       <w:pPr>
         <w:spacing w:after="260" w:line="360" w:lineRule="auto"/>
-        <w:jc w:val="left"/>
+        <w:jc w:val="both"/>
       </w:pPr>
       <w:r>
         <w:rPr>
@@ -19035,7 +19091,7 @@
     <w:p>
       <w:pPr>
         <w:spacing w:after="260" w:line="360" w:lineRule="auto"/>
-        <w:jc w:val="left"/>
+        <w:jc w:val="both"/>
       </w:pPr>
       <w:r>
         <w:rPr>
@@ -19085,7 +19141,7 @@
     <w:p>
       <w:pPr>
         <w:spacing w:after="260" w:line="360" w:lineRule="auto"/>
-        <w:jc w:val="left"/>
+        <w:jc w:val="both"/>
       </w:pPr>
       <w:r>
         <w:rPr>
@@ -19111,7 +19167,7 @@
     <w:p>
       <w:pPr>
         <w:spacing w:after="260" w:line="360" w:lineRule="auto"/>
-        <w:jc w:val="left"/>
+        <w:jc w:val="both"/>
       </w:pPr>
       <w:r>
         <w:rPr>
@@ -19127,7 +19183,7 @@
     <w:p>
       <w:pPr>
         <w:spacing w:after="260" w:line="360" w:lineRule="auto"/>
-        <w:jc w:val="left"/>
+        <w:jc w:val="both"/>
       </w:pPr>
       <w:r>
         <w:rPr>
@@ -19351,7 +19407,7 @@
     <w:p>
       <w:pPr>
         <w:spacing w:after="260" w:line="360" w:lineRule="auto"/>
-        <w:jc w:val="left"/>
+        <w:jc w:val="both"/>
       </w:pPr>
       <w:r>
         <w:rPr>
@@ -19407,7 +19463,7 @@
     <w:p>
       <w:pPr>
         <w:spacing w:after="260" w:line="360" w:lineRule="auto"/>
-        <w:jc w:val="left"/>
+        <w:jc w:val="both"/>
       </w:pPr>
       <w:r>
         <w:rPr>
@@ -19423,7 +19479,7 @@
     <w:p>
       <w:pPr>
         <w:spacing w:after="260" w:line="360" w:lineRule="auto"/>
-        <w:jc w:val="left"/>
+        <w:jc w:val="both"/>
       </w:pPr>
       <w:r>
         <w:rPr>
@@ -19493,7 +19549,7 @@
     <w:p>
       <w:pPr>
         <w:spacing w:after="260" w:line="360" w:lineRule="auto"/>
-        <w:jc w:val="left"/>
+        <w:jc w:val="both"/>
       </w:pPr>
       <w:r>
         <w:rPr>
@@ -19543,7 +19599,7 @@
     <w:p>
       <w:pPr>
         <w:spacing w:after="260" w:line="360" w:lineRule="auto"/>
-        <w:jc w:val="left"/>
+        <w:jc w:val="both"/>
       </w:pPr>
       <w:r>
         <w:rPr>
@@ -19559,7 +19615,7 @@
     <w:p>
       <w:pPr>
         <w:spacing w:after="260" w:line="360" w:lineRule="auto"/>
-        <w:jc w:val="left"/>
+        <w:jc w:val="both"/>
       </w:pPr>
       <w:r>
         <w:rPr>
@@ -19616,7 +19672,7 @@
       <w:bookmarkStart w:name="toc39" w:id="1"/>
       <w:r>
         <w:rPr>
-          <w:rFonts w:ascii="Amazon Ember" w:cs="Amazon Ember" w:eastAsia="Amazon Ember" w:hAnsi="Amazon Ember"/>
+          <w:rFonts w:ascii="Calibri" w:cs="Calibri" w:eastAsia="Calibri" w:hAnsi="Calibri"/>
           <w:b/>
           <w:bCs/>
           <w:color w:val="0000FF"/>
@@ -19630,7 +19686,7 @@
     <w:p>
       <w:pPr>
         <w:spacing w:after="260" w:line="360" w:lineRule="auto"/>
-        <w:jc w:val="left"/>
+        <w:jc w:val="both"/>
       </w:pPr>
       <w:r>
         <w:rPr>
@@ -19646,7 +19702,7 @@
     <w:p>
       <w:pPr>
         <w:spacing w:after="260" w:line="360" w:lineRule="auto"/>
-        <w:jc w:val="left"/>
+        <w:jc w:val="both"/>
       </w:pPr>
       <w:r>
         <w:rPr>
@@ -19682,7 +19738,7 @@
     <w:p>
       <w:pPr>
         <w:spacing w:after="260" w:line="360" w:lineRule="auto"/>
-        <w:jc w:val="left"/>
+        <w:jc w:val="both"/>
       </w:pPr>
       <w:r>
         <w:rPr>
@@ -19698,7 +19754,7 @@
     <w:p>
       <w:pPr>
         <w:spacing w:after="260" w:line="360" w:lineRule="auto"/>
-        <w:jc w:val="left"/>
+        <w:jc w:val="both"/>
       </w:pPr>
       <w:r>
         <w:rPr>
@@ -19809,7 +19865,7 @@
     <w:p>
       <w:pPr>
         <w:spacing w:after="260" w:line="360" w:lineRule="auto"/>
-        <w:jc w:val="left"/>
+        <w:jc w:val="both"/>
       </w:pPr>
       <w:r>
         <w:rPr>
@@ -19917,7 +19973,7 @@
     <w:p>
       <w:pPr>
         <w:spacing w:after="260" w:line="360" w:lineRule="auto"/>
-        <w:jc w:val="left"/>
+        <w:jc w:val="both"/>
       </w:pPr>
       <w:r>
         <w:rPr>
@@ -20001,7 +20057,7 @@
     <w:p>
       <w:pPr>
         <w:spacing w:after="260" w:line="360" w:lineRule="auto"/>
-        <w:jc w:val="left"/>
+        <w:jc w:val="both"/>
       </w:pPr>
       <w:r>
         <w:rPr>
@@ -20017,7 +20073,7 @@
     <w:p>
       <w:pPr>
         <w:spacing w:after="260" w:line="360" w:lineRule="auto"/>
-        <w:jc w:val="left"/>
+        <w:jc w:val="both"/>
       </w:pPr>
       <w:r>
         <w:rPr>
@@ -20053,7 +20109,7 @@
     <w:p>
       <w:pPr>
         <w:spacing w:after="260" w:line="360" w:lineRule="auto"/>
-        <w:jc w:val="left"/>
+        <w:jc w:val="both"/>
       </w:pPr>
       <w:r>
         <w:rPr>
@@ -20076,7 +20132,7 @@
       <w:bookmarkStart w:name="toc40" w:id="1"/>
       <w:r>
         <w:rPr>
-          <w:rFonts w:ascii="Amazon Ember" w:cs="Amazon Ember" w:eastAsia="Amazon Ember" w:hAnsi="Amazon Ember"/>
+          <w:rFonts w:ascii="Calibri" w:cs="Calibri" w:eastAsia="Calibri" w:hAnsi="Calibri"/>
           <w:b/>
           <w:bCs/>
           <w:color w:val="0000FF"/>
@@ -20090,7 +20146,7 @@
     <w:p>
       <w:pPr>
         <w:spacing w:after="260" w:line="360" w:lineRule="auto"/>
-        <w:jc w:val="left"/>
+        <w:jc w:val="both"/>
       </w:pPr>
       <w:r>
         <w:rPr>
@@ -20162,7 +20218,7 @@
     <w:p>
       <w:pPr>
         <w:spacing w:after="260" w:line="360" w:lineRule="auto"/>
-        <w:jc w:val="left"/>
+        <w:jc w:val="both"/>
       </w:pPr>
       <w:r>
         <w:rPr>
@@ -20212,7 +20268,7 @@
     <w:p>
       <w:pPr>
         <w:spacing w:after="260" w:line="360" w:lineRule="auto"/>
-        <w:jc w:val="left"/>
+        <w:jc w:val="both"/>
       </w:pPr>
       <w:r>
         <w:rPr>
@@ -20310,7 +20366,7 @@
     <w:p>
       <w:pPr>
         <w:spacing w:after="260" w:line="360" w:lineRule="auto"/>
-        <w:jc w:val="left"/>
+        <w:jc w:val="both"/>
       </w:pPr>
       <w:r>
         <w:rPr>
@@ -20326,7 +20382,7 @@
     <w:p>
       <w:pPr>
         <w:spacing w:after="260" w:line="360" w:lineRule="auto"/>
-        <w:jc w:val="left"/>
+        <w:jc w:val="both"/>
       </w:pPr>
       <w:r>
         <w:rPr>
@@ -20342,7 +20398,7 @@
     <w:p>
       <w:pPr>
         <w:spacing w:after="260" w:line="360" w:lineRule="auto"/>
-        <w:jc w:val="left"/>
+        <w:jc w:val="both"/>
       </w:pPr>
       <w:r>
         <w:rPr>
@@ -20358,7 +20414,7 @@
     <w:p>
       <w:pPr>
         <w:spacing w:after="260" w:line="360" w:lineRule="auto"/>
-        <w:jc w:val="left"/>
+        <w:jc w:val="both"/>
       </w:pPr>
       <w:r>
         <w:rPr>
@@ -20374,7 +20430,7 @@
     <w:p>
       <w:pPr>
         <w:spacing w:after="260" w:line="360" w:lineRule="auto"/>
-        <w:jc w:val="left"/>
+        <w:jc w:val="both"/>
       </w:pPr>
       <w:r>
         <w:rPr>
@@ -20390,7 +20446,7 @@
     <w:p>
       <w:pPr>
         <w:spacing w:after="260" w:line="360" w:lineRule="auto"/>
-        <w:jc w:val="left"/>
+        <w:jc w:val="both"/>
       </w:pPr>
       <w:r>
         <w:rPr>
@@ -20406,7 +20462,7 @@
     <w:p>
       <w:pPr>
         <w:spacing w:after="260" w:line="360" w:lineRule="auto"/>
-        <w:jc w:val="left"/>
+        <w:jc w:val="both"/>
       </w:pPr>
       <w:r>
         <w:rPr>
@@ -20422,7 +20478,7 @@
     <w:p>
       <w:pPr>
         <w:spacing w:after="260" w:line="360" w:lineRule="auto"/>
-        <w:jc w:val="left"/>
+        <w:jc w:val="both"/>
       </w:pPr>
       <w:r>
         <w:rPr>
@@ -20438,7 +20494,7 @@
     <w:p>
       <w:pPr>
         <w:spacing w:after="260" w:line="360" w:lineRule="auto"/>
-        <w:jc w:val="left"/>
+        <w:jc w:val="both"/>
       </w:pPr>
       <w:r>
         <w:rPr>
@@ -20454,7 +20510,7 @@
     <w:p>
       <w:pPr>
         <w:spacing w:after="260" w:line="360" w:lineRule="auto"/>
-        <w:jc w:val="left"/>
+        <w:jc w:val="both"/>
       </w:pPr>
       <w:r>
         <w:rPr>
@@ -20486,7 +20542,7 @@
       <w:bookmarkStart w:name="toc41" w:id="1"/>
       <w:r>
         <w:rPr>
-          <w:rFonts w:ascii="Amazon Ember" w:cs="Amazon Ember" w:eastAsia="Amazon Ember" w:hAnsi="Amazon Ember"/>
+          <w:rFonts w:ascii="Calibri" w:cs="Calibri" w:eastAsia="Calibri" w:hAnsi="Calibri"/>
           <w:b/>
           <w:bCs/>
           <w:color w:val="0000FF"/>
@@ -20519,7 +20575,7 @@
       <w:bookmarkStart w:name="toc42" w:id="1"/>
       <w:r>
         <w:rPr>
-          <w:rFonts w:ascii="Amazon Ember" w:cs="Amazon Ember" w:eastAsia="Amazon Ember" w:hAnsi="Amazon Ember"/>
+          <w:rFonts w:ascii="Calibri" w:cs="Calibri" w:eastAsia="Calibri" w:hAnsi="Calibri"/>
           <w:b/>
           <w:bCs/>
           <w:color w:val="0000FF"/>
@@ -20533,7 +20589,7 @@
     <w:p>
       <w:pPr>
         <w:spacing w:after="260" w:line="360" w:lineRule="auto"/>
-        <w:jc w:val="left"/>
+        <w:jc w:val="both"/>
       </w:pPr>
       <w:r>
         <w:rPr>
@@ -20583,7 +20639,7 @@
     <w:p>
       <w:pPr>
         <w:spacing w:after="260" w:line="360" w:lineRule="auto"/>
-        <w:jc w:val="left"/>
+        <w:jc w:val="both"/>
       </w:pPr>
       <w:r>
         <w:rPr>
@@ -20633,7 +20689,7 @@
     <w:p>
       <w:pPr>
         <w:spacing w:after="260" w:line="360" w:lineRule="auto"/>
-        <w:jc w:val="left"/>
+        <w:jc w:val="both"/>
       </w:pPr>
       <w:r>
         <w:rPr>
@@ -20649,7 +20705,7 @@
     <w:p>
       <w:pPr>
         <w:spacing w:after="260" w:line="360" w:lineRule="auto"/>
-        <w:jc w:val="left"/>
+        <w:jc w:val="both"/>
       </w:pPr>
       <w:r>
         <w:rPr>
@@ -20665,7 +20721,7 @@
     <w:p>
       <w:pPr>
         <w:spacing w:after="260" w:line="360" w:lineRule="auto"/>
-        <w:jc w:val="left"/>
+        <w:jc w:val="both"/>
       </w:pPr>
       <w:r>
         <w:rPr>
@@ -20681,7 +20737,7 @@
     <w:p>
       <w:pPr>
         <w:spacing w:after="260" w:line="360" w:lineRule="auto"/>
-        <w:jc w:val="left"/>
+        <w:jc w:val="both"/>
       </w:pPr>
       <w:r>
         <w:rPr>
@@ -20731,7 +20787,7 @@
     <w:p>
       <w:pPr>
         <w:spacing w:after="260" w:line="360" w:lineRule="auto"/>
-        <w:jc w:val="left"/>
+        <w:jc w:val="both"/>
       </w:pPr>
       <w:r>
         <w:rPr>
@@ -20772,7 +20828,7 @@
     <w:p>
       <w:pPr>
         <w:spacing w:after="260" w:line="360" w:lineRule="auto"/>
-        <w:jc w:val="left"/>
+        <w:jc w:val="both"/>
       </w:pPr>
       <w:r>
         <w:rPr>
@@ -20788,7 +20844,7 @@
     <w:p>
       <w:pPr>
         <w:spacing w:after="260" w:line="360" w:lineRule="auto"/>
-        <w:jc w:val="left"/>
+        <w:jc w:val="both"/>
       </w:pPr>
       <w:r>
         <w:rPr>
@@ -20838,7 +20894,7 @@
     <w:p>
       <w:pPr>
         <w:spacing w:after="260" w:line="360" w:lineRule="auto"/>
-        <w:jc w:val="left"/>
+        <w:jc w:val="both"/>
       </w:pPr>
       <w:r>
         <w:rPr>
@@ -20854,7 +20910,7 @@
     <w:p>
       <w:pPr>
         <w:spacing w:after="260" w:line="360" w:lineRule="auto"/>
-        <w:jc w:val="left"/>
+        <w:jc w:val="both"/>
       </w:pPr>
       <w:r>
         <w:rPr>
@@ -20870,7 +20926,7 @@
     <w:p>
       <w:pPr>
         <w:spacing w:after="260" w:line="360" w:lineRule="auto"/>
-        <w:jc w:val="left"/>
+        <w:jc w:val="both"/>
       </w:pPr>
       <w:r>
         <w:rPr>
@@ -20886,7 +20942,7 @@
     <w:p>
       <w:pPr>
         <w:spacing w:after="260" w:line="360" w:lineRule="auto"/>
-        <w:jc w:val="left"/>
+        <w:jc w:val="both"/>
       </w:pPr>
       <w:r>
         <w:rPr>
@@ -20909,7 +20965,7 @@
       <w:bookmarkStart w:name="toc43" w:id="1"/>
       <w:r>
         <w:rPr>
-          <w:rFonts w:ascii="Amazon Ember" w:cs="Amazon Ember" w:eastAsia="Amazon Ember" w:hAnsi="Amazon Ember"/>
+          <w:rFonts w:ascii="Calibri" w:cs="Calibri" w:eastAsia="Calibri" w:hAnsi="Calibri"/>
           <w:b/>
           <w:bCs/>
           <w:color w:val="0000FF"/>
@@ -20923,7 +20979,7 @@
     <w:p>
       <w:pPr>
         <w:spacing w:after="260" w:line="360" w:lineRule="auto"/>
-        <w:jc w:val="left"/>
+        <w:jc w:val="both"/>
       </w:pPr>
       <w:r>
         <w:rPr>
@@ -20939,7 +20995,7 @@
     <w:p>
       <w:pPr>
         <w:spacing w:after="260" w:line="360" w:lineRule="auto"/>
-        <w:jc w:val="left"/>
+        <w:jc w:val="both"/>
       </w:pPr>
       <w:r>
         <w:rPr>
@@ -20955,7 +21011,7 @@
     <w:p>
       <w:pPr>
         <w:spacing w:after="260" w:line="360" w:lineRule="auto"/>
-        <w:jc w:val="left"/>
+        <w:jc w:val="both"/>
       </w:pPr>
       <w:r>
         <w:rPr>
@@ -20971,7 +21027,7 @@
     <w:p>
       <w:pPr>
         <w:spacing w:after="260" w:line="360" w:lineRule="auto"/>
-        <w:jc w:val="left"/>
+        <w:jc w:val="both"/>
       </w:pPr>
       <w:r>
         <w:rPr>
@@ -21021,7 +21077,7 @@
     <w:p>
       <w:pPr>
         <w:spacing w:after="260" w:line="360" w:lineRule="auto"/>
-        <w:jc w:val="left"/>
+        <w:jc w:val="both"/>
       </w:pPr>
       <w:r>
         <w:rPr>
@@ -21037,7 +21093,7 @@
     <w:p>
       <w:pPr>
         <w:spacing w:after="260" w:line="360" w:lineRule="auto"/>
-        <w:jc w:val="left"/>
+        <w:jc w:val="both"/>
       </w:pPr>
       <w:r>
         <w:rPr>
@@ -21053,7 +21109,7 @@
     <w:p>
       <w:pPr>
         <w:spacing w:after="260" w:line="360" w:lineRule="auto"/>
-        <w:jc w:val="left"/>
+        <w:jc w:val="both"/>
       </w:pPr>
       <w:r>
         <w:rPr>
@@ -21127,7 +21183,7 @@
     <w:p>
       <w:pPr>
         <w:spacing w:after="260" w:line="360" w:lineRule="auto"/>
-        <w:jc w:val="left"/>
+        <w:jc w:val="both"/>
       </w:pPr>
       <w:r>
         <w:rPr>
@@ -21143,7 +21199,7 @@
     <w:p>
       <w:pPr>
         <w:spacing w:after="260" w:line="360" w:lineRule="auto"/>
-        <w:jc w:val="left"/>
+        <w:jc w:val="both"/>
       </w:pPr>
       <w:r>
         <w:rPr>
@@ -21159,7 +21215,7 @@
     <w:p>
       <w:pPr>
         <w:spacing w:after="260" w:line="360" w:lineRule="auto"/>
-        <w:jc w:val="left"/>
+        <w:jc w:val="both"/>
       </w:pPr>
       <w:r>
         <w:rPr>
@@ -21175,7 +21231,7 @@
     <w:p>
       <w:pPr>
         <w:spacing w:after="260" w:line="360" w:lineRule="auto"/>
-        <w:jc w:val="left"/>
+        <w:jc w:val="both"/>
       </w:pPr>
       <w:r>
         <w:rPr>
@@ -21198,7 +21254,7 @@
       <w:bookmarkStart w:name="toc44" w:id="1"/>
       <w:r>
         <w:rPr>
-          <w:rFonts w:ascii="Amazon Ember" w:cs="Amazon Ember" w:eastAsia="Amazon Ember" w:hAnsi="Amazon Ember"/>
+          <w:rFonts w:ascii="Calibri" w:cs="Calibri" w:eastAsia="Calibri" w:hAnsi="Calibri"/>
           <w:b/>
           <w:bCs/>
           <w:color w:val="0000FF"/>
@@ -21212,7 +21268,7 @@
     <w:p>
       <w:pPr>
         <w:spacing w:after="260" w:line="360" w:lineRule="auto"/>
-        <w:jc w:val="left"/>
+        <w:jc w:val="both"/>
       </w:pPr>
       <w:r>
         <w:rPr>
@@ -21305,7 +21361,7 @@
     <w:p>
       <w:pPr>
         <w:spacing w:after="260" w:line="360" w:lineRule="auto"/>
-        <w:jc w:val="left"/>
+        <w:jc w:val="both"/>
       </w:pPr>
       <w:r>
         <w:rPr>
@@ -21355,7 +21411,7 @@
     <w:p>
       <w:pPr>
         <w:spacing w:after="260" w:line="360" w:lineRule="auto"/>
-        <w:jc w:val="left"/>
+        <w:jc w:val="both"/>
       </w:pPr>
       <w:r>
         <w:rPr>
@@ -21371,7 +21427,7 @@
     <w:p>
       <w:pPr>
         <w:spacing w:after="260" w:line="360" w:lineRule="auto"/>
-        <w:jc w:val="left"/>
+        <w:jc w:val="both"/>
       </w:pPr>
       <w:r>
         <w:rPr>
@@ -21387,7 +21443,7 @@
     <w:p>
       <w:pPr>
         <w:spacing w:after="260" w:line="360" w:lineRule="auto"/>
-        <w:jc w:val="left"/>
+        <w:jc w:val="both"/>
       </w:pPr>
       <w:r>
         <w:rPr>
@@ -21403,7 +21459,7 @@
     <w:p>
       <w:pPr>
         <w:spacing w:after="260" w:line="360" w:lineRule="auto"/>
-        <w:jc w:val="left"/>
+        <w:jc w:val="both"/>
       </w:pPr>
       <w:r>
         <w:rPr>
@@ -21419,7 +21475,7 @@
     <w:p>
       <w:pPr>
         <w:spacing w:after="260" w:line="360" w:lineRule="auto"/>
-        <w:jc w:val="left"/>
+        <w:jc w:val="both"/>
       </w:pPr>
       <w:r>
         <w:rPr>
@@ -21451,7 +21507,7 @@
       <w:bookmarkStart w:name="toc45" w:id="1"/>
       <w:r>
         <w:rPr>
-          <w:rFonts w:ascii="Amazon Ember" w:cs="Amazon Ember" w:eastAsia="Amazon Ember" w:hAnsi="Amazon Ember"/>
+          <w:rFonts w:ascii="Calibri" w:cs="Calibri" w:eastAsia="Calibri" w:hAnsi="Calibri"/>
           <w:b/>
           <w:bCs/>
           <w:color w:val="0000FF"/>
@@ -21484,7 +21540,7 @@
       <w:bookmarkStart w:name="toc46" w:id="1"/>
       <w:r>
         <w:rPr>
-          <w:rFonts w:ascii="Amazon Ember" w:cs="Amazon Ember" w:eastAsia="Amazon Ember" w:hAnsi="Amazon Ember"/>
+          <w:rFonts w:ascii="Calibri" w:cs="Calibri" w:eastAsia="Calibri" w:hAnsi="Calibri"/>
           <w:b/>
           <w:bCs/>
           <w:color w:val="0000FF"/>
@@ -21498,7 +21554,7 @@
     <w:p>
       <w:pPr>
         <w:spacing w:after="260" w:line="360" w:lineRule="auto"/>
-        <w:jc w:val="left"/>
+        <w:jc w:val="both"/>
       </w:pPr>
       <w:r>
         <w:rPr>
@@ -21514,7 +21570,7 @@
     <w:p>
       <w:pPr>
         <w:spacing w:after="260" w:line="360" w:lineRule="auto"/>
-        <w:jc w:val="left"/>
+        <w:jc w:val="both"/>
       </w:pPr>
       <w:r>
         <w:rPr>
@@ -21530,7 +21586,7 @@
     <w:p>
       <w:pPr>
         <w:spacing w:after="260" w:line="360" w:lineRule="auto"/>
-        <w:jc w:val="left"/>
+        <w:jc w:val="both"/>
       </w:pPr>
       <w:r>
         <w:rPr>
@@ -21546,7 +21602,7 @@
     <w:p>
       <w:pPr>
         <w:spacing w:after="260" w:line="360" w:lineRule="auto"/>
-        <w:jc w:val="left"/>
+        <w:jc w:val="both"/>
       </w:pPr>
       <w:r>
         <w:rPr>
@@ -21562,7 +21618,7 @@
     <w:p>
       <w:pPr>
         <w:spacing w:after="260" w:line="360" w:lineRule="auto"/>
-        <w:jc w:val="left"/>
+        <w:jc w:val="both"/>
       </w:pPr>
       <w:r>
         <w:rPr>
@@ -21578,7 +21634,7 @@
     <w:p>
       <w:pPr>
         <w:spacing w:after="260" w:line="360" w:lineRule="auto"/>
-        <w:jc w:val="left"/>
+        <w:jc w:val="both"/>
       </w:pPr>
       <w:r>
         <w:rPr>
@@ -21656,7 +21712,7 @@
     <w:p>
       <w:pPr>
         <w:spacing w:after="260" w:line="360" w:lineRule="auto"/>
-        <w:jc w:val="left"/>
+        <w:jc w:val="both"/>
       </w:pPr>
       <w:r>
         <w:rPr>
@@ -21672,7 +21728,7 @@
     <w:p>
       <w:pPr>
         <w:spacing w:after="260" w:line="360" w:lineRule="auto"/>
-        <w:jc w:val="left"/>
+        <w:jc w:val="both"/>
       </w:pPr>
       <w:r>
         <w:rPr>
@@ -21708,7 +21764,7 @@
     <w:p>
       <w:pPr>
         <w:spacing w:after="260" w:line="360" w:lineRule="auto"/>
-        <w:jc w:val="left"/>
+        <w:jc w:val="both"/>
       </w:pPr>
       <w:r>
         <w:rPr>
@@ -21804,7 +21860,7 @@
     <w:p>
       <w:pPr>
         <w:spacing w:after="260" w:line="360" w:lineRule="auto"/>
-        <w:jc w:val="left"/>
+        <w:jc w:val="both"/>
       </w:pPr>
       <w:r>
         <w:rPr>
@@ -21847,7 +21903,7 @@
       <w:bookmarkStart w:name="toc47" w:id="1"/>
       <w:r>
         <w:rPr>
-          <w:rFonts w:ascii="Amazon Ember" w:cs="Amazon Ember" w:eastAsia="Amazon Ember" w:hAnsi="Amazon Ember"/>
+          <w:rFonts w:ascii="Calibri" w:cs="Calibri" w:eastAsia="Calibri" w:hAnsi="Calibri"/>
           <w:b/>
           <w:bCs/>
           <w:color w:val="0000FF"/>
@@ -21861,7 +21917,7 @@
     <w:p>
       <w:pPr>
         <w:spacing w:after="260" w:line="360" w:lineRule="auto"/>
-        <w:jc w:val="left"/>
+        <w:jc w:val="both"/>
       </w:pPr>
       <w:r>
         <w:rPr>
@@ -21877,7 +21933,7 @@
     <w:p>
       <w:pPr>
         <w:spacing w:after="260" w:line="360" w:lineRule="auto"/>
-        <w:jc w:val="left"/>
+        <w:jc w:val="both"/>
       </w:pPr>
       <w:r>
         <w:rPr>
@@ -21893,7 +21949,7 @@
     <w:p>
       <w:pPr>
         <w:spacing w:after="260" w:line="360" w:lineRule="auto"/>
-        <w:jc w:val="left"/>
+        <w:jc w:val="both"/>
       </w:pPr>
       <w:r>
         <w:rPr>
@@ -21909,7 +21965,7 @@
     <w:p>
       <w:pPr>
         <w:spacing w:after="260" w:line="360" w:lineRule="auto"/>
-        <w:jc w:val="left"/>
+        <w:jc w:val="both"/>
       </w:pPr>
       <w:r>
         <w:rPr>
@@ -21925,7 +21981,7 @@
     <w:p>
       <w:pPr>
         <w:spacing w:after="260" w:line="360" w:lineRule="auto"/>
-        <w:jc w:val="left"/>
+        <w:jc w:val="both"/>
       </w:pPr>
       <w:r>
         <w:rPr>
@@ -21961,7 +22017,7 @@
     <w:p>
       <w:pPr>
         <w:spacing w:after="260" w:line="360" w:lineRule="auto"/>
-        <w:jc w:val="left"/>
+        <w:jc w:val="both"/>
       </w:pPr>
       <w:r>
         <w:rPr>
@@ -21977,7 +22033,7 @@
     <w:p>
       <w:pPr>
         <w:spacing w:after="260" w:line="360" w:lineRule="auto"/>
-        <w:jc w:val="left"/>
+        <w:jc w:val="both"/>
       </w:pPr>
       <w:r>
         <w:rPr>
@@ -21993,7 +22049,7 @@
     <w:p>
       <w:pPr>
         <w:spacing w:after="260" w:line="360" w:lineRule="auto"/>
-        <w:jc w:val="left"/>
+        <w:jc w:val="both"/>
       </w:pPr>
       <w:r>
         <w:rPr>
@@ -22043,7 +22099,7 @@
     <w:p>
       <w:pPr>
         <w:spacing w:after="260" w:line="360" w:lineRule="auto"/>
-        <w:jc w:val="left"/>
+        <w:jc w:val="both"/>
       </w:pPr>
       <w:r>
         <w:rPr>
@@ -22059,7 +22115,7 @@
     <w:p>
       <w:pPr>
         <w:spacing w:after="260" w:line="360" w:lineRule="auto"/>
-        <w:jc w:val="left"/>
+        <w:jc w:val="both"/>
       </w:pPr>
       <w:r>
         <w:rPr>
@@ -22075,7 +22131,7 @@
     <w:p>
       <w:pPr>
         <w:spacing w:after="260" w:line="360" w:lineRule="auto"/>
-        <w:jc w:val="left"/>
+        <w:jc w:val="both"/>
       </w:pPr>
       <w:r>
         <w:rPr>
@@ -22223,7 +22279,7 @@
     <w:p>
       <w:pPr>
         <w:spacing w:after="260" w:line="360" w:lineRule="auto"/>
-        <w:jc w:val="left"/>
+        <w:jc w:val="both"/>
       </w:pPr>
       <w:r>
         <w:rPr>
@@ -22356,7 +22412,7 @@
     <w:p>
       <w:pPr>
         <w:spacing w:after="260" w:line="360" w:lineRule="auto"/>
-        <w:jc w:val="left"/>
+        <w:jc w:val="both"/>
       </w:pPr>
       <w:r>
         <w:rPr>
@@ -22418,7 +22474,7 @@
     <w:p>
       <w:pPr>
         <w:spacing w:after="260" w:line="360" w:lineRule="auto"/>
-        <w:jc w:val="left"/>
+        <w:jc w:val="both"/>
       </w:pPr>
       <w:r>
         <w:rPr>
@@ -22434,7 +22490,7 @@
     <w:p>
       <w:pPr>
         <w:spacing w:after="260" w:line="360" w:lineRule="auto"/>
-        <w:jc w:val="left"/>
+        <w:jc w:val="both"/>
       </w:pPr>
       <w:r>
         <w:rPr>
@@ -22470,7 +22526,7 @@
     <w:p>
       <w:pPr>
         <w:spacing w:after="260" w:line="360" w:lineRule="auto"/>
-        <w:jc w:val="left"/>
+        <w:jc w:val="both"/>
       </w:pPr>
       <w:r>
         <w:rPr>
@@ -22486,7 +22542,7 @@
     <w:p>
       <w:pPr>
         <w:spacing w:after="260" w:line="360" w:lineRule="auto"/>
-        <w:jc w:val="left"/>
+        <w:jc w:val="both"/>
       </w:pPr>
       <w:r>
         <w:rPr>
@@ -22584,7 +22640,7 @@
     <w:p>
       <w:pPr>
         <w:spacing w:after="260" w:line="360" w:lineRule="auto"/>
-        <w:jc w:val="left"/>
+        <w:jc w:val="both"/>
       </w:pPr>
       <w:r>
         <w:rPr>
@@ -22600,7 +22656,7 @@
     <w:p>
       <w:pPr>
         <w:spacing w:after="260" w:line="360" w:lineRule="auto"/>
-        <w:jc w:val="left"/>
+        <w:jc w:val="both"/>
       </w:pPr>
       <w:r>
         <w:rPr>
@@ -22616,7 +22672,7 @@
     <w:p>
       <w:pPr>
         <w:spacing w:after="260" w:line="360" w:lineRule="auto"/>
-        <w:jc w:val="left"/>
+        <w:jc w:val="both"/>
       </w:pPr>
       <w:r>
         <w:rPr>
@@ -22639,7 +22695,7 @@
       <w:bookmarkStart w:name="toc48" w:id="1"/>
       <w:r>
         <w:rPr>
-          <w:rFonts w:ascii="Amazon Ember" w:cs="Amazon Ember" w:eastAsia="Amazon Ember" w:hAnsi="Amazon Ember"/>
+          <w:rFonts w:ascii="Calibri" w:cs="Calibri" w:eastAsia="Calibri" w:hAnsi="Calibri"/>
           <w:b/>
           <w:bCs/>
           <w:color w:val="0000FF"/>
@@ -22653,7 +22709,7 @@
     <w:p>
       <w:pPr>
         <w:spacing w:after="260" w:line="360" w:lineRule="auto"/>
-        <w:jc w:val="left"/>
+        <w:jc w:val="both"/>
       </w:pPr>
       <w:r>
         <w:rPr>
@@ -22669,7 +22725,7 @@
     <w:p>
       <w:pPr>
         <w:spacing w:after="260" w:line="360" w:lineRule="auto"/>
-        <w:jc w:val="left"/>
+        <w:jc w:val="both"/>
       </w:pPr>
       <w:r>
         <w:rPr>
@@ -22705,7 +22761,7 @@
     <w:p>
       <w:pPr>
         <w:spacing w:after="260" w:line="360" w:lineRule="auto"/>
-        <w:jc w:val="left"/>
+        <w:jc w:val="both"/>
       </w:pPr>
       <w:r>
         <w:rPr>
@@ -22755,7 +22811,7 @@
     <w:p>
       <w:pPr>
         <w:spacing w:after="260" w:line="360" w:lineRule="auto"/>
-        <w:jc w:val="left"/>
+        <w:jc w:val="both"/>
       </w:pPr>
       <w:r>
         <w:rPr>
@@ -22771,7 +22827,7 @@
     <w:p>
       <w:pPr>
         <w:spacing w:after="260" w:line="360" w:lineRule="auto"/>
-        <w:jc w:val="left"/>
+        <w:jc w:val="both"/>
       </w:pPr>
       <w:r>
         <w:rPr>
@@ -22859,7 +22915,7 @@
     <w:p>
       <w:pPr>
         <w:spacing w:after="260" w:line="360" w:lineRule="auto"/>
-        <w:jc w:val="left"/>
+        <w:jc w:val="both"/>
       </w:pPr>
       <w:r>
         <w:rPr>
@@ -22875,7 +22931,7 @@
     <w:p>
       <w:pPr>
         <w:spacing w:after="260" w:line="360" w:lineRule="auto"/>
-        <w:jc w:val="left"/>
+        <w:jc w:val="both"/>
       </w:pPr>
       <w:r>
         <w:rPr>
@@ -22891,7 +22947,7 @@
     <w:p>
       <w:pPr>
         <w:spacing w:after="260" w:line="360" w:lineRule="auto"/>
-        <w:jc w:val="left"/>
+        <w:jc w:val="both"/>
       </w:pPr>
       <w:r>
         <w:rPr>
@@ -22907,7 +22963,7 @@
     <w:p>
       <w:pPr>
         <w:spacing w:after="260" w:line="360" w:lineRule="auto"/>
-        <w:jc w:val="left"/>
+        <w:jc w:val="both"/>
       </w:pPr>
       <w:r>
         <w:rPr>
@@ -22923,7 +22979,7 @@
     <w:p>
       <w:pPr>
         <w:spacing w:after="260" w:line="360" w:lineRule="auto"/>
-        <w:jc w:val="left"/>
+        <w:jc w:val="both"/>
       </w:pPr>
       <w:r>
         <w:rPr>
@@ -22939,7 +22995,7 @@
     <w:p>
       <w:pPr>
         <w:spacing w:after="260" w:line="360" w:lineRule="auto"/>
-        <w:jc w:val="left"/>
+        <w:jc w:val="both"/>
       </w:pPr>
       <w:r>
         <w:rPr>
@@ -22955,7 +23011,7 @@
     <w:p>
       <w:pPr>
         <w:spacing w:after="260" w:line="360" w:lineRule="auto"/>
-        <w:jc w:val="left"/>
+        <w:jc w:val="both"/>
       </w:pPr>
       <w:r>
         <w:rPr>
@@ -23027,7 +23083,7 @@
     <w:p>
       <w:pPr>
         <w:spacing w:after="260" w:line="360" w:lineRule="auto"/>
-        <w:jc w:val="left"/>
+        <w:jc w:val="both"/>
       </w:pPr>
       <w:r>
         <w:rPr>
@@ -23043,7 +23099,7 @@
     <w:p>
       <w:pPr>
         <w:spacing w:after="260" w:line="360" w:lineRule="auto"/>
-        <w:jc w:val="left"/>
+        <w:jc w:val="both"/>
       </w:pPr>
       <w:r>
         <w:rPr>
@@ -23066,7 +23122,7 @@
       <w:bookmarkStart w:name="toc49" w:id="1"/>
       <w:r>
         <w:rPr>
-          <w:rFonts w:ascii="Amazon Ember" w:cs="Amazon Ember" w:eastAsia="Amazon Ember" w:hAnsi="Amazon Ember"/>
+          <w:rFonts w:ascii="Calibri" w:cs="Calibri" w:eastAsia="Calibri" w:hAnsi="Calibri"/>
           <w:b/>
           <w:bCs/>
           <w:color w:val="0000FF"/>
@@ -23080,7 +23136,7 @@
     <w:p>
       <w:pPr>
         <w:spacing w:after="260" w:line="360" w:lineRule="auto"/>
-        <w:jc w:val="left"/>
+        <w:jc w:val="both"/>
       </w:pPr>
       <w:r>
         <w:rPr>
@@ -23096,7 +23152,7 @@
     <w:p>
       <w:pPr>
         <w:spacing w:after="260" w:line="360" w:lineRule="auto"/>
-        <w:jc w:val="left"/>
+        <w:jc w:val="both"/>
       </w:pPr>
       <w:r>
         <w:rPr>
@@ -23112,7 +23168,7 @@
     <w:p>
       <w:pPr>
         <w:spacing w:after="260" w:line="360" w:lineRule="auto"/>
-        <w:jc w:val="left"/>
+        <w:jc w:val="both"/>
       </w:pPr>
       <w:r>
         <w:rPr>
@@ -23128,7 +23184,7 @@
     <w:p>
       <w:pPr>
         <w:spacing w:after="260" w:line="360" w:lineRule="auto"/>
-        <w:jc w:val="left"/>
+        <w:jc w:val="both"/>
       </w:pPr>
       <w:r>
         <w:rPr>
@@ -23144,7 +23200,7 @@
     <w:p>
       <w:pPr>
         <w:spacing w:after="260" w:line="360" w:lineRule="auto"/>
-        <w:jc w:val="left"/>
+        <w:jc w:val="both"/>
       </w:pPr>
       <w:r>
         <w:rPr>
@@ -23160,7 +23216,7 @@
     <w:p>
       <w:pPr>
         <w:spacing w:after="260" w:line="360" w:lineRule="auto"/>
-        <w:jc w:val="left"/>
+        <w:jc w:val="both"/>
       </w:pPr>
       <w:r>
         <w:rPr>
@@ -23176,7 +23232,7 @@
     <w:p>
       <w:pPr>
         <w:spacing w:after="260" w:line="360" w:lineRule="auto"/>
-        <w:jc w:val="left"/>
+        <w:jc w:val="both"/>
       </w:pPr>
       <w:r>
         <w:rPr>
@@ -23192,7 +23248,7 @@
     <w:p>
       <w:pPr>
         <w:spacing w:after="260" w:line="360" w:lineRule="auto"/>
-        <w:jc w:val="left"/>
+        <w:jc w:val="both"/>
       </w:pPr>
       <w:r>
         <w:rPr>
@@ -23208,7 +23264,7 @@
     <w:p>
       <w:pPr>
         <w:spacing w:after="260" w:line="360" w:lineRule="auto"/>
-        <w:jc w:val="left"/>
+        <w:jc w:val="both"/>
       </w:pPr>
       <w:r>
         <w:rPr>
@@ -23258,7 +23314,7 @@
     <w:p>
       <w:pPr>
         <w:spacing w:after="260" w:line="360" w:lineRule="auto"/>
-        <w:jc w:val="left"/>
+        <w:jc w:val="both"/>
       </w:pPr>
       <w:r>
         <w:rPr>
@@ -23274,7 +23330,7 @@
     <w:p>
       <w:pPr>
         <w:spacing w:after="260" w:line="360" w:lineRule="auto"/>
-        <w:jc w:val="left"/>
+        <w:jc w:val="both"/>
       </w:pPr>
       <w:r>
         <w:rPr>
@@ -23290,7 +23346,7 @@
     <w:p>
       <w:pPr>
         <w:spacing w:after="260" w:line="360" w:lineRule="auto"/>
-        <w:jc w:val="left"/>
+        <w:jc w:val="both"/>
       </w:pPr>
       <w:r>
         <w:rPr>
@@ -23306,7 +23362,7 @@
     <w:p>
       <w:pPr>
         <w:spacing w:after="260" w:line="360" w:lineRule="auto"/>
-        <w:jc w:val="left"/>
+        <w:jc w:val="both"/>
       </w:pPr>
       <w:r>
         <w:rPr>
@@ -23322,7 +23378,7 @@
     <w:p>
       <w:pPr>
         <w:spacing w:after="260" w:line="360" w:lineRule="auto"/>
-        <w:jc w:val="left"/>
+        <w:jc w:val="both"/>
       </w:pPr>
       <w:r>
         <w:rPr>
@@ -23338,7 +23394,7 @@
     <w:p>
       <w:pPr>
         <w:spacing w:after="260" w:line="360" w:lineRule="auto"/>
-        <w:jc w:val="left"/>
+        <w:jc w:val="both"/>
       </w:pPr>
       <w:r>
         <w:rPr>
@@ -23354,7 +23410,7 @@
     <w:p>
       <w:pPr>
         <w:spacing w:after="260" w:line="360" w:lineRule="auto"/>
-        <w:jc w:val="left"/>
+        <w:jc w:val="both"/>
       </w:pPr>
       <w:r>
         <w:rPr>
@@ -23370,7 +23426,7 @@
     <w:p>
       <w:pPr>
         <w:spacing w:after="260" w:line="360" w:lineRule="auto"/>
-        <w:jc w:val="left"/>
+        <w:jc w:val="both"/>
       </w:pPr>
       <w:r>
         <w:rPr>
@@ -23386,7 +23442,7 @@
     <w:p>
       <w:pPr>
         <w:spacing w:after="260" w:line="360" w:lineRule="auto"/>
-        <w:jc w:val="left"/>
+        <w:jc w:val="both"/>
       </w:pPr>
       <w:r>
         <w:rPr>
@@ -23402,7 +23458,7 @@
     <w:p>
       <w:pPr>
         <w:spacing w:after="260" w:line="360" w:lineRule="auto"/>
-        <w:jc w:val="left"/>
+        <w:jc w:val="both"/>
       </w:pPr>
       <w:r>
         <w:rPr>
@@ -23418,7 +23474,7 @@
     <w:p>
       <w:pPr>
         <w:spacing w:after="260" w:line="360" w:lineRule="auto"/>
-        <w:jc w:val="left"/>
+        <w:jc w:val="both"/>
       </w:pPr>
       <w:r>
         <w:rPr>
@@ -23434,7 +23490,7 @@
     <w:p>
       <w:pPr>
         <w:spacing w:after="260" w:line="360" w:lineRule="auto"/>
-        <w:jc w:val="left"/>
+        <w:jc w:val="both"/>
       </w:pPr>
       <w:r>
         <w:rPr>
@@ -23466,7 +23522,7 @@
       <w:bookmarkStart w:name="toc50" w:id="1"/>
       <w:r>
         <w:rPr>
-          <w:rFonts w:ascii="Amazon Ember" w:cs="Amazon Ember" w:eastAsia="Amazon Ember" w:hAnsi="Amazon Ember"/>
+          <w:rFonts w:ascii="Calibri" w:cs="Calibri" w:eastAsia="Calibri" w:hAnsi="Calibri"/>
           <w:b/>
           <w:bCs/>
           <w:color w:val="0000FF"/>
@@ -23499,7 +23555,7 @@
       <w:bookmarkStart w:name="toc51" w:id="1"/>
       <w:r>
         <w:rPr>
-          <w:rFonts w:ascii="Amazon Ember" w:cs="Amazon Ember" w:eastAsia="Amazon Ember" w:hAnsi="Amazon Ember"/>
+          <w:rFonts w:ascii="Calibri" w:cs="Calibri" w:eastAsia="Calibri" w:hAnsi="Calibri"/>
           <w:b/>
           <w:bCs/>
           <w:color w:val="0000FF"/>
@@ -23513,7 +23569,7 @@
     <w:p>
       <w:pPr>
         <w:spacing w:after="260" w:line="360" w:lineRule="auto"/>
-        <w:jc w:val="left"/>
+        <w:jc w:val="both"/>
       </w:pPr>
       <w:r>
         <w:rPr>
@@ -23563,7 +23619,7 @@
     <w:p>
       <w:pPr>
         <w:spacing w:after="260" w:line="360" w:lineRule="auto"/>
-        <w:jc w:val="left"/>
+        <w:jc w:val="both"/>
       </w:pPr>
       <w:r>
         <w:rPr>
@@ -23579,7 +23635,7 @@
     <w:p>
       <w:pPr>
         <w:spacing w:after="260" w:line="360" w:lineRule="auto"/>
-        <w:jc w:val="left"/>
+        <w:jc w:val="both"/>
       </w:pPr>
       <w:r>
         <w:rPr>
@@ -23629,7 +23685,7 @@
     <w:p>
       <w:pPr>
         <w:spacing w:after="260" w:line="360" w:lineRule="auto"/>
-        <w:jc w:val="left"/>
+        <w:jc w:val="both"/>
       </w:pPr>
       <w:r>
         <w:rPr>
@@ -23645,7 +23701,7 @@
     <w:p>
       <w:pPr>
         <w:spacing w:after="260" w:line="360" w:lineRule="auto"/>
-        <w:jc w:val="left"/>
+        <w:jc w:val="both"/>
       </w:pPr>
       <w:r>
         <w:rPr>
@@ -23695,7 +23751,7 @@
     <w:p>
       <w:pPr>
         <w:spacing w:after="260" w:line="360" w:lineRule="auto"/>
-        <w:jc w:val="left"/>
+        <w:jc w:val="both"/>
       </w:pPr>
       <w:r>
         <w:rPr>
@@ -23756,7 +23812,7 @@
     <w:p>
       <w:pPr>
         <w:spacing w:after="260" w:line="360" w:lineRule="auto"/>
-        <w:jc w:val="left"/>
+        <w:jc w:val="both"/>
       </w:pPr>
       <w:r>
         <w:rPr>
@@ -23772,7 +23828,7 @@
     <w:p>
       <w:pPr>
         <w:spacing w:after="260" w:line="360" w:lineRule="auto"/>
-        <w:jc w:val="left"/>
+        <w:jc w:val="both"/>
       </w:pPr>
       <w:r>
         <w:rPr>
@@ -23867,7 +23923,7 @@
     <w:p>
       <w:pPr>
         <w:spacing w:after="260" w:line="360" w:lineRule="auto"/>
-        <w:jc w:val="left"/>
+        <w:jc w:val="both"/>
       </w:pPr>
       <w:r>
         <w:rPr>
@@ -24075,7 +24131,7 @@
     <w:p>
       <w:pPr>
         <w:spacing w:after="260" w:line="360" w:lineRule="auto"/>
-        <w:jc w:val="left"/>
+        <w:jc w:val="both"/>
       </w:pPr>
       <w:r>
         <w:rPr>
@@ -24111,7 +24167,7 @@
     <w:p>
       <w:pPr>
         <w:spacing w:after="260" w:line="360" w:lineRule="auto"/>
-        <w:jc w:val="left"/>
+        <w:jc w:val="both"/>
       </w:pPr>
       <w:r>
         <w:rPr>
@@ -24127,7 +24183,7 @@
     <w:p>
       <w:pPr>
         <w:spacing w:after="260" w:line="360" w:lineRule="auto"/>
-        <w:jc w:val="left"/>
+        <w:jc w:val="both"/>
       </w:pPr>
       <w:r>
         <w:rPr>
@@ -24143,7 +24199,7 @@
     <w:p>
       <w:pPr>
         <w:spacing w:after="260" w:line="360" w:lineRule="auto"/>
-        <w:jc w:val="left"/>
+        <w:jc w:val="both"/>
       </w:pPr>
       <w:r>
         <w:rPr>
@@ -24279,7 +24335,7 @@
     <w:p>
       <w:pPr>
         <w:spacing w:after="260" w:line="360" w:lineRule="auto"/>
-        <w:jc w:val="left"/>
+        <w:jc w:val="both"/>
       </w:pPr>
       <w:r>
         <w:rPr>
@@ -24357,7 +24413,7 @@
     <w:p>
       <w:pPr>
         <w:spacing w:after="260" w:line="360" w:lineRule="auto"/>
-        <w:jc w:val="left"/>
+        <w:jc w:val="both"/>
       </w:pPr>
       <w:r>
         <w:rPr>
@@ -24407,7 +24463,7 @@
     <w:p>
       <w:pPr>
         <w:spacing w:after="260" w:line="360" w:lineRule="auto"/>
-        <w:jc w:val="left"/>
+        <w:jc w:val="both"/>
       </w:pPr>
       <w:r>
         <w:rPr>
@@ -24430,7 +24486,7 @@
       <w:bookmarkStart w:name="toc52" w:id="1"/>
       <w:r>
         <w:rPr>
-          <w:rFonts w:ascii="Amazon Ember" w:cs="Amazon Ember" w:eastAsia="Amazon Ember" w:hAnsi="Amazon Ember"/>
+          <w:rFonts w:ascii="Calibri" w:cs="Calibri" w:eastAsia="Calibri" w:hAnsi="Calibri"/>
           <w:b/>
           <w:bCs/>
           <w:color w:val="0000FF"/>
@@ -24444,7 +24500,7 @@
     <w:p>
       <w:pPr>
         <w:spacing w:after="260" w:line="360" w:lineRule="auto"/>
-        <w:jc w:val="left"/>
+        <w:jc w:val="both"/>
       </w:pPr>
       <w:r>
         <w:rPr>
@@ -24460,7 +24516,7 @@
     <w:p>
       <w:pPr>
         <w:spacing w:after="260" w:line="360" w:lineRule="auto"/>
-        <w:jc w:val="left"/>
+        <w:jc w:val="both"/>
       </w:pPr>
       <w:r>
         <w:rPr>
@@ -24476,7 +24532,7 @@
     <w:p>
       <w:pPr>
         <w:spacing w:after="260" w:line="360" w:lineRule="auto"/>
-        <w:jc w:val="left"/>
+        <w:jc w:val="both"/>
       </w:pPr>
       <w:r>
         <w:rPr>
@@ -24553,7 +24609,7 @@
     <w:p>
       <w:pPr>
         <w:spacing w:after="260" w:line="360" w:lineRule="auto"/>
-        <w:jc w:val="left"/>
+        <w:jc w:val="both"/>
       </w:pPr>
       <w:r>
         <w:rPr>
@@ -24631,7 +24687,7 @@
     <w:p>
       <w:pPr>
         <w:spacing w:after="260" w:line="360" w:lineRule="auto"/>
-        <w:jc w:val="left"/>
+        <w:jc w:val="both"/>
       </w:pPr>
       <w:r>
         <w:rPr>
@@ -24681,7 +24737,7 @@
     <w:p>
       <w:pPr>
         <w:spacing w:after="260" w:line="360" w:lineRule="auto"/>
-        <w:jc w:val="left"/>
+        <w:jc w:val="both"/>
       </w:pPr>
       <w:r>
         <w:rPr>
@@ -24697,7 +24753,7 @@
     <w:p>
       <w:pPr>
         <w:spacing w:after="260" w:line="360" w:lineRule="auto"/>
-        <w:jc w:val="left"/>
+        <w:jc w:val="both"/>
       </w:pPr>
       <w:r>
         <w:rPr>
@@ -24713,7 +24769,7 @@
     <w:p>
       <w:pPr>
         <w:spacing w:after="260" w:line="360" w:lineRule="auto"/>
-        <w:jc w:val="left"/>
+        <w:jc w:val="both"/>
       </w:pPr>
       <w:r>
         <w:rPr>
@@ -24749,7 +24805,7 @@
     <w:p>
       <w:pPr>
         <w:spacing w:after="260" w:line="360" w:lineRule="auto"/>
-        <w:jc w:val="left"/>
+        <w:jc w:val="both"/>
       </w:pPr>
       <w:r>
         <w:rPr>
@@ -24765,7 +24821,7 @@
     <w:p>
       <w:pPr>
         <w:spacing w:after="260" w:line="360" w:lineRule="auto"/>
-        <w:jc w:val="left"/>
+        <w:jc w:val="both"/>
       </w:pPr>
       <w:r>
         <w:rPr>
@@ -24781,7 +24837,7 @@
     <w:p>
       <w:pPr>
         <w:spacing w:after="260" w:line="360" w:lineRule="auto"/>
-        <w:jc w:val="left"/>
+        <w:jc w:val="both"/>
       </w:pPr>
       <w:r>
         <w:rPr>
@@ -24804,7 +24860,7 @@
       <w:bookmarkStart w:name="toc53" w:id="1"/>
       <w:r>
         <w:rPr>
-          <w:rFonts w:ascii="Amazon Ember" w:cs="Amazon Ember" w:eastAsia="Amazon Ember" w:hAnsi="Amazon Ember"/>
+          <w:rFonts w:ascii="Calibri" w:cs="Calibri" w:eastAsia="Calibri" w:hAnsi="Calibri"/>
           <w:b/>
           <w:bCs/>
           <w:color w:val="0000FF"/>
@@ -24818,7 +24874,7 @@
     <w:p>
       <w:pPr>
         <w:spacing w:after="260" w:line="360" w:lineRule="auto"/>
-        <w:jc w:val="left"/>
+        <w:jc w:val="both"/>
       </w:pPr>
       <w:r>
         <w:rPr>
@@ -24834,7 +24890,7 @@
     <w:p>
       <w:pPr>
         <w:spacing w:after="260" w:line="360" w:lineRule="auto"/>
-        <w:jc w:val="left"/>
+        <w:jc w:val="both"/>
       </w:pPr>
       <w:r>
         <w:rPr>
@@ -24850,7 +24906,7 @@
     <w:p>
       <w:pPr>
         <w:spacing w:after="260" w:line="360" w:lineRule="auto"/>
-        <w:jc w:val="left"/>
+        <w:jc w:val="both"/>
       </w:pPr>
       <w:r>
         <w:rPr>
@@ -24866,7 +24922,7 @@
     <w:p>
       <w:pPr>
         <w:spacing w:after="260" w:line="360" w:lineRule="auto"/>
-        <w:jc w:val="left"/>
+        <w:jc w:val="both"/>
       </w:pPr>
       <w:r>
         <w:rPr>
@@ -24882,7 +24938,7 @@
     <w:p>
       <w:pPr>
         <w:spacing w:after="260" w:line="360" w:lineRule="auto"/>
-        <w:jc w:val="left"/>
+        <w:jc w:val="both"/>
       </w:pPr>
       <w:r>
         <w:rPr>
@@ -24898,7 +24954,7 @@
     <w:p>
       <w:pPr>
         <w:spacing w:after="260" w:line="360" w:lineRule="auto"/>
-        <w:jc w:val="left"/>
+        <w:jc w:val="both"/>
       </w:pPr>
       <w:r>
         <w:rPr>
@@ -24914,7 +24970,7 @@
     <w:p>
       <w:pPr>
         <w:spacing w:after="260" w:line="360" w:lineRule="auto"/>
-        <w:jc w:val="left"/>
+        <w:jc w:val="both"/>
       </w:pPr>
       <w:r>
         <w:rPr>
@@ -24930,7 +24986,7 @@
     <w:p>
       <w:pPr>
         <w:spacing w:after="260" w:line="360" w:lineRule="auto"/>
-        <w:jc w:val="left"/>
+        <w:jc w:val="both"/>
       </w:pPr>
       <w:r>
         <w:rPr>
@@ -24996,7 +25052,7 @@
       <w:bookmarkStart w:name="toc54" w:id="1"/>
       <w:r>
         <w:rPr>
-          <w:rFonts w:ascii="Amazon Ember" w:cs="Amazon Ember" w:eastAsia="Amazon Ember" w:hAnsi="Amazon Ember"/>
+          <w:rFonts w:ascii="Calibri" w:cs="Calibri" w:eastAsia="Calibri" w:hAnsi="Calibri"/>
           <w:b/>
           <w:bCs/>
           <w:color w:val="0000FF"/>
@@ -25029,7 +25085,7 @@
       <w:bookmarkStart w:name="toc55" w:id="1"/>
       <w:r>
         <w:rPr>
-          <w:rFonts w:ascii="Amazon Ember" w:cs="Amazon Ember" w:eastAsia="Amazon Ember" w:hAnsi="Amazon Ember"/>
+          <w:rFonts w:ascii="Calibri" w:cs="Calibri" w:eastAsia="Calibri" w:hAnsi="Calibri"/>
           <w:b/>
           <w:bCs/>
           <w:color w:val="0000FF"/>
@@ -25043,7 +25099,7 @@
     <w:p>
       <w:pPr>
         <w:spacing w:after="260" w:line="360" w:lineRule="auto"/>
-        <w:jc w:val="left"/>
+        <w:jc w:val="both"/>
       </w:pPr>
       <w:r>
         <w:rPr>
@@ -25093,7 +25149,7 @@
     <w:p>
       <w:pPr>
         <w:spacing w:after="260" w:line="360" w:lineRule="auto"/>
-        <w:jc w:val="left"/>
+        <w:jc w:val="both"/>
       </w:pPr>
       <w:r>
         <w:rPr>
@@ -25109,7 +25165,7 @@
     <w:p>
       <w:pPr>
         <w:spacing w:after="260" w:line="360" w:lineRule="auto"/>
-        <w:jc w:val="left"/>
+        <w:jc w:val="both"/>
       </w:pPr>
       <w:r>
         <w:rPr>
@@ -25125,7 +25181,7 @@
     <w:p>
       <w:pPr>
         <w:spacing w:after="260" w:line="360" w:lineRule="auto"/>
-        <w:jc w:val="left"/>
+        <w:jc w:val="both"/>
       </w:pPr>
       <w:r>
         <w:rPr>
@@ -25175,7 +25231,7 @@
     <w:p>
       <w:pPr>
         <w:spacing w:after="260" w:line="360" w:lineRule="auto"/>
-        <w:jc w:val="left"/>
+        <w:jc w:val="both"/>
       </w:pPr>
       <w:r>
         <w:rPr>
@@ -25191,7 +25247,7 @@
     <w:p>
       <w:pPr>
         <w:spacing w:after="260" w:line="360" w:lineRule="auto"/>
-        <w:jc w:val="left"/>
+        <w:jc w:val="both"/>
       </w:pPr>
       <w:r>
         <w:rPr>
@@ -25207,7 +25263,7 @@
     <w:p>
       <w:pPr>
         <w:spacing w:after="260" w:line="360" w:lineRule="auto"/>
-        <w:jc w:val="left"/>
+        <w:jc w:val="both"/>
       </w:pPr>
       <w:r>
         <w:rPr>
@@ -25263,7 +25319,7 @@
     <w:p>
       <w:pPr>
         <w:spacing w:after="260" w:line="360" w:lineRule="auto"/>
-        <w:jc w:val="left"/>
+        <w:jc w:val="both"/>
       </w:pPr>
       <w:r>
         <w:rPr>
@@ -25295,7 +25351,7 @@
     <w:p>
       <w:pPr>
         <w:spacing w:after="260" w:line="360" w:lineRule="auto"/>
-        <w:jc w:val="left"/>
+        <w:jc w:val="both"/>
       </w:pPr>
       <w:r>
         <w:rPr>
@@ -25335,7 +25391,7 @@
     <w:p>
       <w:pPr>
         <w:spacing w:after="260" w:line="360" w:lineRule="auto"/>
-        <w:jc w:val="left"/>
+        <w:jc w:val="both"/>
       </w:pPr>
       <w:r>
         <w:rPr>
@@ -25351,7 +25407,7 @@
     <w:p>
       <w:pPr>
         <w:spacing w:after="260" w:line="360" w:lineRule="auto"/>
-        <w:jc w:val="left"/>
+        <w:jc w:val="both"/>
       </w:pPr>
       <w:r>
         <w:rPr>
@@ -25374,7 +25430,7 @@
       <w:bookmarkStart w:name="toc56" w:id="1"/>
       <w:r>
         <w:rPr>
-          <w:rFonts w:ascii="Amazon Ember" w:cs="Amazon Ember" w:eastAsia="Amazon Ember" w:hAnsi="Amazon Ember"/>
+          <w:rFonts w:ascii="Calibri" w:cs="Calibri" w:eastAsia="Calibri" w:hAnsi="Calibri"/>
           <w:b/>
           <w:bCs/>
           <w:color w:val="0000FF"/>
@@ -25388,7 +25444,7 @@
     <w:p>
       <w:pPr>
         <w:spacing w:after="260" w:line="360" w:lineRule="auto"/>
-        <w:jc w:val="left"/>
+        <w:jc w:val="both"/>
       </w:pPr>
       <w:r>
         <w:rPr>
@@ -25472,7 +25528,7 @@
     <w:p>
       <w:pPr>
         <w:spacing w:after="260" w:line="360" w:lineRule="auto"/>
-        <w:jc w:val="left"/>
+        <w:jc w:val="both"/>
       </w:pPr>
       <w:r>
         <w:rPr>
@@ -25488,7 +25544,7 @@
     <w:p>
       <w:pPr>
         <w:spacing w:after="260" w:line="360" w:lineRule="auto"/>
-        <w:jc w:val="left"/>
+        <w:jc w:val="both"/>
       </w:pPr>
       <w:r>
         <w:rPr>
@@ -25504,7 +25560,7 @@
     <w:p>
       <w:pPr>
         <w:spacing w:after="260" w:line="360" w:lineRule="auto"/>
-        <w:jc w:val="left"/>
+        <w:jc w:val="both"/>
       </w:pPr>
       <w:r>
         <w:rPr>
@@ -25520,7 +25576,7 @@
     <w:p>
       <w:pPr>
         <w:spacing w:after="260" w:line="360" w:lineRule="auto"/>
-        <w:jc w:val="left"/>
+        <w:jc w:val="both"/>
       </w:pPr>
       <w:r>
         <w:rPr>
@@ -25590,7 +25646,7 @@
     <w:p>
       <w:pPr>
         <w:spacing w:after="260" w:line="360" w:lineRule="auto"/>
-        <w:jc w:val="left"/>
+        <w:jc w:val="both"/>
       </w:pPr>
       <w:r>
         <w:rPr>
@@ -25650,7 +25706,7 @@
     <w:p>
       <w:pPr>
         <w:spacing w:after="260" w:line="360" w:lineRule="auto"/>
-        <w:jc w:val="left"/>
+        <w:jc w:val="both"/>
       </w:pPr>
       <w:r>
         <w:rPr>
@@ -25700,7 +25756,7 @@
     <w:p>
       <w:pPr>
         <w:spacing w:after="260" w:line="360" w:lineRule="auto"/>
-        <w:jc w:val="left"/>
+        <w:jc w:val="both"/>
       </w:pPr>
       <w:r>
         <w:rPr>
@@ -25716,7 +25772,7 @@
     <w:p>
       <w:pPr>
         <w:spacing w:after="260" w:line="360" w:lineRule="auto"/>
-        <w:jc w:val="left"/>
+        <w:jc w:val="both"/>
       </w:pPr>
       <w:r>
         <w:rPr>
@@ -25739,7 +25795,7 @@
       <w:bookmarkStart w:name="toc57" w:id="1"/>
       <w:r>
         <w:rPr>
-          <w:rFonts w:ascii="Amazon Ember" w:cs="Amazon Ember" w:eastAsia="Amazon Ember" w:hAnsi="Amazon Ember"/>
+          <w:rFonts w:ascii="Calibri" w:cs="Calibri" w:eastAsia="Calibri" w:hAnsi="Calibri"/>
           <w:b/>
           <w:bCs/>
           <w:color w:val="0000FF"/>
@@ -25753,7 +25809,7 @@
     <w:p>
       <w:pPr>
         <w:spacing w:after="260" w:line="360" w:lineRule="auto"/>
-        <w:jc w:val="left"/>
+        <w:jc w:val="both"/>
       </w:pPr>
       <w:r>
         <w:rPr>
@@ -25769,7 +25825,7 @@
     <w:p>
       <w:pPr>
         <w:spacing w:after="260" w:line="360" w:lineRule="auto"/>
-        <w:jc w:val="left"/>
+        <w:jc w:val="both"/>
       </w:pPr>
       <w:r>
         <w:rPr>
@@ -25785,7 +25841,7 @@
     <w:p>
       <w:pPr>
         <w:spacing w:after="260" w:line="360" w:lineRule="auto"/>
-        <w:jc w:val="left"/>
+        <w:jc w:val="both"/>
       </w:pPr>
       <w:r>
         <w:rPr>
@@ -25841,7 +25897,7 @@
     <w:p>
       <w:pPr>
         <w:spacing w:after="260" w:line="360" w:lineRule="auto"/>
-        <w:jc w:val="left"/>
+        <w:jc w:val="both"/>
       </w:pPr>
       <w:r>
         <w:rPr>
@@ -25891,7 +25947,7 @@
     <w:p>
       <w:pPr>
         <w:spacing w:after="260" w:line="360" w:lineRule="auto"/>
-        <w:jc w:val="left"/>
+        <w:jc w:val="both"/>
       </w:pPr>
       <w:r>
         <w:rPr>
@@ -25907,7 +25963,7 @@
     <w:p>
       <w:pPr>
         <w:spacing w:after="260" w:line="360" w:lineRule="auto"/>
-        <w:jc w:val="left"/>
+        <w:jc w:val="both"/>
       </w:pPr>
       <w:r>
         <w:rPr>
@@ -25923,7 +25979,7 @@
     <w:p>
       <w:pPr>
         <w:spacing w:after="260" w:line="360" w:lineRule="auto"/>
-        <w:jc w:val="left"/>
+        <w:jc w:val="both"/>
       </w:pPr>
       <w:r>
         <w:rPr>
@@ -25939,7 +25995,7 @@
     <w:p>
       <w:pPr>
         <w:spacing w:after="260" w:line="360" w:lineRule="auto"/>
-        <w:jc w:val="left"/>
+        <w:jc w:val="both"/>
       </w:pPr>
       <w:r>
         <w:rPr>
@@ -25989,7 +26045,7 @@
     <w:p>
       <w:pPr>
         <w:spacing w:after="260" w:line="360" w:lineRule="auto"/>
-        <w:jc w:val="left"/>
+        <w:jc w:val="both"/>
       </w:pPr>
       <w:r>
         <w:rPr>
@@ -26079,7 +26135,7 @@
     <w:p>
       <w:pPr>
         <w:spacing w:after="260" w:line="360" w:lineRule="auto"/>
-        <w:jc w:val="left"/>
+        <w:jc w:val="both"/>
       </w:pPr>
       <w:r>
         <w:rPr>
@@ -26169,7 +26225,7 @@
     <w:p>
       <w:pPr>
         <w:spacing w:after="260" w:line="360" w:lineRule="auto"/>
-        <w:jc w:val="left"/>
+        <w:jc w:val="both"/>
       </w:pPr>
       <w:r>
         <w:rPr>
@@ -26185,7 +26241,7 @@
     <w:p>
       <w:pPr>
         <w:spacing w:after="260" w:line="360" w:lineRule="auto"/>
-        <w:jc w:val="left"/>
+        <w:jc w:val="both"/>
       </w:pPr>
       <w:r>
         <w:rPr>
@@ -26201,7 +26257,7 @@
     <w:p>
       <w:pPr>
         <w:spacing w:after="260" w:line="360" w:lineRule="auto"/>
-        <w:jc w:val="left"/>
+        <w:jc w:val="both"/>
       </w:pPr>
       <w:r>
         <w:rPr>
@@ -26251,7 +26307,7 @@
     <w:p>
       <w:pPr>
         <w:spacing w:after="260" w:line="360" w:lineRule="auto"/>
-        <w:jc w:val="left"/>
+        <w:jc w:val="both"/>
       </w:pPr>
       <w:r>
         <w:rPr>
@@ -26267,7 +26323,7 @@
     <w:p>
       <w:pPr>
         <w:spacing w:after="260" w:line="360" w:lineRule="auto"/>
-        <w:jc w:val="left"/>
+        <w:jc w:val="both"/>
       </w:pPr>
       <w:r>
         <w:rPr>
@@ -26303,7 +26359,7 @@
     <w:p>
       <w:pPr>
         <w:spacing w:after="260" w:line="360" w:lineRule="auto"/>
-        <w:jc w:val="left"/>
+        <w:jc w:val="both"/>
       </w:pPr>
       <w:r>
         <w:rPr>
@@ -26335,7 +26391,7 @@
       <w:bookmarkStart w:name="toc58" w:id="1"/>
       <w:r>
         <w:rPr>
-          <w:rFonts w:ascii="Amazon Ember" w:cs="Amazon Ember" w:eastAsia="Amazon Ember" w:hAnsi="Amazon Ember"/>
+          <w:rFonts w:ascii="Calibri" w:cs="Calibri" w:eastAsia="Calibri" w:hAnsi="Calibri"/>
           <w:b/>
           <w:bCs/>
           <w:color w:val="0000FF"/>
@@ -26368,7 +26424,7 @@
       <w:bookmarkStart w:name="toc59" w:id="1"/>
       <w:r>
         <w:rPr>
-          <w:rFonts w:ascii="Amazon Ember" w:cs="Amazon Ember" w:eastAsia="Amazon Ember" w:hAnsi="Amazon Ember"/>
+          <w:rFonts w:ascii="Calibri" w:cs="Calibri" w:eastAsia="Calibri" w:hAnsi="Calibri"/>
           <w:b/>
           <w:bCs/>
           <w:color w:val="0000FF"/>
@@ -26444,7 +26500,7 @@
     <w:p>
       <w:pPr>
         <w:spacing w:after="260" w:line="360" w:lineRule="auto"/>
-        <w:jc w:val="left"/>
+        <w:jc w:val="both"/>
       </w:pPr>
       <w:r>
         <w:rPr>
@@ -26494,7 +26550,7 @@
     <w:p>
       <w:pPr>
         <w:spacing w:after="260" w:line="360" w:lineRule="auto"/>
-        <w:jc w:val="left"/>
+        <w:jc w:val="both"/>
       </w:pPr>
       <w:r>
         <w:rPr>
@@ -26544,7 +26600,7 @@
     <w:p>
       <w:pPr>
         <w:spacing w:after="260" w:line="360" w:lineRule="auto"/>
-        <w:jc w:val="left"/>
+        <w:jc w:val="both"/>
       </w:pPr>
       <w:r>
         <w:rPr>
@@ -26560,7 +26616,7 @@
     <w:p>
       <w:pPr>
         <w:spacing w:after="260" w:line="360" w:lineRule="auto"/>
-        <w:jc w:val="left"/>
+        <w:jc w:val="both"/>
       </w:pPr>
       <w:r>
         <w:rPr>
@@ -26576,7 +26632,7 @@
     <w:p>
       <w:pPr>
         <w:spacing w:after="260" w:line="360" w:lineRule="auto"/>
-        <w:jc w:val="left"/>
+        <w:jc w:val="both"/>
       </w:pPr>
       <w:r>
         <w:rPr>
@@ -26592,7 +26648,7 @@
     <w:p>
       <w:pPr>
         <w:spacing w:after="260" w:line="360" w:lineRule="auto"/>
-        <w:jc w:val="left"/>
+        <w:jc w:val="both"/>
       </w:pPr>
       <w:r>
         <w:rPr>
@@ -26642,7 +26698,7 @@
     <w:p>
       <w:pPr>
         <w:spacing w:after="260" w:line="360" w:lineRule="auto"/>
-        <w:jc w:val="left"/>
+        <w:jc w:val="both"/>
       </w:pPr>
       <w:r>
         <w:rPr>
@@ -26746,7 +26802,7 @@
     <w:p>
       <w:pPr>
         <w:spacing w:after="260" w:line="360" w:lineRule="auto"/>
-        <w:jc w:val="left"/>
+        <w:jc w:val="both"/>
       </w:pPr>
       <w:r>
         <w:rPr>
@@ -26796,7 +26852,7 @@
     <w:p>
       <w:pPr>
         <w:spacing w:after="260" w:line="360" w:lineRule="auto"/>
-        <w:jc w:val="left"/>
+        <w:jc w:val="both"/>
       </w:pPr>
       <w:r>
         <w:rPr>
@@ -26880,7 +26936,7 @@
     <w:p>
       <w:pPr>
         <w:spacing w:after="260" w:line="360" w:lineRule="auto"/>
-        <w:jc w:val="left"/>
+        <w:jc w:val="both"/>
       </w:pPr>
       <w:r>
         <w:rPr>
@@ -26896,7 +26952,7 @@
     <w:p>
       <w:pPr>
         <w:spacing w:after="260" w:line="360" w:lineRule="auto"/>
-        <w:jc w:val="left"/>
+        <w:jc w:val="both"/>
       </w:pPr>
       <w:r>
         <w:rPr>
@@ -26912,7 +26968,7 @@
     <w:p>
       <w:pPr>
         <w:spacing w:after="260" w:line="360" w:lineRule="auto"/>
-        <w:jc w:val="left"/>
+        <w:jc w:val="both"/>
       </w:pPr>
       <w:r>
         <w:rPr>
@@ -26928,7 +26984,7 @@
     <w:p>
       <w:pPr>
         <w:spacing w:after="260" w:line="360" w:lineRule="auto"/>
-        <w:jc w:val="left"/>
+        <w:jc w:val="both"/>
       </w:pPr>
       <w:r>
         <w:rPr>
@@ -26944,7 +27000,7 @@
     <w:p>
       <w:pPr>
         <w:spacing w:after="260" w:line="360" w:lineRule="auto"/>
-        <w:jc w:val="left"/>
+        <w:jc w:val="both"/>
       </w:pPr>
       <w:r>
         <w:rPr>
@@ -26960,7 +27016,7 @@
     <w:p>
       <w:pPr>
         <w:spacing w:after="260" w:line="360" w:lineRule="auto"/>
-        <w:jc w:val="left"/>
+        <w:jc w:val="both"/>
       </w:pPr>
       <w:r>
         <w:rPr>
@@ -26983,7 +27039,7 @@
       <w:bookmarkStart w:name="toc60" w:id="1"/>
       <w:r>
         <w:rPr>
-          <w:rFonts w:ascii="Amazon Ember" w:cs="Amazon Ember" w:eastAsia="Amazon Ember" w:hAnsi="Amazon Ember"/>
+          <w:rFonts w:ascii="Calibri" w:cs="Calibri" w:eastAsia="Calibri" w:hAnsi="Calibri"/>
           <w:b/>
           <w:bCs/>
           <w:color w:val="0000FF"/>
@@ -26997,7 +27053,7 @@
     <w:p>
       <w:pPr>
         <w:spacing w:after="260" w:line="360" w:lineRule="auto"/>
-        <w:jc w:val="left"/>
+        <w:jc w:val="both"/>
       </w:pPr>
       <w:r>
         <w:rPr>
@@ -27037,7 +27093,7 @@
     <w:p>
       <w:pPr>
         <w:spacing w:after="260" w:line="360" w:lineRule="auto"/>
-        <w:jc w:val="left"/>
+        <w:jc w:val="both"/>
       </w:pPr>
       <w:r>
         <w:rPr>
@@ -27053,7 +27109,7 @@
     <w:p>
       <w:pPr>
         <w:spacing w:after="260" w:line="360" w:lineRule="auto"/>
-        <w:jc w:val="left"/>
+        <w:jc w:val="both"/>
       </w:pPr>
       <w:r>
         <w:rPr>
@@ -27103,7 +27159,7 @@
     <w:p>
       <w:pPr>
         <w:spacing w:after="260" w:line="360" w:lineRule="auto"/>
-        <w:jc w:val="left"/>
+        <w:jc w:val="both"/>
       </w:pPr>
       <w:r>
         <w:rPr>
@@ -27119,7 +27175,7 @@
     <w:p>
       <w:pPr>
         <w:spacing w:after="260" w:line="360" w:lineRule="auto"/>
-        <w:jc w:val="left"/>
+        <w:jc w:val="both"/>
       </w:pPr>
       <w:r>
         <w:rPr>
@@ -27135,7 +27191,7 @@
     <w:p>
       <w:pPr>
         <w:spacing w:after="260" w:line="360" w:lineRule="auto"/>
-        <w:jc w:val="left"/>
+        <w:jc w:val="both"/>
       </w:pPr>
       <w:r>
         <w:rPr>
@@ -27205,7 +27261,7 @@
     <w:p>
       <w:pPr>
         <w:spacing w:after="260" w:line="360" w:lineRule="auto"/>
-        <w:jc w:val="left"/>
+        <w:jc w:val="both"/>
       </w:pPr>
       <w:r>
         <w:rPr>
@@ -27221,7 +27277,7 @@
     <w:p>
       <w:pPr>
         <w:spacing w:after="260" w:line="360" w:lineRule="auto"/>
-        <w:jc w:val="left"/>
+        <w:jc w:val="both"/>
       </w:pPr>
       <w:r>
         <w:rPr>
@@ -27237,7 +27293,7 @@
     <w:p>
       <w:pPr>
         <w:spacing w:after="260" w:line="360" w:lineRule="auto"/>
-        <w:jc w:val="left"/>
+        <w:jc w:val="both"/>
       </w:pPr>
       <w:r>
         <w:rPr>
@@ -27253,7 +27309,7 @@
     <w:p>
       <w:pPr>
         <w:spacing w:after="260" w:line="360" w:lineRule="auto"/>
-        <w:jc w:val="left"/>
+        <w:jc w:val="both"/>
       </w:pPr>
       <w:r>
         <w:rPr>
@@ -27289,7 +27345,7 @@
     <w:p>
       <w:pPr>
         <w:spacing w:after="260" w:line="360" w:lineRule="auto"/>
-        <w:jc w:val="left"/>
+        <w:jc w:val="both"/>
       </w:pPr>
       <w:r>
         <w:rPr>
@@ -27325,7 +27381,7 @@
     <w:p>
       <w:pPr>
         <w:spacing w:after="260" w:line="360" w:lineRule="auto"/>
-        <w:jc w:val="left"/>
+        <w:jc w:val="both"/>
       </w:pPr>
       <w:r>
         <w:rPr>
@@ -27341,7 +27397,7 @@
     <w:p>
       <w:pPr>
         <w:spacing w:after="260" w:line="360" w:lineRule="auto"/>
-        <w:jc w:val="left"/>
+        <w:jc w:val="both"/>
       </w:pPr>
       <w:r>
         <w:rPr>
@@ -27357,7 +27413,7 @@
     <w:p>
       <w:pPr>
         <w:spacing w:after="260" w:line="360" w:lineRule="auto"/>
-        <w:jc w:val="left"/>
+        <w:jc w:val="both"/>
       </w:pPr>
       <w:r>
         <w:rPr>
@@ -27373,7 +27429,7 @@
     <w:p>
       <w:pPr>
         <w:spacing w:after="260" w:line="360" w:lineRule="auto"/>
-        <w:jc w:val="left"/>
+        <w:jc w:val="both"/>
       </w:pPr>
       <w:r>
         <w:rPr>
@@ -27389,7 +27445,7 @@
     <w:p>
       <w:pPr>
         <w:spacing w:after="260" w:line="360" w:lineRule="auto"/>
-        <w:jc w:val="left"/>
+        <w:jc w:val="both"/>
       </w:pPr>
       <w:r>
         <w:rPr>
@@ -27439,7 +27495,7 @@
     <w:p>
       <w:pPr>
         <w:spacing w:after="260" w:line="360" w:lineRule="auto"/>
-        <w:jc w:val="left"/>
+        <w:jc w:val="both"/>
       </w:pPr>
       <w:r>
         <w:rPr>
@@ -27489,7 +27545,7 @@
     <w:p>
       <w:pPr>
         <w:spacing w:after="260" w:line="360" w:lineRule="auto"/>
-        <w:jc w:val="left"/>
+        <w:jc w:val="both"/>
       </w:pPr>
       <w:r>
         <w:rPr>
@@ -27539,7 +27595,7 @@
     <w:p>
       <w:pPr>
         <w:spacing w:after="260" w:line="360" w:lineRule="auto"/>
-        <w:jc w:val="left"/>
+        <w:jc w:val="both"/>
       </w:pPr>
       <w:r>
         <w:rPr>
@@ -27555,7 +27611,7 @@
     <w:p>
       <w:pPr>
         <w:spacing w:after="260" w:line="360" w:lineRule="auto"/>
-        <w:jc w:val="left"/>
+        <w:jc w:val="both"/>
       </w:pPr>
       <w:r>
         <w:rPr>
@@ -27581,7 +27637,7 @@
     <w:p>
       <w:pPr>
         <w:spacing w:after="260" w:line="360" w:lineRule="auto"/>
-        <w:jc w:val="left"/>
+        <w:jc w:val="both"/>
       </w:pPr>
       <w:r>
         <w:rPr>
@@ -27665,7 +27721,7 @@
     <w:p>
       <w:pPr>
         <w:spacing w:after="260" w:line="360" w:lineRule="auto"/>
-        <w:jc w:val="left"/>
+        <w:jc w:val="both"/>
       </w:pPr>
       <w:r>
         <w:rPr>
@@ -27681,7 +27737,7 @@
     <w:p>
       <w:pPr>
         <w:spacing w:after="260" w:line="360" w:lineRule="auto"/>
-        <w:jc w:val="left"/>
+        <w:jc w:val="both"/>
       </w:pPr>
       <w:r>
         <w:rPr>
@@ -27697,7 +27753,7 @@
     <w:p>
       <w:pPr>
         <w:spacing w:after="260" w:line="360" w:lineRule="auto"/>
-        <w:jc w:val="left"/>
+        <w:jc w:val="both"/>
       </w:pPr>
       <w:r>
         <w:rPr>
@@ -27720,7 +27776,7 @@
       <w:bookmarkStart w:name="toc61" w:id="1"/>
       <w:r>
         <w:rPr>
-          <w:rFonts w:ascii="Amazon Ember" w:cs="Amazon Ember" w:eastAsia="Amazon Ember" w:hAnsi="Amazon Ember"/>
+          <w:rFonts w:ascii="Calibri" w:cs="Calibri" w:eastAsia="Calibri" w:hAnsi="Calibri"/>
           <w:b/>
           <w:bCs/>
           <w:color w:val="0000FF"/>
@@ -27734,7 +27790,7 @@
     <w:p>
       <w:pPr>
         <w:spacing w:after="260" w:line="360" w:lineRule="auto"/>
-        <w:jc w:val="left"/>
+        <w:jc w:val="both"/>
       </w:pPr>
       <w:r>
         <w:rPr>
@@ -27750,7 +27806,7 @@
     <w:p>
       <w:pPr>
         <w:spacing w:after="260" w:line="360" w:lineRule="auto"/>
-        <w:jc w:val="left"/>
+        <w:jc w:val="both"/>
       </w:pPr>
       <w:r>
         <w:rPr>
@@ -27800,7 +27856,7 @@
     <w:p>
       <w:pPr>
         <w:spacing w:after="260" w:line="360" w:lineRule="auto"/>
-        <w:jc w:val="left"/>
+        <w:jc w:val="both"/>
       </w:pPr>
       <w:r>
         <w:rPr>
@@ -27836,7 +27892,7 @@
     <w:p>
       <w:pPr>
         <w:spacing w:after="260" w:line="360" w:lineRule="auto"/>
-        <w:jc w:val="left"/>
+        <w:jc w:val="both"/>
       </w:pPr>
       <w:r>
         <w:rPr>
@@ -27852,7 +27908,7 @@
     <w:p>
       <w:pPr>
         <w:spacing w:after="260" w:line="360" w:lineRule="auto"/>
-        <w:jc w:val="left"/>
+        <w:jc w:val="both"/>
       </w:pPr>
       <w:r>
         <w:rPr>
@@ -27868,7 +27924,7 @@
     <w:p>
       <w:pPr>
         <w:spacing w:after="260" w:line="360" w:lineRule="auto"/>
-        <w:jc w:val="left"/>
+        <w:jc w:val="both"/>
       </w:pPr>
       <w:r>
         <w:rPr>
@@ -27884,7 +27940,7 @@
     <w:p>
       <w:pPr>
         <w:spacing w:after="260" w:line="360" w:lineRule="auto"/>
-        <w:jc w:val="left"/>
+        <w:jc w:val="both"/>
       </w:pPr>
       <w:r>
         <w:rPr>
@@ -27900,7 +27956,7 @@
     <w:p>
       <w:pPr>
         <w:spacing w:after="260" w:line="360" w:lineRule="auto"/>
-        <w:jc w:val="left"/>
+        <w:jc w:val="both"/>
       </w:pPr>
       <w:r>
         <w:rPr>
@@ -27916,7 +27972,7 @@
     <w:p>
       <w:pPr>
         <w:spacing w:after="260" w:line="360" w:lineRule="auto"/>
-        <w:jc w:val="left"/>
+        <w:jc w:val="both"/>
       </w:pPr>
       <w:r>
         <w:rPr>
@@ -27932,7 +27988,7 @@
     <w:p>
       <w:pPr>
         <w:spacing w:after="260" w:line="360" w:lineRule="auto"/>
-        <w:jc w:val="left"/>
+        <w:jc w:val="both"/>
       </w:pPr>
       <w:r>
         <w:rPr>
@@ -27948,7 +28004,7 @@
     <w:p>
       <w:pPr>
         <w:spacing w:after="260" w:line="360" w:lineRule="auto"/>
-        <w:jc w:val="left"/>
+        <w:jc w:val="both"/>
       </w:pPr>
       <w:r>
         <w:rPr>
@@ -27971,7 +28027,7 @@
       <w:bookmarkStart w:name="toc62" w:id="1"/>
       <w:r>
         <w:rPr>
-          <w:rFonts w:ascii="Amazon Ember" w:cs="Amazon Ember" w:eastAsia="Amazon Ember" w:hAnsi="Amazon Ember"/>
+          <w:rFonts w:ascii="Calibri" w:cs="Calibri" w:eastAsia="Calibri" w:hAnsi="Calibri"/>
           <w:b/>
           <w:bCs/>
           <w:color w:val="0000FF"/>
@@ -27985,7 +28041,7 @@
     <w:p>
       <w:pPr>
         <w:spacing w:after="260" w:line="360" w:lineRule="auto"/>
-        <w:jc w:val="left"/>
+        <w:jc w:val="both"/>
       </w:pPr>
       <w:r>
         <w:rPr>
@@ -28112,7 +28168,7 @@
     <w:p>
       <w:pPr>
         <w:spacing w:after="260" w:line="360" w:lineRule="auto"/>
-        <w:jc w:val="left"/>
+        <w:jc w:val="both"/>
       </w:pPr>
       <w:r>
         <w:rPr>
@@ -28292,7 +28348,7 @@
     <w:p>
       <w:pPr>
         <w:spacing w:after="260" w:line="360" w:lineRule="auto"/>
-        <w:jc w:val="left"/>
+        <w:jc w:val="both"/>
       </w:pPr>
       <w:r>
         <w:rPr>
@@ -28460,7 +28516,7 @@
     <w:p>
       <w:pPr>
         <w:spacing w:after="260" w:line="360" w:lineRule="auto"/>
-        <w:jc w:val="left"/>
+        <w:jc w:val="both"/>
       </w:pPr>
       <w:r>
         <w:rPr>
@@ -28584,7 +28640,7 @@
     <w:p>
       <w:pPr>
         <w:spacing w:after="260" w:line="360" w:lineRule="auto"/>
-        <w:jc w:val="left"/>
+        <w:jc w:val="both"/>
       </w:pPr>
       <w:r>
         <w:rPr>
@@ -28724,7 +28780,7 @@
     <w:p>
       <w:pPr>
         <w:spacing w:after="260" w:line="360" w:lineRule="auto"/>
-        <w:jc w:val="left"/>
+        <w:jc w:val="both"/>
       </w:pPr>
       <w:r>
         <w:rPr>
@@ -28883,7 +28939,7 @@
     <w:p>
       <w:pPr>
         <w:spacing w:after="260" w:line="360" w:lineRule="auto"/>
-        <w:jc w:val="left"/>
+        <w:jc w:val="both"/>
       </w:pPr>
       <w:r>
         <w:rPr>
@@ -29081,7 +29137,7 @@
     <w:p>
       <w:pPr>
         <w:spacing w:after="260" w:line="360" w:lineRule="auto"/>
-        <w:jc w:val="left"/>
+        <w:jc w:val="both"/>
       </w:pPr>
       <w:r>
         <w:rPr>
@@ -29187,7 +29243,7 @@
     <w:p>
       <w:pPr>
         <w:spacing w:after="260" w:line="360" w:lineRule="auto"/>
-        <w:jc w:val="left"/>
+        <w:jc w:val="both"/>
       </w:pPr>
       <w:r>
         <w:rPr>
@@ -29348,7 +29404,7 @@
     <w:p>
       <w:pPr>
         <w:spacing w:after="260" w:line="360" w:lineRule="auto"/>
-        <w:jc w:val="left"/>
+        <w:jc w:val="both"/>
       </w:pPr>
       <w:r>
         <w:rPr>
@@ -29509,7 +29565,7 @@
     <w:p>
       <w:pPr>
         <w:spacing w:after="260" w:line="360" w:lineRule="auto"/>
-        <w:jc w:val="left"/>
+        <w:jc w:val="both"/>
       </w:pPr>
       <w:r>
         <w:rPr>
@@ -29666,7 +29722,7 @@
     <w:p>
       <w:pPr>
         <w:spacing w:after="260" w:line="360" w:lineRule="auto"/>
-        <w:jc w:val="left"/>
+        <w:jc w:val="both"/>
       </w:pPr>
       <w:r>
         <w:rPr>
@@ -29850,7 +29906,7 @@
     <w:p>
       <w:pPr>
         <w:spacing w:after="260" w:line="360" w:lineRule="auto"/>
-        <w:jc w:val="left"/>
+        <w:jc w:val="both"/>
       </w:pPr>
       <w:r>
         <w:rPr>
@@ -29913,7 +29969,7 @@
       <w:bookmarkStart w:name="toc63" w:id="1"/>
       <w:r>
         <w:rPr>
-          <w:rFonts w:ascii="Amazon Ember" w:cs="Amazon Ember" w:eastAsia="Amazon Ember" w:hAnsi="Amazon Ember"/>
+          <w:rFonts w:ascii="Calibri" w:cs="Calibri" w:eastAsia="Calibri" w:hAnsi="Calibri"/>
           <w:b/>
           <w:bCs/>
           <w:color w:val="0000FF"/>
@@ -29927,7 +29983,7 @@
     <w:p>
       <w:pPr>
         <w:spacing w:after="260" w:line="360" w:lineRule="auto"/>
-        <w:jc w:val="left"/>
+        <w:jc w:val="both"/>
       </w:pPr>
       <w:r>
         <w:rPr>
@@ -29943,7 +29999,7 @@
     <w:p>
       <w:pPr>
         <w:spacing w:after="260" w:line="360" w:lineRule="auto"/>
-        <w:jc w:val="left"/>
+        <w:jc w:val="both"/>
       </w:pPr>
       <w:bookmarkStart w:name="note1" w:id="1"/>
       <w:r>
@@ -30020,7 +30076,7 @@
         </w:rPr>
         <w:t xml:space="preserve"> 115, 485, 1959), </w:t>
       </w:r>
-      <w:hyperlink w:history="1" r:id="rId8ipungr_jlo1_-siswigj">
+      <w:hyperlink w:history="1" r:id="rIdm4mysw7ten3dx6dvpjxbm">
         <w:r>
           <w:rPr>
             <w:rFonts w:ascii="Cambria" w:cs="Cambria" w:eastAsia="Cambria" w:hAnsi="Cambria"/>
@@ -30064,7 +30120,7 @@
         </w:rPr>
         <w:t xml:space="preserve"> 56, 792, 1986), </w:t>
       </w:r>
-      <w:hyperlink w:history="1" r:id="rIdcdonmzd-h5cvrzxnxtlft">
+      <w:hyperlink w:history="1" r:id="rId98eoh66bj7xjvhhtsboae">
         <w:r>
           <w:rPr>
             <w:rFonts w:ascii="Cambria" w:cs="Cambria" w:eastAsia="Cambria" w:hAnsi="Cambria"/>
@@ -30083,7 +30139,7 @@
     <w:p>
       <w:pPr>
         <w:spacing w:after="260" w:line="360" w:lineRule="auto"/>
-        <w:jc w:val="left"/>
+        <w:jc w:val="both"/>
       </w:pPr>
       <w:bookmarkStart w:name="note2" w:id="1"/>
       <w:r>
@@ -30165,7 +30221,7 @@
     <w:p>
       <w:pPr>
         <w:spacing w:after="260" w:line="360" w:lineRule="auto"/>
-        <w:jc w:val="left"/>
+        <w:jc w:val="both"/>
       </w:pPr>
       <w:bookmarkStart w:name="note3" w:id="1"/>
       <w:r>
@@ -30208,7 +30264,7 @@
         </w:rPr>
         <w:t xml:space="preserve">, 1905), </w:t>
       </w:r>
-      <w:hyperlink w:history="1" r:id="rIdhgmyuxbbepa0_wa8dv81v">
+      <w:hyperlink w:history="1" r:id="rIdwjzkfldvbicxhhi4baam3">
         <w:r>
           <w:rPr>
             <w:rFonts w:ascii="Cambria" w:cs="Cambria" w:eastAsia="Cambria" w:hAnsi="Cambria"/>
@@ -30237,7 +30293,7 @@
     <w:p>
       <w:pPr>
         <w:spacing w:after="260" w:line="360" w:lineRule="auto"/>
-        <w:jc w:val="left"/>
+        <w:jc w:val="both"/>
       </w:pPr>
       <w:bookmarkStart w:name="note4" w:id="1"/>
       <w:r>
@@ -30280,7 +30336,7 @@
         </w:rPr>
         <w:t xml:space="preserve"> 20, 367, 1948), </w:t>
       </w:r>
-      <w:hyperlink w:history="1" r:id="rId1ixbjsmhgm-b7igyatay_">
+      <w:hyperlink w:history="1" r:id="rId-yfyr7pjjxiq6mmc70c9t">
         <w:r>
           <w:rPr>
             <w:rFonts w:ascii="Cambria" w:cs="Cambria" w:eastAsia="Cambria" w:hAnsi="Cambria"/>
@@ -30299,7 +30355,7 @@
     <w:p>
       <w:pPr>
         <w:spacing w:after="260" w:line="360" w:lineRule="auto"/>
-        <w:jc w:val="left"/>
+        <w:jc w:val="both"/>
       </w:pPr>
       <w:bookmarkStart w:name="note5" w:id="1"/>
       <w:r>
@@ -30342,7 +30398,7 @@
         </w:rPr>
         <w:t xml:space="preserve"> 17, 157, 1945), </w:t>
       </w:r>
-      <w:hyperlink w:history="1" r:id="rIdinw03xak0a1e9m2uhuipx">
+      <w:hyperlink w:history="1" r:id="rIdmtd8qholwbyefpasmr_sh">
         <w:r>
           <w:rPr>
             <w:rFonts w:ascii="Cambria" w:cs="Cambria" w:eastAsia="Cambria" w:hAnsi="Cambria"/>
@@ -30386,7 +30442,7 @@
         </w:rPr>
         <w:t xml:space="preserve"> 21, 425, 1949), </w:t>
       </w:r>
-      <w:hyperlink w:history="1" r:id="rId0glglsj0rinf5wwx7oh1n">
+      <w:hyperlink w:history="1" r:id="rId1ofbx1usk6jcxkisrypkq">
         <w:r>
           <w:rPr>
             <w:rFonts w:ascii="Cambria" w:cs="Cambria" w:eastAsia="Cambria" w:hAnsi="Cambria"/>
@@ -30405,7 +30461,7 @@
     <w:p>
       <w:pPr>
         <w:spacing w:after="260" w:line="360" w:lineRule="auto"/>
-        <w:jc w:val="left"/>
+        <w:jc w:val="both"/>
       </w:pPr>
       <w:bookmarkStart w:name="note6" w:id="1"/>
       <w:r>
@@ -30448,7 +30504,7 @@
         </w:rPr>
         <w:t xml:space="preserve"> 72, 241, 1947), </w:t>
       </w:r>
-      <w:hyperlink w:history="1" r:id="rIdnouw-z6_-pemljhm0rpmt">
+      <w:hyperlink w:history="1" r:id="rId6piwtay-spml4i1ou41kn">
         <w:r>
           <w:rPr>
             <w:rFonts w:ascii="Cambria" w:cs="Cambria" w:eastAsia="Cambria" w:hAnsi="Cambria"/>
@@ -30477,7 +30533,7 @@
     <w:p>
       <w:pPr>
         <w:spacing w:after="260" w:line="360" w:lineRule="auto"/>
-        <w:jc w:val="left"/>
+        <w:jc w:val="both"/>
       </w:pPr>
       <w:bookmarkStart w:name="note7" w:id="1"/>
       <w:r>
@@ -30540,7 +30596,7 @@
         </w:rPr>
         <w:t xml:space="preserve"> 1, 186 (1971), </w:t>
       </w:r>
-      <w:hyperlink w:history="1" r:id="rId1ndtple4zcek7eaiazwcz">
+      <w:hyperlink w:history="1" r:id="rIdnskpwok48fanx3vna2jth">
         <w:r>
           <w:rPr>
             <w:rFonts w:ascii="Cambria" w:cs="Cambria" w:eastAsia="Cambria" w:hAnsi="Cambria"/>
@@ -30559,7 +30615,7 @@
     <w:p>
       <w:pPr>
         <w:spacing w:after="260" w:line="360" w:lineRule="auto"/>
-        <w:jc w:val="left"/>
+        <w:jc w:val="both"/>
       </w:pPr>
       <w:bookmarkStart w:name="note8" w:id="1"/>
       <w:r>
@@ -30602,7 +30658,7 @@
         </w:rPr>
         <w:t xml:space="preserve"> B51, 793, 1948). The academy’s scan of that paper is at </w:t>
       </w:r>
-      <w:hyperlink w:history="1" r:id="rIdyzfwecmarwcasnc1bxgak">
+      <w:hyperlink w:history="1" r:id="rIdrzs87gof6yqlph1julhuq">
         <w:r>
           <w:rPr>
             <w:rFonts w:ascii="Cambria" w:cs="Cambria" w:eastAsia="Cambria" w:hAnsi="Cambria"/>
@@ -30646,7 +30702,7 @@
         </w:rPr>
         <w:t xml:space="preserve"> 78, 5, 1997), </w:t>
       </w:r>
-      <w:hyperlink w:history="1" r:id="rIdd-2waod4l4fawgo7h4rne">
+      <w:hyperlink w:history="1" r:id="rIdeebrxcj3bmz9bzihaiuc-">
         <w:r>
           <w:rPr>
             <w:rFonts w:ascii="Cambria" w:cs="Cambria" w:eastAsia="Cambria" w:hAnsi="Cambria"/>
@@ -30665,7 +30721,7 @@
     <w:p>
       <w:pPr>
         <w:spacing w:after="260" w:line="360" w:lineRule="auto"/>
-        <w:jc w:val="left"/>
+        <w:jc w:val="both"/>
       </w:pPr>
       <w:bookmarkStart w:name="note9" w:id="1"/>
       <w:r>
@@ -30708,7 +30764,7 @@
         </w:rPr>
         <w:t xml:space="preserve"> 5, 1174, 1957). The journal’s English PDF is at </w:t>
       </w:r>
-      <w:hyperlink w:history="1" r:id="rIdkgw4qshgp2lqd7ldrqqmg">
+      <w:hyperlink w:history="1" r:id="rIdtog1mlzkdsang2zy65yc1">
         <w:r>
           <w:rPr>
             <w:rFonts w:ascii="Cambria" w:cs="Cambria" w:eastAsia="Cambria" w:hAnsi="Cambria"/>
@@ -30737,7 +30793,7 @@
     <w:p>
       <w:pPr>
         <w:spacing w:after="260" w:line="360" w:lineRule="auto"/>
-        <w:jc w:val="left"/>
+        <w:jc w:val="both"/>
       </w:pPr>
       <w:bookmarkStart w:name="note10" w:id="1"/>
       <w:r>
@@ -30780,7 +30836,7 @@
         </w:rPr>
         <w:t xml:space="preserve"> 133, 60, 1931), </w:t>
       </w:r>
-      <w:hyperlink w:history="1" r:id="rId9mzvi46p_dikjhxqva3xj">
+      <w:hyperlink w:history="1" r:id="rIdeg2xff5texpmm9po1d1qx">
         <w:r>
           <w:rPr>
             <w:rFonts w:ascii="Cambria" w:cs="Cambria" w:eastAsia="Cambria" w:hAnsi="Cambria"/>
@@ -30809,7 +30865,7 @@
     <w:p>
       <w:pPr>
         <w:spacing w:after="260" w:line="360" w:lineRule="auto"/>
-        <w:jc w:val="left"/>
+        <w:jc w:val="both"/>
       </w:pPr>
       <w:bookmarkStart w:name="note11" w:id="1"/>
       <w:r>
@@ -30886,7 +30942,7 @@
         </w:rPr>
         <w:t xml:space="preserve"> 1, 173, 1986), </w:t>
       </w:r>
-      <w:hyperlink w:history="1" r:id="rId4lpaw1lihreoaehbfle30">
+      <w:hyperlink w:history="1" r:id="rIdsioa3oc2d52jxvjijaose">
         <w:r>
           <w:rPr>
             <w:rFonts w:ascii="Cambria" w:cs="Cambria" w:eastAsia="Cambria" w:hAnsi="Cambria"/>
@@ -30905,7 +30961,7 @@
     <w:p>
       <w:pPr>
         <w:spacing w:after="260" w:line="360" w:lineRule="auto"/>
-        <w:jc w:val="left"/>
+        <w:jc w:val="both"/>
       </w:pPr>
       <w:bookmarkStart w:name="note12" w:id="1"/>
       <w:r>
@@ -30968,7 +31024,7 @@
         </w:rPr>
         <w:t xml:space="preserve"> 73, 416, 1948), </w:t>
       </w:r>
-      <w:hyperlink w:history="1" r:id="rIdwye8bakvlc9lhdxexqadf">
+      <w:hyperlink w:history="1" r:id="rIdbthonqkebc-mhmyhfp2ri">
         <w:r>
           <w:rPr>
             <w:rFonts w:ascii="Cambria" w:cs="Cambria" w:eastAsia="Cambria" w:hAnsi="Cambria"/>
@@ -31012,7 +31068,7 @@
         </w:rPr>
         <w:t xml:space="preserve"> 130, 071801, 2023), </w:t>
       </w:r>
-      <w:hyperlink w:history="1" r:id="rIdyy1cdxc6g6s6sy5ac29lq">
+      <w:hyperlink w:history="1" r:id="rIdk5kobsp7rcaaulolffzg3">
         <w:r>
           <w:rPr>
             <w:rFonts w:ascii="Cambria" w:cs="Cambria" w:eastAsia="Cambria" w:hAnsi="Cambria"/>
@@ -31061,7 +31117,7 @@
     <w:p>
       <w:pPr>
         <w:spacing w:after="260" w:line="360" w:lineRule="auto"/>
-        <w:jc w:val="left"/>
+        <w:jc w:val="both"/>
       </w:pPr>
       <w:r>
         <w:rPr>
@@ -31108,7 +31164,7 @@
     <w:p>
       <w:pPr>
         <w:spacing w:after="260" w:line="360" w:lineRule="auto"/>
-        <w:jc w:val="left"/>
+        <w:jc w:val="both"/>
       </w:pPr>
       <w:bookmarkStart w:name="note13" w:id="1"/>
       <w:r>
@@ -31151,7 +31207,7 @@
         </w:rPr>
         <w:t xml:space="preserve"> 1, 251, 1962), </w:t>
       </w:r>
-      <w:hyperlink w:history="1" r:id="rIdweodgldycrdl36phfsmq0">
+      <w:hyperlink w:history="1" r:id="rId7wo9sxl4mnr5yhjcv1ixn">
         <w:r>
           <w:rPr>
             <w:rFonts w:ascii="Cambria" w:cs="Cambria" w:eastAsia="Cambria" w:hAnsi="Cambria"/>
@@ -31180,7 +31236,7 @@
     <w:p>
       <w:pPr>
         <w:spacing w:after="260" w:line="360" w:lineRule="auto"/>
-        <w:jc w:val="left"/>
+        <w:jc w:val="both"/>
       </w:pPr>
       <w:r>
         <w:rPr>
@@ -31206,7 +31262,7 @@
     <w:p>
       <w:pPr>
         <w:spacing w:after="260" w:line="360" w:lineRule="auto"/>
-        <w:jc w:val="left"/>
+        <w:jc w:val="both"/>
       </w:pPr>
       <w:r>
         <w:rPr>
@@ -31252,7 +31308,7 @@
     <w:p>
       <w:pPr>
         <w:spacing w:after="260" w:line="360" w:lineRule="auto"/>
-        <w:jc w:val="left"/>
+        <w:jc w:val="both"/>
       </w:pPr>
       <w:r>
         <w:rPr>
@@ -31358,7 +31414,7 @@
     <w:p>
       <w:pPr>
         <w:spacing w:after="260" w:line="360" w:lineRule="auto"/>
-        <w:jc w:val="left"/>
+        <w:jc w:val="both"/>
       </w:pPr>
       <w:r>
         <w:rPr>
@@ -31474,7 +31530,7 @@
         </w:rPr>
         <w:t xml:space="preserve"> 93, 025005, 2021), </w:t>
       </w:r>
-      <w:hyperlink w:history="1" r:id="rId6riad2cl3ijs2phlsyias">
+      <w:hyperlink w:history="1" r:id="rIdrshijv5brzlqnuqihliww">
         <w:r>
           <w:rPr>
             <w:rFonts w:ascii="Cambria" w:cs="Cambria" w:eastAsia="Cambria" w:hAnsi="Cambria"/>
@@ -31499,7 +31555,7 @@
       <w:bookmarkStart w:name="toc64" w:id="1"/>
       <w:r>
         <w:rPr>
-          <w:rFonts w:ascii="Amazon Ember" w:cs="Amazon Ember" w:eastAsia="Amazon Ember" w:hAnsi="Amazon Ember"/>
+          <w:rFonts w:ascii="Calibri" w:cs="Calibri" w:eastAsia="Calibri" w:hAnsi="Calibri"/>
           <w:b/>
           <w:bCs/>
           <w:color w:val="0000FF"/>
@@ -31513,7 +31569,7 @@
     <w:p>
       <w:pPr>
         <w:spacing w:after="260" w:line="360" w:lineRule="auto"/>
-        <w:jc w:val="left"/>
+        <w:jc w:val="both"/>
       </w:pPr>
       <w:r>
         <w:rPr>
@@ -31529,7 +31585,7 @@
     <w:p>
       <w:pPr>
         <w:spacing w:after="260" w:line="360" w:lineRule="auto"/>
-        <w:jc w:val="left"/>
+        <w:jc w:val="both"/>
       </w:pPr>
       <w:r>
         <w:rPr>
@@ -31589,7 +31645,7 @@
     <w:p>
       <w:pPr>
         <w:spacing w:after="260" w:line="360" w:lineRule="auto"/>
-        <w:jc w:val="left"/>
+        <w:jc w:val="both"/>
       </w:pPr>
       <w:r>
         <w:rPr>
@@ -31669,7 +31725,7 @@
     <w:p>
       <w:pPr>
         <w:spacing w:after="260" w:line="360" w:lineRule="auto"/>
-        <w:jc w:val="left"/>
+        <w:jc w:val="both"/>
       </w:pPr>
       <w:r>
         <w:rPr>
@@ -31729,7 +31785,7 @@
     <w:p>
       <w:pPr>
         <w:spacing w:after="260" w:line="360" w:lineRule="auto"/>
-        <w:jc w:val="left"/>
+        <w:jc w:val="both"/>
       </w:pPr>
       <w:r>
         <w:rPr>
@@ -31789,7 +31845,7 @@
     <w:p>
       <w:pPr>
         <w:spacing w:after="260" w:line="360" w:lineRule="auto"/>
-        <w:jc w:val="left"/>
+        <w:jc w:val="both"/>
       </w:pPr>
       <w:r>
         <w:rPr>
@@ -31849,7 +31905,7 @@
     <w:p>
       <w:pPr>
         <w:spacing w:after="260" w:line="360" w:lineRule="auto"/>
-        <w:jc w:val="left"/>
+        <w:jc w:val="both"/>
       </w:pPr>
       <w:r>
         <w:rPr>
@@ -32041,7 +32097,7 @@
     <w:p>
       <w:pPr>
         <w:spacing w:after="260" w:line="360" w:lineRule="auto"/>
-        <w:jc w:val="left"/>
+        <w:jc w:val="both"/>
       </w:pPr>
       <w:r>
         <w:rPr>
@@ -32101,7 +32157,7 @@
     <w:p>
       <w:pPr>
         <w:spacing w:after="260" w:line="360" w:lineRule="auto"/>
-        <w:jc w:val="left"/>
+        <w:jc w:val="both"/>
       </w:pPr>
       <w:r>
         <w:rPr>
@@ -32181,7 +32237,7 @@
     <w:p>
       <w:pPr>
         <w:spacing w:after="260" w:line="360" w:lineRule="auto"/>
-        <w:jc w:val="left"/>
+        <w:jc w:val="both"/>
       </w:pPr>
       <w:r>
         <w:rPr>
@@ -32241,7 +32297,7 @@
     <w:p>
       <w:pPr>
         <w:spacing w:after="260" w:line="360" w:lineRule="auto"/>
-        <w:jc w:val="left"/>
+        <w:jc w:val="both"/>
       </w:pPr>
       <w:r>
         <w:rPr>
@@ -32301,7 +32357,7 @@
     <w:p>
       <w:pPr>
         <w:spacing w:after="260" w:line="360" w:lineRule="auto"/>
-        <w:jc w:val="left"/>
+        <w:jc w:val="both"/>
       </w:pPr>
       <w:r>
         <w:rPr>
@@ -32361,7 +32417,7 @@
     <w:p>
       <w:pPr>
         <w:spacing w:after="260" w:line="360" w:lineRule="auto"/>
-        <w:jc w:val="left"/>
+        <w:jc w:val="both"/>
       </w:pPr>
       <w:r>
         <w:rPr>
@@ -32501,7 +32557,7 @@
     <w:p>
       <w:pPr>
         <w:spacing w:after="260" w:line="360" w:lineRule="auto"/>
-        <w:jc w:val="left"/>
+        <w:jc w:val="both"/>
       </w:pPr>
       <w:r>
         <w:rPr>
@@ -32581,7 +32637,7 @@
     <w:p>
       <w:pPr>
         <w:spacing w:after="260" w:line="360" w:lineRule="auto"/>
-        <w:jc w:val="left"/>
+        <w:jc w:val="both"/>
       </w:pPr>
       <w:r>
         <w:rPr>
@@ -32641,7 +32697,7 @@
     <w:p>
       <w:pPr>
         <w:spacing w:after="260" w:line="360" w:lineRule="auto"/>
-        <w:jc w:val="left"/>
+        <w:jc w:val="both"/>
       </w:pPr>
       <w:r>
         <w:rPr>
@@ -32701,7 +32757,7 @@
     <w:p>
       <w:pPr>
         <w:spacing w:after="260" w:line="360" w:lineRule="auto"/>
-        <w:jc w:val="left"/>
+        <w:jc w:val="both"/>
       </w:pPr>
       <w:r>
         <w:rPr>
@@ -32761,7 +32817,7 @@
     <w:p>
       <w:pPr>
         <w:spacing w:after="260" w:line="360" w:lineRule="auto"/>
-        <w:jc w:val="left"/>
+        <w:jc w:val="both"/>
       </w:pPr>
       <w:r>
         <w:rPr>
@@ -32821,7 +32877,7 @@
     <w:p>
       <w:pPr>
         <w:spacing w:after="260" w:line="360" w:lineRule="auto"/>
-        <w:jc w:val="left"/>
+        <w:jc w:val="both"/>
       </w:pPr>
       <w:r>
         <w:rPr>
@@ -32881,7 +32937,7 @@
     <w:p>
       <w:pPr>
         <w:spacing w:after="260" w:line="360" w:lineRule="auto"/>
-        <w:jc w:val="left"/>
+        <w:jc w:val="both"/>
       </w:pPr>
       <w:r>
         <w:rPr>
@@ -32941,7 +32997,7 @@
     <w:p>
       <w:pPr>
         <w:spacing w:after="260" w:line="360" w:lineRule="auto"/>
-        <w:jc w:val="left"/>
+        <w:jc w:val="both"/>
       </w:pPr>
       <w:r>
         <w:rPr>
@@ -33021,7 +33077,7 @@
     <w:p>
       <w:pPr>
         <w:spacing w:after="260" w:line="360" w:lineRule="auto"/>
-        <w:jc w:val="left"/>
+        <w:jc w:val="both"/>
       </w:pPr>
       <w:r>
         <w:rPr>
@@ -33101,7 +33157,7 @@
     <w:p>
       <w:pPr>
         <w:spacing w:after="260" w:line="360" w:lineRule="auto"/>
-        <w:jc w:val="left"/>
+        <w:jc w:val="both"/>
       </w:pPr>
       <w:r>
         <w:rPr>
@@ -33161,7 +33217,7 @@
     <w:p>
       <w:pPr>
         <w:spacing w:after="260" w:line="360" w:lineRule="auto"/>
-        <w:jc w:val="left"/>
+        <w:jc w:val="both"/>
       </w:pPr>
       <w:r>
         <w:rPr>
@@ -33221,7 +33277,7 @@
     <w:p>
       <w:pPr>
         <w:spacing w:after="260" w:line="360" w:lineRule="auto"/>
-        <w:jc w:val="left"/>
+        <w:jc w:val="both"/>
       </w:pPr>
       <w:r>
         <w:rPr>
@@ -33281,7 +33337,7 @@
     <w:p>
       <w:pPr>
         <w:spacing w:after="260" w:line="360" w:lineRule="auto"/>
-        <w:jc w:val="left"/>
+        <w:jc w:val="both"/>
       </w:pPr>
       <w:r>
         <w:rPr>
@@ -33341,7 +33397,7 @@
     <w:p>
       <w:pPr>
         <w:spacing w:after="260" w:line="360" w:lineRule="auto"/>
-        <w:jc w:val="left"/>
+        <w:jc w:val="both"/>
       </w:pPr>
       <w:r>
         <w:rPr>
@@ -33401,7 +33457,7 @@
     <w:p>
       <w:pPr>
         <w:spacing w:after="260" w:line="360" w:lineRule="auto"/>
-        <w:jc w:val="left"/>
+        <w:jc w:val="both"/>
       </w:pPr>
       <w:r>
         <w:rPr>
@@ -33461,7 +33517,7 @@
     <w:p>
       <w:pPr>
         <w:spacing w:after="260" w:line="360" w:lineRule="auto"/>
-        <w:jc w:val="left"/>
+        <w:jc w:val="both"/>
       </w:pPr>
       <w:r>
         <w:rPr>
@@ -33637,7 +33693,7 @@
     <w:p>
       <w:pPr>
         <w:spacing w:after="260" w:line="360" w:lineRule="auto"/>
-        <w:jc w:val="left"/>
+        <w:jc w:val="both"/>
       </w:pPr>
       <w:r>
         <w:rPr>
@@ -33697,7 +33753,7 @@
     <w:p>
       <w:pPr>
         <w:spacing w:after="260" w:line="360" w:lineRule="auto"/>
-        <w:jc w:val="left"/>
+        <w:jc w:val="both"/>
       </w:pPr>
       <w:r>
         <w:rPr>
@@ -33757,7 +33813,7 @@
     <w:p>
       <w:pPr>
         <w:spacing w:after="260" w:line="360" w:lineRule="auto"/>
-        <w:jc w:val="left"/>
+        <w:jc w:val="both"/>
       </w:pPr>
       <w:r>
         <w:rPr>
@@ -33817,7 +33873,7 @@
     <w:p>
       <w:pPr>
         <w:spacing w:after="260" w:line="360" w:lineRule="auto"/>
-        <w:jc w:val="left"/>
+        <w:jc w:val="both"/>
       </w:pPr>
       <w:r>
         <w:rPr>
@@ -33877,7 +33933,7 @@
     <w:p>
       <w:pPr>
         <w:spacing w:after="260" w:line="360" w:lineRule="auto"/>
-        <w:jc w:val="left"/>
+        <w:jc w:val="both"/>
       </w:pPr>
       <w:r>
         <w:rPr>
@@ -33961,7 +34017,7 @@
     <w:p>
       <w:pPr>
         <w:spacing w:after="260" w:line="360" w:lineRule="auto"/>
-        <w:jc w:val="left"/>
+        <w:jc w:val="both"/>
       </w:pPr>
       <w:r>
         <w:rPr>
@@ -34061,7 +34117,7 @@
     <w:p>
       <w:pPr>
         <w:spacing w:after="260" w:line="360" w:lineRule="auto"/>
-        <w:jc w:val="left"/>
+        <w:jc w:val="both"/>
       </w:pPr>
       <w:r>
         <w:rPr>
@@ -34185,7 +34241,7 @@
     <w:p>
       <w:pPr>
         <w:spacing w:after="260" w:line="360" w:lineRule="auto"/>
-        <w:jc w:val="left"/>
+        <w:jc w:val="both"/>
       </w:pPr>
       <w:r>
         <w:rPr>
@@ -34305,7 +34361,7 @@
     <w:p>
       <w:pPr>
         <w:spacing w:after="260" w:line="360" w:lineRule="auto"/>
-        <w:jc w:val="left"/>
+        <w:jc w:val="both"/>
       </w:pPr>
       <w:r>
         <w:rPr>
@@ -34365,7 +34421,7 @@
     <w:p>
       <w:pPr>
         <w:spacing w:after="260" w:line="360" w:lineRule="auto"/>
-        <w:jc w:val="left"/>
+        <w:jc w:val="both"/>
       </w:pPr>
       <w:r>
         <w:rPr>
@@ -34425,7 +34481,7 @@
     <w:p>
       <w:pPr>
         <w:spacing w:after="260" w:line="360" w:lineRule="auto"/>
-        <w:jc w:val="left"/>
+        <w:jc w:val="both"/>
       </w:pPr>
       <w:r>
         <w:rPr>
@@ -34509,7 +34565,7 @@
     <w:p>
       <w:pPr>
         <w:spacing w:after="260" w:line="360" w:lineRule="auto"/>
-        <w:jc w:val="left"/>
+        <w:jc w:val="both"/>
       </w:pPr>
       <w:r>
         <w:rPr>
@@ -34569,7 +34625,7 @@
     <w:p>
       <w:pPr>
         <w:spacing w:after="260" w:line="360" w:lineRule="auto"/>
-        <w:jc w:val="left"/>
+        <w:jc w:val="both"/>
       </w:pPr>
       <w:r>
         <w:rPr>
@@ -34629,7 +34685,7 @@
     <w:p>
       <w:pPr>
         <w:spacing w:after="260" w:line="360" w:lineRule="auto"/>
-        <w:jc w:val="left"/>
+        <w:jc w:val="both"/>
       </w:pPr>
       <w:r>
         <w:rPr>
@@ -34709,7 +34765,7 @@
     <w:p>
       <w:pPr>
         <w:spacing w:after="260" w:line="360" w:lineRule="auto"/>
-        <w:jc w:val="left"/>
+        <w:jc w:val="both"/>
       </w:pPr>
       <w:r>
         <w:rPr>
@@ -34789,7 +34845,7 @@
     <w:p>
       <w:pPr>
         <w:spacing w:after="260" w:line="360" w:lineRule="auto"/>
-        <w:jc w:val="left"/>
+        <w:jc w:val="both"/>
       </w:pPr>
       <w:r>
         <w:rPr>
@@ -34849,7 +34905,7 @@
     <w:p>
       <w:pPr>
         <w:spacing w:after="260" w:line="360" w:lineRule="auto"/>
-        <w:jc w:val="left"/>
+        <w:jc w:val="both"/>
       </w:pPr>
       <w:r>
         <w:rPr>
@@ -34909,7 +34965,7 @@
     <w:p>
       <w:pPr>
         <w:spacing w:after="260" w:line="360" w:lineRule="auto"/>
-        <w:jc w:val="left"/>
+        <w:jc w:val="both"/>
       </w:pPr>
       <w:r>
         <w:rPr>
@@ -34976,7 +35032,7 @@
       <w:bookmarkStart w:name="toc65" w:id="1"/>
       <w:r>
         <w:rPr>
-          <w:rFonts w:ascii="Amazon Ember" w:cs="Amazon Ember" w:eastAsia="Amazon Ember" w:hAnsi="Amazon Ember"/>
+          <w:rFonts w:ascii="Calibri" w:cs="Calibri" w:eastAsia="Calibri" w:hAnsi="Calibri"/>
           <w:b/>
           <w:bCs/>
           <w:color w:val="0000FF"/>
@@ -34990,7 +35046,7 @@
     <w:p>
       <w:pPr>
         <w:spacing w:after="260" w:line="360" w:lineRule="auto"/>
-        <w:jc w:val="left"/>
+        <w:jc w:val="both"/>
       </w:pPr>
       <w:r>
         <w:rPr>
@@ -35006,7 +35062,7 @@
     <w:p>
       <w:pPr>
         <w:spacing w:after="260" w:line="360" w:lineRule="auto"/>
-        <w:jc w:val="left"/>
+        <w:jc w:val="both"/>
       </w:pPr>
       <w:r>
         <w:rPr>
@@ -35022,7 +35078,7 @@
     <w:p>
       <w:pPr>
         <w:spacing w:after="260" w:line="360" w:lineRule="auto"/>
-        <w:jc w:val="left"/>
+        <w:jc w:val="both"/>
       </w:pPr>
       <w:r>
         <w:rPr>
@@ -35038,7 +35094,7 @@
     <w:p>
       <w:pPr>
         <w:spacing w:after="260" w:line="360" w:lineRule="auto"/>
-        <w:jc w:val="left"/>
+        <w:jc w:val="both"/>
       </w:pPr>
       <w:r>
         <w:rPr>
@@ -35054,7 +35110,7 @@
     <w:p>
       <w:pPr>
         <w:spacing w:after="260" w:line="360" w:lineRule="auto"/>
-        <w:jc w:val="left"/>
+        <w:jc w:val="both"/>
       </w:pPr>
       <w:r>
         <w:rPr>
@@ -35070,7 +35126,7 @@
     <w:p>
       <w:pPr>
         <w:spacing w:after="260" w:line="360" w:lineRule="auto"/>
-        <w:jc w:val="left"/>
+        <w:jc w:val="both"/>
       </w:pPr>
       <w:r>
         <w:rPr>
@@ -35086,7 +35142,7 @@
     <w:p>
       <w:pPr>
         <w:spacing w:after="260" w:line="360" w:lineRule="auto"/>
-        <w:jc w:val="left"/>
+        <w:jc w:val="both"/>
       </w:pPr>
       <w:r>
         <w:rPr>
@@ -35102,7 +35158,7 @@
     <w:p>
       <w:pPr>
         <w:spacing w:after="260" w:line="360" w:lineRule="auto"/>
-        <w:jc w:val="left"/>
+        <w:jc w:val="both"/>
       </w:pPr>
       <w:r>
         <w:rPr>
@@ -35118,7 +35174,7 @@
     <w:p>
       <w:pPr>
         <w:spacing w:after="260" w:line="360" w:lineRule="auto"/>
-        <w:jc w:val="left"/>
+        <w:jc w:val="both"/>
       </w:pPr>
       <w:r>
         <w:rPr>
@@ -35134,7 +35190,7 @@
     <w:p>
       <w:pPr>
         <w:spacing w:after="260" w:line="360" w:lineRule="auto"/>
-        <w:jc w:val="left"/>
+        <w:jc w:val="both"/>
       </w:pPr>
       <w:r>
         <w:rPr>
@@ -35150,7 +35206,7 @@
     <w:p>
       <w:pPr>
         <w:spacing w:after="260" w:line="360" w:lineRule="auto"/>
-        <w:jc w:val="left"/>
+        <w:jc w:val="both"/>
       </w:pPr>
       <w:r>
         <w:rPr>
@@ -35166,7 +35222,7 @@
     <w:p>
       <w:pPr>
         <w:spacing w:after="260" w:line="360" w:lineRule="auto"/>
-        <w:jc w:val="left"/>
+        <w:jc w:val="both"/>
       </w:pPr>
       <w:r>
         <w:rPr>
@@ -35182,7 +35238,7 @@
     <w:p>
       <w:pPr>
         <w:spacing w:after="260" w:line="360" w:lineRule="auto"/>
-        <w:jc w:val="left"/>
+        <w:jc w:val="both"/>
       </w:pPr>
       <w:r>
         <w:rPr>
@@ -35205,7 +35261,7 @@
       <w:bookmarkStart w:name="toc66" w:id="1"/>
       <w:r>
         <w:rPr>
-          <w:rFonts w:ascii="Amazon Ember" w:cs="Amazon Ember" w:eastAsia="Amazon Ember" w:hAnsi="Amazon Ember"/>
+          <w:rFonts w:ascii="Calibri" w:cs="Calibri" w:eastAsia="Calibri" w:hAnsi="Calibri"/>
           <w:b/>
           <w:bCs/>
           <w:color w:val="0000FF"/>
@@ -35219,7 +35275,7 @@
     <w:p>
       <w:pPr>
         <w:spacing w:after="260" w:line="360" w:lineRule="auto"/>
-        <w:jc w:val="left"/>
+        <w:jc w:val="both"/>
       </w:pPr>
       <w:r>
         <w:rPr>
@@ -35235,7 +35291,7 @@
     <w:p>
       <w:pPr>
         <w:spacing w:after="260" w:line="360" w:lineRule="auto"/>
-        <w:jc w:val="left"/>
+        <w:jc w:val="both"/>
       </w:pPr>
       <w:r>
         <w:rPr>
@@ -35321,7 +35377,7 @@
     <w:p>
       <w:pPr>
         <w:spacing w:after="260" w:line="360" w:lineRule="auto"/>
-        <w:jc w:val="left"/>
+        <w:jc w:val="both"/>
       </w:pPr>
       <w:r>
         <w:rPr>
@@ -35715,7 +35771,7 @@
     <w:p>
       <w:pPr>
         <w:spacing w:after="260" w:line="360" w:lineRule="auto"/>
-        <w:jc w:val="left"/>
+        <w:jc w:val="both"/>
       </w:pPr>
       <w:r>
         <w:rPr>
@@ -35981,7 +36037,7 @@
     <w:p>
       <w:pPr>
         <w:spacing w:after="260" w:line="360" w:lineRule="auto"/>
-        <w:jc w:val="left"/>
+        <w:jc w:val="both"/>
       </w:pPr>
       <w:r>
         <w:rPr>
@@ -36257,7 +36313,7 @@
     <w:p>
       <w:pPr>
         <w:spacing w:after="260" w:line="360" w:lineRule="auto"/>
-        <w:jc w:val="left"/>
+        <w:jc w:val="both"/>
       </w:pPr>
       <w:r>
         <w:rPr>
@@ -36495,7 +36551,7 @@
     <w:p>
       <w:pPr>
         <w:spacing w:after="260" w:line="360" w:lineRule="auto"/>
-        <w:jc w:val="left"/>
+        <w:jc w:val="both"/>
       </w:pPr>
       <w:r>
         <w:rPr>
@@ -36801,7 +36857,7 @@
     <w:p>
       <w:pPr>
         <w:spacing w:after="260" w:line="360" w:lineRule="auto"/>
-        <w:jc w:val="left"/>
+        <w:jc w:val="both"/>
       </w:pPr>
       <w:r>
         <w:rPr>
@@ -36887,7 +36943,7 @@
     <w:p>
       <w:pPr>
         <w:spacing w:after="260" w:line="360" w:lineRule="auto"/>
-        <w:jc w:val="left"/>
+        <w:jc w:val="both"/>
       </w:pPr>
       <w:r>
         <w:rPr>
@@ -36903,7 +36959,7 @@
     <w:p>
       <w:pPr>
         <w:spacing w:after="260" w:line="360" w:lineRule="auto"/>
-        <w:jc w:val="left"/>
+        <w:jc w:val="both"/>
       </w:pPr>
       <w:r>
         <w:rPr>
@@ -36989,7 +37045,7 @@
     <w:p>
       <w:pPr>
         <w:spacing w:after="260" w:line="360" w:lineRule="auto"/>
-        <w:jc w:val="left"/>
+        <w:jc w:val="both"/>
       </w:pPr>
       <w:r>
         <w:rPr>
@@ -37071,7 +37127,7 @@
     <w:p>
       <w:pPr>
         <w:spacing w:after="260" w:line="360" w:lineRule="auto"/>
-        <w:jc w:val="left"/>
+        <w:jc w:val="both"/>
       </w:pPr>
       <w:r>
         <w:rPr>
@@ -37087,7 +37143,7 @@
     <w:p>
       <w:pPr>
         <w:spacing w:after="260" w:line="360" w:lineRule="auto"/>
-        <w:jc w:val="left"/>
+        <w:jc w:val="both"/>
       </w:pPr>
       <w:r>
         <w:rPr>
@@ -37103,7 +37159,7 @@
     <w:p>
       <w:pPr>
         <w:spacing w:after="260" w:line="360" w:lineRule="auto"/>
-        <w:jc w:val="left"/>
+        <w:jc w:val="both"/>
       </w:pPr>
       <w:r>
         <w:rPr>
@@ -37153,7 +37209,7 @@
     <w:p>
       <w:pPr>
         <w:spacing w:after="260" w:line="360" w:lineRule="auto"/>
-        <w:jc w:val="left"/>
+        <w:jc w:val="both"/>
       </w:pPr>
       <w:r>
         <w:rPr>
@@ -37312,7 +37368,7 @@
       <w:bookmarkStart w:name="toc67" w:id="1"/>
       <w:r>
         <w:rPr>
-          <w:rFonts w:ascii="Amazon Ember" w:cs="Amazon Ember" w:eastAsia="Amazon Ember" w:hAnsi="Amazon Ember"/>
+          <w:rFonts w:ascii="Calibri" w:cs="Calibri" w:eastAsia="Calibri" w:hAnsi="Calibri"/>
           <w:b/>
           <w:bCs/>
           <w:color w:val="0000FF"/>
@@ -37326,7 +37382,7 @@
     <w:p>
       <w:pPr>
         <w:spacing w:after="260" w:line="360" w:lineRule="auto"/>
-        <w:jc w:val="left"/>
+        <w:jc w:val="both"/>
       </w:pPr>
       <w:r>
         <w:rPr>
@@ -37362,7 +37418,7 @@
     <w:p>
       <w:pPr>
         <w:spacing w:after="260" w:line="360" w:lineRule="auto"/>
-        <w:jc w:val="left"/>
+        <w:jc w:val="both"/>
       </w:pPr>
       <w:r>
         <w:rPr>
@@ -37418,7 +37474,7 @@
     <w:p>
       <w:pPr>
         <w:spacing w:after="260" w:line="360" w:lineRule="auto"/>
-        <w:jc w:val="left"/>
+        <w:jc w:val="both"/>
       </w:pPr>
       <w:r>
         <w:rPr>
@@ -37481,7 +37537,7 @@
       <w:bookmarkStart w:name="toc68" w:id="1"/>
       <w:r>
         <w:rPr>
-          <w:rFonts w:ascii="Amazon Ember" w:cs="Amazon Ember" w:eastAsia="Amazon Ember" w:hAnsi="Amazon Ember"/>
+          <w:rFonts w:ascii="Calibri" w:cs="Calibri" w:eastAsia="Calibri" w:hAnsi="Calibri"/>
           <w:b/>
           <w:bCs/>
           <w:color w:val="0000FF"/>
@@ -37495,7 +37551,7 @@
     <w:p>
       <w:pPr>
         <w:spacing w:after="260" w:line="360" w:lineRule="auto"/>
-        <w:jc w:val="left"/>
+        <w:jc w:val="both"/>
       </w:pPr>
       <w:r>
         <w:rPr>
@@ -37511,7 +37567,7 @@
     <w:p>
       <w:pPr>
         <w:spacing w:after="260" w:line="360" w:lineRule="auto"/>
-        <w:jc w:val="left"/>
+        <w:jc w:val="both"/>
       </w:pPr>
       <w:r>
         <w:rPr>
@@ -37527,7 +37583,7 @@
     <w:p>
       <w:pPr>
         <w:spacing w:after="260" w:line="360" w:lineRule="auto"/>
-        <w:jc w:val="left"/>
+        <w:jc w:val="both"/>
       </w:pPr>
       <w:r>
         <w:rPr>
@@ -37543,7 +37599,7 @@
     <w:p>
       <w:pPr>
         <w:spacing w:after="260" w:line="360" w:lineRule="auto"/>
-        <w:jc w:val="left"/>
+        <w:jc w:val="both"/>
       </w:pPr>
       <w:r>
         <w:rPr>
@@ -37559,7 +37615,7 @@
     <w:p>
       <w:pPr>
         <w:spacing w:after="260" w:line="360" w:lineRule="auto"/>
-        <w:jc w:val="left"/>
+        <w:jc w:val="both"/>
       </w:pPr>
       <w:r>
         <w:rPr>
@@ -37575,7 +37631,7 @@
     <w:p>
       <w:pPr>
         <w:spacing w:after="260" w:line="360" w:lineRule="auto"/>
-        <w:jc w:val="left"/>
+        <w:jc w:val="both"/>
       </w:pPr>
       <w:r>
         <w:rPr>
@@ -37591,7 +37647,7 @@
     <w:p>
       <w:pPr>
         <w:spacing w:after="260" w:line="360" w:lineRule="auto"/>
-        <w:jc w:val="left"/>
+        <w:jc w:val="both"/>
       </w:pPr>
       <w:r>
         <w:rPr>
@@ -37607,7 +37663,7 @@
     <w:p>
       <w:pPr>
         <w:spacing w:after="260" w:line="360" w:lineRule="auto"/>
-        <w:jc w:val="left"/>
+        <w:jc w:val="both"/>
       </w:pPr>
       <w:r>
         <w:rPr>
@@ -37623,7 +37679,7 @@
     <w:p>
       <w:pPr>
         <w:spacing w:after="260" w:line="360" w:lineRule="auto"/>
-        <w:jc w:val="left"/>
+        <w:jc w:val="both"/>
       </w:pPr>
       <w:r>
         <w:rPr>
@@ -37639,7 +37695,7 @@
     <w:p>
       <w:pPr>
         <w:spacing w:after="260" w:line="360" w:lineRule="auto"/>
-        <w:jc w:val="left"/>
+        <w:jc w:val="both"/>
       </w:pPr>
       <w:r>
         <w:rPr>
@@ -37655,7 +37711,7 @@
     <w:p>
       <w:pPr>
         <w:spacing w:after="260" w:line="360" w:lineRule="auto"/>
-        <w:jc w:val="left"/>
+        <w:jc w:val="both"/>
       </w:pPr>
       <w:r>
         <w:rPr>
@@ -37671,7 +37727,7 @@
     <w:p>
       <w:pPr>
         <w:spacing w:after="260" w:line="360" w:lineRule="auto"/>
-        <w:jc w:val="left"/>
+        <w:jc w:val="both"/>
       </w:pPr>
       <w:r>
         <w:rPr>
@@ -37687,7 +37743,7 @@
     <w:p>
       <w:pPr>
         <w:spacing w:after="260" w:line="360" w:lineRule="auto"/>
-        <w:jc w:val="left"/>
+        <w:jc w:val="both"/>
       </w:pPr>
       <w:r>
         <w:rPr>
@@ -37703,7 +37759,7 @@
     <w:p>
       <w:pPr>
         <w:spacing w:after="260" w:line="360" w:lineRule="auto"/>
-        <w:jc w:val="left"/>
+        <w:jc w:val="both"/>
       </w:pPr>
       <w:r>
         <w:rPr>
@@ -37719,7 +37775,7 @@
     <w:p>
       <w:pPr>
         <w:spacing w:after="260" w:line="360" w:lineRule="auto"/>
-        <w:jc w:val="left"/>
+        <w:jc w:val="both"/>
       </w:pPr>
       <w:r>
         <w:rPr>
@@ -37735,7 +37791,7 @@
     <w:p>
       <w:pPr>
         <w:spacing w:after="260" w:line="360" w:lineRule="auto"/>
-        <w:jc w:val="left"/>
+        <w:jc w:val="both"/>
       </w:pPr>
       <w:r>
         <w:rPr>
@@ -37751,7 +37807,7 @@
     <w:p>
       <w:pPr>
         <w:spacing w:after="260" w:line="360" w:lineRule="auto"/>
-        <w:jc w:val="left"/>
+        <w:jc w:val="both"/>
       </w:pPr>
       <w:r>
         <w:rPr>
@@ -37767,7 +37823,7 @@
     <w:p>
       <w:pPr>
         <w:spacing w:after="260" w:line="360" w:lineRule="auto"/>
-        <w:jc w:val="left"/>
+        <w:jc w:val="both"/>
       </w:pPr>
       <w:r>
         <w:rPr>
@@ -37783,7 +37839,7 @@
     <w:p>
       <w:pPr>
         <w:spacing w:after="260" w:line="360" w:lineRule="auto"/>
-        <w:jc w:val="left"/>
+        <w:jc w:val="both"/>
       </w:pPr>
       <w:r>
         <w:rPr>
@@ -37799,7 +37855,7 @@
     <w:p>
       <w:pPr>
         <w:spacing w:after="260" w:line="360" w:lineRule="auto"/>
-        <w:jc w:val="left"/>
+        <w:jc w:val="both"/>
       </w:pPr>
       <w:r>
         <w:rPr>
@@ -37815,7 +37871,7 @@
     <w:p>
       <w:pPr>
         <w:spacing w:after="260" w:line="360" w:lineRule="auto"/>
-        <w:jc w:val="left"/>
+        <w:jc w:val="both"/>
       </w:pPr>
       <w:r>
         <w:rPr>
@@ -37831,7 +37887,7 @@
     <w:p>
       <w:pPr>
         <w:spacing w:after="260" w:line="360" w:lineRule="auto"/>
-        <w:jc w:val="left"/>
+        <w:jc w:val="both"/>
       </w:pPr>
       <w:r>
         <w:rPr>
@@ -37847,7 +37903,7 @@
     <w:p>
       <w:pPr>
         <w:spacing w:after="260" w:line="360" w:lineRule="auto"/>
-        <w:jc w:val="left"/>
+        <w:jc w:val="both"/>
       </w:pPr>
       <w:r>
         <w:rPr>
@@ -37863,7 +37919,7 @@
     <w:p>
       <w:pPr>
         <w:spacing w:after="260" w:line="360" w:lineRule="auto"/>
-        <w:jc w:val="left"/>
+        <w:jc w:val="both"/>
       </w:pPr>
       <w:r>
         <w:rPr>
@@ -37879,7 +37935,7 @@
     <w:p>
       <w:pPr>
         <w:spacing w:after="260" w:line="360" w:lineRule="auto"/>
-        <w:jc w:val="left"/>
+        <w:jc w:val="both"/>
       </w:pPr>
       <w:r>
         <w:rPr>
@@ -37895,7 +37951,7 @@
     <w:p>
       <w:pPr>
         <w:spacing w:after="260" w:line="360" w:lineRule="auto"/>
-        <w:jc w:val="left"/>
+        <w:jc w:val="both"/>
       </w:pPr>
       <w:r>
         <w:rPr>
@@ -37911,7 +37967,7 @@
     <w:p>
       <w:pPr>
         <w:spacing w:after="260" w:line="360" w:lineRule="auto"/>
-        <w:jc w:val="left"/>
+        <w:jc w:val="both"/>
       </w:pPr>
       <w:r>
         <w:rPr>
@@ -37927,7 +37983,7 @@
     <w:p>
       <w:pPr>
         <w:spacing w:after="260" w:line="360" w:lineRule="auto"/>
-        <w:jc w:val="left"/>
+        <w:jc w:val="both"/>
       </w:pPr>
       <w:r>
         <w:rPr>
@@ -37943,7 +37999,7 @@
     <w:p>
       <w:pPr>
         <w:spacing w:after="260" w:line="360" w:lineRule="auto"/>
-        <w:jc w:val="left"/>
+        <w:jc w:val="both"/>
       </w:pPr>
       <w:r>
         <w:rPr>
@@ -37959,7 +38015,7 @@
     <w:p>
       <w:pPr>
         <w:spacing w:after="260" w:line="360" w:lineRule="auto"/>
-        <w:jc w:val="left"/>
+        <w:jc w:val="both"/>
       </w:pPr>
       <w:r>
         <w:rPr>
@@ -37975,7 +38031,7 @@
     <w:p>
       <w:pPr>
         <w:spacing w:after="260" w:line="360" w:lineRule="auto"/>
-        <w:jc w:val="left"/>
+        <w:jc w:val="both"/>
       </w:pPr>
       <w:r>
         <w:rPr>
@@ -37991,7 +38047,7 @@
     <w:p>
       <w:pPr>
         <w:spacing w:after="260" w:line="360" w:lineRule="auto"/>
-        <w:jc w:val="left"/>
+        <w:jc w:val="both"/>
       </w:pPr>
       <w:r>
         <w:rPr>
@@ -38007,7 +38063,7 @@
     <w:p>
       <w:pPr>
         <w:spacing w:after="260" w:line="360" w:lineRule="auto"/>
-        <w:jc w:val="left"/>
+        <w:jc w:val="both"/>
       </w:pPr>
       <w:r>
         <w:rPr>
@@ -38023,7 +38079,7 @@
     <w:p>
       <w:pPr>
         <w:spacing w:after="260" w:line="360" w:lineRule="auto"/>
-        <w:jc w:val="left"/>
+        <w:jc w:val="both"/>
       </w:pPr>
       <w:r>
         <w:rPr>
@@ -38039,7 +38095,7 @@
     <w:p>
       <w:pPr>
         <w:spacing w:after="260" w:line="360" w:lineRule="auto"/>
-        <w:jc w:val="left"/>
+        <w:jc w:val="both"/>
       </w:pPr>
       <w:r>
         <w:rPr>
@@ -38055,7 +38111,7 @@
     <w:p>
       <w:pPr>
         <w:spacing w:after="260" w:line="360" w:lineRule="auto"/>
-        <w:jc w:val="left"/>
+        <w:jc w:val="both"/>
       </w:pPr>
       <w:r>
         <w:rPr>
@@ -38071,7 +38127,7 @@
     <w:p>
       <w:pPr>
         <w:spacing w:after="260" w:line="360" w:lineRule="auto"/>
-        <w:jc w:val="left"/>
+        <w:jc w:val="both"/>
       </w:pPr>
       <w:r>
         <w:rPr>
@@ -38087,7 +38143,7 @@
     <w:p>
       <w:pPr>
         <w:spacing w:after="260" w:line="360" w:lineRule="auto"/>
-        <w:jc w:val="left"/>
+        <w:jc w:val="both"/>
       </w:pPr>
       <w:r>
         <w:rPr>
@@ -38110,7 +38166,7 @@
       <w:bookmarkStart w:name="toc69" w:id="1"/>
       <w:r>
         <w:rPr>
-          <w:rFonts w:ascii="Amazon Ember" w:cs="Amazon Ember" w:eastAsia="Amazon Ember" w:hAnsi="Amazon Ember"/>
+          <w:rFonts w:ascii="Calibri" w:cs="Calibri" w:eastAsia="Calibri" w:hAnsi="Calibri"/>
           <w:b/>
           <w:bCs/>
           <w:color w:val="0000FF"/>
@@ -38124,7 +38180,7 @@
     <w:p>
       <w:pPr>
         <w:spacing w:after="260" w:line="360" w:lineRule="auto"/>
-        <w:jc w:val="left"/>
+        <w:jc w:val="both"/>
       </w:pPr>
       <w:r>
         <w:rPr>
@@ -38140,7 +38196,7 @@
     <w:p>
       <w:pPr>
         <w:spacing w:after="260" w:line="360" w:lineRule="auto"/>
-        <w:jc w:val="left"/>
+        <w:jc w:val="both"/>
       </w:pPr>
       <w:r>
         <w:rPr>
@@ -38156,7 +38212,7 @@
     <w:p>
       <w:pPr>
         <w:spacing w:after="260" w:line="360" w:lineRule="auto"/>
-        <w:jc w:val="left"/>
+        <w:jc w:val="both"/>
       </w:pPr>
       <w:r>
         <w:rPr>
@@ -38179,7 +38235,7 @@
       <w:bookmarkStart w:name="toc70" w:id="1"/>
       <w:r>
         <w:rPr>
-          <w:rFonts w:ascii="Amazon Ember" w:cs="Amazon Ember" w:eastAsia="Amazon Ember" w:hAnsi="Amazon Ember"/>
+          <w:rFonts w:ascii="Calibri" w:cs="Calibri" w:eastAsia="Calibri" w:hAnsi="Calibri"/>
           <w:b/>
           <w:bCs/>
           <w:color w:val="0000FF"/>
@@ -38193,7 +38249,7 @@
     <w:p>
       <w:pPr>
         <w:spacing w:after="260" w:line="360" w:lineRule="auto"/>
-        <w:jc w:val="left"/>
+        <w:jc w:val="both"/>
       </w:pPr>
       <w:r>
         <w:rPr>
